--- a/Quotations/KesarGuest/Quotation Without Budget.docx
+++ b/Quotations/KesarGuest/Quotation Without Budget.docx
@@ -2524,57 +2524,7 @@
                   <w14:round/>
                 </w14:textOutline>
               </w:rPr>
-              <w:t xml:space="preserve"> </w:t>
-            </w:r>
-            <w:proofErr w:type="spellStart"/>
-            <w:r>
-              <w:rPr>
-                <w:rStyle w:val="IntenseEmphasis"/>
-                <w:rFonts w:eastAsia="Calibri Light"/>
-                <w:b w:val="0"/>
-                <w:bCs w:val="0"/>
-                <w:i w:val="0"/>
-                <w:iCs w:val="0"/>
-                <w:color w:val="000000" w:themeColor="text1"/>
-                <w:sz w:val="28"/>
-                <w:szCs w:val="28"/>
-                <w14:shadow w14:blurRad="38100" w14:dist="19050" w14:dir="2700000" w14:sx="100000" w14:sy="100000" w14:kx="0" w14:ky="0" w14:algn="tl">
-                  <w14:schemeClr w14:val="dk1">
-                    <w14:alpha w14:val="60000"/>
-                  </w14:schemeClr>
-                </w14:shadow>
-                <w14:textOutline w14:w="0" w14:cap="flat" w14:cmpd="sng" w14:algn="ctr">
-                  <w14:noFill/>
-                  <w14:prstDash w14:val="solid"/>
-                  <w14:round/>
-                </w14:textOutline>
-              </w:rPr>
-              <w:t>Sq.Ft</w:t>
-            </w:r>
-            <w:proofErr w:type="spellEnd"/>
-            <w:r>
-              <w:rPr>
-                <w:rStyle w:val="IntenseEmphasis"/>
-                <w:rFonts w:eastAsia="Calibri Light"/>
-                <w:b w:val="0"/>
-                <w:bCs w:val="0"/>
-                <w:i w:val="0"/>
-                <w:iCs w:val="0"/>
-                <w:color w:val="000000" w:themeColor="text1"/>
-                <w:sz w:val="28"/>
-                <w:szCs w:val="28"/>
-                <w14:shadow w14:blurRad="38100" w14:dist="19050" w14:dir="2700000" w14:sx="100000" w14:sy="100000" w14:kx="0" w14:ky="0" w14:algn="tl">
-                  <w14:schemeClr w14:val="dk1">
-                    <w14:alpha w14:val="60000"/>
-                  </w14:schemeClr>
-                </w14:shadow>
-                <w14:textOutline w14:w="0" w14:cap="flat" w14:cmpd="sng" w14:algn="ctr">
-                  <w14:noFill/>
-                  <w14:prstDash w14:val="solid"/>
-                  <w14:round/>
-                </w14:textOutline>
-              </w:rPr>
-              <w:t>.] With Professional Video Jockey</w:t>
+              <w:t xml:space="preserve"> Sq.Ft.] With Professional Video Jockey</w:t>
             </w:r>
           </w:p>
         </w:tc>
@@ -3316,7 +3266,6 @@
               </w:rPr>
               <w:t xml:space="preserve"> </w:t>
             </w:r>
-            <w:proofErr w:type="gramStart"/>
             <w:r>
               <w:rPr>
                 <w:rStyle w:val="IntenseEmphasis"/>
@@ -3327,20 +3276,7 @@
                 <w:sz w:val="28"/>
                 <w:szCs w:val="28"/>
               </w:rPr>
-              <w:t>For</w:t>
-            </w:r>
-            <w:proofErr w:type="gramEnd"/>
-            <w:r>
-              <w:rPr>
-                <w:rStyle w:val="IntenseEmphasis"/>
-                <w:rFonts w:eastAsia="Calibri Light"/>
-                <w:i w:val="0"/>
-                <w:iCs w:val="0"/>
-                <w:color w:val="ED7D31" w:themeColor="accent2"/>
-                <w:sz w:val="28"/>
-                <w:szCs w:val="28"/>
-              </w:rPr>
-              <w:t xml:space="preserve"> Entry</w:t>
+              <w:t>For Entry</w:t>
             </w:r>
           </w:p>
           <w:p>
@@ -3544,33 +3480,7 @@
                 <w:sz w:val="28"/>
                 <w:szCs w:val="28"/>
               </w:rPr>
-              <w:t xml:space="preserve"> </w:t>
-            </w:r>
-            <w:proofErr w:type="gramStart"/>
-            <w:r>
-              <w:rPr>
-                <w:rStyle w:val="IntenseEmphasis"/>
-                <w:rFonts w:eastAsia="Calibri Light"/>
-                <w:i w:val="0"/>
-                <w:iCs w:val="0"/>
-                <w:color w:val="ED7D31" w:themeColor="accent2"/>
-                <w:sz w:val="28"/>
-                <w:szCs w:val="28"/>
-              </w:rPr>
-              <w:t>For</w:t>
-            </w:r>
-            <w:proofErr w:type="gramEnd"/>
-            <w:r>
-              <w:rPr>
-                <w:rStyle w:val="IntenseEmphasis"/>
-                <w:rFonts w:eastAsia="Calibri Light"/>
-                <w:i w:val="0"/>
-                <w:iCs w:val="0"/>
-                <w:color w:val="ED7D31" w:themeColor="accent2"/>
-                <w:sz w:val="28"/>
-                <w:szCs w:val="28"/>
-              </w:rPr>
-              <w:t xml:space="preserve"> Ring Exchange</w:t>
+              <w:t xml:space="preserve"> For Ring Exchange</w:t>
             </w:r>
           </w:p>
           <w:p>
@@ -3906,33 +3816,7 @@
                 <w:sz w:val="28"/>
                 <w:szCs w:val="28"/>
               </w:rPr>
-              <w:t xml:space="preserve"> </w:t>
-            </w:r>
-            <w:proofErr w:type="gramStart"/>
-            <w:r>
-              <w:rPr>
-                <w:rStyle w:val="IntenseEmphasis"/>
-                <w:rFonts w:eastAsia="Calibri Light"/>
-                <w:i w:val="0"/>
-                <w:iCs w:val="0"/>
-                <w:color w:val="ED7D31" w:themeColor="accent2"/>
-                <w:sz w:val="28"/>
-                <w:szCs w:val="28"/>
-              </w:rPr>
-              <w:t>For</w:t>
-            </w:r>
-            <w:proofErr w:type="gramEnd"/>
-            <w:r>
-              <w:rPr>
-                <w:rStyle w:val="IntenseEmphasis"/>
-                <w:rFonts w:eastAsia="Calibri Light"/>
-                <w:i w:val="0"/>
-                <w:iCs w:val="0"/>
-                <w:color w:val="ED7D31" w:themeColor="accent2"/>
-                <w:sz w:val="28"/>
-                <w:szCs w:val="28"/>
-              </w:rPr>
-              <w:t xml:space="preserve"> Performances</w:t>
+              <w:t xml:space="preserve"> For Performances</w:t>
             </w:r>
           </w:p>
           <w:p>
@@ -4351,7 +4235,7 @@
                   <w14:round/>
                 </w14:textOutline>
               </w:rPr>
-              <w:t>75</w:t>
+              <w:t>1,00</w:t>
             </w:r>
             <w:r>
               <w:rPr>
@@ -5734,81 +5618,31 @@
                   <w14:round/>
                 </w14:textOutline>
               </w:rPr>
-              <w:t xml:space="preserve">Sharpy </w:t>
-            </w:r>
-            <w:proofErr w:type="gramStart"/>
-            <w:r>
-              <w:rPr>
-                <w:rStyle w:val="IntenseEmphasis"/>
-                <w:rFonts w:eastAsia="Calibri Light"/>
-                <w:b w:val="0"/>
-                <w:bCs w:val="0"/>
-                <w:i w:val="0"/>
-                <w:iCs w:val="0"/>
-                <w:color w:val="000000" w:themeColor="text1"/>
-                <w:sz w:val="28"/>
-                <w:szCs w:val="28"/>
-                <w14:shadow w14:blurRad="38100" w14:dist="19050" w14:dir="2700000" w14:sx="100000" w14:sy="100000" w14:kx="0" w14:ky="0" w14:algn="tl">
-                  <w14:schemeClr w14:val="dk1">
-                    <w14:alpha w14:val="60000"/>
-                  </w14:schemeClr>
-                </w14:shadow>
-                <w14:textOutline w14:w="0" w14:cap="flat" w14:cmpd="sng" w14:algn="ctr">
-                  <w14:noFill/>
-                  <w14:prstDash w14:val="solid"/>
-                  <w14:round/>
-                </w14:textOutline>
-              </w:rPr>
-              <w:t>Lights</w:t>
-            </w:r>
-            <w:r>
-              <w:rPr>
-                <w:rStyle w:val="IntenseEmphasis"/>
-                <w:rFonts w:eastAsia="Calibri Light"/>
-                <w:b w:val="0"/>
-                <w:bCs w:val="0"/>
-                <w:i w:val="0"/>
-                <w:iCs w:val="0"/>
-                <w:color w:val="000000" w:themeColor="text1"/>
-                <w:sz w:val="28"/>
-                <w:szCs w:val="28"/>
-                <w14:shadow w14:blurRad="38100" w14:dist="19050" w14:dir="2700000" w14:sx="100000" w14:sy="100000" w14:kx="0" w14:ky="0" w14:algn="tl">
-                  <w14:schemeClr w14:val="dk1">
-                    <w14:alpha w14:val="60000"/>
-                  </w14:schemeClr>
-                </w14:shadow>
-                <w14:textOutline w14:w="0" w14:cap="flat" w14:cmpd="sng" w14:algn="ctr">
-                  <w14:noFill/>
-                  <w14:prstDash w14:val="solid"/>
-                  <w14:round/>
-                </w14:textOutline>
-              </w:rPr>
-              <w:t>(</w:t>
-            </w:r>
-            <w:proofErr w:type="gramEnd"/>
-            <w:r>
-              <w:rPr>
-                <w:rStyle w:val="IntenseEmphasis"/>
-                <w:rFonts w:eastAsia="Calibri Light"/>
-                <w:b w:val="0"/>
-                <w:bCs w:val="0"/>
-                <w:i w:val="0"/>
-                <w:iCs w:val="0"/>
-                <w:color w:val="000000" w:themeColor="text1"/>
-                <w:sz w:val="28"/>
-                <w:szCs w:val="28"/>
-                <w14:shadow w14:blurRad="38100" w14:dist="19050" w14:dir="2700000" w14:sx="100000" w14:sy="100000" w14:kx="0" w14:ky="0" w14:algn="tl">
-                  <w14:schemeClr w14:val="dk1">
-                    <w14:alpha w14:val="60000"/>
-                  </w14:schemeClr>
-                </w14:shadow>
-                <w14:textOutline w14:w="0" w14:cap="flat" w14:cmpd="sng" w14:algn="ctr">
-                  <w14:noFill/>
-                  <w14:prstDash w14:val="solid"/>
-                  <w14:round/>
-                </w14:textOutline>
-              </w:rPr>
-              <w:t>6)</w:t>
+              <w:t>Sharpy Lights</w:t>
+            </w:r>
+            <w:r>
+              <w:rPr>
+                <w:rStyle w:val="IntenseEmphasis"/>
+                <w:rFonts w:eastAsia="Calibri Light"/>
+                <w:b w:val="0"/>
+                <w:bCs w:val="0"/>
+                <w:i w:val="0"/>
+                <w:iCs w:val="0"/>
+                <w:color w:val="000000" w:themeColor="text1"/>
+                <w:sz w:val="28"/>
+                <w:szCs w:val="28"/>
+                <w14:shadow w14:blurRad="38100" w14:dist="19050" w14:dir="2700000" w14:sx="100000" w14:sy="100000" w14:kx="0" w14:ky="0" w14:algn="tl">
+                  <w14:schemeClr w14:val="dk1">
+                    <w14:alpha w14:val="60000"/>
+                  </w14:schemeClr>
+                </w14:shadow>
+                <w14:textOutline w14:w="0" w14:cap="flat" w14:cmpd="sng" w14:algn="ctr">
+                  <w14:noFill/>
+                  <w14:prstDash w14:val="solid"/>
+                  <w14:round/>
+                </w14:textOutline>
+              </w:rPr>
+              <w:t>(6)</w:t>
             </w:r>
             <w:r>
               <w:rPr>
@@ -6374,57 +6208,7 @@
                   <w14:round/>
                 </w14:textOutline>
               </w:rPr>
-              <w:t xml:space="preserve">0 </w:t>
-            </w:r>
-            <w:proofErr w:type="spellStart"/>
-            <w:r>
-              <w:rPr>
-                <w:rStyle w:val="IntenseEmphasis"/>
-                <w:rFonts w:eastAsia="Calibri Light"/>
-                <w:b w:val="0"/>
-                <w:bCs w:val="0"/>
-                <w:i w:val="0"/>
-                <w:iCs w:val="0"/>
-                <w:color w:val="000000" w:themeColor="text1"/>
-                <w:sz w:val="28"/>
-                <w:szCs w:val="28"/>
-                <w14:shadow w14:blurRad="38100" w14:dist="19050" w14:dir="2700000" w14:sx="100000" w14:sy="100000" w14:kx="0" w14:ky="0" w14:algn="tl">
-                  <w14:schemeClr w14:val="dk1">
-                    <w14:alpha w14:val="60000"/>
-                  </w14:schemeClr>
-                </w14:shadow>
-                <w14:textOutline w14:w="0" w14:cap="flat" w14:cmpd="sng" w14:algn="ctr">
-                  <w14:noFill/>
-                  <w14:prstDash w14:val="solid"/>
-                  <w14:round/>
-                </w14:textOutline>
-              </w:rPr>
-              <w:t>Sq.Ft</w:t>
-            </w:r>
-            <w:proofErr w:type="spellEnd"/>
-            <w:r>
-              <w:rPr>
-                <w:rStyle w:val="IntenseEmphasis"/>
-                <w:rFonts w:eastAsia="Calibri Light"/>
-                <w:b w:val="0"/>
-                <w:bCs w:val="0"/>
-                <w:i w:val="0"/>
-                <w:iCs w:val="0"/>
-                <w:color w:val="000000" w:themeColor="text1"/>
-                <w:sz w:val="28"/>
-                <w:szCs w:val="28"/>
-                <w14:shadow w14:blurRad="38100" w14:dist="19050" w14:dir="2700000" w14:sx="100000" w14:sy="100000" w14:kx="0" w14:ky="0" w14:algn="tl">
-                  <w14:schemeClr w14:val="dk1">
-                    <w14:alpha w14:val="60000"/>
-                  </w14:schemeClr>
-                </w14:shadow>
-                <w14:textOutline w14:w="0" w14:cap="flat" w14:cmpd="sng" w14:algn="ctr">
-                  <w14:noFill/>
-                  <w14:prstDash w14:val="solid"/>
-                  <w14:round/>
-                </w14:textOutline>
-              </w:rPr>
-              <w:t>.] With Professional Video Jockey</w:t>
+              <w:t>0 Sq.Ft.] With Professional Video Jockey</w:t>
             </w:r>
           </w:p>
         </w:tc>
@@ -8159,105 +7943,29 @@
                 </w14:textOutline>
               </w:rPr>
             </w:pPr>
-            <w:proofErr w:type="spellStart"/>
-            <w:r>
-              <w:rPr>
-                <w:rStyle w:val="IntenseEmphasis"/>
-                <w:rFonts w:eastAsia="Calibri Light"/>
-                <w:b w:val="0"/>
-                <w:bCs w:val="0"/>
-                <w:i w:val="0"/>
-                <w:iCs w:val="0"/>
-                <w:color w:val="000000" w:themeColor="text1"/>
-                <w:sz w:val="28"/>
-                <w:szCs w:val="28"/>
-                <w14:shadow w14:blurRad="38100" w14:dist="19050" w14:dir="2700000" w14:sx="100000" w14:sy="100000" w14:kx="0" w14:ky="0" w14:algn="tl">
-                  <w14:schemeClr w14:val="dk1">
-                    <w14:alpha w14:val="60000"/>
-                  </w14:schemeClr>
-                </w14:shadow>
-                <w14:textOutline w14:w="0" w14:cap="flat" w14:cmpd="sng" w14:algn="ctr">
-                  <w14:noFill/>
-                  <w14:prstDash w14:val="solid"/>
-                  <w14:round/>
-                </w14:textOutline>
-              </w:rPr>
-              <w:t>Dholies</w:t>
-            </w:r>
-            <w:proofErr w:type="spellEnd"/>
-            <w:r>
-              <w:rPr>
-                <w:rStyle w:val="IntenseEmphasis"/>
-                <w:rFonts w:eastAsia="Calibri Light"/>
-                <w:b w:val="0"/>
-                <w:bCs w:val="0"/>
-                <w:i w:val="0"/>
-                <w:iCs w:val="0"/>
-                <w:color w:val="000000" w:themeColor="text1"/>
-                <w:sz w:val="28"/>
-                <w:szCs w:val="28"/>
-                <w14:shadow w14:blurRad="38100" w14:dist="19050" w14:dir="2700000" w14:sx="100000" w14:sy="100000" w14:kx="0" w14:ky="0" w14:algn="tl">
-                  <w14:schemeClr w14:val="dk1">
-                    <w14:alpha w14:val="60000"/>
-                  </w14:schemeClr>
-                </w14:shadow>
-                <w14:textOutline w14:w="0" w14:cap="flat" w14:cmpd="sng" w14:algn="ctr">
-                  <w14:noFill/>
-                  <w14:prstDash w14:val="solid"/>
-                  <w14:round/>
-                </w14:textOutline>
-              </w:rPr>
-              <w:t xml:space="preserve"> </w:t>
-            </w:r>
-            <w:proofErr w:type="gramStart"/>
-            <w:r>
-              <w:rPr>
-                <w:rStyle w:val="IntenseEmphasis"/>
-                <w:rFonts w:eastAsia="Calibri Light"/>
-                <w:b w:val="0"/>
-                <w:bCs w:val="0"/>
-                <w:i w:val="0"/>
-                <w:iCs w:val="0"/>
-                <w:color w:val="000000" w:themeColor="text1"/>
-                <w:sz w:val="28"/>
-                <w:szCs w:val="28"/>
-                <w14:shadow w14:blurRad="38100" w14:dist="19050" w14:dir="2700000" w14:sx="100000" w14:sy="100000" w14:kx="0" w14:ky="0" w14:algn="tl">
-                  <w14:schemeClr w14:val="dk1">
-                    <w14:alpha w14:val="60000"/>
-                  </w14:schemeClr>
-                </w14:shadow>
-                <w14:textOutline w14:w="0" w14:cap="flat" w14:cmpd="sng" w14:algn="ctr">
-                  <w14:noFill/>
-                  <w14:prstDash w14:val="solid"/>
-                  <w14:round/>
-                </w14:textOutline>
-              </w:rPr>
-              <w:t>Team(</w:t>
-            </w:r>
-            <w:proofErr w:type="gramEnd"/>
-            <w:r>
-              <w:rPr>
-                <w:rStyle w:val="IntenseEmphasis"/>
-                <w:rFonts w:eastAsia="Calibri Light"/>
-                <w:b w:val="0"/>
-                <w:bCs w:val="0"/>
-                <w:i w:val="0"/>
-                <w:iCs w:val="0"/>
-                <w:color w:val="000000" w:themeColor="text1"/>
-                <w:sz w:val="28"/>
-                <w:szCs w:val="28"/>
-                <w14:shadow w14:blurRad="38100" w14:dist="19050" w14:dir="2700000" w14:sx="100000" w14:sy="100000" w14:kx="0" w14:ky="0" w14:algn="tl">
-                  <w14:schemeClr w14:val="dk1">
-                    <w14:alpha w14:val="60000"/>
-                  </w14:schemeClr>
-                </w14:shadow>
-                <w14:textOutline w14:w="0" w14:cap="flat" w14:cmpd="sng" w14:algn="ctr">
-                  <w14:noFill/>
-                  <w14:prstDash w14:val="solid"/>
-                  <w14:round/>
-                </w14:textOutline>
-              </w:rPr>
-              <w:t>4)</w:t>
+            <w:r>
+              <w:rPr>
+                <w:rStyle w:val="IntenseEmphasis"/>
+                <w:rFonts w:eastAsia="Calibri Light"/>
+                <w:b w:val="0"/>
+                <w:bCs w:val="0"/>
+                <w:i w:val="0"/>
+                <w:iCs w:val="0"/>
+                <w:color w:val="000000" w:themeColor="text1"/>
+                <w:sz w:val="28"/>
+                <w:szCs w:val="28"/>
+                <w14:shadow w14:blurRad="38100" w14:dist="19050" w14:dir="2700000" w14:sx="100000" w14:sy="100000" w14:kx="0" w14:ky="0" w14:algn="tl">
+                  <w14:schemeClr w14:val="dk1">
+                    <w14:alpha w14:val="60000"/>
+                  </w14:schemeClr>
+                </w14:shadow>
+                <w14:textOutline w14:w="0" w14:cap="flat" w14:cmpd="sng" w14:algn="ctr">
+                  <w14:noFill/>
+                  <w14:prstDash w14:val="solid"/>
+                  <w14:round/>
+                </w14:textOutline>
+              </w:rPr>
+              <w:t>Dholies Team(4)</w:t>
             </w:r>
           </w:p>
         </w:tc>
@@ -8809,7 +8517,6 @@
               </w:rPr>
               <w:t xml:space="preserve">Event    </w:t>
             </w:r>
-            <w:proofErr w:type="spellStart"/>
             <w:r>
               <w:rPr>
                 <w:rFonts w:ascii="Abadi" w:eastAsiaTheme="majorEastAsia" w:hAnsi="Abadi" w:cs="ADLaM Display"/>
@@ -8830,7 +8537,6 @@
               </w:rPr>
               <w:t>Bhaat</w:t>
             </w:r>
-            <w:proofErr w:type="spellEnd"/>
           </w:p>
           <w:p>
             <w:pPr>
@@ -9044,7 +8750,6 @@
                 </w14:textOutline>
               </w:rPr>
             </w:pPr>
-            <w:proofErr w:type="spellStart"/>
             <w:r>
               <w:rPr>
                 <w:rStyle w:val="IntenseEmphasis"/>
@@ -9091,32 +8796,7 @@
                   <w14:round/>
                 </w14:textOutline>
               </w:rPr>
-              <w:t>holies</w:t>
-            </w:r>
-            <w:proofErr w:type="spellEnd"/>
-            <w:r>
-              <w:rPr>
-                <w:rStyle w:val="IntenseEmphasis"/>
-                <w:rFonts w:eastAsia="Calibri Light"/>
-                <w:b w:val="0"/>
-                <w:bCs w:val="0"/>
-                <w:i w:val="0"/>
-                <w:iCs w:val="0"/>
-                <w:color w:val="000000" w:themeColor="text1"/>
-                <w:sz w:val="28"/>
-                <w:szCs w:val="28"/>
-                <w14:shadow w14:blurRad="38100" w14:dist="19050" w14:dir="2700000" w14:sx="100000" w14:sy="100000" w14:kx="0" w14:ky="0" w14:algn="tl">
-                  <w14:schemeClr w14:val="dk1">
-                    <w14:alpha w14:val="60000"/>
-                  </w14:schemeClr>
-                </w14:shadow>
-                <w14:textOutline w14:w="0" w14:cap="flat" w14:cmpd="sng" w14:algn="ctr">
-                  <w14:noFill/>
-                  <w14:prstDash w14:val="solid"/>
-                  <w14:round/>
-                </w14:textOutline>
-              </w:rPr>
-              <w:t xml:space="preserve"> Team (4)</w:t>
+              <w:t>holies Team (4)</w:t>
             </w:r>
           </w:p>
           <w:p>
@@ -9219,81 +8899,31 @@
                   <w14:round/>
                 </w14:textOutline>
               </w:rPr>
-              <w:t xml:space="preserve"> </w:t>
-            </w:r>
-            <w:proofErr w:type="gramStart"/>
-            <w:r>
-              <w:rPr>
-                <w:rStyle w:val="IntenseEmphasis"/>
-                <w:rFonts w:eastAsia="Calibri Light"/>
-                <w:b w:val="0"/>
-                <w:bCs w:val="0"/>
-                <w:i w:val="0"/>
-                <w:iCs w:val="0"/>
-                <w:color w:val="000000" w:themeColor="text1"/>
-                <w:sz w:val="28"/>
-                <w:szCs w:val="28"/>
-                <w14:shadow w14:blurRad="38100" w14:dist="19050" w14:dir="2700000" w14:sx="100000" w14:sy="100000" w14:kx="0" w14:ky="0" w14:algn="tl">
-                  <w14:schemeClr w14:val="dk1">
-                    <w14:alpha w14:val="60000"/>
-                  </w14:schemeClr>
-                </w14:shadow>
-                <w14:textOutline w14:w="0" w14:cap="flat" w14:cmpd="sng" w14:algn="ctr">
-                  <w14:noFill/>
-                  <w14:prstDash w14:val="solid"/>
-                  <w14:round/>
-                </w14:textOutline>
-              </w:rPr>
-              <w:t>Team</w:t>
-            </w:r>
-            <w:r>
-              <w:rPr>
-                <w:rStyle w:val="IntenseEmphasis"/>
-                <w:rFonts w:eastAsia="Calibri Light"/>
-                <w:b w:val="0"/>
-                <w:bCs w:val="0"/>
-                <w:i w:val="0"/>
-                <w:iCs w:val="0"/>
-                <w:color w:val="000000" w:themeColor="text1"/>
-                <w:sz w:val="28"/>
-                <w:szCs w:val="28"/>
-                <w14:shadow w14:blurRad="38100" w14:dist="19050" w14:dir="2700000" w14:sx="100000" w14:sy="100000" w14:kx="0" w14:ky="0" w14:algn="tl">
-                  <w14:schemeClr w14:val="dk1">
-                    <w14:alpha w14:val="60000"/>
-                  </w14:schemeClr>
-                </w14:shadow>
-                <w14:textOutline w14:w="0" w14:cap="flat" w14:cmpd="sng" w14:algn="ctr">
-                  <w14:noFill/>
-                  <w14:prstDash w14:val="solid"/>
-                  <w14:round/>
-                </w14:textOutline>
-              </w:rPr>
-              <w:t>(</w:t>
-            </w:r>
-            <w:proofErr w:type="gramEnd"/>
-            <w:r>
-              <w:rPr>
-                <w:rStyle w:val="IntenseEmphasis"/>
-                <w:rFonts w:eastAsia="Calibri Light"/>
-                <w:b w:val="0"/>
-                <w:bCs w:val="0"/>
-                <w:i w:val="0"/>
-                <w:iCs w:val="0"/>
-                <w:color w:val="000000" w:themeColor="text1"/>
-                <w:sz w:val="28"/>
-                <w:szCs w:val="28"/>
-                <w14:shadow w14:blurRad="38100" w14:dist="19050" w14:dir="2700000" w14:sx="100000" w14:sy="100000" w14:kx="0" w14:ky="0" w14:algn="tl">
-                  <w14:schemeClr w14:val="dk1">
-                    <w14:alpha w14:val="60000"/>
-                  </w14:schemeClr>
-                </w14:shadow>
-                <w14:textOutline w14:w="0" w14:cap="flat" w14:cmpd="sng" w14:algn="ctr">
-                  <w14:noFill/>
-                  <w14:prstDash w14:val="solid"/>
-                  <w14:round/>
-                </w14:textOutline>
-              </w:rPr>
-              <w:t>4)</w:t>
+              <w:t xml:space="preserve"> Team</w:t>
+            </w:r>
+            <w:r>
+              <w:rPr>
+                <w:rStyle w:val="IntenseEmphasis"/>
+                <w:rFonts w:eastAsia="Calibri Light"/>
+                <w:b w:val="0"/>
+                <w:bCs w:val="0"/>
+                <w:i w:val="0"/>
+                <w:iCs w:val="0"/>
+                <w:color w:val="000000" w:themeColor="text1"/>
+                <w:sz w:val="28"/>
+                <w:szCs w:val="28"/>
+                <w14:shadow w14:blurRad="38100" w14:dist="19050" w14:dir="2700000" w14:sx="100000" w14:sy="100000" w14:kx="0" w14:ky="0" w14:algn="tl">
+                  <w14:schemeClr w14:val="dk1">
+                    <w14:alpha w14:val="60000"/>
+                  </w14:schemeClr>
+                </w14:shadow>
+                <w14:textOutline w14:w="0" w14:cap="flat" w14:cmpd="sng" w14:algn="ctr">
+                  <w14:noFill/>
+                  <w14:prstDash w14:val="solid"/>
+                  <w14:round/>
+                </w14:textOutline>
+              </w:rPr>
+              <w:t>(4)</w:t>
             </w:r>
           </w:p>
         </w:tc>
@@ -9692,7 +9322,6 @@
               </w:rPr>
               <w:t xml:space="preserve">Event    </w:t>
             </w:r>
-            <w:proofErr w:type="spellStart"/>
             <w:r>
               <w:rPr>
                 <w:rFonts w:ascii="Abadi" w:eastAsiaTheme="majorEastAsia" w:hAnsi="Abadi" w:cs="ADLaM Display"/>
@@ -9723,7 +9352,6 @@
               </w:rPr>
               <w:t>udchadi</w:t>
             </w:r>
-            <w:proofErr w:type="spellEnd"/>
           </w:p>
           <w:p>
             <w:pPr>
@@ -9937,7 +9565,6 @@
                 </w14:textOutline>
               </w:rPr>
             </w:pPr>
-            <w:proofErr w:type="spellStart"/>
             <w:r>
               <w:rPr>
                 <w:rStyle w:val="IntenseEmphasis"/>
@@ -9984,32 +9611,7 @@
                   <w14:round/>
                 </w14:textOutline>
               </w:rPr>
-              <w:t>holies</w:t>
-            </w:r>
-            <w:proofErr w:type="spellEnd"/>
-            <w:r>
-              <w:rPr>
-                <w:rStyle w:val="IntenseEmphasis"/>
-                <w:rFonts w:eastAsia="Calibri Light"/>
-                <w:b w:val="0"/>
-                <w:bCs w:val="0"/>
-                <w:i w:val="0"/>
-                <w:iCs w:val="0"/>
-                <w:color w:val="000000" w:themeColor="text1"/>
-                <w:sz w:val="28"/>
-                <w:szCs w:val="28"/>
-                <w14:shadow w14:blurRad="38100" w14:dist="19050" w14:dir="2700000" w14:sx="100000" w14:sy="100000" w14:kx="0" w14:ky="0" w14:algn="tl">
-                  <w14:schemeClr w14:val="dk1">
-                    <w14:alpha w14:val="60000"/>
-                  </w14:schemeClr>
-                </w14:shadow>
-                <w14:textOutline w14:w="0" w14:cap="flat" w14:cmpd="sng" w14:algn="ctr">
-                  <w14:noFill/>
-                  <w14:prstDash w14:val="solid"/>
-                  <w14:round/>
-                </w14:textOutline>
-              </w:rPr>
-              <w:t xml:space="preserve"> Team (4)</w:t>
+              <w:t>holies Team (4)</w:t>
             </w:r>
           </w:p>
           <w:p>
@@ -10120,55 +9722,29 @@
                 </w14:textOutline>
               </w:rPr>
             </w:pPr>
-            <w:proofErr w:type="spellStart"/>
-            <w:r>
-              <w:rPr>
-                <w:rStyle w:val="IntenseEmphasis"/>
-                <w:rFonts w:eastAsia="Calibri Light"/>
-                <w:b w:val="0"/>
-                <w:bCs w:val="0"/>
-                <w:i w:val="0"/>
-                <w:iCs w:val="0"/>
-                <w:color w:val="000000" w:themeColor="text1"/>
-                <w:sz w:val="28"/>
-                <w:szCs w:val="28"/>
-                <w14:shadow w14:blurRad="38100" w14:dist="19050" w14:dir="2700000" w14:sx="100000" w14:sy="100000" w14:kx="0" w14:ky="0" w14:algn="tl">
-                  <w14:schemeClr w14:val="dk1">
-                    <w14:alpha w14:val="60000"/>
-                  </w14:schemeClr>
-                </w14:shadow>
-                <w14:textOutline w14:w="0" w14:cap="flat" w14:cmpd="sng" w14:algn="ctr">
-                  <w14:noFill/>
-                  <w14:prstDash w14:val="solid"/>
-                  <w14:round/>
-                </w14:textOutline>
-              </w:rPr>
-              <w:t>Chattar</w:t>
-            </w:r>
-            <w:proofErr w:type="spellEnd"/>
-            <w:r>
-              <w:rPr>
-                <w:rStyle w:val="IntenseEmphasis"/>
-                <w:rFonts w:eastAsia="Calibri Light"/>
-                <w:b w:val="0"/>
-                <w:bCs w:val="0"/>
-                <w:i w:val="0"/>
-                <w:iCs w:val="0"/>
-                <w:color w:val="000000" w:themeColor="text1"/>
-                <w:sz w:val="28"/>
-                <w:szCs w:val="28"/>
-                <w14:shadow w14:blurRad="38100" w14:dist="19050" w14:dir="2700000" w14:sx="100000" w14:sy="100000" w14:kx="0" w14:ky="0" w14:algn="tl">
-                  <w14:schemeClr w14:val="dk1">
-                    <w14:alpha w14:val="60000"/>
-                  </w14:schemeClr>
-                </w14:shadow>
-                <w14:textOutline w14:w="0" w14:cap="flat" w14:cmpd="sng" w14:algn="ctr">
-                  <w14:noFill/>
-                  <w14:prstDash w14:val="solid"/>
-                  <w14:round/>
-                </w14:textOutline>
-              </w:rPr>
-              <w:t xml:space="preserve"> &amp; Band Team</w:t>
+            <w:r>
+              <w:rPr>
+                <w:rStyle w:val="IntenseEmphasis"/>
+                <w:rFonts w:eastAsia="Calibri Light"/>
+                <w:b w:val="0"/>
+                <w:bCs w:val="0"/>
+                <w:i w:val="0"/>
+                <w:iCs w:val="0"/>
+                <w:color w:val="000000" w:themeColor="text1"/>
+                <w:sz w:val="28"/>
+                <w:szCs w:val="28"/>
+                <w14:shadow w14:blurRad="38100" w14:dist="19050" w14:dir="2700000" w14:sx="100000" w14:sy="100000" w14:kx="0" w14:ky="0" w14:algn="tl">
+                  <w14:schemeClr w14:val="dk1">
+                    <w14:alpha w14:val="60000"/>
+                  </w14:schemeClr>
+                </w14:shadow>
+                <w14:textOutline w14:w="0" w14:cap="flat" w14:cmpd="sng" w14:algn="ctr">
+                  <w14:noFill/>
+                  <w14:prstDash w14:val="solid"/>
+                  <w14:round/>
+                </w14:textOutline>
+              </w:rPr>
+              <w:t>Chattar &amp; Band Team</w:t>
             </w:r>
           </w:p>
           <w:p>
@@ -12969,57 +12545,7 @@
                   <w14:round/>
                 </w14:textOutline>
               </w:rPr>
-              <w:t xml:space="preserve">Led Screens [600 </w:t>
-            </w:r>
-            <w:proofErr w:type="spellStart"/>
-            <w:r>
-              <w:rPr>
-                <w:rStyle w:val="IntenseEmphasis"/>
-                <w:rFonts w:eastAsia="Calibri Light"/>
-                <w:b w:val="0"/>
-                <w:bCs w:val="0"/>
-                <w:i w:val="0"/>
-                <w:iCs w:val="0"/>
-                <w:color w:val="000000" w:themeColor="text1"/>
-                <w:sz w:val="28"/>
-                <w:szCs w:val="28"/>
-                <w14:shadow w14:blurRad="38100" w14:dist="19050" w14:dir="2700000" w14:sx="100000" w14:sy="100000" w14:kx="0" w14:ky="0" w14:algn="tl">
-                  <w14:schemeClr w14:val="dk1">
-                    <w14:alpha w14:val="60000"/>
-                  </w14:schemeClr>
-                </w14:shadow>
-                <w14:textOutline w14:w="0" w14:cap="flat" w14:cmpd="sng" w14:algn="ctr">
-                  <w14:noFill/>
-                  <w14:prstDash w14:val="solid"/>
-                  <w14:round/>
-                </w14:textOutline>
-              </w:rPr>
-              <w:t>Sq.Ft</w:t>
-            </w:r>
-            <w:proofErr w:type="spellEnd"/>
-            <w:r>
-              <w:rPr>
-                <w:rStyle w:val="IntenseEmphasis"/>
-                <w:rFonts w:eastAsia="Calibri Light"/>
-                <w:b w:val="0"/>
-                <w:bCs w:val="0"/>
-                <w:i w:val="0"/>
-                <w:iCs w:val="0"/>
-                <w:color w:val="000000" w:themeColor="text1"/>
-                <w:sz w:val="28"/>
-                <w:szCs w:val="28"/>
-                <w14:shadow w14:blurRad="38100" w14:dist="19050" w14:dir="2700000" w14:sx="100000" w14:sy="100000" w14:kx="0" w14:ky="0" w14:algn="tl">
-                  <w14:schemeClr w14:val="dk1">
-                    <w14:alpha w14:val="60000"/>
-                  </w14:schemeClr>
-                </w14:shadow>
-                <w14:textOutline w14:w="0" w14:cap="flat" w14:cmpd="sng" w14:algn="ctr">
-                  <w14:noFill/>
-                  <w14:prstDash w14:val="solid"/>
-                  <w14:round/>
-                </w14:textOutline>
-              </w:rPr>
-              <w:t>.] With Professional Video Jockey</w:t>
+              <w:t>Led Screens [600 Sq.Ft.] With Professional Video Jockey</w:t>
             </w:r>
           </w:p>
         </w:tc>
@@ -13359,57 +12885,7 @@
                   <w14:round/>
                 </w14:textOutline>
               </w:rPr>
-              <w:t xml:space="preserve">Bride Groom </w:t>
-            </w:r>
-            <w:proofErr w:type="gramStart"/>
-            <w:r>
-              <w:rPr>
-                <w:rStyle w:val="IntenseEmphasis"/>
-                <w:rFonts w:eastAsia="Calibri Light"/>
-                <w:b w:val="0"/>
-                <w:bCs w:val="0"/>
-                <w:i w:val="0"/>
-                <w:iCs w:val="0"/>
-                <w:color w:val="000000" w:themeColor="text1"/>
-                <w:sz w:val="28"/>
-                <w:szCs w:val="28"/>
-                <w14:shadow w14:blurRad="38100" w14:dist="19050" w14:dir="2700000" w14:sx="100000" w14:sy="100000" w14:kx="0" w14:ky="0" w14:algn="tl">
-                  <w14:schemeClr w14:val="dk1">
-                    <w14:alpha w14:val="60000"/>
-                  </w14:schemeClr>
-                </w14:shadow>
-                <w14:textOutline w14:w="0" w14:cap="flat" w14:cmpd="sng" w14:algn="ctr">
-                  <w14:noFill/>
-                  <w14:prstDash w14:val="solid"/>
-                  <w14:round/>
-                </w14:textOutline>
-              </w:rPr>
-              <w:t>Artists(</w:t>
-            </w:r>
-            <w:proofErr w:type="gramEnd"/>
-            <w:r>
-              <w:rPr>
-                <w:rStyle w:val="IntenseEmphasis"/>
-                <w:rFonts w:eastAsia="Calibri Light"/>
-                <w:b w:val="0"/>
-                <w:bCs w:val="0"/>
-                <w:i w:val="0"/>
-                <w:iCs w:val="0"/>
-                <w:color w:val="000000" w:themeColor="text1"/>
-                <w:sz w:val="28"/>
-                <w:szCs w:val="28"/>
-                <w14:shadow w14:blurRad="38100" w14:dist="19050" w14:dir="2700000" w14:sx="100000" w14:sy="100000" w14:kx="0" w14:ky="0" w14:algn="tl">
-                  <w14:schemeClr w14:val="dk1">
-                    <w14:alpha w14:val="60000"/>
-                  </w14:schemeClr>
-                </w14:shadow>
-                <w14:textOutline w14:w="0" w14:cap="flat" w14:cmpd="sng" w14:algn="ctr">
-                  <w14:noFill/>
-                  <w14:prstDash w14:val="solid"/>
-                  <w14:round/>
-                </w14:textOutline>
-              </w:rPr>
-              <w:t>10)</w:t>
+              <w:t>Bride Groom Artists(10)</w:t>
             </w:r>
           </w:p>
         </w:tc>
@@ -13736,33 +13212,7 @@
                 <w:sz w:val="28"/>
                 <w:szCs w:val="28"/>
               </w:rPr>
-              <w:t xml:space="preserve"> </w:t>
-            </w:r>
-            <w:proofErr w:type="gramStart"/>
-            <w:r>
-              <w:rPr>
-                <w:rStyle w:val="IntenseEmphasis"/>
-                <w:rFonts w:eastAsia="Calibri Light"/>
-                <w:i w:val="0"/>
-                <w:iCs w:val="0"/>
-                <w:color w:val="ED7D31" w:themeColor="accent2"/>
-                <w:sz w:val="28"/>
-                <w:szCs w:val="28"/>
-              </w:rPr>
-              <w:t>For</w:t>
-            </w:r>
-            <w:proofErr w:type="gramEnd"/>
-            <w:r>
-              <w:rPr>
-                <w:rStyle w:val="IntenseEmphasis"/>
-                <w:rFonts w:eastAsia="Calibri Light"/>
-                <w:i w:val="0"/>
-                <w:iCs w:val="0"/>
-                <w:color w:val="ED7D31" w:themeColor="accent2"/>
-                <w:sz w:val="28"/>
-                <w:szCs w:val="28"/>
-              </w:rPr>
-              <w:t xml:space="preserve"> </w:t>
+              <w:t xml:space="preserve"> For </w:t>
             </w:r>
             <w:r>
               <w:rPr>
@@ -14623,57 +14073,7 @@
                   <w14:round/>
                 </w14:textOutline>
               </w:rPr>
-              <w:t xml:space="preserve">0 Led </w:t>
-            </w:r>
-            <w:proofErr w:type="spellStart"/>
-            <w:r>
-              <w:rPr>
-                <w:rStyle w:val="IntenseEmphasis"/>
-                <w:rFonts w:eastAsia="Calibri Light"/>
-                <w:b w:val="0"/>
-                <w:bCs w:val="0"/>
-                <w:i w:val="0"/>
-                <w:iCs w:val="0"/>
-                <w:color w:val="000000" w:themeColor="text1"/>
-                <w:sz w:val="28"/>
-                <w:szCs w:val="28"/>
-                <w14:shadow w14:blurRad="38100" w14:dist="19050" w14:dir="2700000" w14:sx="100000" w14:sy="100000" w14:kx="0" w14:ky="0" w14:algn="tl">
-                  <w14:schemeClr w14:val="dk1">
-                    <w14:alpha w14:val="60000"/>
-                  </w14:schemeClr>
-                </w14:shadow>
-                <w14:textOutline w14:w="0" w14:cap="flat" w14:cmpd="sng" w14:algn="ctr">
-                  <w14:noFill/>
-                  <w14:prstDash w14:val="solid"/>
-                  <w14:round/>
-                </w14:textOutline>
-              </w:rPr>
-              <w:t>Chattar</w:t>
-            </w:r>
-            <w:proofErr w:type="spellEnd"/>
-            <w:r>
-              <w:rPr>
-                <w:rStyle w:val="IntenseEmphasis"/>
-                <w:rFonts w:eastAsia="Calibri Light"/>
-                <w:b w:val="0"/>
-                <w:bCs w:val="0"/>
-                <w:i w:val="0"/>
-                <w:iCs w:val="0"/>
-                <w:color w:val="000000" w:themeColor="text1"/>
-                <w:sz w:val="28"/>
-                <w:szCs w:val="28"/>
-                <w14:shadow w14:blurRad="38100" w14:dist="19050" w14:dir="2700000" w14:sx="100000" w14:sy="100000" w14:kx="0" w14:ky="0" w14:algn="tl">
-                  <w14:schemeClr w14:val="dk1">
-                    <w14:alpha w14:val="60000"/>
-                  </w14:schemeClr>
-                </w14:shadow>
-                <w14:textOutline w14:w="0" w14:cap="flat" w14:cmpd="sng" w14:algn="ctr">
-                  <w14:noFill/>
-                  <w14:prstDash w14:val="solid"/>
-                  <w14:round/>
-                </w14:textOutline>
-              </w:rPr>
-              <w:t xml:space="preserve"> Boys</w:t>
+              <w:t>0 Led Chattar Boys</w:t>
             </w:r>
             <w:r>
               <w:rPr>
@@ -15111,82 +14511,30 @@
                 </w14:textOutline>
               </w:rPr>
             </w:pPr>
-            <w:proofErr w:type="spellStart"/>
-            <w:r>
-              <w:rPr>
-                <w:rStyle w:val="IntenseEmphasis"/>
-                <w:rFonts w:eastAsia="Calibri Light"/>
-                <w:b w:val="0"/>
-                <w:bCs w:val="0"/>
-                <w:i w:val="0"/>
-                <w:iCs w:val="0"/>
-                <w:color w:val="000000" w:themeColor="text1"/>
-                <w:sz w:val="28"/>
-                <w:szCs w:val="28"/>
-                <w14:shadow w14:blurRad="38100" w14:dist="19050" w14:dir="2700000" w14:sx="100000" w14:sy="100000" w14:kx="0" w14:ky="0" w14:algn="tl">
-                  <w14:schemeClr w14:val="dk1">
-                    <w14:alpha w14:val="60000"/>
-                  </w14:schemeClr>
-                </w14:shadow>
-                <w14:textOutline w14:w="0" w14:cap="flat" w14:cmpd="sng" w14:algn="ctr">
-                  <w14:noFill/>
-                  <w14:prstDash w14:val="solid"/>
-                  <w14:round/>
-                </w14:textOutline>
-              </w:rPr>
-              <w:t>Dholies</w:t>
-            </w:r>
-            <w:proofErr w:type="spellEnd"/>
-            <w:r>
-              <w:rPr>
-                <w:rStyle w:val="IntenseEmphasis"/>
-                <w:rFonts w:eastAsia="Calibri Light"/>
-                <w:b w:val="0"/>
-                <w:bCs w:val="0"/>
-                <w:i w:val="0"/>
-                <w:iCs w:val="0"/>
-                <w:color w:val="000000" w:themeColor="text1"/>
-                <w:sz w:val="28"/>
-                <w:szCs w:val="28"/>
-                <w14:shadow w14:blurRad="38100" w14:dist="19050" w14:dir="2700000" w14:sx="100000" w14:sy="100000" w14:kx="0" w14:ky="0" w14:algn="tl">
-                  <w14:schemeClr w14:val="dk1">
-                    <w14:alpha w14:val="60000"/>
-                  </w14:schemeClr>
-                </w14:shadow>
-                <w14:textOutline w14:w="0" w14:cap="flat" w14:cmpd="sng" w14:algn="ctr">
-                  <w14:noFill/>
-                  <w14:prstDash w14:val="solid"/>
-                  <w14:round/>
-                </w14:textOutline>
-              </w:rPr>
-              <w:t xml:space="preserve"> </w:t>
-            </w:r>
-            <w:proofErr w:type="gramStart"/>
-            <w:r>
-              <w:rPr>
-                <w:rStyle w:val="IntenseEmphasis"/>
-                <w:rFonts w:eastAsia="Calibri Light"/>
-                <w:b w:val="0"/>
-                <w:bCs w:val="0"/>
-                <w:i w:val="0"/>
-                <w:iCs w:val="0"/>
-                <w:color w:val="000000" w:themeColor="text1"/>
-                <w:sz w:val="28"/>
-                <w:szCs w:val="28"/>
-                <w14:shadow w14:blurRad="38100" w14:dist="19050" w14:dir="2700000" w14:sx="100000" w14:sy="100000" w14:kx="0" w14:ky="0" w14:algn="tl">
-                  <w14:schemeClr w14:val="dk1">
-                    <w14:alpha w14:val="60000"/>
-                  </w14:schemeClr>
-                </w14:shadow>
-                <w14:textOutline w14:w="0" w14:cap="flat" w14:cmpd="sng" w14:algn="ctr">
-                  <w14:noFill/>
-                  <w14:prstDash w14:val="solid"/>
-                  <w14:round/>
-                </w14:textOutline>
-              </w:rPr>
-              <w:t>Team[</w:t>
-            </w:r>
-            <w:proofErr w:type="gramEnd"/>
+            <w:r>
+              <w:rPr>
+                <w:rStyle w:val="IntenseEmphasis"/>
+                <w:rFonts w:eastAsia="Calibri Light"/>
+                <w:b w:val="0"/>
+                <w:bCs w:val="0"/>
+                <w:i w:val="0"/>
+                <w:iCs w:val="0"/>
+                <w:color w:val="000000" w:themeColor="text1"/>
+                <w:sz w:val="28"/>
+                <w:szCs w:val="28"/>
+                <w14:shadow w14:blurRad="38100" w14:dist="19050" w14:dir="2700000" w14:sx="100000" w14:sy="100000" w14:kx="0" w14:ky="0" w14:algn="tl">
+                  <w14:schemeClr w14:val="dk1">
+                    <w14:alpha w14:val="60000"/>
+                  </w14:schemeClr>
+                </w14:shadow>
+                <w14:textOutline w14:w="0" w14:cap="flat" w14:cmpd="sng" w14:algn="ctr">
+                  <w14:noFill/>
+                  <w14:prstDash w14:val="solid"/>
+                  <w14:round/>
+                </w14:textOutline>
+              </w:rPr>
+              <w:t>Dholies Team[</w:t>
+            </w:r>
             <w:r>
               <w:rPr>
                 <w:rStyle w:val="IntenseEmphasis"/>
@@ -15600,57 +14948,7 @@
                   <w14:round/>
                 </w14:textOutline>
               </w:rPr>
-              <w:t xml:space="preserve">Sparkle </w:t>
-            </w:r>
-            <w:proofErr w:type="gramStart"/>
-            <w:r>
-              <w:rPr>
-                <w:rStyle w:val="IntenseEmphasis"/>
-                <w:rFonts w:eastAsia="Calibri Light"/>
-                <w:b w:val="0"/>
-                <w:bCs w:val="0"/>
-                <w:i w:val="0"/>
-                <w:iCs w:val="0"/>
-                <w:color w:val="000000" w:themeColor="text1"/>
-                <w:sz w:val="28"/>
-                <w:szCs w:val="28"/>
-                <w14:shadow w14:blurRad="38100" w14:dist="19050" w14:dir="2700000" w14:sx="100000" w14:sy="100000" w14:kx="0" w14:ky="0" w14:algn="tl">
-                  <w14:schemeClr w14:val="dk1">
-                    <w14:alpha w14:val="60000"/>
-                  </w14:schemeClr>
-                </w14:shadow>
-                <w14:textOutline w14:w="0" w14:cap="flat" w14:cmpd="sng" w14:algn="ctr">
-                  <w14:noFill/>
-                  <w14:prstDash w14:val="solid"/>
-                  <w14:round/>
-                </w14:textOutline>
-              </w:rPr>
-              <w:t>Guns(</w:t>
-            </w:r>
-            <w:proofErr w:type="gramEnd"/>
-            <w:r>
-              <w:rPr>
-                <w:rStyle w:val="IntenseEmphasis"/>
-                <w:rFonts w:eastAsia="Calibri Light"/>
-                <w:b w:val="0"/>
-                <w:bCs w:val="0"/>
-                <w:i w:val="0"/>
-                <w:iCs w:val="0"/>
-                <w:color w:val="000000" w:themeColor="text1"/>
-                <w:sz w:val="28"/>
-                <w:szCs w:val="28"/>
-                <w14:shadow w14:blurRad="38100" w14:dist="19050" w14:dir="2700000" w14:sx="100000" w14:sy="100000" w14:kx="0" w14:ky="0" w14:algn="tl">
-                  <w14:schemeClr w14:val="dk1">
-                    <w14:alpha w14:val="60000"/>
-                  </w14:schemeClr>
-                </w14:shadow>
-                <w14:textOutline w14:w="0" w14:cap="flat" w14:cmpd="sng" w14:algn="ctr">
-                  <w14:noFill/>
-                  <w14:prstDash w14:val="solid"/>
-                  <w14:round/>
-                </w14:textOutline>
-              </w:rPr>
-              <w:t>2)</w:t>
+              <w:t>Sparkle Guns(2)</w:t>
             </w:r>
           </w:p>
           <w:p>

--- a/Quotations/KesarGuest/Quotation Without Budget.docx
+++ b/Quotations/KesarGuest/Quotation Without Budget.docx
@@ -2524,7 +2524,57 @@
                   <w14:round/>
                 </w14:textOutline>
               </w:rPr>
-              <w:t xml:space="preserve"> Sq.Ft.] With Professional Video Jockey</w:t>
+              <w:t xml:space="preserve"> </w:t>
+            </w:r>
+            <w:proofErr w:type="spellStart"/>
+            <w:r>
+              <w:rPr>
+                <w:rStyle w:val="IntenseEmphasis"/>
+                <w:rFonts w:eastAsia="Calibri Light"/>
+                <w:b w:val="0"/>
+                <w:bCs w:val="0"/>
+                <w:i w:val="0"/>
+                <w:iCs w:val="0"/>
+                <w:color w:val="000000" w:themeColor="text1"/>
+                <w:sz w:val="28"/>
+                <w:szCs w:val="28"/>
+                <w14:shadow w14:blurRad="38100" w14:dist="19050" w14:dir="2700000" w14:sx="100000" w14:sy="100000" w14:kx="0" w14:ky="0" w14:algn="tl">
+                  <w14:schemeClr w14:val="dk1">
+                    <w14:alpha w14:val="60000"/>
+                  </w14:schemeClr>
+                </w14:shadow>
+                <w14:textOutline w14:w="0" w14:cap="flat" w14:cmpd="sng" w14:algn="ctr">
+                  <w14:noFill/>
+                  <w14:prstDash w14:val="solid"/>
+                  <w14:round/>
+                </w14:textOutline>
+              </w:rPr>
+              <w:t>Sq.Ft</w:t>
+            </w:r>
+            <w:proofErr w:type="spellEnd"/>
+            <w:r>
+              <w:rPr>
+                <w:rStyle w:val="IntenseEmphasis"/>
+                <w:rFonts w:eastAsia="Calibri Light"/>
+                <w:b w:val="0"/>
+                <w:bCs w:val="0"/>
+                <w:i w:val="0"/>
+                <w:iCs w:val="0"/>
+                <w:color w:val="000000" w:themeColor="text1"/>
+                <w:sz w:val="28"/>
+                <w:szCs w:val="28"/>
+                <w14:shadow w14:blurRad="38100" w14:dist="19050" w14:dir="2700000" w14:sx="100000" w14:sy="100000" w14:kx="0" w14:ky="0" w14:algn="tl">
+                  <w14:schemeClr w14:val="dk1">
+                    <w14:alpha w14:val="60000"/>
+                  </w14:schemeClr>
+                </w14:shadow>
+                <w14:textOutline w14:w="0" w14:cap="flat" w14:cmpd="sng" w14:algn="ctr">
+                  <w14:noFill/>
+                  <w14:prstDash w14:val="solid"/>
+                  <w14:round/>
+                </w14:textOutline>
+              </w:rPr>
+              <w:t>.] With Professional Video Jockey</w:t>
             </w:r>
           </w:p>
         </w:tc>
@@ -2799,7 +2849,7 @@
                   <w14:round/>
                 </w14:textOutline>
               </w:rPr>
-              <w:t>On Final Call</w:t>
+              <w:t>30,000 /-</w:t>
             </w:r>
           </w:p>
         </w:tc>
@@ -3266,6 +3316,7 @@
               </w:rPr>
               <w:t xml:space="preserve"> </w:t>
             </w:r>
+            <w:proofErr w:type="gramStart"/>
             <w:r>
               <w:rPr>
                 <w:rStyle w:val="IntenseEmphasis"/>
@@ -3276,7 +3327,20 @@
                 <w:sz w:val="28"/>
                 <w:szCs w:val="28"/>
               </w:rPr>
-              <w:t>For Entry</w:t>
+              <w:t>For</w:t>
+            </w:r>
+            <w:proofErr w:type="gramEnd"/>
+            <w:r>
+              <w:rPr>
+                <w:rStyle w:val="IntenseEmphasis"/>
+                <w:rFonts w:eastAsia="Calibri Light"/>
+                <w:i w:val="0"/>
+                <w:iCs w:val="0"/>
+                <w:color w:val="ED7D31" w:themeColor="accent2"/>
+                <w:sz w:val="28"/>
+                <w:szCs w:val="28"/>
+              </w:rPr>
+              <w:t xml:space="preserve"> Entry</w:t>
             </w:r>
           </w:p>
           <w:p>
@@ -3480,7 +3544,33 @@
                 <w:sz w:val="28"/>
                 <w:szCs w:val="28"/>
               </w:rPr>
-              <w:t xml:space="preserve"> For Ring Exchange</w:t>
+              <w:t xml:space="preserve"> </w:t>
+            </w:r>
+            <w:proofErr w:type="gramStart"/>
+            <w:r>
+              <w:rPr>
+                <w:rStyle w:val="IntenseEmphasis"/>
+                <w:rFonts w:eastAsia="Calibri Light"/>
+                <w:i w:val="0"/>
+                <w:iCs w:val="0"/>
+                <w:color w:val="ED7D31" w:themeColor="accent2"/>
+                <w:sz w:val="28"/>
+                <w:szCs w:val="28"/>
+              </w:rPr>
+              <w:t>For</w:t>
+            </w:r>
+            <w:proofErr w:type="gramEnd"/>
+            <w:r>
+              <w:rPr>
+                <w:rStyle w:val="IntenseEmphasis"/>
+                <w:rFonts w:eastAsia="Calibri Light"/>
+                <w:i w:val="0"/>
+                <w:iCs w:val="0"/>
+                <w:color w:val="ED7D31" w:themeColor="accent2"/>
+                <w:sz w:val="28"/>
+                <w:szCs w:val="28"/>
+              </w:rPr>
+              <w:t xml:space="preserve"> Ring Exchange</w:t>
             </w:r>
           </w:p>
           <w:p>
@@ -3816,7 +3906,33 @@
                 <w:sz w:val="28"/>
                 <w:szCs w:val="28"/>
               </w:rPr>
-              <w:t xml:space="preserve"> For Performances</w:t>
+              <w:t xml:space="preserve"> </w:t>
+            </w:r>
+            <w:proofErr w:type="gramStart"/>
+            <w:r>
+              <w:rPr>
+                <w:rStyle w:val="IntenseEmphasis"/>
+                <w:rFonts w:eastAsia="Calibri Light"/>
+                <w:i w:val="0"/>
+                <w:iCs w:val="0"/>
+                <w:color w:val="ED7D31" w:themeColor="accent2"/>
+                <w:sz w:val="28"/>
+                <w:szCs w:val="28"/>
+              </w:rPr>
+              <w:t>For</w:t>
+            </w:r>
+            <w:proofErr w:type="gramEnd"/>
+            <w:r>
+              <w:rPr>
+                <w:rStyle w:val="IntenseEmphasis"/>
+                <w:rFonts w:eastAsia="Calibri Light"/>
+                <w:i w:val="0"/>
+                <w:iCs w:val="0"/>
+                <w:color w:val="ED7D31" w:themeColor="accent2"/>
+                <w:sz w:val="28"/>
+                <w:szCs w:val="28"/>
+              </w:rPr>
+              <w:t xml:space="preserve"> Performances</w:t>
             </w:r>
           </w:p>
           <w:p>
@@ -5618,31 +5734,81 @@
                   <w14:round/>
                 </w14:textOutline>
               </w:rPr>
-              <w:t>Sharpy Lights</w:t>
-            </w:r>
-            <w:r>
-              <w:rPr>
-                <w:rStyle w:val="IntenseEmphasis"/>
-                <w:rFonts w:eastAsia="Calibri Light"/>
-                <w:b w:val="0"/>
-                <w:bCs w:val="0"/>
-                <w:i w:val="0"/>
-                <w:iCs w:val="0"/>
-                <w:color w:val="000000" w:themeColor="text1"/>
-                <w:sz w:val="28"/>
-                <w:szCs w:val="28"/>
-                <w14:shadow w14:blurRad="38100" w14:dist="19050" w14:dir="2700000" w14:sx="100000" w14:sy="100000" w14:kx="0" w14:ky="0" w14:algn="tl">
-                  <w14:schemeClr w14:val="dk1">
-                    <w14:alpha w14:val="60000"/>
-                  </w14:schemeClr>
-                </w14:shadow>
-                <w14:textOutline w14:w="0" w14:cap="flat" w14:cmpd="sng" w14:algn="ctr">
-                  <w14:noFill/>
-                  <w14:prstDash w14:val="solid"/>
-                  <w14:round/>
-                </w14:textOutline>
-              </w:rPr>
-              <w:t>(6)</w:t>
+              <w:t xml:space="preserve">Sharpy </w:t>
+            </w:r>
+            <w:proofErr w:type="gramStart"/>
+            <w:r>
+              <w:rPr>
+                <w:rStyle w:val="IntenseEmphasis"/>
+                <w:rFonts w:eastAsia="Calibri Light"/>
+                <w:b w:val="0"/>
+                <w:bCs w:val="0"/>
+                <w:i w:val="0"/>
+                <w:iCs w:val="0"/>
+                <w:color w:val="000000" w:themeColor="text1"/>
+                <w:sz w:val="28"/>
+                <w:szCs w:val="28"/>
+                <w14:shadow w14:blurRad="38100" w14:dist="19050" w14:dir="2700000" w14:sx="100000" w14:sy="100000" w14:kx="0" w14:ky="0" w14:algn="tl">
+                  <w14:schemeClr w14:val="dk1">
+                    <w14:alpha w14:val="60000"/>
+                  </w14:schemeClr>
+                </w14:shadow>
+                <w14:textOutline w14:w="0" w14:cap="flat" w14:cmpd="sng" w14:algn="ctr">
+                  <w14:noFill/>
+                  <w14:prstDash w14:val="solid"/>
+                  <w14:round/>
+                </w14:textOutline>
+              </w:rPr>
+              <w:t>Lights</w:t>
+            </w:r>
+            <w:r>
+              <w:rPr>
+                <w:rStyle w:val="IntenseEmphasis"/>
+                <w:rFonts w:eastAsia="Calibri Light"/>
+                <w:b w:val="0"/>
+                <w:bCs w:val="0"/>
+                <w:i w:val="0"/>
+                <w:iCs w:val="0"/>
+                <w:color w:val="000000" w:themeColor="text1"/>
+                <w:sz w:val="28"/>
+                <w:szCs w:val="28"/>
+                <w14:shadow w14:blurRad="38100" w14:dist="19050" w14:dir="2700000" w14:sx="100000" w14:sy="100000" w14:kx="0" w14:ky="0" w14:algn="tl">
+                  <w14:schemeClr w14:val="dk1">
+                    <w14:alpha w14:val="60000"/>
+                  </w14:schemeClr>
+                </w14:shadow>
+                <w14:textOutline w14:w="0" w14:cap="flat" w14:cmpd="sng" w14:algn="ctr">
+                  <w14:noFill/>
+                  <w14:prstDash w14:val="solid"/>
+                  <w14:round/>
+                </w14:textOutline>
+              </w:rPr>
+              <w:t>(</w:t>
+            </w:r>
+            <w:proofErr w:type="gramEnd"/>
+            <w:r>
+              <w:rPr>
+                <w:rStyle w:val="IntenseEmphasis"/>
+                <w:rFonts w:eastAsia="Calibri Light"/>
+                <w:b w:val="0"/>
+                <w:bCs w:val="0"/>
+                <w:i w:val="0"/>
+                <w:iCs w:val="0"/>
+                <w:color w:val="000000" w:themeColor="text1"/>
+                <w:sz w:val="28"/>
+                <w:szCs w:val="28"/>
+                <w14:shadow w14:blurRad="38100" w14:dist="19050" w14:dir="2700000" w14:sx="100000" w14:sy="100000" w14:kx="0" w14:ky="0" w14:algn="tl">
+                  <w14:schemeClr w14:val="dk1">
+                    <w14:alpha w14:val="60000"/>
+                  </w14:schemeClr>
+                </w14:shadow>
+                <w14:textOutline w14:w="0" w14:cap="flat" w14:cmpd="sng" w14:algn="ctr">
+                  <w14:noFill/>
+                  <w14:prstDash w14:val="solid"/>
+                  <w14:round/>
+                </w14:textOutline>
+              </w:rPr>
+              <w:t>6)</w:t>
             </w:r>
             <w:r>
               <w:rPr>
@@ -6208,7 +6374,57 @@
                   <w14:round/>
                 </w14:textOutline>
               </w:rPr>
-              <w:t>0 Sq.Ft.] With Professional Video Jockey</w:t>
+              <w:t xml:space="preserve">0 </w:t>
+            </w:r>
+            <w:proofErr w:type="spellStart"/>
+            <w:r>
+              <w:rPr>
+                <w:rStyle w:val="IntenseEmphasis"/>
+                <w:rFonts w:eastAsia="Calibri Light"/>
+                <w:b w:val="0"/>
+                <w:bCs w:val="0"/>
+                <w:i w:val="0"/>
+                <w:iCs w:val="0"/>
+                <w:color w:val="000000" w:themeColor="text1"/>
+                <w:sz w:val="28"/>
+                <w:szCs w:val="28"/>
+                <w14:shadow w14:blurRad="38100" w14:dist="19050" w14:dir="2700000" w14:sx="100000" w14:sy="100000" w14:kx="0" w14:ky="0" w14:algn="tl">
+                  <w14:schemeClr w14:val="dk1">
+                    <w14:alpha w14:val="60000"/>
+                  </w14:schemeClr>
+                </w14:shadow>
+                <w14:textOutline w14:w="0" w14:cap="flat" w14:cmpd="sng" w14:algn="ctr">
+                  <w14:noFill/>
+                  <w14:prstDash w14:val="solid"/>
+                  <w14:round/>
+                </w14:textOutline>
+              </w:rPr>
+              <w:t>Sq.Ft</w:t>
+            </w:r>
+            <w:proofErr w:type="spellEnd"/>
+            <w:r>
+              <w:rPr>
+                <w:rStyle w:val="IntenseEmphasis"/>
+                <w:rFonts w:eastAsia="Calibri Light"/>
+                <w:b w:val="0"/>
+                <w:bCs w:val="0"/>
+                <w:i w:val="0"/>
+                <w:iCs w:val="0"/>
+                <w:color w:val="000000" w:themeColor="text1"/>
+                <w:sz w:val="28"/>
+                <w:szCs w:val="28"/>
+                <w14:shadow w14:blurRad="38100" w14:dist="19050" w14:dir="2700000" w14:sx="100000" w14:sy="100000" w14:kx="0" w14:ky="0" w14:algn="tl">
+                  <w14:schemeClr w14:val="dk1">
+                    <w14:alpha w14:val="60000"/>
+                  </w14:schemeClr>
+                </w14:shadow>
+                <w14:textOutline w14:w="0" w14:cap="flat" w14:cmpd="sng" w14:algn="ctr">
+                  <w14:noFill/>
+                  <w14:prstDash w14:val="solid"/>
+                  <w14:round/>
+                </w14:textOutline>
+              </w:rPr>
+              <w:t>.] With Professional Video Jockey</w:t>
             </w:r>
           </w:p>
         </w:tc>
@@ -7943,29 +8159,105 @@
                 </w14:textOutline>
               </w:rPr>
             </w:pPr>
-            <w:r>
-              <w:rPr>
-                <w:rStyle w:val="IntenseEmphasis"/>
-                <w:rFonts w:eastAsia="Calibri Light"/>
-                <w:b w:val="0"/>
-                <w:bCs w:val="0"/>
-                <w:i w:val="0"/>
-                <w:iCs w:val="0"/>
-                <w:color w:val="000000" w:themeColor="text1"/>
-                <w:sz w:val="28"/>
-                <w:szCs w:val="28"/>
-                <w14:shadow w14:blurRad="38100" w14:dist="19050" w14:dir="2700000" w14:sx="100000" w14:sy="100000" w14:kx="0" w14:ky="0" w14:algn="tl">
-                  <w14:schemeClr w14:val="dk1">
-                    <w14:alpha w14:val="60000"/>
-                  </w14:schemeClr>
-                </w14:shadow>
-                <w14:textOutline w14:w="0" w14:cap="flat" w14:cmpd="sng" w14:algn="ctr">
-                  <w14:noFill/>
-                  <w14:prstDash w14:val="solid"/>
-                  <w14:round/>
-                </w14:textOutline>
-              </w:rPr>
-              <w:t>Dholies Team(4)</w:t>
+            <w:proofErr w:type="spellStart"/>
+            <w:r>
+              <w:rPr>
+                <w:rStyle w:val="IntenseEmphasis"/>
+                <w:rFonts w:eastAsia="Calibri Light"/>
+                <w:b w:val="0"/>
+                <w:bCs w:val="0"/>
+                <w:i w:val="0"/>
+                <w:iCs w:val="0"/>
+                <w:color w:val="000000" w:themeColor="text1"/>
+                <w:sz w:val="28"/>
+                <w:szCs w:val="28"/>
+                <w14:shadow w14:blurRad="38100" w14:dist="19050" w14:dir="2700000" w14:sx="100000" w14:sy="100000" w14:kx="0" w14:ky="0" w14:algn="tl">
+                  <w14:schemeClr w14:val="dk1">
+                    <w14:alpha w14:val="60000"/>
+                  </w14:schemeClr>
+                </w14:shadow>
+                <w14:textOutline w14:w="0" w14:cap="flat" w14:cmpd="sng" w14:algn="ctr">
+                  <w14:noFill/>
+                  <w14:prstDash w14:val="solid"/>
+                  <w14:round/>
+                </w14:textOutline>
+              </w:rPr>
+              <w:t>Dholies</w:t>
+            </w:r>
+            <w:proofErr w:type="spellEnd"/>
+            <w:r>
+              <w:rPr>
+                <w:rStyle w:val="IntenseEmphasis"/>
+                <w:rFonts w:eastAsia="Calibri Light"/>
+                <w:b w:val="0"/>
+                <w:bCs w:val="0"/>
+                <w:i w:val="0"/>
+                <w:iCs w:val="0"/>
+                <w:color w:val="000000" w:themeColor="text1"/>
+                <w:sz w:val="28"/>
+                <w:szCs w:val="28"/>
+                <w14:shadow w14:blurRad="38100" w14:dist="19050" w14:dir="2700000" w14:sx="100000" w14:sy="100000" w14:kx="0" w14:ky="0" w14:algn="tl">
+                  <w14:schemeClr w14:val="dk1">
+                    <w14:alpha w14:val="60000"/>
+                  </w14:schemeClr>
+                </w14:shadow>
+                <w14:textOutline w14:w="0" w14:cap="flat" w14:cmpd="sng" w14:algn="ctr">
+                  <w14:noFill/>
+                  <w14:prstDash w14:val="solid"/>
+                  <w14:round/>
+                </w14:textOutline>
+              </w:rPr>
+              <w:t xml:space="preserve"> </w:t>
+            </w:r>
+            <w:proofErr w:type="gramStart"/>
+            <w:r>
+              <w:rPr>
+                <w:rStyle w:val="IntenseEmphasis"/>
+                <w:rFonts w:eastAsia="Calibri Light"/>
+                <w:b w:val="0"/>
+                <w:bCs w:val="0"/>
+                <w:i w:val="0"/>
+                <w:iCs w:val="0"/>
+                <w:color w:val="000000" w:themeColor="text1"/>
+                <w:sz w:val="28"/>
+                <w:szCs w:val="28"/>
+                <w14:shadow w14:blurRad="38100" w14:dist="19050" w14:dir="2700000" w14:sx="100000" w14:sy="100000" w14:kx="0" w14:ky="0" w14:algn="tl">
+                  <w14:schemeClr w14:val="dk1">
+                    <w14:alpha w14:val="60000"/>
+                  </w14:schemeClr>
+                </w14:shadow>
+                <w14:textOutline w14:w="0" w14:cap="flat" w14:cmpd="sng" w14:algn="ctr">
+                  <w14:noFill/>
+                  <w14:prstDash w14:val="solid"/>
+                  <w14:round/>
+                </w14:textOutline>
+              </w:rPr>
+              <w:t>Team(</w:t>
+            </w:r>
+            <w:proofErr w:type="gramEnd"/>
+            <w:r>
+              <w:rPr>
+                <w:rStyle w:val="IntenseEmphasis"/>
+                <w:rFonts w:eastAsia="Calibri Light"/>
+                <w:b w:val="0"/>
+                <w:bCs w:val="0"/>
+                <w:i w:val="0"/>
+                <w:iCs w:val="0"/>
+                <w:color w:val="000000" w:themeColor="text1"/>
+                <w:sz w:val="28"/>
+                <w:szCs w:val="28"/>
+                <w14:shadow w14:blurRad="38100" w14:dist="19050" w14:dir="2700000" w14:sx="100000" w14:sy="100000" w14:kx="0" w14:ky="0" w14:algn="tl">
+                  <w14:schemeClr w14:val="dk1">
+                    <w14:alpha w14:val="60000"/>
+                  </w14:schemeClr>
+                </w14:shadow>
+                <w14:textOutline w14:w="0" w14:cap="flat" w14:cmpd="sng" w14:algn="ctr">
+                  <w14:noFill/>
+                  <w14:prstDash w14:val="solid"/>
+                  <w14:round/>
+                </w14:textOutline>
+              </w:rPr>
+              <w:t>4)</w:t>
             </w:r>
           </w:p>
         </w:tc>
@@ -8517,6 +8809,7 @@
               </w:rPr>
               <w:t xml:space="preserve">Event    </w:t>
             </w:r>
+            <w:proofErr w:type="spellStart"/>
             <w:r>
               <w:rPr>
                 <w:rFonts w:ascii="Abadi" w:eastAsiaTheme="majorEastAsia" w:hAnsi="Abadi" w:cs="ADLaM Display"/>
@@ -8537,6 +8830,7 @@
               </w:rPr>
               <w:t>Bhaat</w:t>
             </w:r>
+            <w:proofErr w:type="spellEnd"/>
           </w:p>
           <w:p>
             <w:pPr>
@@ -8750,6 +9044,7 @@
                 </w14:textOutline>
               </w:rPr>
             </w:pPr>
+            <w:proofErr w:type="spellStart"/>
             <w:r>
               <w:rPr>
                 <w:rStyle w:val="IntenseEmphasis"/>
@@ -8796,7 +9091,32 @@
                   <w14:round/>
                 </w14:textOutline>
               </w:rPr>
-              <w:t>holies Team (4)</w:t>
+              <w:t>holies</w:t>
+            </w:r>
+            <w:proofErr w:type="spellEnd"/>
+            <w:r>
+              <w:rPr>
+                <w:rStyle w:val="IntenseEmphasis"/>
+                <w:rFonts w:eastAsia="Calibri Light"/>
+                <w:b w:val="0"/>
+                <w:bCs w:val="0"/>
+                <w:i w:val="0"/>
+                <w:iCs w:val="0"/>
+                <w:color w:val="000000" w:themeColor="text1"/>
+                <w:sz w:val="28"/>
+                <w:szCs w:val="28"/>
+                <w14:shadow w14:blurRad="38100" w14:dist="19050" w14:dir="2700000" w14:sx="100000" w14:sy="100000" w14:kx="0" w14:ky="0" w14:algn="tl">
+                  <w14:schemeClr w14:val="dk1">
+                    <w14:alpha w14:val="60000"/>
+                  </w14:schemeClr>
+                </w14:shadow>
+                <w14:textOutline w14:w="0" w14:cap="flat" w14:cmpd="sng" w14:algn="ctr">
+                  <w14:noFill/>
+                  <w14:prstDash w14:val="solid"/>
+                  <w14:round/>
+                </w14:textOutline>
+              </w:rPr>
+              <w:t xml:space="preserve"> Team (4)</w:t>
             </w:r>
           </w:p>
           <w:p>
@@ -8899,31 +9219,81 @@
                   <w14:round/>
                 </w14:textOutline>
               </w:rPr>
-              <w:t xml:space="preserve"> Team</w:t>
-            </w:r>
-            <w:r>
-              <w:rPr>
-                <w:rStyle w:val="IntenseEmphasis"/>
-                <w:rFonts w:eastAsia="Calibri Light"/>
-                <w:b w:val="0"/>
-                <w:bCs w:val="0"/>
-                <w:i w:val="0"/>
-                <w:iCs w:val="0"/>
-                <w:color w:val="000000" w:themeColor="text1"/>
-                <w:sz w:val="28"/>
-                <w:szCs w:val="28"/>
-                <w14:shadow w14:blurRad="38100" w14:dist="19050" w14:dir="2700000" w14:sx="100000" w14:sy="100000" w14:kx="0" w14:ky="0" w14:algn="tl">
-                  <w14:schemeClr w14:val="dk1">
-                    <w14:alpha w14:val="60000"/>
-                  </w14:schemeClr>
-                </w14:shadow>
-                <w14:textOutline w14:w="0" w14:cap="flat" w14:cmpd="sng" w14:algn="ctr">
-                  <w14:noFill/>
-                  <w14:prstDash w14:val="solid"/>
-                  <w14:round/>
-                </w14:textOutline>
-              </w:rPr>
-              <w:t>(4)</w:t>
+              <w:t xml:space="preserve"> </w:t>
+            </w:r>
+            <w:proofErr w:type="gramStart"/>
+            <w:r>
+              <w:rPr>
+                <w:rStyle w:val="IntenseEmphasis"/>
+                <w:rFonts w:eastAsia="Calibri Light"/>
+                <w:b w:val="0"/>
+                <w:bCs w:val="0"/>
+                <w:i w:val="0"/>
+                <w:iCs w:val="0"/>
+                <w:color w:val="000000" w:themeColor="text1"/>
+                <w:sz w:val="28"/>
+                <w:szCs w:val="28"/>
+                <w14:shadow w14:blurRad="38100" w14:dist="19050" w14:dir="2700000" w14:sx="100000" w14:sy="100000" w14:kx="0" w14:ky="0" w14:algn="tl">
+                  <w14:schemeClr w14:val="dk1">
+                    <w14:alpha w14:val="60000"/>
+                  </w14:schemeClr>
+                </w14:shadow>
+                <w14:textOutline w14:w="0" w14:cap="flat" w14:cmpd="sng" w14:algn="ctr">
+                  <w14:noFill/>
+                  <w14:prstDash w14:val="solid"/>
+                  <w14:round/>
+                </w14:textOutline>
+              </w:rPr>
+              <w:t>Team</w:t>
+            </w:r>
+            <w:r>
+              <w:rPr>
+                <w:rStyle w:val="IntenseEmphasis"/>
+                <w:rFonts w:eastAsia="Calibri Light"/>
+                <w:b w:val="0"/>
+                <w:bCs w:val="0"/>
+                <w:i w:val="0"/>
+                <w:iCs w:val="0"/>
+                <w:color w:val="000000" w:themeColor="text1"/>
+                <w:sz w:val="28"/>
+                <w:szCs w:val="28"/>
+                <w14:shadow w14:blurRad="38100" w14:dist="19050" w14:dir="2700000" w14:sx="100000" w14:sy="100000" w14:kx="0" w14:ky="0" w14:algn="tl">
+                  <w14:schemeClr w14:val="dk1">
+                    <w14:alpha w14:val="60000"/>
+                  </w14:schemeClr>
+                </w14:shadow>
+                <w14:textOutline w14:w="0" w14:cap="flat" w14:cmpd="sng" w14:algn="ctr">
+                  <w14:noFill/>
+                  <w14:prstDash w14:val="solid"/>
+                  <w14:round/>
+                </w14:textOutline>
+              </w:rPr>
+              <w:t>(</w:t>
+            </w:r>
+            <w:proofErr w:type="gramEnd"/>
+            <w:r>
+              <w:rPr>
+                <w:rStyle w:val="IntenseEmphasis"/>
+                <w:rFonts w:eastAsia="Calibri Light"/>
+                <w:b w:val="0"/>
+                <w:bCs w:val="0"/>
+                <w:i w:val="0"/>
+                <w:iCs w:val="0"/>
+                <w:color w:val="000000" w:themeColor="text1"/>
+                <w:sz w:val="28"/>
+                <w:szCs w:val="28"/>
+                <w14:shadow w14:blurRad="38100" w14:dist="19050" w14:dir="2700000" w14:sx="100000" w14:sy="100000" w14:kx="0" w14:ky="0" w14:algn="tl">
+                  <w14:schemeClr w14:val="dk1">
+                    <w14:alpha w14:val="60000"/>
+                  </w14:schemeClr>
+                </w14:shadow>
+                <w14:textOutline w14:w="0" w14:cap="flat" w14:cmpd="sng" w14:algn="ctr">
+                  <w14:noFill/>
+                  <w14:prstDash w14:val="solid"/>
+                  <w14:round/>
+                </w14:textOutline>
+              </w:rPr>
+              <w:t>4)</w:t>
             </w:r>
           </w:p>
         </w:tc>
@@ -9322,6 +9692,7 @@
               </w:rPr>
               <w:t xml:space="preserve">Event    </w:t>
             </w:r>
+            <w:proofErr w:type="spellStart"/>
             <w:r>
               <w:rPr>
                 <w:rFonts w:ascii="Abadi" w:eastAsiaTheme="majorEastAsia" w:hAnsi="Abadi" w:cs="ADLaM Display"/>
@@ -9352,6 +9723,7 @@
               </w:rPr>
               <w:t>udchadi</w:t>
             </w:r>
+            <w:proofErr w:type="spellEnd"/>
           </w:p>
           <w:p>
             <w:pPr>
@@ -9565,6 +9937,7 @@
                 </w14:textOutline>
               </w:rPr>
             </w:pPr>
+            <w:proofErr w:type="spellStart"/>
             <w:r>
               <w:rPr>
                 <w:rStyle w:val="IntenseEmphasis"/>
@@ -9611,7 +9984,32 @@
                   <w14:round/>
                 </w14:textOutline>
               </w:rPr>
-              <w:t>holies Team (4)</w:t>
+              <w:t>holies</w:t>
+            </w:r>
+            <w:proofErr w:type="spellEnd"/>
+            <w:r>
+              <w:rPr>
+                <w:rStyle w:val="IntenseEmphasis"/>
+                <w:rFonts w:eastAsia="Calibri Light"/>
+                <w:b w:val="0"/>
+                <w:bCs w:val="0"/>
+                <w:i w:val="0"/>
+                <w:iCs w:val="0"/>
+                <w:color w:val="000000" w:themeColor="text1"/>
+                <w:sz w:val="28"/>
+                <w:szCs w:val="28"/>
+                <w14:shadow w14:blurRad="38100" w14:dist="19050" w14:dir="2700000" w14:sx="100000" w14:sy="100000" w14:kx="0" w14:ky="0" w14:algn="tl">
+                  <w14:schemeClr w14:val="dk1">
+                    <w14:alpha w14:val="60000"/>
+                  </w14:schemeClr>
+                </w14:shadow>
+                <w14:textOutline w14:w="0" w14:cap="flat" w14:cmpd="sng" w14:algn="ctr">
+                  <w14:noFill/>
+                  <w14:prstDash w14:val="solid"/>
+                  <w14:round/>
+                </w14:textOutline>
+              </w:rPr>
+              <w:t xml:space="preserve"> Team (4)</w:t>
             </w:r>
           </w:p>
           <w:p>
@@ -9722,29 +10120,55 @@
                 </w14:textOutline>
               </w:rPr>
             </w:pPr>
-            <w:r>
-              <w:rPr>
-                <w:rStyle w:val="IntenseEmphasis"/>
-                <w:rFonts w:eastAsia="Calibri Light"/>
-                <w:b w:val="0"/>
-                <w:bCs w:val="0"/>
-                <w:i w:val="0"/>
-                <w:iCs w:val="0"/>
-                <w:color w:val="000000" w:themeColor="text1"/>
-                <w:sz w:val="28"/>
-                <w:szCs w:val="28"/>
-                <w14:shadow w14:blurRad="38100" w14:dist="19050" w14:dir="2700000" w14:sx="100000" w14:sy="100000" w14:kx="0" w14:ky="0" w14:algn="tl">
-                  <w14:schemeClr w14:val="dk1">
-                    <w14:alpha w14:val="60000"/>
-                  </w14:schemeClr>
-                </w14:shadow>
-                <w14:textOutline w14:w="0" w14:cap="flat" w14:cmpd="sng" w14:algn="ctr">
-                  <w14:noFill/>
-                  <w14:prstDash w14:val="solid"/>
-                  <w14:round/>
-                </w14:textOutline>
-              </w:rPr>
-              <w:t>Chattar &amp; Band Team</w:t>
+            <w:proofErr w:type="spellStart"/>
+            <w:r>
+              <w:rPr>
+                <w:rStyle w:val="IntenseEmphasis"/>
+                <w:rFonts w:eastAsia="Calibri Light"/>
+                <w:b w:val="0"/>
+                <w:bCs w:val="0"/>
+                <w:i w:val="0"/>
+                <w:iCs w:val="0"/>
+                <w:color w:val="000000" w:themeColor="text1"/>
+                <w:sz w:val="28"/>
+                <w:szCs w:val="28"/>
+                <w14:shadow w14:blurRad="38100" w14:dist="19050" w14:dir="2700000" w14:sx="100000" w14:sy="100000" w14:kx="0" w14:ky="0" w14:algn="tl">
+                  <w14:schemeClr w14:val="dk1">
+                    <w14:alpha w14:val="60000"/>
+                  </w14:schemeClr>
+                </w14:shadow>
+                <w14:textOutline w14:w="0" w14:cap="flat" w14:cmpd="sng" w14:algn="ctr">
+                  <w14:noFill/>
+                  <w14:prstDash w14:val="solid"/>
+                  <w14:round/>
+                </w14:textOutline>
+              </w:rPr>
+              <w:t>Chattar</w:t>
+            </w:r>
+            <w:proofErr w:type="spellEnd"/>
+            <w:r>
+              <w:rPr>
+                <w:rStyle w:val="IntenseEmphasis"/>
+                <w:rFonts w:eastAsia="Calibri Light"/>
+                <w:b w:val="0"/>
+                <w:bCs w:val="0"/>
+                <w:i w:val="0"/>
+                <w:iCs w:val="0"/>
+                <w:color w:val="000000" w:themeColor="text1"/>
+                <w:sz w:val="28"/>
+                <w:szCs w:val="28"/>
+                <w14:shadow w14:blurRad="38100" w14:dist="19050" w14:dir="2700000" w14:sx="100000" w14:sy="100000" w14:kx="0" w14:ky="0" w14:algn="tl">
+                  <w14:schemeClr w14:val="dk1">
+                    <w14:alpha w14:val="60000"/>
+                  </w14:schemeClr>
+                </w14:shadow>
+                <w14:textOutline w14:w="0" w14:cap="flat" w14:cmpd="sng" w14:algn="ctr">
+                  <w14:noFill/>
+                  <w14:prstDash w14:val="solid"/>
+                  <w14:round/>
+                </w14:textOutline>
+              </w:rPr>
+              <w:t xml:space="preserve"> &amp; Band Team</w:t>
             </w:r>
           </w:p>
           <w:p>
@@ -12545,7 +12969,57 @@
                   <w14:round/>
                 </w14:textOutline>
               </w:rPr>
-              <w:t>Led Screens [600 Sq.Ft.] With Professional Video Jockey</w:t>
+              <w:t xml:space="preserve">Led Screens [600 </w:t>
+            </w:r>
+            <w:proofErr w:type="spellStart"/>
+            <w:r>
+              <w:rPr>
+                <w:rStyle w:val="IntenseEmphasis"/>
+                <w:rFonts w:eastAsia="Calibri Light"/>
+                <w:b w:val="0"/>
+                <w:bCs w:val="0"/>
+                <w:i w:val="0"/>
+                <w:iCs w:val="0"/>
+                <w:color w:val="000000" w:themeColor="text1"/>
+                <w:sz w:val="28"/>
+                <w:szCs w:val="28"/>
+                <w14:shadow w14:blurRad="38100" w14:dist="19050" w14:dir="2700000" w14:sx="100000" w14:sy="100000" w14:kx="0" w14:ky="0" w14:algn="tl">
+                  <w14:schemeClr w14:val="dk1">
+                    <w14:alpha w14:val="60000"/>
+                  </w14:schemeClr>
+                </w14:shadow>
+                <w14:textOutline w14:w="0" w14:cap="flat" w14:cmpd="sng" w14:algn="ctr">
+                  <w14:noFill/>
+                  <w14:prstDash w14:val="solid"/>
+                  <w14:round/>
+                </w14:textOutline>
+              </w:rPr>
+              <w:t>Sq.Ft</w:t>
+            </w:r>
+            <w:proofErr w:type="spellEnd"/>
+            <w:r>
+              <w:rPr>
+                <w:rStyle w:val="IntenseEmphasis"/>
+                <w:rFonts w:eastAsia="Calibri Light"/>
+                <w:b w:val="0"/>
+                <w:bCs w:val="0"/>
+                <w:i w:val="0"/>
+                <w:iCs w:val="0"/>
+                <w:color w:val="000000" w:themeColor="text1"/>
+                <w:sz w:val="28"/>
+                <w:szCs w:val="28"/>
+                <w14:shadow w14:blurRad="38100" w14:dist="19050" w14:dir="2700000" w14:sx="100000" w14:sy="100000" w14:kx="0" w14:ky="0" w14:algn="tl">
+                  <w14:schemeClr w14:val="dk1">
+                    <w14:alpha w14:val="60000"/>
+                  </w14:schemeClr>
+                </w14:shadow>
+                <w14:textOutline w14:w="0" w14:cap="flat" w14:cmpd="sng" w14:algn="ctr">
+                  <w14:noFill/>
+                  <w14:prstDash w14:val="solid"/>
+                  <w14:round/>
+                </w14:textOutline>
+              </w:rPr>
+              <w:t>.] With Professional Video Jockey</w:t>
             </w:r>
           </w:p>
         </w:tc>
@@ -12885,7 +13359,57 @@
                   <w14:round/>
                 </w14:textOutline>
               </w:rPr>
-              <w:t>Bride Groom Artists(10)</w:t>
+              <w:t xml:space="preserve">Bride Groom </w:t>
+            </w:r>
+            <w:proofErr w:type="gramStart"/>
+            <w:r>
+              <w:rPr>
+                <w:rStyle w:val="IntenseEmphasis"/>
+                <w:rFonts w:eastAsia="Calibri Light"/>
+                <w:b w:val="0"/>
+                <w:bCs w:val="0"/>
+                <w:i w:val="0"/>
+                <w:iCs w:val="0"/>
+                <w:color w:val="000000" w:themeColor="text1"/>
+                <w:sz w:val="28"/>
+                <w:szCs w:val="28"/>
+                <w14:shadow w14:blurRad="38100" w14:dist="19050" w14:dir="2700000" w14:sx="100000" w14:sy="100000" w14:kx="0" w14:ky="0" w14:algn="tl">
+                  <w14:schemeClr w14:val="dk1">
+                    <w14:alpha w14:val="60000"/>
+                  </w14:schemeClr>
+                </w14:shadow>
+                <w14:textOutline w14:w="0" w14:cap="flat" w14:cmpd="sng" w14:algn="ctr">
+                  <w14:noFill/>
+                  <w14:prstDash w14:val="solid"/>
+                  <w14:round/>
+                </w14:textOutline>
+              </w:rPr>
+              <w:t>Artists(</w:t>
+            </w:r>
+            <w:proofErr w:type="gramEnd"/>
+            <w:r>
+              <w:rPr>
+                <w:rStyle w:val="IntenseEmphasis"/>
+                <w:rFonts w:eastAsia="Calibri Light"/>
+                <w:b w:val="0"/>
+                <w:bCs w:val="0"/>
+                <w:i w:val="0"/>
+                <w:iCs w:val="0"/>
+                <w:color w:val="000000" w:themeColor="text1"/>
+                <w:sz w:val="28"/>
+                <w:szCs w:val="28"/>
+                <w14:shadow w14:blurRad="38100" w14:dist="19050" w14:dir="2700000" w14:sx="100000" w14:sy="100000" w14:kx="0" w14:ky="0" w14:algn="tl">
+                  <w14:schemeClr w14:val="dk1">
+                    <w14:alpha w14:val="60000"/>
+                  </w14:schemeClr>
+                </w14:shadow>
+                <w14:textOutline w14:w="0" w14:cap="flat" w14:cmpd="sng" w14:algn="ctr">
+                  <w14:noFill/>
+                  <w14:prstDash w14:val="solid"/>
+                  <w14:round/>
+                </w14:textOutline>
+              </w:rPr>
+              <w:t>10)</w:t>
             </w:r>
           </w:p>
         </w:tc>
@@ -13212,7 +13736,33 @@
                 <w:sz w:val="28"/>
                 <w:szCs w:val="28"/>
               </w:rPr>
-              <w:t xml:space="preserve"> For </w:t>
+              <w:t xml:space="preserve"> </w:t>
+            </w:r>
+            <w:proofErr w:type="gramStart"/>
+            <w:r>
+              <w:rPr>
+                <w:rStyle w:val="IntenseEmphasis"/>
+                <w:rFonts w:eastAsia="Calibri Light"/>
+                <w:i w:val="0"/>
+                <w:iCs w:val="0"/>
+                <w:color w:val="ED7D31" w:themeColor="accent2"/>
+                <w:sz w:val="28"/>
+                <w:szCs w:val="28"/>
+              </w:rPr>
+              <w:t>For</w:t>
+            </w:r>
+            <w:proofErr w:type="gramEnd"/>
+            <w:r>
+              <w:rPr>
+                <w:rStyle w:val="IntenseEmphasis"/>
+                <w:rFonts w:eastAsia="Calibri Light"/>
+                <w:i w:val="0"/>
+                <w:iCs w:val="0"/>
+                <w:color w:val="ED7D31" w:themeColor="accent2"/>
+                <w:sz w:val="28"/>
+                <w:szCs w:val="28"/>
+              </w:rPr>
+              <w:t xml:space="preserve"> </w:t>
             </w:r>
             <w:r>
               <w:rPr>
@@ -14073,7 +14623,57 @@
                   <w14:round/>
                 </w14:textOutline>
               </w:rPr>
-              <w:t>0 Led Chattar Boys</w:t>
+              <w:t xml:space="preserve">0 Led </w:t>
+            </w:r>
+            <w:proofErr w:type="spellStart"/>
+            <w:r>
+              <w:rPr>
+                <w:rStyle w:val="IntenseEmphasis"/>
+                <w:rFonts w:eastAsia="Calibri Light"/>
+                <w:b w:val="0"/>
+                <w:bCs w:val="0"/>
+                <w:i w:val="0"/>
+                <w:iCs w:val="0"/>
+                <w:color w:val="000000" w:themeColor="text1"/>
+                <w:sz w:val="28"/>
+                <w:szCs w:val="28"/>
+                <w14:shadow w14:blurRad="38100" w14:dist="19050" w14:dir="2700000" w14:sx="100000" w14:sy="100000" w14:kx="0" w14:ky="0" w14:algn="tl">
+                  <w14:schemeClr w14:val="dk1">
+                    <w14:alpha w14:val="60000"/>
+                  </w14:schemeClr>
+                </w14:shadow>
+                <w14:textOutline w14:w="0" w14:cap="flat" w14:cmpd="sng" w14:algn="ctr">
+                  <w14:noFill/>
+                  <w14:prstDash w14:val="solid"/>
+                  <w14:round/>
+                </w14:textOutline>
+              </w:rPr>
+              <w:t>Chattar</w:t>
+            </w:r>
+            <w:proofErr w:type="spellEnd"/>
+            <w:r>
+              <w:rPr>
+                <w:rStyle w:val="IntenseEmphasis"/>
+                <w:rFonts w:eastAsia="Calibri Light"/>
+                <w:b w:val="0"/>
+                <w:bCs w:val="0"/>
+                <w:i w:val="0"/>
+                <w:iCs w:val="0"/>
+                <w:color w:val="000000" w:themeColor="text1"/>
+                <w:sz w:val="28"/>
+                <w:szCs w:val="28"/>
+                <w14:shadow w14:blurRad="38100" w14:dist="19050" w14:dir="2700000" w14:sx="100000" w14:sy="100000" w14:kx="0" w14:ky="0" w14:algn="tl">
+                  <w14:schemeClr w14:val="dk1">
+                    <w14:alpha w14:val="60000"/>
+                  </w14:schemeClr>
+                </w14:shadow>
+                <w14:textOutline w14:w="0" w14:cap="flat" w14:cmpd="sng" w14:algn="ctr">
+                  <w14:noFill/>
+                  <w14:prstDash w14:val="solid"/>
+                  <w14:round/>
+                </w14:textOutline>
+              </w:rPr>
+              <w:t xml:space="preserve"> Boys</w:t>
             </w:r>
             <w:r>
               <w:rPr>
@@ -14511,30 +15111,82 @@
                 </w14:textOutline>
               </w:rPr>
             </w:pPr>
-            <w:r>
-              <w:rPr>
-                <w:rStyle w:val="IntenseEmphasis"/>
-                <w:rFonts w:eastAsia="Calibri Light"/>
-                <w:b w:val="0"/>
-                <w:bCs w:val="0"/>
-                <w:i w:val="0"/>
-                <w:iCs w:val="0"/>
-                <w:color w:val="000000" w:themeColor="text1"/>
-                <w:sz w:val="28"/>
-                <w:szCs w:val="28"/>
-                <w14:shadow w14:blurRad="38100" w14:dist="19050" w14:dir="2700000" w14:sx="100000" w14:sy="100000" w14:kx="0" w14:ky="0" w14:algn="tl">
-                  <w14:schemeClr w14:val="dk1">
-                    <w14:alpha w14:val="60000"/>
-                  </w14:schemeClr>
-                </w14:shadow>
-                <w14:textOutline w14:w="0" w14:cap="flat" w14:cmpd="sng" w14:algn="ctr">
-                  <w14:noFill/>
-                  <w14:prstDash w14:val="solid"/>
-                  <w14:round/>
-                </w14:textOutline>
-              </w:rPr>
-              <w:t>Dholies Team[</w:t>
-            </w:r>
+            <w:proofErr w:type="spellStart"/>
+            <w:r>
+              <w:rPr>
+                <w:rStyle w:val="IntenseEmphasis"/>
+                <w:rFonts w:eastAsia="Calibri Light"/>
+                <w:b w:val="0"/>
+                <w:bCs w:val="0"/>
+                <w:i w:val="0"/>
+                <w:iCs w:val="0"/>
+                <w:color w:val="000000" w:themeColor="text1"/>
+                <w:sz w:val="28"/>
+                <w:szCs w:val="28"/>
+                <w14:shadow w14:blurRad="38100" w14:dist="19050" w14:dir="2700000" w14:sx="100000" w14:sy="100000" w14:kx="0" w14:ky="0" w14:algn="tl">
+                  <w14:schemeClr w14:val="dk1">
+                    <w14:alpha w14:val="60000"/>
+                  </w14:schemeClr>
+                </w14:shadow>
+                <w14:textOutline w14:w="0" w14:cap="flat" w14:cmpd="sng" w14:algn="ctr">
+                  <w14:noFill/>
+                  <w14:prstDash w14:val="solid"/>
+                  <w14:round/>
+                </w14:textOutline>
+              </w:rPr>
+              <w:t>Dholies</w:t>
+            </w:r>
+            <w:proofErr w:type="spellEnd"/>
+            <w:r>
+              <w:rPr>
+                <w:rStyle w:val="IntenseEmphasis"/>
+                <w:rFonts w:eastAsia="Calibri Light"/>
+                <w:b w:val="0"/>
+                <w:bCs w:val="0"/>
+                <w:i w:val="0"/>
+                <w:iCs w:val="0"/>
+                <w:color w:val="000000" w:themeColor="text1"/>
+                <w:sz w:val="28"/>
+                <w:szCs w:val="28"/>
+                <w14:shadow w14:blurRad="38100" w14:dist="19050" w14:dir="2700000" w14:sx="100000" w14:sy="100000" w14:kx="0" w14:ky="0" w14:algn="tl">
+                  <w14:schemeClr w14:val="dk1">
+                    <w14:alpha w14:val="60000"/>
+                  </w14:schemeClr>
+                </w14:shadow>
+                <w14:textOutline w14:w="0" w14:cap="flat" w14:cmpd="sng" w14:algn="ctr">
+                  <w14:noFill/>
+                  <w14:prstDash w14:val="solid"/>
+                  <w14:round/>
+                </w14:textOutline>
+              </w:rPr>
+              <w:t xml:space="preserve"> </w:t>
+            </w:r>
+            <w:proofErr w:type="gramStart"/>
+            <w:r>
+              <w:rPr>
+                <w:rStyle w:val="IntenseEmphasis"/>
+                <w:rFonts w:eastAsia="Calibri Light"/>
+                <w:b w:val="0"/>
+                <w:bCs w:val="0"/>
+                <w:i w:val="0"/>
+                <w:iCs w:val="0"/>
+                <w:color w:val="000000" w:themeColor="text1"/>
+                <w:sz w:val="28"/>
+                <w:szCs w:val="28"/>
+                <w14:shadow w14:blurRad="38100" w14:dist="19050" w14:dir="2700000" w14:sx="100000" w14:sy="100000" w14:kx="0" w14:ky="0" w14:algn="tl">
+                  <w14:schemeClr w14:val="dk1">
+                    <w14:alpha w14:val="60000"/>
+                  </w14:schemeClr>
+                </w14:shadow>
+                <w14:textOutline w14:w="0" w14:cap="flat" w14:cmpd="sng" w14:algn="ctr">
+                  <w14:noFill/>
+                  <w14:prstDash w14:val="solid"/>
+                  <w14:round/>
+                </w14:textOutline>
+              </w:rPr>
+              <w:t>Team[</w:t>
+            </w:r>
+            <w:proofErr w:type="gramEnd"/>
             <w:r>
               <w:rPr>
                 <w:rStyle w:val="IntenseEmphasis"/>
@@ -14948,7 +15600,57 @@
                   <w14:round/>
                 </w14:textOutline>
               </w:rPr>
-              <w:t>Sparkle Guns(2)</w:t>
+              <w:t xml:space="preserve">Sparkle </w:t>
+            </w:r>
+            <w:proofErr w:type="gramStart"/>
+            <w:r>
+              <w:rPr>
+                <w:rStyle w:val="IntenseEmphasis"/>
+                <w:rFonts w:eastAsia="Calibri Light"/>
+                <w:b w:val="0"/>
+                <w:bCs w:val="0"/>
+                <w:i w:val="0"/>
+                <w:iCs w:val="0"/>
+                <w:color w:val="000000" w:themeColor="text1"/>
+                <w:sz w:val="28"/>
+                <w:szCs w:val="28"/>
+                <w14:shadow w14:blurRad="38100" w14:dist="19050" w14:dir="2700000" w14:sx="100000" w14:sy="100000" w14:kx="0" w14:ky="0" w14:algn="tl">
+                  <w14:schemeClr w14:val="dk1">
+                    <w14:alpha w14:val="60000"/>
+                  </w14:schemeClr>
+                </w14:shadow>
+                <w14:textOutline w14:w="0" w14:cap="flat" w14:cmpd="sng" w14:algn="ctr">
+                  <w14:noFill/>
+                  <w14:prstDash w14:val="solid"/>
+                  <w14:round/>
+                </w14:textOutline>
+              </w:rPr>
+              <w:t>Guns(</w:t>
+            </w:r>
+            <w:proofErr w:type="gramEnd"/>
+            <w:r>
+              <w:rPr>
+                <w:rStyle w:val="IntenseEmphasis"/>
+                <w:rFonts w:eastAsia="Calibri Light"/>
+                <w:b w:val="0"/>
+                <w:bCs w:val="0"/>
+                <w:i w:val="0"/>
+                <w:iCs w:val="0"/>
+                <w:color w:val="000000" w:themeColor="text1"/>
+                <w:sz w:val="28"/>
+                <w:szCs w:val="28"/>
+                <w14:shadow w14:blurRad="38100" w14:dist="19050" w14:dir="2700000" w14:sx="100000" w14:sy="100000" w14:kx="0" w14:ky="0" w14:algn="tl">
+                  <w14:schemeClr w14:val="dk1">
+                    <w14:alpha w14:val="60000"/>
+                  </w14:schemeClr>
+                </w14:shadow>
+                <w14:textOutline w14:w="0" w14:cap="flat" w14:cmpd="sng" w14:algn="ctr">
+                  <w14:noFill/>
+                  <w14:prstDash w14:val="solid"/>
+                  <w14:round/>
+                </w14:textOutline>
+              </w:rPr>
+              <w:t>2)</w:t>
             </w:r>
           </w:p>
           <w:p>

--- a/Quotations/KesarGuest/Quotation Without Budget.docx
+++ b/Quotations/KesarGuest/Quotation Without Budget.docx
@@ -1097,7 +1097,7 @@
                   <w14:round/>
                 </w14:textOutline>
               </w:rPr>
-              <w:t>32</w:t>
+              <w:t>40</w:t>
             </w:r>
             <w:r>
               <w:rPr>
@@ -2037,31 +2037,7 @@
                   <w14:round/>
                 </w14:textOutline>
               </w:rPr>
-              <w:t xml:space="preserve">Professional </w:t>
-            </w:r>
-            <w:r>
-              <w:rPr>
-                <w:rStyle w:val="IntenseEmphasis"/>
-                <w:rFonts w:eastAsia="Calibri Light"/>
-                <w:b w:val="0"/>
-                <w:bCs w:val="0"/>
-                <w:i w:val="0"/>
-                <w:iCs w:val="0"/>
-                <w:color w:val="000000" w:themeColor="text1"/>
-                <w:sz w:val="28"/>
-                <w:szCs w:val="28"/>
-                <w14:shadow w14:blurRad="38100" w14:dist="19050" w14:dir="2700000" w14:sx="100000" w14:sy="100000" w14:kx="0" w14:ky="0" w14:algn="tl">
-                  <w14:schemeClr w14:val="dk1">
-                    <w14:alpha w14:val="60000"/>
-                  </w14:schemeClr>
-                </w14:shadow>
-                <w14:textOutline w14:w="0" w14:cap="flat" w14:cmpd="sng" w14:algn="ctr">
-                  <w14:noFill/>
-                  <w14:prstDash w14:val="solid"/>
-                  <w14:round/>
-                </w14:textOutline>
-              </w:rPr>
-              <w:t>Light Operator</w:t>
+              <w:t>Professional Light Operator</w:t>
             </w:r>
           </w:p>
           <w:p>
@@ -2768,6 +2744,30 @@
                   <w14:round/>
                 </w14:textOutline>
               </w:rPr>
+              <w:t xml:space="preserve">Ajay Gill </w:t>
+            </w:r>
+            <w:r>
+              <w:rPr>
+                <w:rStyle w:val="IntenseEmphasis"/>
+                <w:rFonts w:eastAsia="Calibri Light"/>
+                <w:b w:val="0"/>
+                <w:bCs w:val="0"/>
+                <w:i w:val="0"/>
+                <w:iCs w:val="0"/>
+                <w:color w:val="000000" w:themeColor="text1"/>
+                <w:sz w:val="28"/>
+                <w:szCs w:val="28"/>
+                <w14:shadow w14:blurRad="38100" w14:dist="19050" w14:dir="2700000" w14:sx="100000" w14:sy="100000" w14:kx="0" w14:ky="0" w14:algn="tl">
+                  <w14:schemeClr w14:val="dk1">
+                    <w14:alpha w14:val="60000"/>
+                  </w14:schemeClr>
+                </w14:shadow>
+                <w14:textOutline w14:w="0" w14:cap="flat" w14:cmpd="sng" w14:algn="ctr">
+                  <w14:noFill/>
+                  <w14:prstDash w14:val="solid"/>
+                  <w14:round/>
+                </w14:textOutline>
+              </w:rPr>
               <w:t>Live Band Tech Rider</w:t>
             </w:r>
           </w:p>
@@ -2849,177 +2849,31 @@
                   <w14:round/>
                 </w14:textOutline>
               </w:rPr>
-              <w:t>30,000 /-</w:t>
-            </w:r>
-          </w:p>
-        </w:tc>
-      </w:tr>
-      <w:tr>
-        <w:trPr>
-          <w:trHeight w:val="908"/>
-        </w:trPr>
-        <w:tc>
-          <w:tcPr>
-            <w:tcW w:w="6745" w:type="dxa"/>
-          </w:tcPr>
-          <w:p>
-            <w:pPr>
-              <w:rPr>
-                <w:rStyle w:val="IntenseEmphasis"/>
-                <w:rFonts w:eastAsia="Calibri Light"/>
-                <w:b w:val="0"/>
-                <w:bCs w:val="0"/>
-                <w:i w:val="0"/>
-                <w:iCs w:val="0"/>
-                <w:color w:val="000000" w:themeColor="text1"/>
-                <w:sz w:val="28"/>
-                <w:szCs w:val="28"/>
-                <w14:shadow w14:blurRad="38100" w14:dist="19050" w14:dir="2700000" w14:sx="100000" w14:sy="100000" w14:kx="0" w14:ky="0" w14:algn="tl">
-                  <w14:schemeClr w14:val="dk1">
-                    <w14:alpha w14:val="60000"/>
-                  </w14:schemeClr>
-                </w14:shadow>
-                <w14:textOutline w14:w="0" w14:cap="flat" w14:cmpd="sng" w14:algn="ctr">
-                  <w14:noFill/>
-                  <w14:prstDash w14:val="solid"/>
-                  <w14:round/>
-                </w14:textOutline>
-              </w:rPr>
-            </w:pPr>
-          </w:p>
-          <w:p>
-            <w:pPr>
-              <w:pStyle w:val="ListParagraph"/>
-              <w:numPr>
-                <w:ilvl w:val="0"/>
-                <w:numId w:val="21"/>
-              </w:numPr>
-              <w:rPr>
-                <w:rStyle w:val="IntenseEmphasis"/>
-                <w:rFonts w:eastAsia="Calibri Light"/>
-                <w:b w:val="0"/>
-                <w:bCs w:val="0"/>
-                <w:i w:val="0"/>
-                <w:iCs w:val="0"/>
-                <w:color w:val="000000" w:themeColor="text1"/>
-                <w:sz w:val="28"/>
-                <w:szCs w:val="28"/>
-                <w14:shadow w14:blurRad="38100" w14:dist="19050" w14:dir="2700000" w14:sx="100000" w14:sy="100000" w14:kx="0" w14:ky="0" w14:algn="tl">
-                  <w14:schemeClr w14:val="dk1">
-                    <w14:alpha w14:val="60000"/>
-                  </w14:schemeClr>
-                </w14:shadow>
-                <w14:textOutline w14:w="0" w14:cap="flat" w14:cmpd="sng" w14:algn="ctr">
-                  <w14:noFill/>
-                  <w14:prstDash w14:val="solid"/>
-                  <w14:round/>
-                </w14:textOutline>
-              </w:rPr>
-            </w:pPr>
-            <w:r>
-              <w:rPr>
-                <w:rStyle w:val="IntenseEmphasis"/>
-                <w:rFonts w:eastAsia="Calibri Light"/>
-                <w:b w:val="0"/>
-                <w:bCs w:val="0"/>
-                <w:i w:val="0"/>
-                <w:iCs w:val="0"/>
-                <w:color w:val="000000" w:themeColor="text1"/>
-                <w:sz w:val="28"/>
-                <w:szCs w:val="28"/>
-                <w14:shadow w14:blurRad="38100" w14:dist="19050" w14:dir="2700000" w14:sx="100000" w14:sy="100000" w14:kx="0" w14:ky="0" w14:algn="tl">
-                  <w14:schemeClr w14:val="dk1">
-                    <w14:alpha w14:val="60000"/>
-                  </w14:schemeClr>
-                </w14:shadow>
-                <w14:textOutline w14:w="0" w14:cap="flat" w14:cmpd="sng" w14:algn="ctr">
-                  <w14:noFill/>
-                  <w14:prstDash w14:val="solid"/>
-                  <w14:round/>
-                </w14:textOutline>
-              </w:rPr>
-              <w:t>Hanging Cake</w:t>
-            </w:r>
-          </w:p>
-        </w:tc>
-        <w:tc>
-          <w:tcPr>
-            <w:tcW w:w="2613" w:type="dxa"/>
-          </w:tcPr>
-          <w:p>
-            <w:pPr>
-              <w:jc w:val="center"/>
-              <w:rPr>
-                <w:rStyle w:val="IntenseEmphasis"/>
-                <w:rFonts w:eastAsia="Calibri Light"/>
-                <w:b w:val="0"/>
-                <w:bCs w:val="0"/>
-                <w:i w:val="0"/>
-                <w:iCs w:val="0"/>
-                <w:color w:val="000000" w:themeColor="text1"/>
-                <w:sz w:val="28"/>
-                <w:szCs w:val="28"/>
-                <w14:shadow w14:blurRad="38100" w14:dist="19050" w14:dir="2700000" w14:sx="100000" w14:sy="100000" w14:kx="0" w14:ky="0" w14:algn="tl">
-                  <w14:schemeClr w14:val="dk1">
-                    <w14:alpha w14:val="60000"/>
-                  </w14:schemeClr>
-                </w14:shadow>
-                <w14:textOutline w14:w="0" w14:cap="flat" w14:cmpd="sng" w14:algn="ctr">
-                  <w14:noFill/>
-                  <w14:prstDash w14:val="solid"/>
-                  <w14:round/>
-                </w14:textOutline>
-              </w:rPr>
-            </w:pPr>
-          </w:p>
-          <w:p>
-            <w:pPr>
-              <w:jc w:val="center"/>
-              <w:rPr>
-                <w:rStyle w:val="IntenseEmphasis"/>
-                <w:rFonts w:eastAsia="Calibri Light"/>
-                <w:b w:val="0"/>
-                <w:bCs w:val="0"/>
-                <w:i w:val="0"/>
-                <w:iCs w:val="0"/>
-                <w:color w:val="000000" w:themeColor="text1"/>
-                <w:sz w:val="28"/>
-                <w:szCs w:val="28"/>
-                <w14:shadow w14:blurRad="38100" w14:dist="19050" w14:dir="2700000" w14:sx="100000" w14:sy="100000" w14:kx="0" w14:ky="0" w14:algn="tl">
-                  <w14:schemeClr w14:val="dk1">
-                    <w14:alpha w14:val="60000"/>
-                  </w14:schemeClr>
-                </w14:shadow>
-                <w14:textOutline w14:w="0" w14:cap="flat" w14:cmpd="sng" w14:algn="ctr">
-                  <w14:noFill/>
-                  <w14:prstDash w14:val="solid"/>
-                  <w14:round/>
-                </w14:textOutline>
-              </w:rPr>
-            </w:pPr>
-            <w:r>
-              <w:rPr>
-                <w:rStyle w:val="IntenseEmphasis"/>
-                <w:rFonts w:eastAsia="Calibri Light"/>
-                <w:b w:val="0"/>
-                <w:bCs w:val="0"/>
-                <w:i w:val="0"/>
-                <w:iCs w:val="0"/>
-                <w:color w:val="000000" w:themeColor="text1"/>
-                <w:sz w:val="28"/>
-                <w:szCs w:val="28"/>
-                <w14:shadow w14:blurRad="38100" w14:dist="19050" w14:dir="2700000" w14:sx="100000" w14:sy="100000" w14:kx="0" w14:ky="0" w14:algn="tl">
-                  <w14:schemeClr w14:val="dk1">
-                    <w14:alpha w14:val="60000"/>
-                  </w14:schemeClr>
-                </w14:shadow>
-                <w14:textOutline w14:w="0" w14:cap="flat" w14:cmpd="sng" w14:algn="ctr">
-                  <w14:noFill/>
-                  <w14:prstDash w14:val="solid"/>
-                  <w14:round/>
-                </w14:textOutline>
-              </w:rPr>
-              <w:t>40,000 /-</w:t>
+              <w:t>1,0</w:t>
+            </w:r>
+            <w:r>
+              <w:rPr>
+                <w:rStyle w:val="IntenseEmphasis"/>
+                <w:rFonts w:eastAsia="Calibri Light"/>
+                <w:b w:val="0"/>
+                <w:bCs w:val="0"/>
+                <w:i w:val="0"/>
+                <w:iCs w:val="0"/>
+                <w:color w:val="000000" w:themeColor="text1"/>
+                <w:sz w:val="28"/>
+                <w:szCs w:val="28"/>
+                <w14:shadow w14:blurRad="38100" w14:dist="19050" w14:dir="2700000" w14:sx="100000" w14:sy="100000" w14:kx="0" w14:ky="0" w14:algn="tl">
+                  <w14:schemeClr w14:val="dk1">
+                    <w14:alpha w14:val="60000"/>
+                  </w14:schemeClr>
+                </w14:shadow>
+                <w14:textOutline w14:w="0" w14:cap="flat" w14:cmpd="sng" w14:algn="ctr">
+                  <w14:noFill/>
+                  <w14:prstDash w14:val="solid"/>
+                  <w14:round/>
+                </w14:textOutline>
+              </w:rPr>
+              <w:t>0,000 /-</w:t>
             </w:r>
           </w:p>
         </w:tc>
@@ -4527,27 +4381,7 @@
                   <w14:round/>
                 </w14:textOutline>
               </w:rPr>
-              <w:t xml:space="preserve">    </w:t>
-            </w:r>
-            <w:r>
-              <w:rPr>
-                <w:rFonts w:ascii="Abadi" w:eastAsiaTheme="majorEastAsia" w:hAnsi="Abadi" w:cs="Aharoni"/>
-                <w:bCs/>
-                <w:color w:val="385623" w:themeColor="accent6" w:themeShade="80"/>
-                <w:sz w:val="36"/>
-                <w:szCs w:val="36"/>
-                <w14:shadow w14:blurRad="38100" w14:dist="19050" w14:dir="2700000" w14:sx="100000" w14:sy="100000" w14:kx="0" w14:ky="0" w14:algn="tl">
-                  <w14:schemeClr w14:val="dk1">
-                    <w14:alpha w14:val="60000"/>
-                  </w14:schemeClr>
-                </w14:shadow>
-                <w14:textOutline w14:w="0" w14:cap="flat" w14:cmpd="sng" w14:algn="ctr">
-                  <w14:noFill/>
-                  <w14:prstDash w14:val="solid"/>
-                  <w14:round/>
-                </w14:textOutline>
-              </w:rPr>
-              <w:t>8</w:t>
+              <w:t xml:space="preserve">    8</w:t>
             </w:r>
             <w:r>
               <w:rPr>
@@ -5366,6 +5200,136 @@
           </w:p>
           <w:p>
             <w:pPr>
+              <w:pStyle w:val="ListParagraph"/>
+              <w:rPr>
+                <w:rStyle w:val="IntenseEmphasis"/>
+                <w:rFonts w:eastAsia="Calibri Light"/>
+                <w:b w:val="0"/>
+                <w:bCs w:val="0"/>
+                <w:i w:val="0"/>
+                <w:iCs w:val="0"/>
+                <w:color w:val="000000" w:themeColor="text1"/>
+                <w:sz w:val="28"/>
+                <w:szCs w:val="28"/>
+                <w14:shadow w14:blurRad="38100" w14:dist="19050" w14:dir="2700000" w14:sx="100000" w14:sy="100000" w14:kx="0" w14:ky="0" w14:algn="tl">
+                  <w14:schemeClr w14:val="dk1">
+                    <w14:alpha w14:val="60000"/>
+                  </w14:schemeClr>
+                </w14:shadow>
+                <w14:textOutline w14:w="0" w14:cap="flat" w14:cmpd="sng" w14:algn="ctr">
+                  <w14:noFill/>
+                  <w14:prstDash w14:val="solid"/>
+                  <w14:round/>
+                </w14:textOutline>
+              </w:rPr>
+            </w:pPr>
+          </w:p>
+          <w:p>
+            <w:pPr>
+              <w:pStyle w:val="ListParagraph"/>
+              <w:numPr>
+                <w:ilvl w:val="0"/>
+                <w:numId w:val="21"/>
+              </w:numPr>
+              <w:rPr>
+                <w:rStyle w:val="IntenseEmphasis"/>
+                <w:rFonts w:eastAsia="Calibri Light"/>
+                <w:b w:val="0"/>
+                <w:bCs w:val="0"/>
+                <w:i w:val="0"/>
+                <w:iCs w:val="0"/>
+                <w:color w:val="000000" w:themeColor="text1"/>
+                <w:sz w:val="28"/>
+                <w:szCs w:val="28"/>
+                <w14:shadow w14:blurRad="38100" w14:dist="19050" w14:dir="2700000" w14:sx="100000" w14:sy="100000" w14:kx="0" w14:ky="0" w14:algn="tl">
+                  <w14:schemeClr w14:val="dk1">
+                    <w14:alpha w14:val="60000"/>
+                  </w14:schemeClr>
+                </w14:shadow>
+                <w14:textOutline w14:w="0" w14:cap="flat" w14:cmpd="sng" w14:algn="ctr">
+                  <w14:noFill/>
+                  <w14:prstDash w14:val="solid"/>
+                  <w14:round/>
+                </w14:textOutline>
+              </w:rPr>
+            </w:pPr>
+            <w:r>
+              <w:rPr>
+                <w:rStyle w:val="IntenseEmphasis"/>
+                <w:rFonts w:eastAsia="Calibri Light"/>
+                <w:b w:val="0"/>
+                <w:bCs w:val="0"/>
+                <w:i w:val="0"/>
+                <w:iCs w:val="0"/>
+                <w:color w:val="000000" w:themeColor="text1"/>
+                <w:sz w:val="28"/>
+                <w:szCs w:val="28"/>
+                <w14:shadow w14:blurRad="38100" w14:dist="19050" w14:dir="2700000" w14:sx="100000" w14:sy="100000" w14:kx="0" w14:ky="0" w14:algn="tl">
+                  <w14:schemeClr w14:val="dk1">
+                    <w14:alpha w14:val="60000"/>
+                  </w14:schemeClr>
+                </w14:shadow>
+                <w14:textOutline w14:w="0" w14:cap="flat" w14:cmpd="sng" w14:algn="ctr">
+                  <w14:noFill/>
+                  <w14:prstDash w14:val="solid"/>
+                  <w14:round/>
+                </w14:textOutline>
+              </w:rPr>
+              <w:t xml:space="preserve">Led Screens [150 </w:t>
+            </w:r>
+            <w:proofErr w:type="spellStart"/>
+            <w:r>
+              <w:rPr>
+                <w:rStyle w:val="IntenseEmphasis"/>
+                <w:rFonts w:eastAsia="Calibri Light"/>
+                <w:b w:val="0"/>
+                <w:bCs w:val="0"/>
+                <w:i w:val="0"/>
+                <w:iCs w:val="0"/>
+                <w:color w:val="000000" w:themeColor="text1"/>
+                <w:sz w:val="28"/>
+                <w:szCs w:val="28"/>
+                <w14:shadow w14:blurRad="38100" w14:dist="19050" w14:dir="2700000" w14:sx="100000" w14:sy="100000" w14:kx="0" w14:ky="0" w14:algn="tl">
+                  <w14:schemeClr w14:val="dk1">
+                    <w14:alpha w14:val="60000"/>
+                  </w14:schemeClr>
+                </w14:shadow>
+                <w14:textOutline w14:w="0" w14:cap="flat" w14:cmpd="sng" w14:algn="ctr">
+                  <w14:noFill/>
+                  <w14:prstDash w14:val="solid"/>
+                  <w14:round/>
+                </w14:textOutline>
+              </w:rPr>
+              <w:t>Sq.Ft</w:t>
+            </w:r>
+            <w:proofErr w:type="spellEnd"/>
+            <w:r>
+              <w:rPr>
+                <w:rStyle w:val="IntenseEmphasis"/>
+                <w:rFonts w:eastAsia="Calibri Light"/>
+                <w:b w:val="0"/>
+                <w:bCs w:val="0"/>
+                <w:i w:val="0"/>
+                <w:iCs w:val="0"/>
+                <w:color w:val="000000" w:themeColor="text1"/>
+                <w:sz w:val="28"/>
+                <w:szCs w:val="28"/>
+                <w14:shadow w14:blurRad="38100" w14:dist="19050" w14:dir="2700000" w14:sx="100000" w14:sy="100000" w14:kx="0" w14:ky="0" w14:algn="tl">
+                  <w14:schemeClr w14:val="dk1">
+                    <w14:alpha w14:val="60000"/>
+                  </w14:schemeClr>
+                </w14:shadow>
+                <w14:textOutline w14:w="0" w14:cap="flat" w14:cmpd="sng" w14:algn="ctr">
+                  <w14:noFill/>
+                  <w14:prstDash w14:val="solid"/>
+                  <w14:round/>
+                </w14:textOutline>
+              </w:rPr>
+              <w:t>.] With Professional Video Jockey</w:t>
+            </w:r>
+          </w:p>
+          <w:p>
+            <w:pPr>
               <w:rPr>
                 <w:rStyle w:val="IntenseEmphasis"/>
                 <w:rFonts w:eastAsia="Calibri Light"/>
@@ -5808,7 +5772,31 @@
                   <w14:round/>
                 </w14:textOutline>
               </w:rPr>
-              <w:t>6)</w:t>
+              <w:t>8</w:t>
+            </w:r>
+            <w:r>
+              <w:rPr>
+                <w:rStyle w:val="IntenseEmphasis"/>
+                <w:rFonts w:eastAsia="Calibri Light"/>
+                <w:b w:val="0"/>
+                <w:bCs w:val="0"/>
+                <w:i w:val="0"/>
+                <w:iCs w:val="0"/>
+                <w:color w:val="000000" w:themeColor="text1"/>
+                <w:sz w:val="28"/>
+                <w:szCs w:val="28"/>
+                <w14:shadow w14:blurRad="38100" w14:dist="19050" w14:dir="2700000" w14:sx="100000" w14:sy="100000" w14:kx="0" w14:ky="0" w14:algn="tl">
+                  <w14:schemeClr w14:val="dk1">
+                    <w14:alpha w14:val="60000"/>
+                  </w14:schemeClr>
+                </w14:shadow>
+                <w14:textOutline w14:w="0" w14:cap="flat" w14:cmpd="sng" w14:algn="ctr">
+                  <w14:noFill/>
+                  <w14:prstDash w14:val="solid"/>
+                  <w14:round/>
+                </w14:textOutline>
+              </w:rPr>
+              <w:t>)</w:t>
             </w:r>
             <w:r>
               <w:rPr>
@@ -6326,105 +6314,31 @@
                   <w14:round/>
                 </w14:textOutline>
               </w:rPr>
-              <w:t>Led Screens [</w:t>
-            </w:r>
-            <w:r>
-              <w:rPr>
-                <w:rStyle w:val="IntenseEmphasis"/>
-                <w:rFonts w:eastAsia="Calibri Light"/>
-                <w:b w:val="0"/>
-                <w:bCs w:val="0"/>
-                <w:i w:val="0"/>
-                <w:iCs w:val="0"/>
-                <w:color w:val="000000" w:themeColor="text1"/>
-                <w:sz w:val="28"/>
-                <w:szCs w:val="28"/>
-                <w14:shadow w14:blurRad="38100" w14:dist="19050" w14:dir="2700000" w14:sx="100000" w14:sy="100000" w14:kx="0" w14:ky="0" w14:algn="tl">
-                  <w14:schemeClr w14:val="dk1">
-                    <w14:alpha w14:val="60000"/>
-                  </w14:schemeClr>
-                </w14:shadow>
-                <w14:textOutline w14:w="0" w14:cap="flat" w14:cmpd="sng" w14:algn="ctr">
-                  <w14:noFill/>
-                  <w14:prstDash w14:val="solid"/>
-                  <w14:round/>
-                </w14:textOutline>
-              </w:rPr>
-              <w:t>15</w:t>
-            </w:r>
-            <w:r>
-              <w:rPr>
-                <w:rStyle w:val="IntenseEmphasis"/>
-                <w:rFonts w:eastAsia="Calibri Light"/>
-                <w:b w:val="0"/>
-                <w:bCs w:val="0"/>
-                <w:i w:val="0"/>
-                <w:iCs w:val="0"/>
-                <w:color w:val="000000" w:themeColor="text1"/>
-                <w:sz w:val="28"/>
-                <w:szCs w:val="28"/>
-                <w14:shadow w14:blurRad="38100" w14:dist="19050" w14:dir="2700000" w14:sx="100000" w14:sy="100000" w14:kx="0" w14:ky="0" w14:algn="tl">
-                  <w14:schemeClr w14:val="dk1">
-                    <w14:alpha w14:val="60000"/>
-                  </w14:schemeClr>
-                </w14:shadow>
-                <w14:textOutline w14:w="0" w14:cap="flat" w14:cmpd="sng" w14:algn="ctr">
-                  <w14:noFill/>
-                  <w14:prstDash w14:val="solid"/>
-                  <w14:round/>
-                </w14:textOutline>
-              </w:rPr>
-              <w:t xml:space="preserve">0 </w:t>
-            </w:r>
-            <w:proofErr w:type="spellStart"/>
-            <w:r>
-              <w:rPr>
-                <w:rStyle w:val="IntenseEmphasis"/>
-                <w:rFonts w:eastAsia="Calibri Light"/>
-                <w:b w:val="0"/>
-                <w:bCs w:val="0"/>
-                <w:i w:val="0"/>
-                <w:iCs w:val="0"/>
-                <w:color w:val="000000" w:themeColor="text1"/>
-                <w:sz w:val="28"/>
-                <w:szCs w:val="28"/>
-                <w14:shadow w14:blurRad="38100" w14:dist="19050" w14:dir="2700000" w14:sx="100000" w14:sy="100000" w14:kx="0" w14:ky="0" w14:algn="tl">
-                  <w14:schemeClr w14:val="dk1">
-                    <w14:alpha w14:val="60000"/>
-                  </w14:schemeClr>
-                </w14:shadow>
-                <w14:textOutline w14:w="0" w14:cap="flat" w14:cmpd="sng" w14:algn="ctr">
-                  <w14:noFill/>
-                  <w14:prstDash w14:val="solid"/>
-                  <w14:round/>
-                </w14:textOutline>
-              </w:rPr>
-              <w:t>Sq.Ft</w:t>
-            </w:r>
-            <w:proofErr w:type="spellEnd"/>
-            <w:r>
-              <w:rPr>
-                <w:rStyle w:val="IntenseEmphasis"/>
-                <w:rFonts w:eastAsia="Calibri Light"/>
-                <w:b w:val="0"/>
-                <w:bCs w:val="0"/>
-                <w:i w:val="0"/>
-                <w:iCs w:val="0"/>
-                <w:color w:val="000000" w:themeColor="text1"/>
-                <w:sz w:val="28"/>
-                <w:szCs w:val="28"/>
-                <w14:shadow w14:blurRad="38100" w14:dist="19050" w14:dir="2700000" w14:sx="100000" w14:sy="100000" w14:kx="0" w14:ky="0" w14:algn="tl">
-                  <w14:schemeClr w14:val="dk1">
-                    <w14:alpha w14:val="60000"/>
-                  </w14:schemeClr>
-                </w14:shadow>
-                <w14:textOutline w14:w="0" w14:cap="flat" w14:cmpd="sng" w14:algn="ctr">
-                  <w14:noFill/>
-                  <w14:prstDash w14:val="solid"/>
-                  <w14:round/>
-                </w14:textOutline>
-              </w:rPr>
-              <w:t>.] With Professional Video Jockey</w:t>
+              <w:t xml:space="preserve">Genset </w:t>
+            </w:r>
+            <w:r>
+              <w:rPr>
+                <w:rStyle w:val="IntenseEmphasis"/>
+                <w:rFonts w:eastAsia="Calibri Light"/>
+                <w:b w:val="0"/>
+                <w:bCs w:val="0"/>
+                <w:i w:val="0"/>
+                <w:iCs w:val="0"/>
+                <w:color w:val="000000" w:themeColor="text1"/>
+                <w:sz w:val="28"/>
+                <w:szCs w:val="28"/>
+                <w14:shadow w14:blurRad="38100" w14:dist="19050" w14:dir="2700000" w14:sx="100000" w14:sy="100000" w14:kx="0" w14:ky="0" w14:algn="tl">
+                  <w14:schemeClr w14:val="dk1">
+                    <w14:alpha w14:val="60000"/>
+                  </w14:schemeClr>
+                </w14:shadow>
+                <w14:textOutline w14:w="0" w14:cap="flat" w14:cmpd="sng" w14:algn="ctr">
+                  <w14:noFill/>
+                  <w14:prstDash w14:val="solid"/>
+                  <w14:round/>
+                </w14:textOutline>
+              </w:rPr>
+              <w:t>By Hotel Divine</w:t>
             </w:r>
           </w:p>
         </w:tc>
@@ -6505,225 +6419,7 @@
                   <w14:round/>
                 </w14:textOutline>
               </w:rPr>
-              <w:t>15</w:t>
-            </w:r>
-            <w:r>
-              <w:rPr>
-                <w:rStyle w:val="IntenseEmphasis"/>
-                <w:rFonts w:eastAsia="Calibri Light"/>
-                <w:b w:val="0"/>
-                <w:bCs w:val="0"/>
-                <w:i w:val="0"/>
-                <w:iCs w:val="0"/>
-                <w:color w:val="000000" w:themeColor="text1"/>
-                <w:sz w:val="28"/>
-                <w:szCs w:val="28"/>
-                <w14:shadow w14:blurRad="38100" w14:dist="19050" w14:dir="2700000" w14:sx="100000" w14:sy="100000" w14:kx="0" w14:ky="0" w14:algn="tl">
-                  <w14:schemeClr w14:val="dk1">
-                    <w14:alpha w14:val="60000"/>
-                  </w14:schemeClr>
-                </w14:shadow>
-                <w14:textOutline w14:w="0" w14:cap="flat" w14:cmpd="sng" w14:algn="ctr">
-                  <w14:noFill/>
-                  <w14:prstDash w14:val="solid"/>
-                  <w14:round/>
-                </w14:textOutline>
-              </w:rPr>
-              <w:t>,000 /-</w:t>
-            </w:r>
-          </w:p>
-        </w:tc>
-      </w:tr>
-      <w:tr>
-        <w:trPr>
-          <w:trHeight w:val="908"/>
-        </w:trPr>
-        <w:tc>
-          <w:tcPr>
-            <w:tcW w:w="6745" w:type="dxa"/>
-          </w:tcPr>
-          <w:p>
-            <w:pPr>
-              <w:rPr>
-                <w:rStyle w:val="IntenseEmphasis"/>
-                <w:rFonts w:eastAsia="Calibri Light"/>
-                <w:b w:val="0"/>
-                <w:bCs w:val="0"/>
-                <w:i w:val="0"/>
-                <w:iCs w:val="0"/>
-                <w:color w:val="000000" w:themeColor="text1"/>
-                <w:sz w:val="28"/>
-                <w:szCs w:val="28"/>
-                <w14:shadow w14:blurRad="38100" w14:dist="19050" w14:dir="2700000" w14:sx="100000" w14:sy="100000" w14:kx="0" w14:ky="0" w14:algn="tl">
-                  <w14:schemeClr w14:val="dk1">
-                    <w14:alpha w14:val="60000"/>
-                  </w14:schemeClr>
-                </w14:shadow>
-                <w14:textOutline w14:w="0" w14:cap="flat" w14:cmpd="sng" w14:algn="ctr">
-                  <w14:noFill/>
-                  <w14:prstDash w14:val="solid"/>
-                  <w14:round/>
-                </w14:textOutline>
-              </w:rPr>
-            </w:pPr>
-          </w:p>
-          <w:p>
-            <w:pPr>
-              <w:pStyle w:val="ListParagraph"/>
-              <w:numPr>
-                <w:ilvl w:val="0"/>
-                <w:numId w:val="21"/>
-              </w:numPr>
-              <w:rPr>
-                <w:rStyle w:val="IntenseEmphasis"/>
-                <w:rFonts w:eastAsia="Calibri Light"/>
-                <w:b w:val="0"/>
-                <w:bCs w:val="0"/>
-                <w:i w:val="0"/>
-                <w:iCs w:val="0"/>
-                <w:color w:val="000000" w:themeColor="text1"/>
-                <w:sz w:val="28"/>
-                <w:szCs w:val="28"/>
-                <w14:shadow w14:blurRad="38100" w14:dist="19050" w14:dir="2700000" w14:sx="100000" w14:sy="100000" w14:kx="0" w14:ky="0" w14:algn="tl">
-                  <w14:schemeClr w14:val="dk1">
-                    <w14:alpha w14:val="60000"/>
-                  </w14:schemeClr>
-                </w14:shadow>
-                <w14:textOutline w14:w="0" w14:cap="flat" w14:cmpd="sng" w14:algn="ctr">
-                  <w14:noFill/>
-                  <w14:prstDash w14:val="solid"/>
-                  <w14:round/>
-                </w14:textOutline>
-              </w:rPr>
-            </w:pPr>
-            <w:r>
-              <w:rPr>
-                <w:rStyle w:val="IntenseEmphasis"/>
-                <w:rFonts w:eastAsia="Calibri Light"/>
-                <w:b w:val="0"/>
-                <w:bCs w:val="0"/>
-                <w:i w:val="0"/>
-                <w:iCs w:val="0"/>
-                <w:color w:val="000000" w:themeColor="text1"/>
-                <w:sz w:val="28"/>
-                <w:szCs w:val="28"/>
-                <w14:shadow w14:blurRad="38100" w14:dist="19050" w14:dir="2700000" w14:sx="100000" w14:sy="100000" w14:kx="0" w14:ky="0" w14:algn="tl">
-                  <w14:schemeClr w14:val="dk1">
-                    <w14:alpha w14:val="60000"/>
-                  </w14:schemeClr>
-                </w14:shadow>
-                <w14:textOutline w14:w="0" w14:cap="flat" w14:cmpd="sng" w14:algn="ctr">
-                  <w14:noFill/>
-                  <w14:prstDash w14:val="solid"/>
-                  <w14:round/>
-                </w14:textOutline>
-              </w:rPr>
-              <w:t xml:space="preserve">Genset </w:t>
-            </w:r>
-          </w:p>
-        </w:tc>
-        <w:tc>
-          <w:tcPr>
-            <w:tcW w:w="2613" w:type="dxa"/>
-          </w:tcPr>
-          <w:p>
-            <w:pPr>
-              <w:jc w:val="center"/>
-              <w:rPr>
-                <w:rStyle w:val="IntenseEmphasis"/>
-                <w:rFonts w:eastAsia="Calibri Light"/>
-                <w:b w:val="0"/>
-                <w:bCs w:val="0"/>
-                <w:i w:val="0"/>
-                <w:iCs w:val="0"/>
-                <w:color w:val="000000" w:themeColor="text1"/>
-                <w:sz w:val="28"/>
-                <w:szCs w:val="28"/>
-                <w14:shadow w14:blurRad="38100" w14:dist="19050" w14:dir="2700000" w14:sx="100000" w14:sy="100000" w14:kx="0" w14:ky="0" w14:algn="tl">
-                  <w14:schemeClr w14:val="dk1">
-                    <w14:alpha w14:val="60000"/>
-                  </w14:schemeClr>
-                </w14:shadow>
-                <w14:textOutline w14:w="0" w14:cap="flat" w14:cmpd="sng" w14:algn="ctr">
-                  <w14:noFill/>
-                  <w14:prstDash w14:val="solid"/>
-                  <w14:round/>
-                </w14:textOutline>
-              </w:rPr>
-            </w:pPr>
-          </w:p>
-          <w:p>
-            <w:pPr>
-              <w:jc w:val="center"/>
-              <w:rPr>
-                <w:rStyle w:val="IntenseEmphasis"/>
-                <w:rFonts w:eastAsia="Calibri Light"/>
-                <w:b w:val="0"/>
-                <w:bCs w:val="0"/>
-                <w:i w:val="0"/>
-                <w:iCs w:val="0"/>
-                <w:color w:val="000000" w:themeColor="text1"/>
-                <w:sz w:val="28"/>
-                <w:szCs w:val="28"/>
-                <w14:shadow w14:blurRad="38100" w14:dist="19050" w14:dir="2700000" w14:sx="100000" w14:sy="100000" w14:kx="0" w14:ky="0" w14:algn="tl">
-                  <w14:schemeClr w14:val="dk1">
-                    <w14:alpha w14:val="60000"/>
-                  </w14:schemeClr>
-                </w14:shadow>
-                <w14:textOutline w14:w="0" w14:cap="flat" w14:cmpd="sng" w14:algn="ctr">
-                  <w14:noFill/>
-                  <w14:prstDash w14:val="solid"/>
-                  <w14:round/>
-                </w14:textOutline>
-              </w:rPr>
-            </w:pPr>
-            <w:r>
-              <w:rPr>
-                <w:rStyle w:val="IntenseEmphasis"/>
-                <w:rFonts w:eastAsia="Calibri Light"/>
-                <w:b w:val="0"/>
-                <w:bCs w:val="0"/>
-                <w:i w:val="0"/>
-                <w:iCs w:val="0"/>
-                <w:color w:val="000000" w:themeColor="text1"/>
-                <w:sz w:val="28"/>
-                <w:szCs w:val="28"/>
-                <w14:shadow w14:blurRad="38100" w14:dist="19050" w14:dir="2700000" w14:sx="100000" w14:sy="100000" w14:kx="0" w14:ky="0" w14:algn="tl">
-                  <w14:schemeClr w14:val="dk1">
-                    <w14:alpha w14:val="60000"/>
-                  </w14:schemeClr>
-                </w14:shadow>
-                <w14:textOutline w14:w="0" w14:cap="flat" w14:cmpd="sng" w14:algn="ctr">
-                  <w14:noFill/>
-                  <w14:prstDash w14:val="solid"/>
-                  <w14:round/>
-                </w14:textOutline>
-              </w:rPr>
-              <w:t>10</w:t>
-            </w:r>
-            <w:r>
-              <w:rPr>
-                <w:rStyle w:val="IntenseEmphasis"/>
-                <w:rFonts w:eastAsia="Calibri Light"/>
-                <w:b w:val="0"/>
-                <w:bCs w:val="0"/>
-                <w:i w:val="0"/>
-                <w:iCs w:val="0"/>
-                <w:color w:val="000000" w:themeColor="text1"/>
-                <w:sz w:val="28"/>
-                <w:szCs w:val="28"/>
-                <w14:shadow w14:blurRad="38100" w14:dist="19050" w14:dir="2700000" w14:sx="100000" w14:sy="100000" w14:kx="0" w14:ky="0" w14:algn="tl">
-                  <w14:schemeClr w14:val="dk1">
-                    <w14:alpha w14:val="60000"/>
-                  </w14:schemeClr>
-                </w14:shadow>
-                <w14:textOutline w14:w="0" w14:cap="flat" w14:cmpd="sng" w14:algn="ctr">
-                  <w14:noFill/>
-                  <w14:prstDash w14:val="solid"/>
-                  <w14:round/>
-                </w14:textOutline>
-              </w:rPr>
-              <w:t>,000 /-</w:t>
+              <w:t>N/A</w:t>
             </w:r>
           </w:p>
         </w:tc>
@@ -6823,27 +6519,7 @@
                   <w14:round/>
                 </w14:textOutline>
               </w:rPr>
-              <w:t xml:space="preserve">    </w:t>
-            </w:r>
-            <w:r>
-              <w:rPr>
-                <w:rFonts w:ascii="Abadi" w:eastAsiaTheme="majorEastAsia" w:hAnsi="Abadi" w:cs="Aharoni"/>
-                <w:bCs/>
-                <w:color w:val="385623" w:themeColor="accent6" w:themeShade="80"/>
-                <w:sz w:val="36"/>
-                <w:szCs w:val="36"/>
-                <w14:shadow w14:blurRad="38100" w14:dist="19050" w14:dir="2700000" w14:sx="100000" w14:sy="100000" w14:kx="0" w14:ky="0" w14:algn="tl">
-                  <w14:schemeClr w14:val="dk1">
-                    <w14:alpha w14:val="60000"/>
-                  </w14:schemeClr>
-                </w14:shadow>
-                <w14:textOutline w14:w="0" w14:cap="flat" w14:cmpd="sng" w14:algn="ctr">
-                  <w14:noFill/>
-                  <w14:prstDash w14:val="solid"/>
-                  <w14:round/>
-                </w14:textOutline>
-              </w:rPr>
-              <w:t>9</w:t>
+              <w:t xml:space="preserve">    9</w:t>
             </w:r>
             <w:r>
               <w:rPr>
@@ -7095,67 +6771,7 @@
                   <w14:round/>
                 </w14:textOutline>
               </w:rPr>
-              <w:t>10</w:t>
-            </w:r>
-            <w:r>
-              <w:rPr>
-                <w:rFonts w:ascii="Abadi" w:eastAsiaTheme="majorEastAsia" w:hAnsi="Abadi" w:cs="ADLaM Display"/>
-                <w:bCs/>
-                <w:color w:val="385623" w:themeColor="accent6" w:themeShade="80"/>
-                <w:sz w:val="36"/>
-                <w:szCs w:val="36"/>
-                <w14:shadow w14:blurRad="38100" w14:dist="19050" w14:dir="2700000" w14:sx="100000" w14:sy="100000" w14:kx="0" w14:ky="0" w14:algn="tl">
-                  <w14:schemeClr w14:val="dk1">
-                    <w14:alpha w14:val="60000"/>
-                  </w14:schemeClr>
-                </w14:shadow>
-                <w14:textOutline w14:w="0" w14:cap="flat" w14:cmpd="sng" w14:algn="ctr">
-                  <w14:noFill/>
-                  <w14:prstDash w14:val="solid"/>
-                  <w14:round/>
-                </w14:textOutline>
-              </w:rPr>
-              <w:t xml:space="preserve">:00 </w:t>
-            </w:r>
-            <w:r>
-              <w:rPr>
-                <w:rFonts w:ascii="Abadi" w:eastAsiaTheme="majorEastAsia" w:hAnsi="Abadi" w:cs="ADLaM Display"/>
-                <w:bCs/>
-                <w:color w:val="385623" w:themeColor="accent6" w:themeShade="80"/>
-                <w:sz w:val="36"/>
-                <w:szCs w:val="36"/>
-                <w14:shadow w14:blurRad="38100" w14:dist="19050" w14:dir="2700000" w14:sx="100000" w14:sy="100000" w14:kx="0" w14:ky="0" w14:algn="tl">
-                  <w14:schemeClr w14:val="dk1">
-                    <w14:alpha w14:val="60000"/>
-                  </w14:schemeClr>
-                </w14:shadow>
-                <w14:textOutline w14:w="0" w14:cap="flat" w14:cmpd="sng" w14:algn="ctr">
-                  <w14:noFill/>
-                  <w14:prstDash w14:val="solid"/>
-                  <w14:round/>
-                </w14:textOutline>
-              </w:rPr>
-              <w:t>A</w:t>
-            </w:r>
-            <w:r>
-              <w:rPr>
-                <w:rFonts w:ascii="Abadi" w:eastAsiaTheme="majorEastAsia" w:hAnsi="Abadi" w:cs="ADLaM Display"/>
-                <w:bCs/>
-                <w:color w:val="385623" w:themeColor="accent6" w:themeShade="80"/>
-                <w:sz w:val="36"/>
-                <w:szCs w:val="36"/>
-                <w14:shadow w14:blurRad="38100" w14:dist="19050" w14:dir="2700000" w14:sx="100000" w14:sy="100000" w14:kx="0" w14:ky="0" w14:algn="tl">
-                  <w14:schemeClr w14:val="dk1">
-                    <w14:alpha w14:val="60000"/>
-                  </w14:schemeClr>
-                </w14:shadow>
-                <w14:textOutline w14:w="0" w14:cap="flat" w14:cmpd="sng" w14:algn="ctr">
-                  <w14:noFill/>
-                  <w14:prstDash w14:val="solid"/>
-                  <w14:round/>
-                </w14:textOutline>
-              </w:rPr>
-              <w:t>M</w:t>
+              <w:t>10:00 AM</w:t>
             </w:r>
           </w:p>
         </w:tc>
@@ -7318,6 +6934,30 @@
               </w:rPr>
               <w:t xml:space="preserve">DJ Sound Setup </w:t>
             </w:r>
+            <w:r>
+              <w:rPr>
+                <w:rStyle w:val="IntenseEmphasis"/>
+                <w:rFonts w:eastAsia="Calibri Light"/>
+                <w:b w:val="0"/>
+                <w:bCs w:val="0"/>
+                <w:i w:val="0"/>
+                <w:iCs w:val="0"/>
+                <w:color w:val="000000" w:themeColor="text1"/>
+                <w:sz w:val="28"/>
+                <w:szCs w:val="28"/>
+                <w14:shadow w14:blurRad="38100" w14:dist="19050" w14:dir="2700000" w14:sx="100000" w14:sy="100000" w14:kx="0" w14:ky="0" w14:algn="tl">
+                  <w14:schemeClr w14:val="dk1">
+                    <w14:alpha w14:val="60000"/>
+                  </w14:schemeClr>
+                </w14:shadow>
+                <w14:textOutline w14:w="0" w14:cap="flat" w14:cmpd="sng" w14:algn="ctr">
+                  <w14:noFill/>
+                  <w14:prstDash w14:val="solid"/>
+                  <w14:round/>
+                </w14:textOutline>
+              </w:rPr>
+              <w:t>(TT &amp; Base)</w:t>
+            </w:r>
           </w:p>
           <w:p>
             <w:pPr>
@@ -7425,7 +7065,6 @@
           </w:p>
           <w:p>
             <w:pPr>
-              <w:pStyle w:val="ListParagraph"/>
               <w:rPr>
                 <w:rStyle w:val="IntenseEmphasis"/>
                 <w:rFonts w:eastAsia="Calibri Light"/>
@@ -7500,247 +7139,6 @@
                   <w14:round/>
                 </w14:textOutline>
               </w:rPr>
-              <w:t>Fl</w:t>
-            </w:r>
-            <w:r>
-              <w:rPr>
-                <w:rStyle w:val="IntenseEmphasis"/>
-                <w:rFonts w:eastAsia="Calibri Light"/>
-                <w:b w:val="0"/>
-                <w:bCs w:val="0"/>
-                <w:i w:val="0"/>
-                <w:iCs w:val="0"/>
-                <w:color w:val="000000" w:themeColor="text1"/>
-                <w:sz w:val="28"/>
-                <w:szCs w:val="28"/>
-                <w14:shadow w14:blurRad="38100" w14:dist="19050" w14:dir="2700000" w14:sx="100000" w14:sy="100000" w14:kx="0" w14:ky="0" w14:algn="tl">
-                  <w14:schemeClr w14:val="dk1">
-                    <w14:alpha w14:val="60000"/>
-                  </w14:schemeClr>
-                </w14:shadow>
-                <w14:textOutline w14:w="0" w14:cap="flat" w14:cmpd="sng" w14:algn="ctr">
-                  <w14:noFill/>
-                  <w14:prstDash w14:val="solid"/>
-                  <w14:round/>
-                </w14:textOutline>
-              </w:rPr>
-              <w:t>ex</w:t>
-            </w:r>
-            <w:r>
-              <w:rPr>
-                <w:rStyle w:val="IntenseEmphasis"/>
-                <w:rFonts w:eastAsia="Calibri Light"/>
-                <w:b w:val="0"/>
-                <w:bCs w:val="0"/>
-                <w:i w:val="0"/>
-                <w:iCs w:val="0"/>
-                <w:color w:val="000000" w:themeColor="text1"/>
-                <w:sz w:val="28"/>
-                <w:szCs w:val="28"/>
-                <w14:shadow w14:blurRad="38100" w14:dist="19050" w14:dir="2700000" w14:sx="100000" w14:sy="100000" w14:kx="0" w14:ky="0" w14:algn="tl">
-                  <w14:schemeClr w14:val="dk1">
-                    <w14:alpha w14:val="60000"/>
-                  </w14:schemeClr>
-                </w14:shadow>
-                <w14:textOutline w14:w="0" w14:cap="flat" w14:cmpd="sng" w14:algn="ctr">
-                  <w14:noFill/>
-                  <w14:prstDash w14:val="solid"/>
-                  <w14:round/>
-                </w14:textOutline>
-              </w:rPr>
-              <w:t xml:space="preserve"> Dance </w:t>
-            </w:r>
-            <w:r>
-              <w:rPr>
-                <w:rFonts w:eastAsia="Calibri Light"/>
-                <w:color w:val="000000" w:themeColor="text1"/>
-                <w:sz w:val="28"/>
-                <w:szCs w:val="28"/>
-                <w14:shadow w14:blurRad="38100" w14:dist="19050" w14:dir="2700000" w14:sx="100000" w14:sy="100000" w14:kx="0" w14:ky="0" w14:algn="tl">
-                  <w14:schemeClr w14:val="dk1">
-                    <w14:alpha w14:val="60000"/>
-                  </w14:schemeClr>
-                </w14:shadow>
-                <w14:textOutline w14:w="0" w14:cap="flat" w14:cmpd="sng" w14:algn="ctr">
-                  <w14:noFill/>
-                  <w14:prstDash w14:val="solid"/>
-                  <w14:round/>
-                </w14:textOutline>
-              </w:rPr>
-              <w:t>Floor (</w:t>
-            </w:r>
-            <w:r>
-              <w:rPr>
-                <w:rFonts w:eastAsia="Calibri Light"/>
-                <w:color w:val="000000" w:themeColor="text1"/>
-                <w:sz w:val="28"/>
-                <w:szCs w:val="28"/>
-                <w14:shadow w14:blurRad="38100" w14:dist="19050" w14:dir="2700000" w14:sx="100000" w14:sy="100000" w14:kx="0" w14:ky="0" w14:algn="tl">
-                  <w14:schemeClr w14:val="dk1">
-                    <w14:alpha w14:val="60000"/>
-                  </w14:schemeClr>
-                </w14:shadow>
-                <w14:textOutline w14:w="0" w14:cap="flat" w14:cmpd="sng" w14:algn="ctr">
-                  <w14:noFill/>
-                  <w14:prstDash w14:val="solid"/>
-                  <w14:round/>
-                </w14:textOutline>
-              </w:rPr>
-              <w:t>16</w:t>
-            </w:r>
-            <w:r>
-              <w:rPr>
-                <w:rFonts w:eastAsia="Calibri Light"/>
-                <w:color w:val="000000" w:themeColor="text1"/>
-                <w:sz w:val="28"/>
-                <w:szCs w:val="28"/>
-                <w14:shadow w14:blurRad="38100" w14:dist="19050" w14:dir="2700000" w14:sx="100000" w14:sy="100000" w14:kx="0" w14:ky="0" w14:algn="tl">
-                  <w14:schemeClr w14:val="dk1">
-                    <w14:alpha w14:val="60000"/>
-                  </w14:schemeClr>
-                </w14:shadow>
-                <w14:textOutline w14:w="0" w14:cap="flat" w14:cmpd="sng" w14:algn="ctr">
-                  <w14:noFill/>
-                  <w14:prstDash w14:val="solid"/>
-                  <w14:round/>
-                </w14:textOutline>
-              </w:rPr>
-              <w:t>x2</w:t>
-            </w:r>
-            <w:r>
-              <w:rPr>
-                <w:rFonts w:eastAsia="Calibri Light"/>
-                <w:color w:val="000000" w:themeColor="text1"/>
-                <w:sz w:val="28"/>
-                <w:szCs w:val="28"/>
-                <w14:shadow w14:blurRad="38100" w14:dist="19050" w14:dir="2700000" w14:sx="100000" w14:sy="100000" w14:kx="0" w14:ky="0" w14:algn="tl">
-                  <w14:schemeClr w14:val="dk1">
-                    <w14:alpha w14:val="60000"/>
-                  </w14:schemeClr>
-                </w14:shadow>
-                <w14:textOutline w14:w="0" w14:cap="flat" w14:cmpd="sng" w14:algn="ctr">
-                  <w14:noFill/>
-                  <w14:prstDash w14:val="solid"/>
-                  <w14:round/>
-                </w14:textOutline>
-              </w:rPr>
-              <w:t>0</w:t>
-            </w:r>
-            <w:r>
-              <w:rPr>
-                <w:rFonts w:eastAsia="Calibri Light"/>
-                <w:color w:val="000000" w:themeColor="text1"/>
-                <w:sz w:val="28"/>
-                <w:szCs w:val="28"/>
-                <w14:shadow w14:blurRad="38100" w14:dist="19050" w14:dir="2700000" w14:sx="100000" w14:sy="100000" w14:kx="0" w14:ky="0" w14:algn="tl">
-                  <w14:schemeClr w14:val="dk1">
-                    <w14:alpha w14:val="60000"/>
-                  </w14:schemeClr>
-                </w14:shadow>
-                <w14:textOutline w14:w="0" w14:cap="flat" w14:cmpd="sng" w14:algn="ctr">
-                  <w14:noFill/>
-                  <w14:prstDash w14:val="solid"/>
-                  <w14:round/>
-                </w14:textOutline>
-              </w:rPr>
-              <w:t>)</w:t>
-            </w:r>
-            <w:r>
-              <w:rPr>
-                <w:rFonts w:eastAsia="Calibri Light"/>
-                <w:color w:val="000000" w:themeColor="text1"/>
-                <w:sz w:val="28"/>
-                <w:szCs w:val="28"/>
-                <w14:shadow w14:blurRad="38100" w14:dist="19050" w14:dir="2700000" w14:sx="100000" w14:sy="100000" w14:kx="0" w14:ky="0" w14:algn="tl">
-                  <w14:schemeClr w14:val="dk1">
-                    <w14:alpha w14:val="60000"/>
-                  </w14:schemeClr>
-                </w14:shadow>
-                <w14:textOutline w14:w="0" w14:cap="flat" w14:cmpd="sng" w14:algn="ctr">
-                  <w14:noFill/>
-                  <w14:prstDash w14:val="solid"/>
-                  <w14:round/>
-                </w14:textOutline>
-              </w:rPr>
-              <w:t xml:space="preserve"> </w:t>
-            </w:r>
-          </w:p>
-          <w:p>
-            <w:pPr>
-              <w:rPr>
-                <w:rStyle w:val="IntenseEmphasis"/>
-                <w:rFonts w:eastAsia="Calibri Light"/>
-                <w:b w:val="0"/>
-                <w:bCs w:val="0"/>
-                <w:i w:val="0"/>
-                <w:iCs w:val="0"/>
-                <w:color w:val="000000" w:themeColor="text1"/>
-                <w:sz w:val="28"/>
-                <w:szCs w:val="28"/>
-                <w14:shadow w14:blurRad="38100" w14:dist="19050" w14:dir="2700000" w14:sx="100000" w14:sy="100000" w14:kx="0" w14:ky="0" w14:algn="tl">
-                  <w14:schemeClr w14:val="dk1">
-                    <w14:alpha w14:val="60000"/>
-                  </w14:schemeClr>
-                </w14:shadow>
-                <w14:textOutline w14:w="0" w14:cap="flat" w14:cmpd="sng" w14:algn="ctr">
-                  <w14:noFill/>
-                  <w14:prstDash w14:val="solid"/>
-                  <w14:round/>
-                </w14:textOutline>
-              </w:rPr>
-            </w:pPr>
-          </w:p>
-          <w:p>
-            <w:pPr>
-              <w:pStyle w:val="ListParagraph"/>
-              <w:numPr>
-                <w:ilvl w:val="0"/>
-                <w:numId w:val="21"/>
-              </w:numPr>
-              <w:rPr>
-                <w:rStyle w:val="IntenseEmphasis"/>
-                <w:rFonts w:eastAsia="Calibri Light"/>
-                <w:b w:val="0"/>
-                <w:bCs w:val="0"/>
-                <w:i w:val="0"/>
-                <w:iCs w:val="0"/>
-                <w:color w:val="000000" w:themeColor="text1"/>
-                <w:sz w:val="28"/>
-                <w:szCs w:val="28"/>
-                <w14:shadow w14:blurRad="38100" w14:dist="19050" w14:dir="2700000" w14:sx="100000" w14:sy="100000" w14:kx="0" w14:ky="0" w14:algn="tl">
-                  <w14:schemeClr w14:val="dk1">
-                    <w14:alpha w14:val="60000"/>
-                  </w14:schemeClr>
-                </w14:shadow>
-                <w14:textOutline w14:w="0" w14:cap="flat" w14:cmpd="sng" w14:algn="ctr">
-                  <w14:noFill/>
-                  <w14:prstDash w14:val="solid"/>
-                  <w14:round/>
-                </w14:textOutline>
-              </w:rPr>
-            </w:pPr>
-            <w:r>
-              <w:rPr>
-                <w:rStyle w:val="IntenseEmphasis"/>
-                <w:rFonts w:eastAsia="Calibri Light"/>
-                <w:b w:val="0"/>
-                <w:bCs w:val="0"/>
-                <w:i w:val="0"/>
-                <w:iCs w:val="0"/>
-                <w:color w:val="000000" w:themeColor="text1"/>
-                <w:sz w:val="28"/>
-                <w:szCs w:val="28"/>
-                <w14:shadow w14:blurRad="38100" w14:dist="19050" w14:dir="2700000" w14:sx="100000" w14:sy="100000" w14:kx="0" w14:ky="0" w14:algn="tl">
-                  <w14:schemeClr w14:val="dk1">
-                    <w14:alpha w14:val="60000"/>
-                  </w14:schemeClr>
-                </w14:shadow>
-                <w14:textOutline w14:w="0" w14:cap="flat" w14:cmpd="sng" w14:algn="ctr">
-                  <w14:noFill/>
-                  <w14:prstDash w14:val="solid"/>
-                  <w14:round/>
-                </w14:textOutline>
-              </w:rPr>
               <w:t>Professional DJ Jockey [In House]</w:t>
             </w:r>
           </w:p>
@@ -7898,7 +7296,7 @@
                   <w14:round/>
                 </w14:textOutline>
               </w:rPr>
-              <w:t>40</w:t>
+              <w:t>25</w:t>
             </w:r>
             <w:r>
               <w:rPr>
@@ -8209,55 +7607,77 @@
               </w:rPr>
               <w:t xml:space="preserve"> </w:t>
             </w:r>
-            <w:proofErr w:type="gramStart"/>
-            <w:r>
-              <w:rPr>
-                <w:rStyle w:val="IntenseEmphasis"/>
-                <w:rFonts w:eastAsia="Calibri Light"/>
-                <w:b w:val="0"/>
-                <w:bCs w:val="0"/>
-                <w:i w:val="0"/>
-                <w:iCs w:val="0"/>
-                <w:color w:val="000000" w:themeColor="text1"/>
-                <w:sz w:val="28"/>
-                <w:szCs w:val="28"/>
-                <w14:shadow w14:blurRad="38100" w14:dist="19050" w14:dir="2700000" w14:sx="100000" w14:sy="100000" w14:kx="0" w14:ky="0" w14:algn="tl">
-                  <w14:schemeClr w14:val="dk1">
-                    <w14:alpha w14:val="60000"/>
-                  </w14:schemeClr>
-                </w14:shadow>
-                <w14:textOutline w14:w="0" w14:cap="flat" w14:cmpd="sng" w14:algn="ctr">
-                  <w14:noFill/>
-                  <w14:prstDash w14:val="solid"/>
-                  <w14:round/>
-                </w14:textOutline>
-              </w:rPr>
-              <w:t>Team(</w:t>
-            </w:r>
-            <w:proofErr w:type="gramEnd"/>
-            <w:r>
-              <w:rPr>
-                <w:rStyle w:val="IntenseEmphasis"/>
-                <w:rFonts w:eastAsia="Calibri Light"/>
-                <w:b w:val="0"/>
-                <w:bCs w:val="0"/>
-                <w:i w:val="0"/>
-                <w:iCs w:val="0"/>
-                <w:color w:val="000000" w:themeColor="text1"/>
-                <w:sz w:val="28"/>
-                <w:szCs w:val="28"/>
-                <w14:shadow w14:blurRad="38100" w14:dist="19050" w14:dir="2700000" w14:sx="100000" w14:sy="100000" w14:kx="0" w14:ky="0" w14:algn="tl">
-                  <w14:schemeClr w14:val="dk1">
-                    <w14:alpha w14:val="60000"/>
-                  </w14:schemeClr>
-                </w14:shadow>
-                <w14:textOutline w14:w="0" w14:cap="flat" w14:cmpd="sng" w14:algn="ctr">
-                  <w14:noFill/>
-                  <w14:prstDash w14:val="solid"/>
-                  <w14:round/>
-                </w14:textOutline>
-              </w:rPr>
-              <w:t>4)</w:t>
+            <w:r>
+              <w:rPr>
+                <w:rStyle w:val="IntenseEmphasis"/>
+                <w:rFonts w:eastAsia="Calibri Light"/>
+                <w:b w:val="0"/>
+                <w:bCs w:val="0"/>
+                <w:i w:val="0"/>
+                <w:iCs w:val="0"/>
+                <w:color w:val="000000" w:themeColor="text1"/>
+                <w:sz w:val="28"/>
+                <w:szCs w:val="28"/>
+                <w14:shadow w14:blurRad="38100" w14:dist="19050" w14:dir="2700000" w14:sx="100000" w14:sy="100000" w14:kx="0" w14:ky="0" w14:algn="tl">
+                  <w14:schemeClr w14:val="dk1">
+                    <w14:alpha w14:val="60000"/>
+                  </w14:schemeClr>
+                </w14:shadow>
+                <w14:textOutline w14:w="0" w14:cap="flat" w14:cmpd="sng" w14:algn="ctr">
+                  <w14:noFill/>
+                  <w14:prstDash w14:val="solid"/>
+                  <w14:round/>
+                </w14:textOutline>
+              </w:rPr>
+              <w:t>Team (2</w:t>
+            </w:r>
+            <w:r>
+              <w:rPr>
+                <w:rStyle w:val="IntenseEmphasis"/>
+                <w:rFonts w:eastAsia="Calibri Light"/>
+                <w:b w:val="0"/>
+                <w:bCs w:val="0"/>
+                <w:i w:val="0"/>
+                <w:iCs w:val="0"/>
+                <w:color w:val="000000" w:themeColor="text1"/>
+                <w:sz w:val="28"/>
+                <w:szCs w:val="28"/>
+                <w14:shadow w14:blurRad="38100" w14:dist="19050" w14:dir="2700000" w14:sx="100000" w14:sy="100000" w14:kx="0" w14:ky="0" w14:algn="tl">
+                  <w14:schemeClr w14:val="dk1">
+                    <w14:alpha w14:val="60000"/>
+                  </w14:schemeClr>
+                </w14:shadow>
+                <w14:textOutline w14:w="0" w14:cap="flat" w14:cmpd="sng" w14:algn="ctr">
+                  <w14:noFill/>
+                  <w14:prstDash w14:val="solid"/>
+                  <w14:round/>
+                </w14:textOutline>
+              </w:rPr>
+              <w:t>)</w:t>
+            </w:r>
+            <w:r>
+              <w:rPr>
+                <w:rStyle w:val="IntenseEmphasis"/>
+                <w:rFonts w:eastAsia="Calibri Light"/>
+                <w:b w:val="0"/>
+                <w:bCs w:val="0"/>
+                <w:i w:val="0"/>
+                <w:iCs w:val="0"/>
+                <w:color w:val="000000" w:themeColor="text1"/>
+                <w:sz w:val="28"/>
+                <w:szCs w:val="28"/>
+                <w14:shadow w14:blurRad="38100" w14:dist="19050" w14:dir="2700000" w14:sx="100000" w14:sy="100000" w14:kx="0" w14:ky="0" w14:algn="tl">
+                  <w14:schemeClr w14:val="dk1">
+                    <w14:alpha w14:val="60000"/>
+                  </w14:schemeClr>
+                </w14:shadow>
+                <w14:textOutline w14:w="0" w14:cap="flat" w14:cmpd="sng" w14:algn="ctr">
+                  <w14:noFill/>
+                  <w14:prstDash w14:val="solid"/>
+                  <w14:round/>
+                </w14:textOutline>
+              </w:rPr>
+              <w:t xml:space="preserve"> [Local]</w:t>
             </w:r>
           </w:p>
         </w:tc>
@@ -8338,7 +7758,7 @@
                   <w14:round/>
                 </w14:textOutline>
               </w:rPr>
-              <w:t>12</w:t>
+              <w:t>2</w:t>
             </w:r>
             <w:r>
               <w:rPr>
@@ -8453,6 +7873,30 @@
               </w:rPr>
               <w:t xml:space="preserve">Genset </w:t>
             </w:r>
+            <w:r>
+              <w:rPr>
+                <w:rStyle w:val="IntenseEmphasis"/>
+                <w:rFonts w:eastAsia="Calibri Light"/>
+                <w:b w:val="0"/>
+                <w:bCs w:val="0"/>
+                <w:i w:val="0"/>
+                <w:iCs w:val="0"/>
+                <w:color w:val="000000" w:themeColor="text1"/>
+                <w:sz w:val="28"/>
+                <w:szCs w:val="28"/>
+                <w14:shadow w14:blurRad="38100" w14:dist="19050" w14:dir="2700000" w14:sx="100000" w14:sy="100000" w14:kx="0" w14:ky="0" w14:algn="tl">
+                  <w14:schemeClr w14:val="dk1">
+                    <w14:alpha w14:val="60000"/>
+                  </w14:schemeClr>
+                </w14:shadow>
+                <w14:textOutline w14:w="0" w14:cap="flat" w14:cmpd="sng" w14:algn="ctr">
+                  <w14:noFill/>
+                  <w14:prstDash w14:val="solid"/>
+                  <w14:round/>
+                </w14:textOutline>
+              </w:rPr>
+              <w:t>by guest</w:t>
+            </w:r>
           </w:p>
         </w:tc>
         <w:tc>
@@ -8532,12 +7976,275 @@
                   <w14:round/>
                 </w14:textOutline>
               </w:rPr>
-              <w:t>5,000 /-</w:t>
+              <w:t>N/A</w:t>
+            </w:r>
+          </w:p>
+        </w:tc>
+      </w:tr>
+      <w:tr>
+        <w:trPr>
+          <w:trHeight w:val="908"/>
+        </w:trPr>
+        <w:tc>
+          <w:tcPr>
+            <w:tcW w:w="6745" w:type="dxa"/>
+          </w:tcPr>
+          <w:p>
+            <w:pPr>
+              <w:rPr>
+                <w:rStyle w:val="IntenseEmphasis"/>
+                <w:rFonts w:eastAsia="Calibri Light"/>
+                <w:b w:val="0"/>
+                <w:bCs w:val="0"/>
+                <w:i w:val="0"/>
+                <w:iCs w:val="0"/>
+                <w:color w:val="000000" w:themeColor="text1"/>
+                <w:sz w:val="28"/>
+                <w:szCs w:val="28"/>
+                <w14:shadow w14:blurRad="38100" w14:dist="19050" w14:dir="2700000" w14:sx="100000" w14:sy="100000" w14:kx="0" w14:ky="0" w14:algn="tl">
+                  <w14:schemeClr w14:val="dk1">
+                    <w14:alpha w14:val="60000"/>
+                  </w14:schemeClr>
+                </w14:shadow>
+                <w14:textOutline w14:w="0" w14:cap="flat" w14:cmpd="sng" w14:algn="ctr">
+                  <w14:noFill/>
+                  <w14:prstDash w14:val="solid"/>
+                  <w14:round/>
+                </w14:textOutline>
+              </w:rPr>
+            </w:pPr>
+          </w:p>
+          <w:p>
+            <w:pPr>
+              <w:pStyle w:val="ListParagraph"/>
+              <w:numPr>
+                <w:ilvl w:val="0"/>
+                <w:numId w:val="5"/>
+              </w:numPr>
+              <w:rPr>
+                <w:rStyle w:val="IntenseEmphasis"/>
+                <w:rFonts w:eastAsia="Calibri Light"/>
+                <w:i w:val="0"/>
+                <w:iCs w:val="0"/>
+                <w:color w:val="ED7D31" w:themeColor="accent2"/>
+                <w:sz w:val="28"/>
+                <w:szCs w:val="28"/>
+              </w:rPr>
+            </w:pPr>
+            <w:r>
+              <w:rPr>
+                <w:rStyle w:val="IntenseEmphasis"/>
+                <w:rFonts w:eastAsia="Calibri Light"/>
+                <w:i w:val="0"/>
+                <w:iCs w:val="0"/>
+                <w:color w:val="ED7D31" w:themeColor="accent2"/>
+                <w:sz w:val="28"/>
+                <w:szCs w:val="28"/>
+              </w:rPr>
+              <w:t>Special Effects</w:t>
+            </w:r>
+          </w:p>
+          <w:p>
+            <w:pPr>
+              <w:pStyle w:val="ListParagraph"/>
+              <w:numPr>
+                <w:ilvl w:val="0"/>
+                <w:numId w:val="34"/>
+              </w:numPr>
+              <w:rPr>
+                <w:rStyle w:val="IntenseEmphasis"/>
+                <w:rFonts w:eastAsia="Calibri Light"/>
+                <w:b w:val="0"/>
+                <w:bCs w:val="0"/>
+                <w:i w:val="0"/>
+                <w:iCs w:val="0"/>
+                <w:color w:val="000000" w:themeColor="text1"/>
+                <w:sz w:val="28"/>
+                <w:szCs w:val="28"/>
+                <w14:shadow w14:blurRad="38100" w14:dist="19050" w14:dir="2700000" w14:sx="100000" w14:sy="100000" w14:kx="0" w14:ky="0" w14:algn="tl">
+                  <w14:schemeClr w14:val="dk1">
+                    <w14:alpha w14:val="60000"/>
+                  </w14:schemeClr>
+                </w14:shadow>
+                <w14:textOutline w14:w="0" w14:cap="flat" w14:cmpd="sng" w14:algn="ctr">
+                  <w14:noFill/>
+                  <w14:prstDash w14:val="solid"/>
+                  <w14:round/>
+                </w14:textOutline>
+              </w:rPr>
+            </w:pPr>
+            <w:r>
+              <w:rPr>
+                <w:rStyle w:val="IntenseEmphasis"/>
+                <w:rFonts w:eastAsia="Calibri Light"/>
+                <w:b w:val="0"/>
+                <w:bCs w:val="0"/>
+                <w:i w:val="0"/>
+                <w:iCs w:val="0"/>
+                <w:color w:val="000000" w:themeColor="text1"/>
+                <w:sz w:val="28"/>
+                <w:szCs w:val="28"/>
+                <w14:shadow w14:blurRad="38100" w14:dist="19050" w14:dir="2700000" w14:sx="100000" w14:sy="100000" w14:kx="0" w14:ky="0" w14:algn="tl">
+                  <w14:schemeClr w14:val="dk1">
+                    <w14:alpha w14:val="60000"/>
+                  </w14:schemeClr>
+                </w14:shadow>
+                <w14:textOutline w14:w="0" w14:cap="flat" w14:cmpd="sng" w14:algn="ctr">
+                  <w14:noFill/>
+                  <w14:prstDash w14:val="solid"/>
+                  <w14:round/>
+                </w14:textOutline>
+              </w:rPr>
+              <w:t xml:space="preserve">Flower Shower </w:t>
+            </w:r>
+          </w:p>
+          <w:p>
+            <w:pPr>
+              <w:rPr>
+                <w:rStyle w:val="IntenseEmphasis"/>
+                <w:rFonts w:eastAsia="Calibri Light"/>
+                <w:b w:val="0"/>
+                <w:bCs w:val="0"/>
+                <w:i w:val="0"/>
+                <w:iCs w:val="0"/>
+                <w:color w:val="000000" w:themeColor="text1"/>
+                <w:sz w:val="28"/>
+                <w:szCs w:val="28"/>
+                <w14:shadow w14:blurRad="38100" w14:dist="19050" w14:dir="2700000" w14:sx="100000" w14:sy="100000" w14:kx="0" w14:ky="0" w14:algn="tl">
+                  <w14:schemeClr w14:val="dk1">
+                    <w14:alpha w14:val="60000"/>
+                  </w14:schemeClr>
+                </w14:shadow>
+                <w14:textOutline w14:w="0" w14:cap="flat" w14:cmpd="sng" w14:algn="ctr">
+                  <w14:noFill/>
+                  <w14:prstDash w14:val="solid"/>
+                  <w14:round/>
+                </w14:textOutline>
+              </w:rPr>
+            </w:pPr>
+          </w:p>
+        </w:tc>
+        <w:tc>
+          <w:tcPr>
+            <w:tcW w:w="2613" w:type="dxa"/>
+          </w:tcPr>
+          <w:p>
+            <w:pPr>
+              <w:jc w:val="center"/>
+              <w:rPr>
+                <w:rStyle w:val="IntenseEmphasis"/>
+                <w:rFonts w:eastAsia="Calibri Light"/>
+                <w:b w:val="0"/>
+                <w:bCs w:val="0"/>
+                <w:i w:val="0"/>
+                <w:iCs w:val="0"/>
+                <w:color w:val="000000" w:themeColor="text1"/>
+                <w:sz w:val="28"/>
+                <w:szCs w:val="28"/>
+                <w14:shadow w14:blurRad="38100" w14:dist="19050" w14:dir="2700000" w14:sx="100000" w14:sy="100000" w14:kx="0" w14:ky="0" w14:algn="tl">
+                  <w14:schemeClr w14:val="dk1">
+                    <w14:alpha w14:val="60000"/>
+                  </w14:schemeClr>
+                </w14:shadow>
+                <w14:textOutline w14:w="0" w14:cap="flat" w14:cmpd="sng" w14:algn="ctr">
+                  <w14:noFill/>
+                  <w14:prstDash w14:val="solid"/>
+                  <w14:round/>
+                </w14:textOutline>
+              </w:rPr>
+            </w:pPr>
+          </w:p>
+          <w:p>
+            <w:pPr>
+              <w:jc w:val="center"/>
+              <w:rPr>
+                <w:rStyle w:val="IntenseEmphasis"/>
+                <w:rFonts w:eastAsia="Calibri Light"/>
+                <w:b w:val="0"/>
+                <w:bCs w:val="0"/>
+                <w:i w:val="0"/>
+                <w:iCs w:val="0"/>
+                <w:color w:val="000000" w:themeColor="text1"/>
+                <w:sz w:val="28"/>
+                <w:szCs w:val="28"/>
+                <w14:shadow w14:blurRad="38100" w14:dist="19050" w14:dir="2700000" w14:sx="100000" w14:sy="100000" w14:kx="0" w14:ky="0" w14:algn="tl">
+                  <w14:schemeClr w14:val="dk1">
+                    <w14:alpha w14:val="60000"/>
+                  </w14:schemeClr>
+                </w14:shadow>
+                <w14:textOutline w14:w="0" w14:cap="flat" w14:cmpd="sng" w14:algn="ctr">
+                  <w14:noFill/>
+                  <w14:prstDash w14:val="solid"/>
+                  <w14:round/>
+                </w14:textOutline>
+              </w:rPr>
+            </w:pPr>
+          </w:p>
+          <w:p>
+            <w:pPr>
+              <w:jc w:val="center"/>
+              <w:rPr>
+                <w:rStyle w:val="IntenseEmphasis"/>
+                <w:rFonts w:eastAsia="Calibri Light"/>
+                <w:b w:val="0"/>
+                <w:bCs w:val="0"/>
+                <w:i w:val="0"/>
+                <w:iCs w:val="0"/>
+                <w:color w:val="000000" w:themeColor="text1"/>
+                <w:sz w:val="28"/>
+                <w:szCs w:val="28"/>
+                <w14:shadow w14:blurRad="38100" w14:dist="19050" w14:dir="2700000" w14:sx="100000" w14:sy="100000" w14:kx="0" w14:ky="0" w14:algn="tl">
+                  <w14:schemeClr w14:val="dk1">
+                    <w14:alpha w14:val="60000"/>
+                  </w14:schemeClr>
+                </w14:shadow>
+                <w14:textOutline w14:w="0" w14:cap="flat" w14:cmpd="sng" w14:algn="ctr">
+                  <w14:noFill/>
+                  <w14:prstDash w14:val="solid"/>
+                  <w14:round/>
+                </w14:textOutline>
+              </w:rPr>
+            </w:pPr>
+            <w:r>
+              <w:rPr>
+                <w:rStyle w:val="IntenseEmphasis"/>
+                <w:rFonts w:eastAsia="Calibri Light"/>
+                <w:b w:val="0"/>
+                <w:bCs w:val="0"/>
+                <w:i w:val="0"/>
+                <w:iCs w:val="0"/>
+                <w:color w:val="000000" w:themeColor="text1"/>
+                <w:sz w:val="28"/>
+                <w:szCs w:val="28"/>
+                <w14:shadow w14:blurRad="38100" w14:dist="19050" w14:dir="2700000" w14:sx="100000" w14:sy="100000" w14:kx="0" w14:ky="0" w14:algn="tl">
+                  <w14:schemeClr w14:val="dk1">
+                    <w14:alpha w14:val="60000"/>
+                  </w14:schemeClr>
+                </w14:shadow>
+                <w14:textOutline w14:w="0" w14:cap="flat" w14:cmpd="sng" w14:algn="ctr">
+                  <w14:noFill/>
+                  <w14:prstDash w14:val="solid"/>
+                  <w14:round/>
+                </w14:textOutline>
+              </w:rPr>
+              <w:t>8,000 /-</w:t>
             </w:r>
           </w:p>
         </w:tc>
       </w:tr>
     </w:tbl>
+    <w:p>
+      <w:pPr>
+        <w:rPr>
+          <w:rFonts w:asciiTheme="majorHAnsi" w:eastAsiaTheme="majorEastAsia" w:hAnsiTheme="majorHAnsi" w:cstheme="majorBidi"/>
+          <w:b/>
+          <w:bCs/>
+          <w:color w:val="538135" w:themeColor="accent6" w:themeShade="BF"/>
+          <w:sz w:val="28"/>
+          <w:szCs w:val="28"/>
+        </w:rPr>
+      </w:pPr>
+    </w:p>
     <w:p>
       <w:pPr>
         <w:rPr>
@@ -9018,109 +8725,6 @@
           <w:p>
             <w:pPr>
               <w:pStyle w:val="ListParagraph"/>
-              <w:numPr>
-                <w:ilvl w:val="0"/>
-                <w:numId w:val="28"/>
-              </w:numPr>
-              <w:rPr>
-                <w:rStyle w:val="IntenseEmphasis"/>
-                <w:rFonts w:eastAsia="Calibri Light"/>
-                <w:b w:val="0"/>
-                <w:bCs w:val="0"/>
-                <w:i w:val="0"/>
-                <w:iCs w:val="0"/>
-                <w:color w:val="000000" w:themeColor="text1"/>
-                <w:sz w:val="28"/>
-                <w:szCs w:val="28"/>
-                <w14:shadow w14:blurRad="38100" w14:dist="19050" w14:dir="2700000" w14:sx="100000" w14:sy="100000" w14:kx="0" w14:ky="0" w14:algn="tl">
-                  <w14:schemeClr w14:val="dk1">
-                    <w14:alpha w14:val="60000"/>
-                  </w14:schemeClr>
-                </w14:shadow>
-                <w14:textOutline w14:w="0" w14:cap="flat" w14:cmpd="sng" w14:algn="ctr">
-                  <w14:noFill/>
-                  <w14:prstDash w14:val="solid"/>
-                  <w14:round/>
-                </w14:textOutline>
-              </w:rPr>
-            </w:pPr>
-            <w:proofErr w:type="spellStart"/>
-            <w:r>
-              <w:rPr>
-                <w:rStyle w:val="IntenseEmphasis"/>
-                <w:rFonts w:eastAsia="Calibri Light"/>
-                <w:b w:val="0"/>
-                <w:bCs w:val="0"/>
-                <w:i w:val="0"/>
-                <w:iCs w:val="0"/>
-                <w:color w:val="000000" w:themeColor="text1"/>
-                <w:sz w:val="28"/>
-                <w:szCs w:val="28"/>
-                <w14:shadow w14:blurRad="38100" w14:dist="19050" w14:dir="2700000" w14:sx="100000" w14:sy="100000" w14:kx="0" w14:ky="0" w14:algn="tl">
-                  <w14:schemeClr w14:val="dk1">
-                    <w14:alpha w14:val="60000"/>
-                  </w14:schemeClr>
-                </w14:shadow>
-                <w14:textOutline w14:w="0" w14:cap="flat" w14:cmpd="sng" w14:algn="ctr">
-                  <w14:noFill/>
-                  <w14:prstDash w14:val="solid"/>
-                  <w14:round/>
-                </w14:textOutline>
-              </w:rPr>
-              <w:t>D</w:t>
-            </w:r>
-            <w:r>
-              <w:rPr>
-                <w:rStyle w:val="IntenseEmphasis"/>
-                <w:rFonts w:eastAsia="Calibri Light"/>
-                <w:b w:val="0"/>
-                <w:bCs w:val="0"/>
-                <w:i w:val="0"/>
-                <w:iCs w:val="0"/>
-                <w:color w:val="000000" w:themeColor="text1"/>
-                <w:sz w:val="28"/>
-                <w:szCs w:val="28"/>
-                <w14:shadow w14:blurRad="38100" w14:dist="19050" w14:dir="2700000" w14:sx="100000" w14:sy="100000" w14:kx="0" w14:ky="0" w14:algn="tl">
-                  <w14:schemeClr w14:val="dk1">
-                    <w14:alpha w14:val="60000"/>
-                  </w14:schemeClr>
-                </w14:shadow>
-                <w14:textOutline w14:w="0" w14:cap="flat" w14:cmpd="sng" w14:algn="ctr">
-                  <w14:noFill/>
-                  <w14:prstDash w14:val="solid"/>
-                  <w14:round/>
-                </w14:textOutline>
-              </w:rPr>
-              <w:t>holies</w:t>
-            </w:r>
-            <w:proofErr w:type="spellEnd"/>
-            <w:r>
-              <w:rPr>
-                <w:rStyle w:val="IntenseEmphasis"/>
-                <w:rFonts w:eastAsia="Calibri Light"/>
-                <w:b w:val="0"/>
-                <w:bCs w:val="0"/>
-                <w:i w:val="0"/>
-                <w:iCs w:val="0"/>
-                <w:color w:val="000000" w:themeColor="text1"/>
-                <w:sz w:val="28"/>
-                <w:szCs w:val="28"/>
-                <w14:shadow w14:blurRad="38100" w14:dist="19050" w14:dir="2700000" w14:sx="100000" w14:sy="100000" w14:kx="0" w14:ky="0" w14:algn="tl">
-                  <w14:schemeClr w14:val="dk1">
-                    <w14:alpha w14:val="60000"/>
-                  </w14:schemeClr>
-                </w14:shadow>
-                <w14:textOutline w14:w="0" w14:cap="flat" w14:cmpd="sng" w14:algn="ctr">
-                  <w14:noFill/>
-                  <w14:prstDash w14:val="solid"/>
-                  <w14:round/>
-                </w14:textOutline>
-              </w:rPr>
-              <w:t xml:space="preserve"> Team (4)</w:t>
-            </w:r>
-          </w:p>
-          <w:p>
-            <w:pPr>
               <w:rPr>
                 <w:rStyle w:val="IntenseEmphasis"/>
                 <w:rFonts w:eastAsia="Calibri Light"/>
@@ -9173,6 +8777,313 @@
                 </w14:textOutline>
               </w:rPr>
             </w:pPr>
+            <w:proofErr w:type="spellStart"/>
+            <w:r>
+              <w:rPr>
+                <w:rStyle w:val="IntenseEmphasis"/>
+                <w:rFonts w:eastAsia="Calibri Light"/>
+                <w:b w:val="0"/>
+                <w:bCs w:val="0"/>
+                <w:i w:val="0"/>
+                <w:iCs w:val="0"/>
+                <w:color w:val="000000" w:themeColor="text1"/>
+                <w:sz w:val="28"/>
+                <w:szCs w:val="28"/>
+                <w14:shadow w14:blurRad="38100" w14:dist="19050" w14:dir="2700000" w14:sx="100000" w14:sy="100000" w14:kx="0" w14:ky="0" w14:algn="tl">
+                  <w14:schemeClr w14:val="dk1">
+                    <w14:alpha w14:val="60000"/>
+                  </w14:schemeClr>
+                </w14:shadow>
+                <w14:textOutline w14:w="0" w14:cap="flat" w14:cmpd="sng" w14:algn="ctr">
+                  <w14:noFill/>
+                  <w14:prstDash w14:val="solid"/>
+                  <w14:round/>
+                </w14:textOutline>
+              </w:rPr>
+              <w:t>D</w:t>
+            </w:r>
+            <w:r>
+              <w:rPr>
+                <w:rStyle w:val="IntenseEmphasis"/>
+                <w:rFonts w:eastAsia="Calibri Light"/>
+                <w:b w:val="0"/>
+                <w:bCs w:val="0"/>
+                <w:i w:val="0"/>
+                <w:iCs w:val="0"/>
+                <w:color w:val="000000" w:themeColor="text1"/>
+                <w:sz w:val="28"/>
+                <w:szCs w:val="28"/>
+                <w14:shadow w14:blurRad="38100" w14:dist="19050" w14:dir="2700000" w14:sx="100000" w14:sy="100000" w14:kx="0" w14:ky="0" w14:algn="tl">
+                  <w14:schemeClr w14:val="dk1">
+                    <w14:alpha w14:val="60000"/>
+                  </w14:schemeClr>
+                </w14:shadow>
+                <w14:textOutline w14:w="0" w14:cap="flat" w14:cmpd="sng" w14:algn="ctr">
+                  <w14:noFill/>
+                  <w14:prstDash w14:val="solid"/>
+                  <w14:round/>
+                </w14:textOutline>
+              </w:rPr>
+              <w:t>holies</w:t>
+            </w:r>
+            <w:proofErr w:type="spellEnd"/>
+            <w:r>
+              <w:rPr>
+                <w:rStyle w:val="IntenseEmphasis"/>
+                <w:rFonts w:eastAsia="Calibri Light"/>
+                <w:b w:val="0"/>
+                <w:bCs w:val="0"/>
+                <w:i w:val="0"/>
+                <w:iCs w:val="0"/>
+                <w:color w:val="000000" w:themeColor="text1"/>
+                <w:sz w:val="28"/>
+                <w:szCs w:val="28"/>
+                <w14:shadow w14:blurRad="38100" w14:dist="19050" w14:dir="2700000" w14:sx="100000" w14:sy="100000" w14:kx="0" w14:ky="0" w14:algn="tl">
+                  <w14:schemeClr w14:val="dk1">
+                    <w14:alpha w14:val="60000"/>
+                  </w14:schemeClr>
+                </w14:shadow>
+                <w14:textOutline w14:w="0" w14:cap="flat" w14:cmpd="sng" w14:algn="ctr">
+                  <w14:noFill/>
+                  <w14:prstDash w14:val="solid"/>
+                  <w14:round/>
+                </w14:textOutline>
+              </w:rPr>
+              <w:t xml:space="preserve"> Team (</w:t>
+            </w:r>
+            <w:r>
+              <w:rPr>
+                <w:rStyle w:val="IntenseEmphasis"/>
+                <w:rFonts w:eastAsia="Calibri Light"/>
+                <w:b w:val="0"/>
+                <w:bCs w:val="0"/>
+                <w:i w:val="0"/>
+                <w:iCs w:val="0"/>
+                <w:color w:val="000000" w:themeColor="text1"/>
+                <w:sz w:val="28"/>
+                <w:szCs w:val="28"/>
+                <w14:shadow w14:blurRad="38100" w14:dist="19050" w14:dir="2700000" w14:sx="100000" w14:sy="100000" w14:kx="0" w14:ky="0" w14:algn="tl">
+                  <w14:schemeClr w14:val="dk1">
+                    <w14:alpha w14:val="60000"/>
+                  </w14:schemeClr>
+                </w14:shadow>
+                <w14:textOutline w14:w="0" w14:cap="flat" w14:cmpd="sng" w14:algn="ctr">
+                  <w14:noFill/>
+                  <w14:prstDash w14:val="solid"/>
+                  <w14:round/>
+                </w14:textOutline>
+              </w:rPr>
+              <w:t>2</w:t>
+            </w:r>
+            <w:r>
+              <w:rPr>
+                <w:rStyle w:val="IntenseEmphasis"/>
+                <w:rFonts w:eastAsia="Calibri Light"/>
+                <w:b w:val="0"/>
+                <w:bCs w:val="0"/>
+                <w:i w:val="0"/>
+                <w:iCs w:val="0"/>
+                <w:color w:val="000000" w:themeColor="text1"/>
+                <w:sz w:val="28"/>
+                <w:szCs w:val="28"/>
+                <w14:shadow w14:blurRad="38100" w14:dist="19050" w14:dir="2700000" w14:sx="100000" w14:sy="100000" w14:kx="0" w14:ky="0" w14:algn="tl">
+                  <w14:schemeClr w14:val="dk1">
+                    <w14:alpha w14:val="60000"/>
+                  </w14:schemeClr>
+                </w14:shadow>
+                <w14:textOutline w14:w="0" w14:cap="flat" w14:cmpd="sng" w14:algn="ctr">
+                  <w14:noFill/>
+                  <w14:prstDash w14:val="solid"/>
+                  <w14:round/>
+                </w14:textOutline>
+              </w:rPr>
+              <w:t>)</w:t>
+            </w:r>
+          </w:p>
+          <w:p>
+            <w:pPr>
+              <w:ind w:left="360"/>
+              <w:rPr>
+                <w:rStyle w:val="IntenseEmphasis"/>
+                <w:rFonts w:eastAsia="Calibri Light"/>
+                <w:b w:val="0"/>
+                <w:bCs w:val="0"/>
+                <w:i w:val="0"/>
+                <w:iCs w:val="0"/>
+                <w:color w:val="000000" w:themeColor="text1"/>
+                <w:sz w:val="28"/>
+                <w:szCs w:val="28"/>
+                <w14:shadow w14:blurRad="38100" w14:dist="19050" w14:dir="2700000" w14:sx="100000" w14:sy="100000" w14:kx="0" w14:ky="0" w14:algn="tl">
+                  <w14:schemeClr w14:val="dk1">
+                    <w14:alpha w14:val="60000"/>
+                  </w14:schemeClr>
+                </w14:shadow>
+                <w14:textOutline w14:w="0" w14:cap="flat" w14:cmpd="sng" w14:algn="ctr">
+                  <w14:noFill/>
+                  <w14:prstDash w14:val="solid"/>
+                  <w14:round/>
+                </w14:textOutline>
+              </w:rPr>
+            </w:pPr>
+          </w:p>
+          <w:p>
+            <w:pPr>
+              <w:pStyle w:val="ListParagraph"/>
+              <w:numPr>
+                <w:ilvl w:val="0"/>
+                <w:numId w:val="28"/>
+              </w:numPr>
+              <w:rPr>
+                <w:rStyle w:val="IntenseEmphasis"/>
+                <w:rFonts w:eastAsia="Calibri Light"/>
+                <w:b w:val="0"/>
+                <w:bCs w:val="0"/>
+                <w:i w:val="0"/>
+                <w:iCs w:val="0"/>
+                <w:color w:val="000000" w:themeColor="text1"/>
+                <w:sz w:val="28"/>
+                <w:szCs w:val="28"/>
+                <w14:shadow w14:blurRad="38100" w14:dist="19050" w14:dir="2700000" w14:sx="100000" w14:sy="100000" w14:kx="0" w14:ky="0" w14:algn="tl">
+                  <w14:schemeClr w14:val="dk1">
+                    <w14:alpha w14:val="60000"/>
+                  </w14:schemeClr>
+                </w14:shadow>
+                <w14:textOutline w14:w="0" w14:cap="flat" w14:cmpd="sng" w14:algn="ctr">
+                  <w14:noFill/>
+                  <w14:prstDash w14:val="solid"/>
+                  <w14:round/>
+                </w14:textOutline>
+              </w:rPr>
+            </w:pPr>
+            <w:r>
+              <w:rPr>
+                <w:rStyle w:val="IntenseEmphasis"/>
+                <w:rFonts w:eastAsia="Calibri Light"/>
+                <w:b w:val="0"/>
+                <w:bCs w:val="0"/>
+                <w:i w:val="0"/>
+                <w:iCs w:val="0"/>
+                <w:color w:val="000000" w:themeColor="text1"/>
+                <w:sz w:val="28"/>
+                <w:szCs w:val="28"/>
+                <w14:shadow w14:blurRad="38100" w14:dist="19050" w14:dir="2700000" w14:sx="100000" w14:sy="100000" w14:kx="0" w14:ky="0" w14:algn="tl">
+                  <w14:schemeClr w14:val="dk1">
+                    <w14:alpha w14:val="60000"/>
+                  </w14:schemeClr>
+                </w14:shadow>
+                <w14:textOutline w14:w="0" w14:cap="flat" w14:cmpd="sng" w14:algn="ctr">
+                  <w14:noFill/>
+                  <w14:prstDash w14:val="solid"/>
+                  <w14:round/>
+                </w14:textOutline>
+              </w:rPr>
+              <w:t xml:space="preserve">JBL </w:t>
+            </w:r>
+            <w:proofErr w:type="spellStart"/>
+            <w:r>
+              <w:rPr>
+                <w:rStyle w:val="IntenseEmphasis"/>
+                <w:rFonts w:eastAsia="Calibri Light"/>
+                <w:b w:val="0"/>
+                <w:bCs w:val="0"/>
+                <w:i w:val="0"/>
+                <w:iCs w:val="0"/>
+                <w:color w:val="000000" w:themeColor="text1"/>
+                <w:sz w:val="28"/>
+                <w:szCs w:val="28"/>
+                <w14:shadow w14:blurRad="38100" w14:dist="19050" w14:dir="2700000" w14:sx="100000" w14:sy="100000" w14:kx="0" w14:ky="0" w14:algn="tl">
+                  <w14:schemeClr w14:val="dk1">
+                    <w14:alpha w14:val="60000"/>
+                  </w14:schemeClr>
+                </w14:shadow>
+                <w14:textOutline w14:w="0" w14:cap="flat" w14:cmpd="sng" w14:algn="ctr">
+                  <w14:noFill/>
+                  <w14:prstDash w14:val="solid"/>
+                  <w14:round/>
+                </w14:textOutline>
+              </w:rPr>
+              <w:t>PartyBox</w:t>
+            </w:r>
+            <w:proofErr w:type="spellEnd"/>
+            <w:r>
+              <w:rPr>
+                <w:rStyle w:val="IntenseEmphasis"/>
+                <w:rFonts w:eastAsia="Calibri Light"/>
+                <w:b w:val="0"/>
+                <w:bCs w:val="0"/>
+                <w:i w:val="0"/>
+                <w:iCs w:val="0"/>
+                <w:color w:val="000000" w:themeColor="text1"/>
+                <w:sz w:val="28"/>
+                <w:szCs w:val="28"/>
+                <w14:shadow w14:blurRad="38100" w14:dist="19050" w14:dir="2700000" w14:sx="100000" w14:sy="100000" w14:kx="0" w14:ky="0" w14:algn="tl">
+                  <w14:schemeClr w14:val="dk1">
+                    <w14:alpha w14:val="60000"/>
+                  </w14:schemeClr>
+                </w14:shadow>
+                <w14:textOutline w14:w="0" w14:cap="flat" w14:cmpd="sng" w14:algn="ctr">
+                  <w14:noFill/>
+                  <w14:prstDash w14:val="solid"/>
+                  <w14:round/>
+                </w14:textOutline>
+              </w:rPr>
+              <w:t xml:space="preserve"> Speaker</w:t>
+            </w:r>
+          </w:p>
+          <w:p>
+            <w:pPr>
+              <w:rPr>
+                <w:rStyle w:val="IntenseEmphasis"/>
+                <w:rFonts w:eastAsia="Calibri Light"/>
+                <w:b w:val="0"/>
+                <w:bCs w:val="0"/>
+                <w:i w:val="0"/>
+                <w:iCs w:val="0"/>
+                <w:color w:val="000000" w:themeColor="text1"/>
+                <w:sz w:val="28"/>
+                <w:szCs w:val="28"/>
+                <w14:shadow w14:blurRad="38100" w14:dist="19050" w14:dir="2700000" w14:sx="100000" w14:sy="100000" w14:kx="0" w14:ky="0" w14:algn="tl">
+                  <w14:schemeClr w14:val="dk1">
+                    <w14:alpha w14:val="60000"/>
+                  </w14:schemeClr>
+                </w14:shadow>
+                <w14:textOutline w14:w="0" w14:cap="flat" w14:cmpd="sng" w14:algn="ctr">
+                  <w14:noFill/>
+                  <w14:prstDash w14:val="solid"/>
+                  <w14:round/>
+                </w14:textOutline>
+              </w:rPr>
+            </w:pPr>
+          </w:p>
+          <w:p>
+            <w:pPr>
+              <w:pStyle w:val="ListParagraph"/>
+              <w:numPr>
+                <w:ilvl w:val="0"/>
+                <w:numId w:val="28"/>
+              </w:numPr>
+              <w:rPr>
+                <w:rStyle w:val="IntenseEmphasis"/>
+                <w:rFonts w:eastAsia="Calibri Light"/>
+                <w:b w:val="0"/>
+                <w:bCs w:val="0"/>
+                <w:i w:val="0"/>
+                <w:iCs w:val="0"/>
+                <w:color w:val="000000" w:themeColor="text1"/>
+                <w:sz w:val="28"/>
+                <w:szCs w:val="28"/>
+                <w14:shadow w14:blurRad="38100" w14:dist="19050" w14:dir="2700000" w14:sx="100000" w14:sy="100000" w14:kx="0" w14:ky="0" w14:algn="tl">
+                  <w14:schemeClr w14:val="dk1">
+                    <w14:alpha w14:val="60000"/>
+                  </w14:schemeClr>
+                </w14:shadow>
+                <w14:textOutline w14:w="0" w14:cap="flat" w14:cmpd="sng" w14:algn="ctr">
+                  <w14:noFill/>
+                  <w14:prstDash w14:val="solid"/>
+                  <w14:round/>
+                </w14:textOutline>
+              </w:rPr>
+            </w:pPr>
             <w:r>
               <w:rPr>
                 <w:rStyle w:val="IntenseEmphasis"/>
@@ -9326,29 +9237,55 @@
                 </w14:textOutline>
               </w:rPr>
             </w:pPr>
-            <w:r>
-              <w:rPr>
-                <w:rStyle w:val="IntenseEmphasis"/>
-                <w:rFonts w:eastAsia="Calibri Light"/>
-                <w:b w:val="0"/>
-                <w:bCs w:val="0"/>
-                <w:i w:val="0"/>
-                <w:iCs w:val="0"/>
-                <w:color w:val="000000" w:themeColor="text1"/>
-                <w:sz w:val="28"/>
-                <w:szCs w:val="28"/>
-                <w14:shadow w14:blurRad="38100" w14:dist="19050" w14:dir="2700000" w14:sx="100000" w14:sy="100000" w14:kx="0" w14:ky="0" w14:algn="tl">
-                  <w14:schemeClr w14:val="dk1">
-                    <w14:alpha w14:val="60000"/>
-                  </w14:schemeClr>
-                </w14:shadow>
-                <w14:textOutline w14:w="0" w14:cap="flat" w14:cmpd="sng" w14:algn="ctr">
-                  <w14:noFill/>
-                  <w14:prstDash w14:val="solid"/>
-                  <w14:round/>
-                </w14:textOutline>
-              </w:rPr>
-              <w:t>12</w:t>
+          </w:p>
+          <w:p>
+            <w:pPr>
+              <w:jc w:val="center"/>
+              <w:rPr>
+                <w:rStyle w:val="IntenseEmphasis"/>
+                <w:rFonts w:eastAsia="Calibri Light"/>
+                <w:b w:val="0"/>
+                <w:bCs w:val="0"/>
+                <w:i w:val="0"/>
+                <w:iCs w:val="0"/>
+                <w:color w:val="000000" w:themeColor="text1"/>
+                <w:sz w:val="28"/>
+                <w:szCs w:val="28"/>
+                <w14:shadow w14:blurRad="38100" w14:dist="19050" w14:dir="2700000" w14:sx="100000" w14:sy="100000" w14:kx="0" w14:ky="0" w14:algn="tl">
+                  <w14:schemeClr w14:val="dk1">
+                    <w14:alpha w14:val="60000"/>
+                  </w14:schemeClr>
+                </w14:shadow>
+                <w14:textOutline w14:w="0" w14:cap="flat" w14:cmpd="sng" w14:algn="ctr">
+                  <w14:noFill/>
+                  <w14:prstDash w14:val="solid"/>
+                  <w14:round/>
+                </w14:textOutline>
+              </w:rPr>
+            </w:pPr>
+            <w:r>
+              <w:rPr>
+                <w:rStyle w:val="IntenseEmphasis"/>
+                <w:rFonts w:eastAsia="Calibri Light"/>
+                <w:b w:val="0"/>
+                <w:bCs w:val="0"/>
+                <w:i w:val="0"/>
+                <w:iCs w:val="0"/>
+                <w:color w:val="000000" w:themeColor="text1"/>
+                <w:sz w:val="28"/>
+                <w:szCs w:val="28"/>
+                <w14:shadow w14:blurRad="38100" w14:dist="19050" w14:dir="2700000" w14:sx="100000" w14:sy="100000" w14:kx="0" w14:ky="0" w14:algn="tl">
+                  <w14:schemeClr w14:val="dk1">
+                    <w14:alpha w14:val="60000"/>
+                  </w14:schemeClr>
+                </w14:shadow>
+                <w14:textOutline w14:w="0" w14:cap="flat" w14:cmpd="sng" w14:algn="ctr">
+                  <w14:noFill/>
+                  <w14:prstDash w14:val="solid"/>
+                  <w14:round/>
+                </w14:textOutline>
+              </w:rPr>
+              <w:t>2</w:t>
             </w:r>
             <w:r>
               <w:rPr>
@@ -9426,29 +9363,129 @@
                 </w14:textOutline>
               </w:rPr>
             </w:pPr>
-            <w:r>
-              <w:rPr>
-                <w:rStyle w:val="IntenseEmphasis"/>
-                <w:rFonts w:eastAsia="Calibri Light"/>
-                <w:b w:val="0"/>
-                <w:bCs w:val="0"/>
-                <w:i w:val="0"/>
-                <w:iCs w:val="0"/>
-                <w:color w:val="000000" w:themeColor="text1"/>
-                <w:sz w:val="28"/>
-                <w:szCs w:val="28"/>
-                <w14:shadow w14:blurRad="38100" w14:dist="19050" w14:dir="2700000" w14:sx="100000" w14:sy="100000" w14:kx="0" w14:ky="0" w14:algn="tl">
-                  <w14:schemeClr w14:val="dk1">
-                    <w14:alpha w14:val="60000"/>
-                  </w14:schemeClr>
-                </w14:shadow>
-                <w14:textOutline w14:w="0" w14:cap="flat" w14:cmpd="sng" w14:algn="ctr">
-                  <w14:noFill/>
-                  <w14:prstDash w14:val="solid"/>
-                  <w14:round/>
-                </w14:textOutline>
-              </w:rPr>
-              <w:t>12,000 /-</w:t>
+          </w:p>
+          <w:p>
+            <w:pPr>
+              <w:jc w:val="center"/>
+              <w:rPr>
+                <w:rStyle w:val="IntenseEmphasis"/>
+                <w:rFonts w:eastAsia="Calibri Light"/>
+                <w:b w:val="0"/>
+                <w:bCs w:val="0"/>
+                <w:i w:val="0"/>
+                <w:iCs w:val="0"/>
+                <w:color w:val="000000" w:themeColor="text1"/>
+                <w:sz w:val="28"/>
+                <w:szCs w:val="28"/>
+                <w14:shadow w14:blurRad="38100" w14:dist="19050" w14:dir="2700000" w14:sx="100000" w14:sy="100000" w14:kx="0" w14:ky="0" w14:algn="tl">
+                  <w14:schemeClr w14:val="dk1">
+                    <w14:alpha w14:val="60000"/>
+                  </w14:schemeClr>
+                </w14:shadow>
+                <w14:textOutline w14:w="0" w14:cap="flat" w14:cmpd="sng" w14:algn="ctr">
+                  <w14:noFill/>
+                  <w14:prstDash w14:val="solid"/>
+                  <w14:round/>
+                </w14:textOutline>
+              </w:rPr>
+            </w:pPr>
+          </w:p>
+          <w:p>
+            <w:pPr>
+              <w:jc w:val="center"/>
+              <w:rPr>
+                <w:rStyle w:val="IntenseEmphasis"/>
+                <w:rFonts w:eastAsia="Calibri Light"/>
+                <w:b w:val="0"/>
+                <w:bCs w:val="0"/>
+                <w:i w:val="0"/>
+                <w:iCs w:val="0"/>
+                <w:color w:val="000000" w:themeColor="text1"/>
+                <w:sz w:val="28"/>
+                <w:szCs w:val="28"/>
+                <w14:shadow w14:blurRad="38100" w14:dist="19050" w14:dir="2700000" w14:sx="100000" w14:sy="100000" w14:kx="0" w14:ky="0" w14:algn="tl">
+                  <w14:schemeClr w14:val="dk1">
+                    <w14:alpha w14:val="60000"/>
+                  </w14:schemeClr>
+                </w14:shadow>
+                <w14:textOutline w14:w="0" w14:cap="flat" w14:cmpd="sng" w14:algn="ctr">
+                  <w14:noFill/>
+                  <w14:prstDash w14:val="solid"/>
+                  <w14:round/>
+                </w14:textOutline>
+              </w:rPr>
+            </w:pPr>
+            <w:r>
+              <w:rPr>
+                <w:rStyle w:val="IntenseEmphasis"/>
+                <w:rFonts w:eastAsia="Calibri Light"/>
+                <w:b w:val="0"/>
+                <w:bCs w:val="0"/>
+                <w:i w:val="0"/>
+                <w:iCs w:val="0"/>
+                <w:color w:val="000000" w:themeColor="text1"/>
+                <w:sz w:val="28"/>
+                <w:szCs w:val="28"/>
+                <w14:shadow w14:blurRad="38100" w14:dist="19050" w14:dir="2700000" w14:sx="100000" w14:sy="100000" w14:kx="0" w14:ky="0" w14:algn="tl">
+                  <w14:schemeClr w14:val="dk1">
+                    <w14:alpha w14:val="60000"/>
+                  </w14:schemeClr>
+                </w14:shadow>
+                <w14:textOutline w14:w="0" w14:cap="flat" w14:cmpd="sng" w14:algn="ctr">
+                  <w14:noFill/>
+                  <w14:prstDash w14:val="solid"/>
+                  <w14:round/>
+                </w14:textOutline>
+              </w:rPr>
+              <w:t>1</w:t>
+            </w:r>
+            <w:r>
+              <w:rPr>
+                <w:rStyle w:val="IntenseEmphasis"/>
+                <w:rFonts w:eastAsia="Calibri Light"/>
+                <w:b w:val="0"/>
+                <w:bCs w:val="0"/>
+                <w:i w:val="0"/>
+                <w:iCs w:val="0"/>
+                <w:color w:val="000000" w:themeColor="text1"/>
+                <w:sz w:val="28"/>
+                <w:szCs w:val="28"/>
+                <w14:shadow w14:blurRad="38100" w14:dist="19050" w14:dir="2700000" w14:sx="100000" w14:sy="100000" w14:kx="0" w14:ky="0" w14:algn="tl">
+                  <w14:schemeClr w14:val="dk1">
+                    <w14:alpha w14:val="60000"/>
+                  </w14:schemeClr>
+                </w14:shadow>
+                <w14:textOutline w14:w="0" w14:cap="flat" w14:cmpd="sng" w14:algn="ctr">
+                  <w14:noFill/>
+                  <w14:prstDash w14:val="solid"/>
+                  <w14:round/>
+                </w14:textOutline>
+              </w:rPr>
+              <w:t>0</w:t>
+            </w:r>
+            <w:r>
+              <w:rPr>
+                <w:rStyle w:val="IntenseEmphasis"/>
+                <w:rFonts w:eastAsia="Calibri Light"/>
+                <w:b w:val="0"/>
+                <w:bCs w:val="0"/>
+                <w:i w:val="0"/>
+                <w:iCs w:val="0"/>
+                <w:color w:val="000000" w:themeColor="text1"/>
+                <w:sz w:val="28"/>
+                <w:szCs w:val="28"/>
+                <w14:shadow w14:blurRad="38100" w14:dist="19050" w14:dir="2700000" w14:sx="100000" w14:sy="100000" w14:kx="0" w14:ky="0" w14:algn="tl">
+                  <w14:schemeClr w14:val="dk1">
+                    <w14:alpha w14:val="60000"/>
+                  </w14:schemeClr>
+                </w14:shadow>
+                <w14:textOutline w14:w="0" w14:cap="flat" w14:cmpd="sng" w14:algn="ctr">
+                  <w14:noFill/>
+                  <w14:prstDash w14:val="solid"/>
+                  <w14:round/>
+                </w14:textOutline>
+              </w:rPr>
+              <w:t>,000 /-</w:t>
             </w:r>
           </w:p>
         </w:tc>
@@ -10724,27 +10761,7 @@
                   <w14:round/>
                 </w14:textOutline>
               </w:rPr>
-              <w:t xml:space="preserve">    1</w:t>
-            </w:r>
-            <w:r>
-              <w:rPr>
-                <w:rFonts w:ascii="Abadi" w:eastAsiaTheme="majorEastAsia" w:hAnsi="Abadi" w:cs="Aharoni"/>
-                <w:bCs/>
-                <w:color w:val="385623" w:themeColor="accent6" w:themeShade="80"/>
-                <w:sz w:val="36"/>
-                <w:szCs w:val="36"/>
-                <w14:shadow w14:blurRad="38100" w14:dist="19050" w14:dir="2700000" w14:sx="100000" w14:sy="100000" w14:kx="0" w14:ky="0" w14:algn="tl">
-                  <w14:schemeClr w14:val="dk1">
-                    <w14:alpha w14:val="60000"/>
-                  </w14:schemeClr>
-                </w14:shadow>
-                <w14:textOutline w14:w="0" w14:cap="flat" w14:cmpd="sng" w14:algn="ctr">
-                  <w14:noFill/>
-                  <w14:prstDash w14:val="solid"/>
-                  <w14:round/>
-                </w14:textOutline>
-              </w:rPr>
-              <w:t>0</w:t>
+              <w:t xml:space="preserve">    10</w:t>
             </w:r>
             <w:r>
               <w:rPr>
@@ -10785,27 +10802,7 @@
                   <w14:round/>
                 </w14:textOutline>
               </w:rPr>
-              <w:t xml:space="preserve"> February</w:t>
-            </w:r>
-            <w:r>
-              <w:rPr>
-                <w:rFonts w:ascii="Abadi" w:eastAsiaTheme="majorEastAsia" w:hAnsi="Abadi" w:cs="Aharoni"/>
-                <w:bCs/>
-                <w:color w:val="385623" w:themeColor="accent6" w:themeShade="80"/>
-                <w:sz w:val="36"/>
-                <w:szCs w:val="36"/>
-                <w14:shadow w14:blurRad="38100" w14:dist="19050" w14:dir="2700000" w14:sx="100000" w14:sy="100000" w14:kx="0" w14:ky="0" w14:algn="tl">
-                  <w14:schemeClr w14:val="dk1">
-                    <w14:alpha w14:val="60000"/>
-                  </w14:schemeClr>
-                </w14:shadow>
-                <w14:textOutline w14:w="0" w14:cap="flat" w14:cmpd="sng" w14:algn="ctr">
-                  <w14:noFill/>
-                  <w14:prstDash w14:val="solid"/>
-                  <w14:round/>
-                </w14:textOutline>
-              </w:rPr>
-              <w:t xml:space="preserve"> </w:t>
+              <w:t xml:space="preserve"> February </w:t>
             </w:r>
             <w:r>
               <w:rPr>
@@ -10906,27 +10903,7 @@
                   <w14:round/>
                 </w14:textOutline>
               </w:rPr>
-              <w:t>Wedding</w:t>
-            </w:r>
-            <w:r>
-              <w:rPr>
-                <w:rFonts w:ascii="Abadi" w:eastAsiaTheme="majorEastAsia" w:hAnsi="Abadi" w:cs="ADLaM Display"/>
-                <w:bCs/>
-                <w:color w:val="385623" w:themeColor="accent6" w:themeShade="80"/>
-                <w:sz w:val="36"/>
-                <w:szCs w:val="36"/>
-                <w14:shadow w14:blurRad="38100" w14:dist="19050" w14:dir="2700000" w14:sx="100000" w14:sy="100000" w14:kx="0" w14:ky="0" w14:algn="tl">
-                  <w14:schemeClr w14:val="dk1">
-                    <w14:alpha w14:val="60000"/>
-                  </w14:schemeClr>
-                </w14:shadow>
-                <w14:textOutline w14:w="0" w14:cap="flat" w14:cmpd="sng" w14:algn="ctr">
-                  <w14:noFill/>
-                  <w14:prstDash w14:val="solid"/>
-                  <w14:round/>
-                </w14:textOutline>
-              </w:rPr>
-              <w:t xml:space="preserve"> </w:t>
+              <w:t xml:space="preserve">Wedding </w:t>
             </w:r>
             <w:r>
               <w:rPr>
@@ -12629,8 +12606,58 @@
                   <w14:round/>
                 </w14:textOutline>
               </w:rPr>
-              <w:t>Ajay Gill With Tech Rider</w:t>
-            </w:r>
+              <w:t xml:space="preserve">Professional Anchor </w:t>
+            </w:r>
+            <w:r>
+              <w:rPr>
+                <w:rStyle w:val="IntenseEmphasis"/>
+                <w:rFonts w:eastAsia="Calibri Light"/>
+                <w:b w:val="0"/>
+                <w:bCs w:val="0"/>
+                <w:i w:val="0"/>
+                <w:iCs w:val="0"/>
+                <w:color w:val="000000" w:themeColor="text1"/>
+                <w:sz w:val="28"/>
+                <w:szCs w:val="28"/>
+                <w14:shadow w14:blurRad="38100" w14:dist="19050" w14:dir="2700000" w14:sx="100000" w14:sy="100000" w14:kx="0" w14:ky="0" w14:algn="tl">
+                  <w14:schemeClr w14:val="dk1">
+                    <w14:alpha w14:val="60000"/>
+                  </w14:schemeClr>
+                </w14:shadow>
+                <w14:textOutline w14:w="0" w14:cap="flat" w14:cmpd="sng" w14:algn="ctr">
+                  <w14:noFill/>
+                  <w14:prstDash w14:val="solid"/>
+                  <w14:round/>
+                </w14:textOutline>
+              </w:rPr>
+              <w:t xml:space="preserve">- </w:t>
+            </w:r>
+            <w:proofErr w:type="spellStart"/>
+            <w:r>
+              <w:rPr>
+                <w:rStyle w:val="IntenseEmphasis"/>
+                <w:rFonts w:eastAsia="Calibri Light"/>
+                <w:b w:val="0"/>
+                <w:bCs w:val="0"/>
+                <w:i w:val="0"/>
+                <w:iCs w:val="0"/>
+                <w:color w:val="000000" w:themeColor="text1"/>
+                <w:sz w:val="28"/>
+                <w:szCs w:val="28"/>
+                <w14:shadow w14:blurRad="38100" w14:dist="19050" w14:dir="2700000" w14:sx="100000" w14:sy="100000" w14:kx="0" w14:ky="0" w14:algn="tl">
+                  <w14:schemeClr w14:val="dk1">
+                    <w14:alpha w14:val="60000"/>
+                  </w14:schemeClr>
+                </w14:shadow>
+                <w14:textOutline w14:w="0" w14:cap="flat" w14:cmpd="sng" w14:algn="ctr">
+                  <w14:noFill/>
+                  <w14:prstDash w14:val="solid"/>
+                  <w14:round/>
+                </w14:textOutline>
+              </w:rPr>
+              <w:t>radhika</w:t>
+            </w:r>
+            <w:proofErr w:type="spellEnd"/>
           </w:p>
         </w:tc>
         <w:tc>
@@ -12710,7 +12737,7 @@
                   <w14:round/>
                 </w14:textOutline>
               </w:rPr>
-              <w:t>1,00,000 /-</w:t>
+              <w:t>25,000 /-</w:t>
             </w:r>
           </w:p>
         </w:tc>
@@ -12799,7 +12826,57 @@
                   <w14:round/>
                 </w14:textOutline>
               </w:rPr>
-              <w:t xml:space="preserve">Professional Anchor </w:t>
+              <w:t xml:space="preserve">Led Screens [600 </w:t>
+            </w:r>
+            <w:proofErr w:type="spellStart"/>
+            <w:r>
+              <w:rPr>
+                <w:rStyle w:val="IntenseEmphasis"/>
+                <w:rFonts w:eastAsia="Calibri Light"/>
+                <w:b w:val="0"/>
+                <w:bCs w:val="0"/>
+                <w:i w:val="0"/>
+                <w:iCs w:val="0"/>
+                <w:color w:val="000000" w:themeColor="text1"/>
+                <w:sz w:val="28"/>
+                <w:szCs w:val="28"/>
+                <w14:shadow w14:blurRad="38100" w14:dist="19050" w14:dir="2700000" w14:sx="100000" w14:sy="100000" w14:kx="0" w14:ky="0" w14:algn="tl">
+                  <w14:schemeClr w14:val="dk1">
+                    <w14:alpha w14:val="60000"/>
+                  </w14:schemeClr>
+                </w14:shadow>
+                <w14:textOutline w14:w="0" w14:cap="flat" w14:cmpd="sng" w14:algn="ctr">
+                  <w14:noFill/>
+                  <w14:prstDash w14:val="solid"/>
+                  <w14:round/>
+                </w14:textOutline>
+              </w:rPr>
+              <w:t>Sq.Ft</w:t>
+            </w:r>
+            <w:proofErr w:type="spellEnd"/>
+            <w:r>
+              <w:rPr>
+                <w:rStyle w:val="IntenseEmphasis"/>
+                <w:rFonts w:eastAsia="Calibri Light"/>
+                <w:b w:val="0"/>
+                <w:bCs w:val="0"/>
+                <w:i w:val="0"/>
+                <w:iCs w:val="0"/>
+                <w:color w:val="000000" w:themeColor="text1"/>
+                <w:sz w:val="28"/>
+                <w:szCs w:val="28"/>
+                <w14:shadow w14:blurRad="38100" w14:dist="19050" w14:dir="2700000" w14:sx="100000" w14:sy="100000" w14:kx="0" w14:ky="0" w14:algn="tl">
+                  <w14:schemeClr w14:val="dk1">
+                    <w14:alpha w14:val="60000"/>
+                  </w14:schemeClr>
+                </w14:shadow>
+                <w14:textOutline w14:w="0" w14:cap="flat" w14:cmpd="sng" w14:algn="ctr">
+                  <w14:noFill/>
+                  <w14:prstDash w14:val="solid"/>
+                  <w14:round/>
+                </w14:textOutline>
+              </w:rPr>
+              <w:t>.] With Professional Video Jockey</w:t>
             </w:r>
           </w:p>
         </w:tc>
@@ -12880,7 +12957,7 @@
                   <w14:round/>
                 </w14:textOutline>
               </w:rPr>
-              <w:t>On Final Call</w:t>
+              <w:t>60,000 /-</w:t>
             </w:r>
           </w:p>
         </w:tc>
@@ -12969,57 +13046,57 @@
                   <w14:round/>
                 </w14:textOutline>
               </w:rPr>
-              <w:t xml:space="preserve">Led Screens [600 </w:t>
-            </w:r>
-            <w:proofErr w:type="spellStart"/>
-            <w:r>
-              <w:rPr>
-                <w:rStyle w:val="IntenseEmphasis"/>
-                <w:rFonts w:eastAsia="Calibri Light"/>
-                <w:b w:val="0"/>
-                <w:bCs w:val="0"/>
-                <w:i w:val="0"/>
-                <w:iCs w:val="0"/>
-                <w:color w:val="000000" w:themeColor="text1"/>
-                <w:sz w:val="28"/>
-                <w:szCs w:val="28"/>
-                <w14:shadow w14:blurRad="38100" w14:dist="19050" w14:dir="2700000" w14:sx="100000" w14:sy="100000" w14:kx="0" w14:ky="0" w14:algn="tl">
-                  <w14:schemeClr w14:val="dk1">
-                    <w14:alpha w14:val="60000"/>
-                  </w14:schemeClr>
-                </w14:shadow>
-                <w14:textOutline w14:w="0" w14:cap="flat" w14:cmpd="sng" w14:algn="ctr">
-                  <w14:noFill/>
-                  <w14:prstDash w14:val="solid"/>
-                  <w14:round/>
-                </w14:textOutline>
-              </w:rPr>
-              <w:t>Sq.Ft</w:t>
-            </w:r>
-            <w:proofErr w:type="spellEnd"/>
-            <w:r>
-              <w:rPr>
-                <w:rStyle w:val="IntenseEmphasis"/>
-                <w:rFonts w:eastAsia="Calibri Light"/>
-                <w:b w:val="0"/>
-                <w:bCs w:val="0"/>
-                <w:i w:val="0"/>
-                <w:iCs w:val="0"/>
-                <w:color w:val="000000" w:themeColor="text1"/>
-                <w:sz w:val="28"/>
-                <w:szCs w:val="28"/>
-                <w14:shadow w14:blurRad="38100" w14:dist="19050" w14:dir="2700000" w14:sx="100000" w14:sy="100000" w14:kx="0" w14:ky="0" w14:algn="tl">
-                  <w14:schemeClr w14:val="dk1">
-                    <w14:alpha w14:val="60000"/>
-                  </w14:schemeClr>
-                </w14:shadow>
-                <w14:textOutline w14:w="0" w14:cap="flat" w14:cmpd="sng" w14:algn="ctr">
-                  <w14:noFill/>
-                  <w14:prstDash w14:val="solid"/>
-                  <w14:round/>
-                </w14:textOutline>
-              </w:rPr>
-              <w:t>.] With Professional Video Jockey</w:t>
+              <w:t xml:space="preserve">Bride Groom </w:t>
+            </w:r>
+            <w:proofErr w:type="gramStart"/>
+            <w:r>
+              <w:rPr>
+                <w:rStyle w:val="IntenseEmphasis"/>
+                <w:rFonts w:eastAsia="Calibri Light"/>
+                <w:b w:val="0"/>
+                <w:bCs w:val="0"/>
+                <w:i w:val="0"/>
+                <w:iCs w:val="0"/>
+                <w:color w:val="000000" w:themeColor="text1"/>
+                <w:sz w:val="28"/>
+                <w:szCs w:val="28"/>
+                <w14:shadow w14:blurRad="38100" w14:dist="19050" w14:dir="2700000" w14:sx="100000" w14:sy="100000" w14:kx="0" w14:ky="0" w14:algn="tl">
+                  <w14:schemeClr w14:val="dk1">
+                    <w14:alpha w14:val="60000"/>
+                  </w14:schemeClr>
+                </w14:shadow>
+                <w14:textOutline w14:w="0" w14:cap="flat" w14:cmpd="sng" w14:algn="ctr">
+                  <w14:noFill/>
+                  <w14:prstDash w14:val="solid"/>
+                  <w14:round/>
+                </w14:textOutline>
+              </w:rPr>
+              <w:t>Artists(</w:t>
+            </w:r>
+            <w:proofErr w:type="gramEnd"/>
+            <w:r>
+              <w:rPr>
+                <w:rStyle w:val="IntenseEmphasis"/>
+                <w:rFonts w:eastAsia="Calibri Light"/>
+                <w:b w:val="0"/>
+                <w:bCs w:val="0"/>
+                <w:i w:val="0"/>
+                <w:iCs w:val="0"/>
+                <w:color w:val="000000" w:themeColor="text1"/>
+                <w:sz w:val="28"/>
+                <w:szCs w:val="28"/>
+                <w14:shadow w14:blurRad="38100" w14:dist="19050" w14:dir="2700000" w14:sx="100000" w14:sy="100000" w14:kx="0" w14:ky="0" w14:algn="tl">
+                  <w14:schemeClr w14:val="dk1">
+                    <w14:alpha w14:val="60000"/>
+                  </w14:schemeClr>
+                </w14:shadow>
+                <w14:textOutline w14:w="0" w14:cap="flat" w14:cmpd="sng" w14:algn="ctr">
+                  <w14:noFill/>
+                  <w14:prstDash w14:val="solid"/>
+                  <w14:round/>
+                </w14:textOutline>
+              </w:rPr>
+              <w:t>10)</w:t>
             </w:r>
           </w:p>
         </w:tc>
@@ -13100,7 +13177,31 @@
                   <w14:round/>
                 </w14:textOutline>
               </w:rPr>
-              <w:t>60,000 /-</w:t>
+              <w:t>1,0</w:t>
+            </w:r>
+            <w:r>
+              <w:rPr>
+                <w:rStyle w:val="IntenseEmphasis"/>
+                <w:rFonts w:eastAsia="Calibri Light"/>
+                <w:b w:val="0"/>
+                <w:bCs w:val="0"/>
+                <w:i w:val="0"/>
+                <w:iCs w:val="0"/>
+                <w:color w:val="000000" w:themeColor="text1"/>
+                <w:sz w:val="28"/>
+                <w:szCs w:val="28"/>
+                <w14:shadow w14:blurRad="38100" w14:dist="19050" w14:dir="2700000" w14:sx="100000" w14:sy="100000" w14:kx="0" w14:ky="0" w14:algn="tl">
+                  <w14:schemeClr w14:val="dk1">
+                    <w14:alpha w14:val="60000"/>
+                  </w14:schemeClr>
+                </w14:shadow>
+                <w14:textOutline w14:w="0" w14:cap="flat" w14:cmpd="sng" w14:algn="ctr">
+                  <w14:noFill/>
+                  <w14:prstDash w14:val="solid"/>
+                  <w14:round/>
+                </w14:textOutline>
+              </w:rPr>
+              <w:t>0,000 /-</w:t>
             </w:r>
           </w:p>
         </w:tc>
@@ -13189,420 +13290,6 @@
                   <w14:round/>
                 </w14:textOutline>
               </w:rPr>
-              <w:t>Live Band Tech Rider</w:t>
-            </w:r>
-          </w:p>
-        </w:tc>
-        <w:tc>
-          <w:tcPr>
-            <w:tcW w:w="2613" w:type="dxa"/>
-          </w:tcPr>
-          <w:p>
-            <w:pPr>
-              <w:jc w:val="center"/>
-              <w:rPr>
-                <w:rStyle w:val="IntenseEmphasis"/>
-                <w:rFonts w:eastAsia="Calibri Light"/>
-                <w:b w:val="0"/>
-                <w:bCs w:val="0"/>
-                <w:i w:val="0"/>
-                <w:iCs w:val="0"/>
-                <w:color w:val="000000" w:themeColor="text1"/>
-                <w:sz w:val="28"/>
-                <w:szCs w:val="28"/>
-                <w14:shadow w14:blurRad="38100" w14:dist="19050" w14:dir="2700000" w14:sx="100000" w14:sy="100000" w14:kx="0" w14:ky="0" w14:algn="tl">
-                  <w14:schemeClr w14:val="dk1">
-                    <w14:alpha w14:val="60000"/>
-                  </w14:schemeClr>
-                </w14:shadow>
-                <w14:textOutline w14:w="0" w14:cap="flat" w14:cmpd="sng" w14:algn="ctr">
-                  <w14:noFill/>
-                  <w14:prstDash w14:val="solid"/>
-                  <w14:round/>
-                </w14:textOutline>
-              </w:rPr>
-            </w:pPr>
-          </w:p>
-          <w:p>
-            <w:pPr>
-              <w:jc w:val="center"/>
-              <w:rPr>
-                <w:rStyle w:val="IntenseEmphasis"/>
-                <w:rFonts w:eastAsia="Calibri Light"/>
-                <w:b w:val="0"/>
-                <w:bCs w:val="0"/>
-                <w:i w:val="0"/>
-                <w:iCs w:val="0"/>
-                <w:color w:val="000000" w:themeColor="text1"/>
-                <w:sz w:val="28"/>
-                <w:szCs w:val="28"/>
-                <w14:shadow w14:blurRad="38100" w14:dist="19050" w14:dir="2700000" w14:sx="100000" w14:sy="100000" w14:kx="0" w14:ky="0" w14:algn="tl">
-                  <w14:schemeClr w14:val="dk1">
-                    <w14:alpha w14:val="60000"/>
-                  </w14:schemeClr>
-                </w14:shadow>
-                <w14:textOutline w14:w="0" w14:cap="flat" w14:cmpd="sng" w14:algn="ctr">
-                  <w14:noFill/>
-                  <w14:prstDash w14:val="solid"/>
-                  <w14:round/>
-                </w14:textOutline>
-              </w:rPr>
-            </w:pPr>
-            <w:r>
-              <w:rPr>
-                <w:rStyle w:val="IntenseEmphasis"/>
-                <w:rFonts w:eastAsia="Calibri Light"/>
-                <w:b w:val="0"/>
-                <w:bCs w:val="0"/>
-                <w:i w:val="0"/>
-                <w:iCs w:val="0"/>
-                <w:color w:val="000000" w:themeColor="text1"/>
-                <w:sz w:val="28"/>
-                <w:szCs w:val="28"/>
-                <w14:shadow w14:blurRad="38100" w14:dist="19050" w14:dir="2700000" w14:sx="100000" w14:sy="100000" w14:kx="0" w14:ky="0" w14:algn="tl">
-                  <w14:schemeClr w14:val="dk1">
-                    <w14:alpha w14:val="60000"/>
-                  </w14:schemeClr>
-                </w14:shadow>
-                <w14:textOutline w14:w="0" w14:cap="flat" w14:cmpd="sng" w14:algn="ctr">
-                  <w14:noFill/>
-                  <w14:prstDash w14:val="solid"/>
-                  <w14:round/>
-                </w14:textOutline>
-              </w:rPr>
-              <w:t>On Final Call</w:t>
-            </w:r>
-          </w:p>
-        </w:tc>
-      </w:tr>
-      <w:tr>
-        <w:trPr>
-          <w:trHeight w:val="908"/>
-        </w:trPr>
-        <w:tc>
-          <w:tcPr>
-            <w:tcW w:w="6745" w:type="dxa"/>
-          </w:tcPr>
-          <w:p>
-            <w:pPr>
-              <w:rPr>
-                <w:rStyle w:val="IntenseEmphasis"/>
-                <w:rFonts w:eastAsia="Calibri Light"/>
-                <w:b w:val="0"/>
-                <w:bCs w:val="0"/>
-                <w:i w:val="0"/>
-                <w:iCs w:val="0"/>
-                <w:color w:val="000000" w:themeColor="text1"/>
-                <w:sz w:val="28"/>
-                <w:szCs w:val="28"/>
-                <w14:shadow w14:blurRad="38100" w14:dist="19050" w14:dir="2700000" w14:sx="100000" w14:sy="100000" w14:kx="0" w14:ky="0" w14:algn="tl">
-                  <w14:schemeClr w14:val="dk1">
-                    <w14:alpha w14:val="60000"/>
-                  </w14:schemeClr>
-                </w14:shadow>
-                <w14:textOutline w14:w="0" w14:cap="flat" w14:cmpd="sng" w14:algn="ctr">
-                  <w14:noFill/>
-                  <w14:prstDash w14:val="solid"/>
-                  <w14:round/>
-                </w14:textOutline>
-              </w:rPr>
-            </w:pPr>
-          </w:p>
-          <w:p>
-            <w:pPr>
-              <w:pStyle w:val="ListParagraph"/>
-              <w:numPr>
-                <w:ilvl w:val="0"/>
-                <w:numId w:val="21"/>
-              </w:numPr>
-              <w:rPr>
-                <w:rStyle w:val="IntenseEmphasis"/>
-                <w:rFonts w:eastAsia="Calibri Light"/>
-                <w:b w:val="0"/>
-                <w:bCs w:val="0"/>
-                <w:i w:val="0"/>
-                <w:iCs w:val="0"/>
-                <w:color w:val="000000" w:themeColor="text1"/>
-                <w:sz w:val="28"/>
-                <w:szCs w:val="28"/>
-                <w14:shadow w14:blurRad="38100" w14:dist="19050" w14:dir="2700000" w14:sx="100000" w14:sy="100000" w14:kx="0" w14:ky="0" w14:algn="tl">
-                  <w14:schemeClr w14:val="dk1">
-                    <w14:alpha w14:val="60000"/>
-                  </w14:schemeClr>
-                </w14:shadow>
-                <w14:textOutline w14:w="0" w14:cap="flat" w14:cmpd="sng" w14:algn="ctr">
-                  <w14:noFill/>
-                  <w14:prstDash w14:val="solid"/>
-                  <w14:round/>
-                </w14:textOutline>
-              </w:rPr>
-            </w:pPr>
-            <w:r>
-              <w:rPr>
-                <w:rStyle w:val="IntenseEmphasis"/>
-                <w:rFonts w:eastAsia="Calibri Light"/>
-                <w:b w:val="0"/>
-                <w:bCs w:val="0"/>
-                <w:i w:val="0"/>
-                <w:iCs w:val="0"/>
-                <w:color w:val="000000" w:themeColor="text1"/>
-                <w:sz w:val="28"/>
-                <w:szCs w:val="28"/>
-                <w14:shadow w14:blurRad="38100" w14:dist="19050" w14:dir="2700000" w14:sx="100000" w14:sy="100000" w14:kx="0" w14:ky="0" w14:algn="tl">
-                  <w14:schemeClr w14:val="dk1">
-                    <w14:alpha w14:val="60000"/>
-                  </w14:schemeClr>
-                </w14:shadow>
-                <w14:textOutline w14:w="0" w14:cap="flat" w14:cmpd="sng" w14:algn="ctr">
-                  <w14:noFill/>
-                  <w14:prstDash w14:val="solid"/>
-                  <w14:round/>
-                </w14:textOutline>
-              </w:rPr>
-              <w:t xml:space="preserve">Bride Groom </w:t>
-            </w:r>
-            <w:proofErr w:type="gramStart"/>
-            <w:r>
-              <w:rPr>
-                <w:rStyle w:val="IntenseEmphasis"/>
-                <w:rFonts w:eastAsia="Calibri Light"/>
-                <w:b w:val="0"/>
-                <w:bCs w:val="0"/>
-                <w:i w:val="0"/>
-                <w:iCs w:val="0"/>
-                <w:color w:val="000000" w:themeColor="text1"/>
-                <w:sz w:val="28"/>
-                <w:szCs w:val="28"/>
-                <w14:shadow w14:blurRad="38100" w14:dist="19050" w14:dir="2700000" w14:sx="100000" w14:sy="100000" w14:kx="0" w14:ky="0" w14:algn="tl">
-                  <w14:schemeClr w14:val="dk1">
-                    <w14:alpha w14:val="60000"/>
-                  </w14:schemeClr>
-                </w14:shadow>
-                <w14:textOutline w14:w="0" w14:cap="flat" w14:cmpd="sng" w14:algn="ctr">
-                  <w14:noFill/>
-                  <w14:prstDash w14:val="solid"/>
-                  <w14:round/>
-                </w14:textOutline>
-              </w:rPr>
-              <w:t>Artists(</w:t>
-            </w:r>
-            <w:proofErr w:type="gramEnd"/>
-            <w:r>
-              <w:rPr>
-                <w:rStyle w:val="IntenseEmphasis"/>
-                <w:rFonts w:eastAsia="Calibri Light"/>
-                <w:b w:val="0"/>
-                <w:bCs w:val="0"/>
-                <w:i w:val="0"/>
-                <w:iCs w:val="0"/>
-                <w:color w:val="000000" w:themeColor="text1"/>
-                <w:sz w:val="28"/>
-                <w:szCs w:val="28"/>
-                <w14:shadow w14:blurRad="38100" w14:dist="19050" w14:dir="2700000" w14:sx="100000" w14:sy="100000" w14:kx="0" w14:ky="0" w14:algn="tl">
-                  <w14:schemeClr w14:val="dk1">
-                    <w14:alpha w14:val="60000"/>
-                  </w14:schemeClr>
-                </w14:shadow>
-                <w14:textOutline w14:w="0" w14:cap="flat" w14:cmpd="sng" w14:algn="ctr">
-                  <w14:noFill/>
-                  <w14:prstDash w14:val="solid"/>
-                  <w14:round/>
-                </w14:textOutline>
-              </w:rPr>
-              <w:t>10)</w:t>
-            </w:r>
-          </w:p>
-        </w:tc>
-        <w:tc>
-          <w:tcPr>
-            <w:tcW w:w="2613" w:type="dxa"/>
-          </w:tcPr>
-          <w:p>
-            <w:pPr>
-              <w:jc w:val="center"/>
-              <w:rPr>
-                <w:rStyle w:val="IntenseEmphasis"/>
-                <w:rFonts w:eastAsia="Calibri Light"/>
-                <w:b w:val="0"/>
-                <w:bCs w:val="0"/>
-                <w:i w:val="0"/>
-                <w:iCs w:val="0"/>
-                <w:color w:val="000000" w:themeColor="text1"/>
-                <w:sz w:val="28"/>
-                <w:szCs w:val="28"/>
-                <w14:shadow w14:blurRad="38100" w14:dist="19050" w14:dir="2700000" w14:sx="100000" w14:sy="100000" w14:kx="0" w14:ky="0" w14:algn="tl">
-                  <w14:schemeClr w14:val="dk1">
-                    <w14:alpha w14:val="60000"/>
-                  </w14:schemeClr>
-                </w14:shadow>
-                <w14:textOutline w14:w="0" w14:cap="flat" w14:cmpd="sng" w14:algn="ctr">
-                  <w14:noFill/>
-                  <w14:prstDash w14:val="solid"/>
-                  <w14:round/>
-                </w14:textOutline>
-              </w:rPr>
-            </w:pPr>
-          </w:p>
-          <w:p>
-            <w:pPr>
-              <w:jc w:val="center"/>
-              <w:rPr>
-                <w:rStyle w:val="IntenseEmphasis"/>
-                <w:rFonts w:eastAsia="Calibri Light"/>
-                <w:b w:val="0"/>
-                <w:bCs w:val="0"/>
-                <w:i w:val="0"/>
-                <w:iCs w:val="0"/>
-                <w:color w:val="000000" w:themeColor="text1"/>
-                <w:sz w:val="28"/>
-                <w:szCs w:val="28"/>
-                <w14:shadow w14:blurRad="38100" w14:dist="19050" w14:dir="2700000" w14:sx="100000" w14:sy="100000" w14:kx="0" w14:ky="0" w14:algn="tl">
-                  <w14:schemeClr w14:val="dk1">
-                    <w14:alpha w14:val="60000"/>
-                  </w14:schemeClr>
-                </w14:shadow>
-                <w14:textOutline w14:w="0" w14:cap="flat" w14:cmpd="sng" w14:algn="ctr">
-                  <w14:noFill/>
-                  <w14:prstDash w14:val="solid"/>
-                  <w14:round/>
-                </w14:textOutline>
-              </w:rPr>
-            </w:pPr>
-            <w:r>
-              <w:rPr>
-                <w:rStyle w:val="IntenseEmphasis"/>
-                <w:rFonts w:eastAsia="Calibri Light"/>
-                <w:b w:val="0"/>
-                <w:bCs w:val="0"/>
-                <w:i w:val="0"/>
-                <w:iCs w:val="0"/>
-                <w:color w:val="000000" w:themeColor="text1"/>
-                <w:sz w:val="28"/>
-                <w:szCs w:val="28"/>
-                <w14:shadow w14:blurRad="38100" w14:dist="19050" w14:dir="2700000" w14:sx="100000" w14:sy="100000" w14:kx="0" w14:ky="0" w14:algn="tl">
-                  <w14:schemeClr w14:val="dk1">
-                    <w14:alpha w14:val="60000"/>
-                  </w14:schemeClr>
-                </w14:shadow>
-                <w14:textOutline w14:w="0" w14:cap="flat" w14:cmpd="sng" w14:algn="ctr">
-                  <w14:noFill/>
-                  <w14:prstDash w14:val="solid"/>
-                  <w14:round/>
-                </w14:textOutline>
-              </w:rPr>
-              <w:t>1,0</w:t>
-            </w:r>
-            <w:r>
-              <w:rPr>
-                <w:rStyle w:val="IntenseEmphasis"/>
-                <w:rFonts w:eastAsia="Calibri Light"/>
-                <w:b w:val="0"/>
-                <w:bCs w:val="0"/>
-                <w:i w:val="0"/>
-                <w:iCs w:val="0"/>
-                <w:color w:val="000000" w:themeColor="text1"/>
-                <w:sz w:val="28"/>
-                <w:szCs w:val="28"/>
-                <w14:shadow w14:blurRad="38100" w14:dist="19050" w14:dir="2700000" w14:sx="100000" w14:sy="100000" w14:kx="0" w14:ky="0" w14:algn="tl">
-                  <w14:schemeClr w14:val="dk1">
-                    <w14:alpha w14:val="60000"/>
-                  </w14:schemeClr>
-                </w14:shadow>
-                <w14:textOutline w14:w="0" w14:cap="flat" w14:cmpd="sng" w14:algn="ctr">
-                  <w14:noFill/>
-                  <w14:prstDash w14:val="solid"/>
-                  <w14:round/>
-                </w14:textOutline>
-              </w:rPr>
-              <w:t>0,000 /-</w:t>
-            </w:r>
-          </w:p>
-        </w:tc>
-      </w:tr>
-      <w:tr>
-        <w:trPr>
-          <w:trHeight w:val="908"/>
-        </w:trPr>
-        <w:tc>
-          <w:tcPr>
-            <w:tcW w:w="6745" w:type="dxa"/>
-          </w:tcPr>
-          <w:p>
-            <w:pPr>
-              <w:rPr>
-                <w:rStyle w:val="IntenseEmphasis"/>
-                <w:rFonts w:eastAsia="Calibri Light"/>
-                <w:b w:val="0"/>
-                <w:bCs w:val="0"/>
-                <w:i w:val="0"/>
-                <w:iCs w:val="0"/>
-                <w:color w:val="000000" w:themeColor="text1"/>
-                <w:sz w:val="28"/>
-                <w:szCs w:val="28"/>
-                <w14:shadow w14:blurRad="38100" w14:dist="19050" w14:dir="2700000" w14:sx="100000" w14:sy="100000" w14:kx="0" w14:ky="0" w14:algn="tl">
-                  <w14:schemeClr w14:val="dk1">
-                    <w14:alpha w14:val="60000"/>
-                  </w14:schemeClr>
-                </w14:shadow>
-                <w14:textOutline w14:w="0" w14:cap="flat" w14:cmpd="sng" w14:algn="ctr">
-                  <w14:noFill/>
-                  <w14:prstDash w14:val="solid"/>
-                  <w14:round/>
-                </w14:textOutline>
-              </w:rPr>
-            </w:pPr>
-          </w:p>
-          <w:p>
-            <w:pPr>
-              <w:pStyle w:val="ListParagraph"/>
-              <w:numPr>
-                <w:ilvl w:val="0"/>
-                <w:numId w:val="21"/>
-              </w:numPr>
-              <w:rPr>
-                <w:rStyle w:val="IntenseEmphasis"/>
-                <w:rFonts w:eastAsia="Calibri Light"/>
-                <w:b w:val="0"/>
-                <w:bCs w:val="0"/>
-                <w:i w:val="0"/>
-                <w:iCs w:val="0"/>
-                <w:color w:val="000000" w:themeColor="text1"/>
-                <w:sz w:val="28"/>
-                <w:szCs w:val="28"/>
-                <w14:shadow w14:blurRad="38100" w14:dist="19050" w14:dir="2700000" w14:sx="100000" w14:sy="100000" w14:kx="0" w14:ky="0" w14:algn="tl">
-                  <w14:schemeClr w14:val="dk1">
-                    <w14:alpha w14:val="60000"/>
-                  </w14:schemeClr>
-                </w14:shadow>
-                <w14:textOutline w14:w="0" w14:cap="flat" w14:cmpd="sng" w14:algn="ctr">
-                  <w14:noFill/>
-                  <w14:prstDash w14:val="solid"/>
-                  <w14:round/>
-                </w14:textOutline>
-              </w:rPr>
-            </w:pPr>
-            <w:r>
-              <w:rPr>
-                <w:rStyle w:val="IntenseEmphasis"/>
-                <w:rFonts w:eastAsia="Calibri Light"/>
-                <w:b w:val="0"/>
-                <w:bCs w:val="0"/>
-                <w:i w:val="0"/>
-                <w:iCs w:val="0"/>
-                <w:color w:val="000000" w:themeColor="text1"/>
-                <w:sz w:val="28"/>
-                <w:szCs w:val="28"/>
-                <w14:shadow w14:blurRad="38100" w14:dist="19050" w14:dir="2700000" w14:sx="100000" w14:sy="100000" w14:kx="0" w14:ky="0" w14:algn="tl">
-                  <w14:schemeClr w14:val="dk1">
-                    <w14:alpha w14:val="60000"/>
-                  </w14:schemeClr>
-                </w14:shadow>
-                <w14:textOutline w14:w="0" w14:cap="flat" w14:cmpd="sng" w14:algn="ctr">
-                  <w14:noFill/>
-                  <w14:prstDash w14:val="solid"/>
-                  <w14:round/>
-                </w14:textOutline>
-              </w:rPr>
               <w:t xml:space="preserve">Genset </w:t>
             </w:r>
           </w:p>
@@ -14048,6 +13735,100 @@
           <w:b/>
           <w:bCs/>
           <w:color w:val="538135" w:themeColor="accent6" w:themeShade="BF"/>
+        </w:rPr>
+      </w:pPr>
+    </w:p>
+    <w:p>
+      <w:pPr>
+        <w:rPr>
+          <w:rFonts w:asciiTheme="majorHAnsi" w:eastAsiaTheme="majorEastAsia" w:hAnsiTheme="majorHAnsi" w:cstheme="majorBidi"/>
+          <w:b/>
+          <w:bCs/>
+          <w:color w:val="538135" w:themeColor="accent6" w:themeShade="BF"/>
+          <w:sz w:val="28"/>
+          <w:szCs w:val="28"/>
+        </w:rPr>
+      </w:pPr>
+    </w:p>
+    <w:p>
+      <w:pPr>
+        <w:rPr>
+          <w:rFonts w:asciiTheme="majorHAnsi" w:eastAsiaTheme="majorEastAsia" w:hAnsiTheme="majorHAnsi" w:cstheme="majorBidi"/>
+          <w:b/>
+          <w:bCs/>
+          <w:color w:val="538135" w:themeColor="accent6" w:themeShade="BF"/>
+        </w:rPr>
+      </w:pPr>
+    </w:p>
+    <w:p>
+      <w:pPr>
+        <w:rPr>
+          <w:rFonts w:asciiTheme="majorHAnsi" w:eastAsiaTheme="majorEastAsia" w:hAnsiTheme="majorHAnsi" w:cstheme="majorBidi"/>
+          <w:b/>
+          <w:bCs/>
+          <w:color w:val="538135" w:themeColor="accent6" w:themeShade="BF"/>
+        </w:rPr>
+      </w:pPr>
+    </w:p>
+    <w:p>
+      <w:pPr>
+        <w:rPr>
+          <w:rFonts w:asciiTheme="majorHAnsi" w:eastAsiaTheme="majorEastAsia" w:hAnsiTheme="majorHAnsi" w:cstheme="majorBidi"/>
+          <w:b/>
+          <w:bCs/>
+          <w:color w:val="538135" w:themeColor="accent6" w:themeShade="BF"/>
+        </w:rPr>
+      </w:pPr>
+    </w:p>
+    <w:p>
+      <w:pPr>
+        <w:rPr>
+          <w:rFonts w:asciiTheme="majorHAnsi" w:eastAsiaTheme="majorEastAsia" w:hAnsiTheme="majorHAnsi" w:cstheme="majorBidi"/>
+          <w:b/>
+          <w:bCs/>
+          <w:color w:val="538135" w:themeColor="accent6" w:themeShade="BF"/>
+        </w:rPr>
+      </w:pPr>
+    </w:p>
+    <w:p>
+      <w:pPr>
+        <w:rPr>
+          <w:rFonts w:asciiTheme="majorHAnsi" w:eastAsiaTheme="majorEastAsia" w:hAnsiTheme="majorHAnsi" w:cstheme="majorBidi"/>
+          <w:b/>
+          <w:bCs/>
+          <w:color w:val="538135" w:themeColor="accent6" w:themeShade="BF"/>
+        </w:rPr>
+      </w:pPr>
+    </w:p>
+    <w:p>
+      <w:pPr>
+        <w:rPr>
+          <w:rFonts w:asciiTheme="majorHAnsi" w:eastAsiaTheme="majorEastAsia" w:hAnsiTheme="majorHAnsi" w:cstheme="majorBidi"/>
+          <w:b/>
+          <w:bCs/>
+          <w:color w:val="538135" w:themeColor="accent6" w:themeShade="BF"/>
+        </w:rPr>
+      </w:pPr>
+    </w:p>
+    <w:p>
+      <w:pPr>
+        <w:rPr>
+          <w:rFonts w:asciiTheme="majorHAnsi" w:eastAsiaTheme="majorEastAsia" w:hAnsiTheme="majorHAnsi" w:cstheme="majorBidi"/>
+          <w:b/>
+          <w:bCs/>
+          <w:color w:val="538135" w:themeColor="accent6" w:themeShade="BF"/>
+        </w:rPr>
+      </w:pPr>
+    </w:p>
+    <w:p>
+      <w:pPr>
+        <w:rPr>
+          <w:rFonts w:asciiTheme="majorHAnsi" w:eastAsiaTheme="majorEastAsia" w:hAnsiTheme="majorHAnsi" w:cstheme="majorBidi"/>
+          <w:b/>
+          <w:bCs/>
+          <w:color w:val="538135" w:themeColor="accent6" w:themeShade="BF"/>
+          <w:sz w:val="28"/>
+          <w:szCs w:val="28"/>
         </w:rPr>
       </w:pPr>
     </w:p>
@@ -14125,6 +13906,7 @@
                   <w14:round/>
                 </w14:textOutline>
               </w:rPr>
+              <w:lastRenderedPageBreak/>
               <w:t xml:space="preserve">Date </w:t>
             </w:r>
             <w:r>
@@ -14939,7 +14721,7 @@
                   <w14:round/>
                 </w14:textOutline>
               </w:rPr>
-              <w:t>Vintage Car</w:t>
+              <w:t>DJ On Wheels</w:t>
             </w:r>
           </w:p>
         </w:tc>
@@ -15020,31 +14802,7 @@
                   <w14:round/>
                 </w14:textOutline>
               </w:rPr>
-              <w:t>3</w:t>
-            </w:r>
-            <w:r>
-              <w:rPr>
-                <w:rStyle w:val="IntenseEmphasis"/>
-                <w:rFonts w:eastAsia="Calibri Light"/>
-                <w:b w:val="0"/>
-                <w:bCs w:val="0"/>
-                <w:i w:val="0"/>
-                <w:iCs w:val="0"/>
-                <w:color w:val="000000" w:themeColor="text1"/>
-                <w:sz w:val="28"/>
-                <w:szCs w:val="28"/>
-                <w14:shadow w14:blurRad="38100" w14:dist="19050" w14:dir="2700000" w14:sx="100000" w14:sy="100000" w14:kx="0" w14:ky="0" w14:algn="tl">
-                  <w14:schemeClr w14:val="dk1">
-                    <w14:alpha w14:val="60000"/>
-                  </w14:schemeClr>
-                </w14:shadow>
-                <w14:textOutline w14:w="0" w14:cap="flat" w14:cmpd="sng" w14:algn="ctr">
-                  <w14:noFill/>
-                  <w14:prstDash w14:val="solid"/>
-                  <w14:round/>
-                </w14:textOutline>
-              </w:rPr>
-              <w:t>5,000 /-</w:t>
+              <w:t>75,000 /-</w:t>
             </w:r>
           </w:p>
         </w:tc>
@@ -15087,7 +14845,7 @@
               <w:pStyle w:val="ListParagraph"/>
               <w:numPr>
                 <w:ilvl w:val="0"/>
-                <w:numId w:val="21"/>
+                <w:numId w:val="28"/>
               </w:numPr>
               <w:rPr>
                 <w:rStyle w:val="IntenseEmphasis"/>
@@ -15111,129 +14869,29 @@
                 </w14:textOutline>
               </w:rPr>
             </w:pPr>
-            <w:proofErr w:type="spellStart"/>
-            <w:r>
-              <w:rPr>
-                <w:rStyle w:val="IntenseEmphasis"/>
-                <w:rFonts w:eastAsia="Calibri Light"/>
-                <w:b w:val="0"/>
-                <w:bCs w:val="0"/>
-                <w:i w:val="0"/>
-                <w:iCs w:val="0"/>
-                <w:color w:val="000000" w:themeColor="text1"/>
-                <w:sz w:val="28"/>
-                <w:szCs w:val="28"/>
-                <w14:shadow w14:blurRad="38100" w14:dist="19050" w14:dir="2700000" w14:sx="100000" w14:sy="100000" w14:kx="0" w14:ky="0" w14:algn="tl">
-                  <w14:schemeClr w14:val="dk1">
-                    <w14:alpha w14:val="60000"/>
-                  </w14:schemeClr>
-                </w14:shadow>
-                <w14:textOutline w14:w="0" w14:cap="flat" w14:cmpd="sng" w14:algn="ctr">
-                  <w14:noFill/>
-                  <w14:prstDash w14:val="solid"/>
-                  <w14:round/>
-                </w14:textOutline>
-              </w:rPr>
-              <w:t>Dholies</w:t>
-            </w:r>
-            <w:proofErr w:type="spellEnd"/>
-            <w:r>
-              <w:rPr>
-                <w:rStyle w:val="IntenseEmphasis"/>
-                <w:rFonts w:eastAsia="Calibri Light"/>
-                <w:b w:val="0"/>
-                <w:bCs w:val="0"/>
-                <w:i w:val="0"/>
-                <w:iCs w:val="0"/>
-                <w:color w:val="000000" w:themeColor="text1"/>
-                <w:sz w:val="28"/>
-                <w:szCs w:val="28"/>
-                <w14:shadow w14:blurRad="38100" w14:dist="19050" w14:dir="2700000" w14:sx="100000" w14:sy="100000" w14:kx="0" w14:ky="0" w14:algn="tl">
-                  <w14:schemeClr w14:val="dk1">
-                    <w14:alpha w14:val="60000"/>
-                  </w14:schemeClr>
-                </w14:shadow>
-                <w14:textOutline w14:w="0" w14:cap="flat" w14:cmpd="sng" w14:algn="ctr">
-                  <w14:noFill/>
-                  <w14:prstDash w14:val="solid"/>
-                  <w14:round/>
-                </w14:textOutline>
-              </w:rPr>
-              <w:t xml:space="preserve"> </w:t>
-            </w:r>
-            <w:proofErr w:type="gramStart"/>
-            <w:r>
-              <w:rPr>
-                <w:rStyle w:val="IntenseEmphasis"/>
-                <w:rFonts w:eastAsia="Calibri Light"/>
-                <w:b w:val="0"/>
-                <w:bCs w:val="0"/>
-                <w:i w:val="0"/>
-                <w:iCs w:val="0"/>
-                <w:color w:val="000000" w:themeColor="text1"/>
-                <w:sz w:val="28"/>
-                <w:szCs w:val="28"/>
-                <w14:shadow w14:blurRad="38100" w14:dist="19050" w14:dir="2700000" w14:sx="100000" w14:sy="100000" w14:kx="0" w14:ky="0" w14:algn="tl">
-                  <w14:schemeClr w14:val="dk1">
-                    <w14:alpha w14:val="60000"/>
-                  </w14:schemeClr>
-                </w14:shadow>
-                <w14:textOutline w14:w="0" w14:cap="flat" w14:cmpd="sng" w14:algn="ctr">
-                  <w14:noFill/>
-                  <w14:prstDash w14:val="solid"/>
-                  <w14:round/>
-                </w14:textOutline>
-              </w:rPr>
-              <w:t>Team[</w:t>
-            </w:r>
-            <w:proofErr w:type="gramEnd"/>
-            <w:r>
-              <w:rPr>
-                <w:rStyle w:val="IntenseEmphasis"/>
-                <w:rFonts w:eastAsia="Calibri Light"/>
-                <w:b w:val="0"/>
-                <w:bCs w:val="0"/>
-                <w:i w:val="0"/>
-                <w:iCs w:val="0"/>
-                <w:color w:val="000000" w:themeColor="text1"/>
-                <w:sz w:val="28"/>
-                <w:szCs w:val="28"/>
-                <w14:shadow w14:blurRad="38100" w14:dist="19050" w14:dir="2700000" w14:sx="100000" w14:sy="100000" w14:kx="0" w14:ky="0" w14:algn="tl">
-                  <w14:schemeClr w14:val="dk1">
-                    <w14:alpha w14:val="60000"/>
-                  </w14:schemeClr>
-                </w14:shadow>
-                <w14:textOutline w14:w="0" w14:cap="flat" w14:cmpd="sng" w14:algn="ctr">
-                  <w14:noFill/>
-                  <w14:prstDash w14:val="solid"/>
-                  <w14:round/>
-                </w14:textOutline>
-              </w:rPr>
-              <w:t>8</w:t>
-            </w:r>
-            <w:r>
-              <w:rPr>
-                <w:rStyle w:val="IntenseEmphasis"/>
-                <w:rFonts w:eastAsia="Calibri Light"/>
-                <w:b w:val="0"/>
-                <w:bCs w:val="0"/>
-                <w:i w:val="0"/>
-                <w:iCs w:val="0"/>
-                <w:color w:val="000000" w:themeColor="text1"/>
-                <w:sz w:val="28"/>
-                <w:szCs w:val="28"/>
-                <w14:shadow w14:blurRad="38100" w14:dist="19050" w14:dir="2700000" w14:sx="100000" w14:sy="100000" w14:kx="0" w14:ky="0" w14:algn="tl">
-                  <w14:schemeClr w14:val="dk1">
-                    <w14:alpha w14:val="60000"/>
-                  </w14:schemeClr>
-                </w14:shadow>
-                <w14:textOutline w14:w="0" w14:cap="flat" w14:cmpd="sng" w14:algn="ctr">
-                  <w14:noFill/>
-                  <w14:prstDash w14:val="solid"/>
-                  <w14:round/>
-                </w14:textOutline>
-              </w:rPr>
-              <w:t xml:space="preserve">] </w:t>
+            <w:r>
+              <w:rPr>
+                <w:rStyle w:val="IntenseEmphasis"/>
+                <w:rFonts w:eastAsia="Calibri Light"/>
+                <w:b w:val="0"/>
+                <w:bCs w:val="0"/>
+                <w:i w:val="0"/>
+                <w:iCs w:val="0"/>
+                <w:color w:val="000000" w:themeColor="text1"/>
+                <w:sz w:val="28"/>
+                <w:szCs w:val="28"/>
+                <w14:shadow w14:blurRad="38100" w14:dist="19050" w14:dir="2700000" w14:sx="100000" w14:sy="100000" w14:kx="0" w14:ky="0" w14:algn="tl">
+                  <w14:schemeClr w14:val="dk1">
+                    <w14:alpha w14:val="60000"/>
+                  </w14:schemeClr>
+                </w14:shadow>
+                <w14:textOutline w14:w="0" w14:cap="flat" w14:cmpd="sng" w14:algn="ctr">
+                  <w14:noFill/>
+                  <w14:prstDash w14:val="solid"/>
+                  <w14:round/>
+                </w14:textOutline>
+              </w:rPr>
+              <w:t>Vintage Car</w:t>
             </w:r>
           </w:p>
         </w:tc>
@@ -15314,55 +14972,31 @@
                   <w14:round/>
                 </w14:textOutline>
               </w:rPr>
-              <w:t>1</w:t>
-            </w:r>
-            <w:r>
-              <w:rPr>
-                <w:rStyle w:val="IntenseEmphasis"/>
-                <w:rFonts w:eastAsia="Calibri Light"/>
-                <w:b w:val="0"/>
-                <w:bCs w:val="0"/>
-                <w:i w:val="0"/>
-                <w:iCs w:val="0"/>
-                <w:color w:val="000000" w:themeColor="text1"/>
-                <w:sz w:val="28"/>
-                <w:szCs w:val="28"/>
-                <w14:shadow w14:blurRad="38100" w14:dist="19050" w14:dir="2700000" w14:sx="100000" w14:sy="100000" w14:kx="0" w14:ky="0" w14:algn="tl">
-                  <w14:schemeClr w14:val="dk1">
-                    <w14:alpha w14:val="60000"/>
-                  </w14:schemeClr>
-                </w14:shadow>
-                <w14:textOutline w14:w="0" w14:cap="flat" w14:cmpd="sng" w14:algn="ctr">
-                  <w14:noFill/>
-                  <w14:prstDash w14:val="solid"/>
-                  <w14:round/>
-                </w14:textOutline>
-              </w:rPr>
-              <w:t>6</w:t>
-            </w:r>
-            <w:r>
-              <w:rPr>
-                <w:rStyle w:val="IntenseEmphasis"/>
-                <w:rFonts w:eastAsia="Calibri Light"/>
-                <w:b w:val="0"/>
-                <w:bCs w:val="0"/>
-                <w:i w:val="0"/>
-                <w:iCs w:val="0"/>
-                <w:color w:val="000000" w:themeColor="text1"/>
-                <w:sz w:val="28"/>
-                <w:szCs w:val="28"/>
-                <w14:shadow w14:blurRad="38100" w14:dist="19050" w14:dir="2700000" w14:sx="100000" w14:sy="100000" w14:kx="0" w14:ky="0" w14:algn="tl">
-                  <w14:schemeClr w14:val="dk1">
-                    <w14:alpha w14:val="60000"/>
-                  </w14:schemeClr>
-                </w14:shadow>
-                <w14:textOutline w14:w="0" w14:cap="flat" w14:cmpd="sng" w14:algn="ctr">
-                  <w14:noFill/>
-                  <w14:prstDash w14:val="solid"/>
-                  <w14:round/>
-                </w14:textOutline>
-              </w:rPr>
-              <w:t>,000 /-</w:t>
+              <w:t>2</w:t>
+            </w:r>
+            <w:r>
+              <w:rPr>
+                <w:rStyle w:val="IntenseEmphasis"/>
+                <w:rFonts w:eastAsia="Calibri Light"/>
+                <w:b w:val="0"/>
+                <w:bCs w:val="0"/>
+                <w:i w:val="0"/>
+                <w:iCs w:val="0"/>
+                <w:color w:val="000000" w:themeColor="text1"/>
+                <w:sz w:val="28"/>
+                <w:szCs w:val="28"/>
+                <w14:shadow w14:blurRad="38100" w14:dist="19050" w14:dir="2700000" w14:sx="100000" w14:sy="100000" w14:kx="0" w14:ky="0" w14:algn="tl">
+                  <w14:schemeClr w14:val="dk1">
+                    <w14:alpha w14:val="60000"/>
+                  </w14:schemeClr>
+                </w14:shadow>
+                <w14:textOutline w14:w="0" w14:cap="flat" w14:cmpd="sng" w14:algn="ctr">
+                  <w14:noFill/>
+                  <w14:prstDash w14:val="solid"/>
+                  <w14:round/>
+                </w14:textOutline>
+              </w:rPr>
+              <w:t>5,000 /-</w:t>
             </w:r>
           </w:p>
         </w:tc>
@@ -15377,6 +15011,324 @@
           </w:tcPr>
           <w:p>
             <w:pPr>
+              <w:rPr>
+                <w:rStyle w:val="IntenseEmphasis"/>
+                <w:rFonts w:eastAsia="Calibri Light"/>
+                <w:b w:val="0"/>
+                <w:bCs w:val="0"/>
+                <w:i w:val="0"/>
+                <w:iCs w:val="0"/>
+                <w:color w:val="000000" w:themeColor="text1"/>
+                <w:sz w:val="28"/>
+                <w:szCs w:val="28"/>
+                <w14:shadow w14:blurRad="38100" w14:dist="19050" w14:dir="2700000" w14:sx="100000" w14:sy="100000" w14:kx="0" w14:ky="0" w14:algn="tl">
+                  <w14:schemeClr w14:val="dk1">
+                    <w14:alpha w14:val="60000"/>
+                  </w14:schemeClr>
+                </w14:shadow>
+                <w14:textOutline w14:w="0" w14:cap="flat" w14:cmpd="sng" w14:algn="ctr">
+                  <w14:noFill/>
+                  <w14:prstDash w14:val="solid"/>
+                  <w14:round/>
+                </w14:textOutline>
+              </w:rPr>
+            </w:pPr>
+          </w:p>
+          <w:p>
+            <w:pPr>
+              <w:pStyle w:val="ListParagraph"/>
+              <w:numPr>
+                <w:ilvl w:val="0"/>
+                <w:numId w:val="21"/>
+              </w:numPr>
+              <w:rPr>
+                <w:rStyle w:val="IntenseEmphasis"/>
+                <w:rFonts w:eastAsia="Calibri Light"/>
+                <w:b w:val="0"/>
+                <w:bCs w:val="0"/>
+                <w:i w:val="0"/>
+                <w:iCs w:val="0"/>
+                <w:color w:val="000000" w:themeColor="text1"/>
+                <w:sz w:val="28"/>
+                <w:szCs w:val="28"/>
+                <w14:shadow w14:blurRad="38100" w14:dist="19050" w14:dir="2700000" w14:sx="100000" w14:sy="100000" w14:kx="0" w14:ky="0" w14:algn="tl">
+                  <w14:schemeClr w14:val="dk1">
+                    <w14:alpha w14:val="60000"/>
+                  </w14:schemeClr>
+                </w14:shadow>
+                <w14:textOutline w14:w="0" w14:cap="flat" w14:cmpd="sng" w14:algn="ctr">
+                  <w14:noFill/>
+                  <w14:prstDash w14:val="solid"/>
+                  <w14:round/>
+                </w14:textOutline>
+              </w:rPr>
+            </w:pPr>
+            <w:proofErr w:type="spellStart"/>
+            <w:r>
+              <w:rPr>
+                <w:rStyle w:val="IntenseEmphasis"/>
+                <w:rFonts w:eastAsia="Calibri Light"/>
+                <w:b w:val="0"/>
+                <w:bCs w:val="0"/>
+                <w:i w:val="0"/>
+                <w:iCs w:val="0"/>
+                <w:color w:val="000000" w:themeColor="text1"/>
+                <w:sz w:val="28"/>
+                <w:szCs w:val="28"/>
+                <w14:shadow w14:blurRad="38100" w14:dist="19050" w14:dir="2700000" w14:sx="100000" w14:sy="100000" w14:kx="0" w14:ky="0" w14:algn="tl">
+                  <w14:schemeClr w14:val="dk1">
+                    <w14:alpha w14:val="60000"/>
+                  </w14:schemeClr>
+                </w14:shadow>
+                <w14:textOutline w14:w="0" w14:cap="flat" w14:cmpd="sng" w14:algn="ctr">
+                  <w14:noFill/>
+                  <w14:prstDash w14:val="solid"/>
+                  <w14:round/>
+                </w14:textOutline>
+              </w:rPr>
+              <w:t>Dholies</w:t>
+            </w:r>
+            <w:proofErr w:type="spellEnd"/>
+            <w:r>
+              <w:rPr>
+                <w:rStyle w:val="IntenseEmphasis"/>
+                <w:rFonts w:eastAsia="Calibri Light"/>
+                <w:b w:val="0"/>
+                <w:bCs w:val="0"/>
+                <w:i w:val="0"/>
+                <w:iCs w:val="0"/>
+                <w:color w:val="000000" w:themeColor="text1"/>
+                <w:sz w:val="28"/>
+                <w:szCs w:val="28"/>
+                <w14:shadow w14:blurRad="38100" w14:dist="19050" w14:dir="2700000" w14:sx="100000" w14:sy="100000" w14:kx="0" w14:ky="0" w14:algn="tl">
+                  <w14:schemeClr w14:val="dk1">
+                    <w14:alpha w14:val="60000"/>
+                  </w14:schemeClr>
+                </w14:shadow>
+                <w14:textOutline w14:w="0" w14:cap="flat" w14:cmpd="sng" w14:algn="ctr">
+                  <w14:noFill/>
+                  <w14:prstDash w14:val="solid"/>
+                  <w14:round/>
+                </w14:textOutline>
+              </w:rPr>
+              <w:t xml:space="preserve"> </w:t>
+            </w:r>
+            <w:proofErr w:type="gramStart"/>
+            <w:r>
+              <w:rPr>
+                <w:rStyle w:val="IntenseEmphasis"/>
+                <w:rFonts w:eastAsia="Calibri Light"/>
+                <w:b w:val="0"/>
+                <w:bCs w:val="0"/>
+                <w:i w:val="0"/>
+                <w:iCs w:val="0"/>
+                <w:color w:val="000000" w:themeColor="text1"/>
+                <w:sz w:val="28"/>
+                <w:szCs w:val="28"/>
+                <w14:shadow w14:blurRad="38100" w14:dist="19050" w14:dir="2700000" w14:sx="100000" w14:sy="100000" w14:kx="0" w14:ky="0" w14:algn="tl">
+                  <w14:schemeClr w14:val="dk1">
+                    <w14:alpha w14:val="60000"/>
+                  </w14:schemeClr>
+                </w14:shadow>
+                <w14:textOutline w14:w="0" w14:cap="flat" w14:cmpd="sng" w14:algn="ctr">
+                  <w14:noFill/>
+                  <w14:prstDash w14:val="solid"/>
+                  <w14:round/>
+                </w14:textOutline>
+              </w:rPr>
+              <w:t>Team[</w:t>
+            </w:r>
+            <w:proofErr w:type="gramEnd"/>
+            <w:r>
+              <w:rPr>
+                <w:rStyle w:val="IntenseEmphasis"/>
+                <w:rFonts w:eastAsia="Calibri Light"/>
+                <w:b w:val="0"/>
+                <w:bCs w:val="0"/>
+                <w:i w:val="0"/>
+                <w:iCs w:val="0"/>
+                <w:color w:val="000000" w:themeColor="text1"/>
+                <w:sz w:val="28"/>
+                <w:szCs w:val="28"/>
+                <w14:shadow w14:blurRad="38100" w14:dist="19050" w14:dir="2700000" w14:sx="100000" w14:sy="100000" w14:kx="0" w14:ky="0" w14:algn="tl">
+                  <w14:schemeClr w14:val="dk1">
+                    <w14:alpha w14:val="60000"/>
+                  </w14:schemeClr>
+                </w14:shadow>
+                <w14:textOutline w14:w="0" w14:cap="flat" w14:cmpd="sng" w14:algn="ctr">
+                  <w14:noFill/>
+                  <w14:prstDash w14:val="solid"/>
+                  <w14:round/>
+                </w14:textOutline>
+              </w:rPr>
+              <w:t>8</w:t>
+            </w:r>
+            <w:r>
+              <w:rPr>
+                <w:rStyle w:val="IntenseEmphasis"/>
+                <w:rFonts w:eastAsia="Calibri Light"/>
+                <w:b w:val="0"/>
+                <w:bCs w:val="0"/>
+                <w:i w:val="0"/>
+                <w:iCs w:val="0"/>
+                <w:color w:val="000000" w:themeColor="text1"/>
+                <w:sz w:val="28"/>
+                <w:szCs w:val="28"/>
+                <w14:shadow w14:blurRad="38100" w14:dist="19050" w14:dir="2700000" w14:sx="100000" w14:sy="100000" w14:kx="0" w14:ky="0" w14:algn="tl">
+                  <w14:schemeClr w14:val="dk1">
+                    <w14:alpha w14:val="60000"/>
+                  </w14:schemeClr>
+                </w14:shadow>
+                <w14:textOutline w14:w="0" w14:cap="flat" w14:cmpd="sng" w14:algn="ctr">
+                  <w14:noFill/>
+                  <w14:prstDash w14:val="solid"/>
+                  <w14:round/>
+                </w14:textOutline>
+              </w:rPr>
+              <w:t xml:space="preserve">] </w:t>
+            </w:r>
+          </w:p>
+        </w:tc>
+        <w:tc>
+          <w:tcPr>
+            <w:tcW w:w="2613" w:type="dxa"/>
+          </w:tcPr>
+          <w:p>
+            <w:pPr>
+              <w:jc w:val="center"/>
+              <w:rPr>
+                <w:rStyle w:val="IntenseEmphasis"/>
+                <w:rFonts w:eastAsia="Calibri Light"/>
+                <w:b w:val="0"/>
+                <w:bCs w:val="0"/>
+                <w:i w:val="0"/>
+                <w:iCs w:val="0"/>
+                <w:color w:val="000000" w:themeColor="text1"/>
+                <w:sz w:val="28"/>
+                <w:szCs w:val="28"/>
+                <w14:shadow w14:blurRad="38100" w14:dist="19050" w14:dir="2700000" w14:sx="100000" w14:sy="100000" w14:kx="0" w14:ky="0" w14:algn="tl">
+                  <w14:schemeClr w14:val="dk1">
+                    <w14:alpha w14:val="60000"/>
+                  </w14:schemeClr>
+                </w14:shadow>
+                <w14:textOutline w14:w="0" w14:cap="flat" w14:cmpd="sng" w14:algn="ctr">
+                  <w14:noFill/>
+                  <w14:prstDash w14:val="solid"/>
+                  <w14:round/>
+                </w14:textOutline>
+              </w:rPr>
+            </w:pPr>
+          </w:p>
+          <w:p>
+            <w:pPr>
+              <w:jc w:val="center"/>
+              <w:rPr>
+                <w:rStyle w:val="IntenseEmphasis"/>
+                <w:rFonts w:eastAsia="Calibri Light"/>
+                <w:b w:val="0"/>
+                <w:bCs w:val="0"/>
+                <w:i w:val="0"/>
+                <w:iCs w:val="0"/>
+                <w:color w:val="000000" w:themeColor="text1"/>
+                <w:sz w:val="28"/>
+                <w:szCs w:val="28"/>
+                <w14:shadow w14:blurRad="38100" w14:dist="19050" w14:dir="2700000" w14:sx="100000" w14:sy="100000" w14:kx="0" w14:ky="0" w14:algn="tl">
+                  <w14:schemeClr w14:val="dk1">
+                    <w14:alpha w14:val="60000"/>
+                  </w14:schemeClr>
+                </w14:shadow>
+                <w14:textOutline w14:w="0" w14:cap="flat" w14:cmpd="sng" w14:algn="ctr">
+                  <w14:noFill/>
+                  <w14:prstDash w14:val="solid"/>
+                  <w14:round/>
+                </w14:textOutline>
+              </w:rPr>
+            </w:pPr>
+            <w:r>
+              <w:rPr>
+                <w:rStyle w:val="IntenseEmphasis"/>
+                <w:rFonts w:eastAsia="Calibri Light"/>
+                <w:b w:val="0"/>
+                <w:bCs w:val="0"/>
+                <w:i w:val="0"/>
+                <w:iCs w:val="0"/>
+                <w:color w:val="000000" w:themeColor="text1"/>
+                <w:sz w:val="28"/>
+                <w:szCs w:val="28"/>
+                <w14:shadow w14:blurRad="38100" w14:dist="19050" w14:dir="2700000" w14:sx="100000" w14:sy="100000" w14:kx="0" w14:ky="0" w14:algn="tl">
+                  <w14:schemeClr w14:val="dk1">
+                    <w14:alpha w14:val="60000"/>
+                  </w14:schemeClr>
+                </w14:shadow>
+                <w14:textOutline w14:w="0" w14:cap="flat" w14:cmpd="sng" w14:algn="ctr">
+                  <w14:noFill/>
+                  <w14:prstDash w14:val="solid"/>
+                  <w14:round/>
+                </w14:textOutline>
+              </w:rPr>
+              <w:t>1</w:t>
+            </w:r>
+            <w:r>
+              <w:rPr>
+                <w:rStyle w:val="IntenseEmphasis"/>
+                <w:rFonts w:eastAsia="Calibri Light"/>
+                <w:b w:val="0"/>
+                <w:bCs w:val="0"/>
+                <w:i w:val="0"/>
+                <w:iCs w:val="0"/>
+                <w:color w:val="000000" w:themeColor="text1"/>
+                <w:sz w:val="28"/>
+                <w:szCs w:val="28"/>
+                <w14:shadow w14:blurRad="38100" w14:dist="19050" w14:dir="2700000" w14:sx="100000" w14:sy="100000" w14:kx="0" w14:ky="0" w14:algn="tl">
+                  <w14:schemeClr w14:val="dk1">
+                    <w14:alpha w14:val="60000"/>
+                  </w14:schemeClr>
+                </w14:shadow>
+                <w14:textOutline w14:w="0" w14:cap="flat" w14:cmpd="sng" w14:algn="ctr">
+                  <w14:noFill/>
+                  <w14:prstDash w14:val="solid"/>
+                  <w14:round/>
+                </w14:textOutline>
+              </w:rPr>
+              <w:t>6</w:t>
+            </w:r>
+            <w:r>
+              <w:rPr>
+                <w:rStyle w:val="IntenseEmphasis"/>
+                <w:rFonts w:eastAsia="Calibri Light"/>
+                <w:b w:val="0"/>
+                <w:bCs w:val="0"/>
+                <w:i w:val="0"/>
+                <w:iCs w:val="0"/>
+                <w:color w:val="000000" w:themeColor="text1"/>
+                <w:sz w:val="28"/>
+                <w:szCs w:val="28"/>
+                <w14:shadow w14:blurRad="38100" w14:dist="19050" w14:dir="2700000" w14:sx="100000" w14:sy="100000" w14:kx="0" w14:ky="0" w14:algn="tl">
+                  <w14:schemeClr w14:val="dk1">
+                    <w14:alpha w14:val="60000"/>
+                  </w14:schemeClr>
+                </w14:shadow>
+                <w14:textOutline w14:w="0" w14:cap="flat" w14:cmpd="sng" w14:algn="ctr">
+                  <w14:noFill/>
+                  <w14:prstDash w14:val="solid"/>
+                  <w14:round/>
+                </w14:textOutline>
+              </w:rPr>
+              <w:t>,000 /-</w:t>
+            </w:r>
+          </w:p>
+        </w:tc>
+      </w:tr>
+      <w:tr>
+        <w:trPr>
+          <w:trHeight w:val="899"/>
+        </w:trPr>
+        <w:tc>
+          <w:tcPr>
+            <w:tcW w:w="6745" w:type="dxa"/>
+          </w:tcPr>
+          <w:p>
+            <w:pPr>
               <w:pStyle w:val="ListParagraph"/>
               <w:numPr>
                 <w:ilvl w:val="0"/>
@@ -15468,31 +15420,7 @@
                   <w14:round/>
                 </w14:textOutline>
               </w:rPr>
-              <w:t xml:space="preserve">Co2 </w:t>
-            </w:r>
-            <w:r>
-              <w:rPr>
-                <w:rStyle w:val="IntenseEmphasis"/>
-                <w:rFonts w:eastAsia="Calibri Light"/>
-                <w:b w:val="0"/>
-                <w:bCs w:val="0"/>
-                <w:i w:val="0"/>
-                <w:iCs w:val="0"/>
-                <w:color w:val="000000" w:themeColor="text1"/>
-                <w:sz w:val="28"/>
-                <w:szCs w:val="28"/>
-                <w14:shadow w14:blurRad="38100" w14:dist="19050" w14:dir="2700000" w14:sx="100000" w14:sy="100000" w14:kx="0" w14:ky="0" w14:algn="tl">
-                  <w14:schemeClr w14:val="dk1">
-                    <w14:alpha w14:val="60000"/>
-                  </w14:schemeClr>
-                </w14:shadow>
-                <w14:textOutline w14:w="0" w14:cap="flat" w14:cmpd="sng" w14:algn="ctr">
-                  <w14:noFill/>
-                  <w14:prstDash w14:val="solid"/>
-                  <w14:round/>
-                </w14:textOutline>
-              </w:rPr>
-              <w:t>gun</w:t>
+              <w:t>Co2 gun</w:t>
             </w:r>
           </w:p>
           <w:p>
@@ -15758,31 +15686,7 @@
                   <w14:round/>
                 </w14:textOutline>
               </w:rPr>
-              <w:t xml:space="preserve">Fireworks (6 Boxes) </w:t>
-            </w:r>
-            <w:r>
-              <w:rPr>
-                <w:rStyle w:val="IntenseEmphasis"/>
-                <w:rFonts w:eastAsia="Calibri Light"/>
-                <w:b w:val="0"/>
-                <w:bCs w:val="0"/>
-                <w:i w:val="0"/>
-                <w:iCs w:val="0"/>
-                <w:color w:val="000000" w:themeColor="text1"/>
-                <w:sz w:val="28"/>
-                <w:szCs w:val="28"/>
-                <w14:shadow w14:blurRad="38100" w14:dist="19050" w14:dir="2700000" w14:sx="100000" w14:sy="100000" w14:kx="0" w14:ky="0" w14:algn="tl">
-                  <w14:schemeClr w14:val="dk1">
-                    <w14:alpha w14:val="60000"/>
-                  </w14:schemeClr>
-                </w14:shadow>
-                <w14:textOutline w14:w="0" w14:cap="flat" w14:cmpd="sng" w14:algn="ctr">
-                  <w14:noFill/>
-                  <w14:prstDash w14:val="solid"/>
-                  <w14:round/>
-                </w14:textOutline>
-              </w:rPr>
-              <w:t xml:space="preserve"> </w:t>
+              <w:t xml:space="preserve">Fireworks (6 Boxes)  </w:t>
             </w:r>
           </w:p>
           <w:p>
@@ -16390,6 +16294,119 @@
     </w:lvl>
   </w:abstractNum>
   <w:abstractNum w:abstractNumId="2" w15:restartNumberingAfterBreak="0">
+    <w:nsid w:val="0BCE16A3"/>
+    <w:multiLevelType w:val="hybridMultilevel"/>
+    <w:tmpl w:val="62D047BA"/>
+    <w:lvl w:ilvl="0" w:tplc="0409000D">
+      <w:start w:val="1"/>
+      <w:numFmt w:val="bullet"/>
+      <w:lvlText w:val=""/>
+      <w:lvlJc w:val="left"/>
+      <w:pPr>
+        <w:ind w:left="720" w:hanging="360"/>
+      </w:pPr>
+      <w:rPr>
+        <w:rFonts w:ascii="Wingdings" w:hAnsi="Wingdings" w:hint="default"/>
+      </w:rPr>
+    </w:lvl>
+    <w:lvl w:ilvl="1" w:tplc="04090003" w:tentative="1">
+      <w:start w:val="1"/>
+      <w:numFmt w:val="bullet"/>
+      <w:lvlText w:val="o"/>
+      <w:lvlJc w:val="left"/>
+      <w:pPr>
+        <w:ind w:left="1440" w:hanging="360"/>
+      </w:pPr>
+      <w:rPr>
+        <w:rFonts w:ascii="Courier New" w:hAnsi="Courier New" w:cs="Courier New" w:hint="default"/>
+      </w:rPr>
+    </w:lvl>
+    <w:lvl w:ilvl="2" w:tplc="04090005" w:tentative="1">
+      <w:start w:val="1"/>
+      <w:numFmt w:val="bullet"/>
+      <w:lvlText w:val=""/>
+      <w:lvlJc w:val="left"/>
+      <w:pPr>
+        <w:ind w:left="2160" w:hanging="360"/>
+      </w:pPr>
+      <w:rPr>
+        <w:rFonts w:ascii="Wingdings" w:hAnsi="Wingdings" w:hint="default"/>
+      </w:rPr>
+    </w:lvl>
+    <w:lvl w:ilvl="3" w:tplc="04090001" w:tentative="1">
+      <w:start w:val="1"/>
+      <w:numFmt w:val="bullet"/>
+      <w:lvlText w:val=""/>
+      <w:lvlJc w:val="left"/>
+      <w:pPr>
+        <w:ind w:left="2880" w:hanging="360"/>
+      </w:pPr>
+      <w:rPr>
+        <w:rFonts w:ascii="Symbol" w:hAnsi="Symbol" w:hint="default"/>
+      </w:rPr>
+    </w:lvl>
+    <w:lvl w:ilvl="4" w:tplc="04090003" w:tentative="1">
+      <w:start w:val="1"/>
+      <w:numFmt w:val="bullet"/>
+      <w:lvlText w:val="o"/>
+      <w:lvlJc w:val="left"/>
+      <w:pPr>
+        <w:ind w:left="3600" w:hanging="360"/>
+      </w:pPr>
+      <w:rPr>
+        <w:rFonts w:ascii="Courier New" w:hAnsi="Courier New" w:cs="Courier New" w:hint="default"/>
+      </w:rPr>
+    </w:lvl>
+    <w:lvl w:ilvl="5" w:tplc="04090005" w:tentative="1">
+      <w:start w:val="1"/>
+      <w:numFmt w:val="bullet"/>
+      <w:lvlText w:val=""/>
+      <w:lvlJc w:val="left"/>
+      <w:pPr>
+        <w:ind w:left="4320" w:hanging="360"/>
+      </w:pPr>
+      <w:rPr>
+        <w:rFonts w:ascii="Wingdings" w:hAnsi="Wingdings" w:hint="default"/>
+      </w:rPr>
+    </w:lvl>
+    <w:lvl w:ilvl="6" w:tplc="04090001" w:tentative="1">
+      <w:start w:val="1"/>
+      <w:numFmt w:val="bullet"/>
+      <w:lvlText w:val=""/>
+      <w:lvlJc w:val="left"/>
+      <w:pPr>
+        <w:ind w:left="5040" w:hanging="360"/>
+      </w:pPr>
+      <w:rPr>
+        <w:rFonts w:ascii="Symbol" w:hAnsi="Symbol" w:hint="default"/>
+      </w:rPr>
+    </w:lvl>
+    <w:lvl w:ilvl="7" w:tplc="04090003" w:tentative="1">
+      <w:start w:val="1"/>
+      <w:numFmt w:val="bullet"/>
+      <w:lvlText w:val="o"/>
+      <w:lvlJc w:val="left"/>
+      <w:pPr>
+        <w:ind w:left="5760" w:hanging="360"/>
+      </w:pPr>
+      <w:rPr>
+        <w:rFonts w:ascii="Courier New" w:hAnsi="Courier New" w:cs="Courier New" w:hint="default"/>
+      </w:rPr>
+    </w:lvl>
+    <w:lvl w:ilvl="8" w:tplc="04090005" w:tentative="1">
+      <w:start w:val="1"/>
+      <w:numFmt w:val="bullet"/>
+      <w:lvlText w:val=""/>
+      <w:lvlJc w:val="left"/>
+      <w:pPr>
+        <w:ind w:left="6480" w:hanging="360"/>
+      </w:pPr>
+      <w:rPr>
+        <w:rFonts w:ascii="Wingdings" w:hAnsi="Wingdings" w:hint="default"/>
+      </w:rPr>
+    </w:lvl>
+  </w:abstractNum>
+  <w:abstractNum w:abstractNumId="3" w15:restartNumberingAfterBreak="0">
     <w:nsid w:val="0CB06A13"/>
     <w:multiLevelType w:val="hybridMultilevel"/>
     <w:tmpl w:val="A23AFC18"/>
@@ -16478,7 +16495,7 @@
       </w:pPr>
     </w:lvl>
   </w:abstractNum>
-  <w:abstractNum w:abstractNumId="3" w15:restartNumberingAfterBreak="0">
+  <w:abstractNum w:abstractNumId="4" w15:restartNumberingAfterBreak="0">
     <w:nsid w:val="15970609"/>
     <w:multiLevelType w:val="hybridMultilevel"/>
     <w:tmpl w:val="5BF2BA2A"/>
@@ -16591,7 +16608,7 @@
       </w:rPr>
     </w:lvl>
   </w:abstractNum>
-  <w:abstractNum w:abstractNumId="4" w15:restartNumberingAfterBreak="0">
+  <w:abstractNum w:abstractNumId="5" w15:restartNumberingAfterBreak="0">
     <w:nsid w:val="17373D55"/>
     <w:multiLevelType w:val="hybridMultilevel"/>
     <w:tmpl w:val="5FC6A0E4"/>
@@ -16704,7 +16721,7 @@
       </w:rPr>
     </w:lvl>
   </w:abstractNum>
-  <w:abstractNum w:abstractNumId="5" w15:restartNumberingAfterBreak="0">
+  <w:abstractNum w:abstractNumId="6" w15:restartNumberingAfterBreak="0">
     <w:nsid w:val="2226412D"/>
     <w:multiLevelType w:val="hybridMultilevel"/>
     <w:tmpl w:val="AD7CFCBA"/>
@@ -16818,7 +16835,7 @@
       </w:rPr>
     </w:lvl>
   </w:abstractNum>
-  <w:abstractNum w:abstractNumId="6" w15:restartNumberingAfterBreak="0">
+  <w:abstractNum w:abstractNumId="7" w15:restartNumberingAfterBreak="0">
     <w:nsid w:val="2A10688A"/>
     <w:multiLevelType w:val="hybridMultilevel"/>
     <w:tmpl w:val="7ACE98B0"/>
@@ -16931,7 +16948,120 @@
       </w:rPr>
     </w:lvl>
   </w:abstractNum>
-  <w:abstractNum w:abstractNumId="7" w15:restartNumberingAfterBreak="0">
+  <w:abstractNum w:abstractNumId="8" w15:restartNumberingAfterBreak="0">
+    <w:nsid w:val="2B1E4D1B"/>
+    <w:multiLevelType w:val="hybridMultilevel"/>
+    <w:tmpl w:val="841207F0"/>
+    <w:lvl w:ilvl="0" w:tplc="0409000D">
+      <w:start w:val="1"/>
+      <w:numFmt w:val="bullet"/>
+      <w:lvlText w:val=""/>
+      <w:lvlJc w:val="left"/>
+      <w:pPr>
+        <w:ind w:left="1440" w:hanging="360"/>
+      </w:pPr>
+      <w:rPr>
+        <w:rFonts w:ascii="Wingdings" w:hAnsi="Wingdings" w:hint="default"/>
+      </w:rPr>
+    </w:lvl>
+    <w:lvl w:ilvl="1" w:tplc="04090003" w:tentative="1">
+      <w:start w:val="1"/>
+      <w:numFmt w:val="bullet"/>
+      <w:lvlText w:val="o"/>
+      <w:lvlJc w:val="left"/>
+      <w:pPr>
+        <w:ind w:left="2160" w:hanging="360"/>
+      </w:pPr>
+      <w:rPr>
+        <w:rFonts w:ascii="Courier New" w:hAnsi="Courier New" w:cs="Courier New" w:hint="default"/>
+      </w:rPr>
+    </w:lvl>
+    <w:lvl w:ilvl="2" w:tplc="04090005" w:tentative="1">
+      <w:start w:val="1"/>
+      <w:numFmt w:val="bullet"/>
+      <w:lvlText w:val=""/>
+      <w:lvlJc w:val="left"/>
+      <w:pPr>
+        <w:ind w:left="2880" w:hanging="360"/>
+      </w:pPr>
+      <w:rPr>
+        <w:rFonts w:ascii="Wingdings" w:hAnsi="Wingdings" w:hint="default"/>
+      </w:rPr>
+    </w:lvl>
+    <w:lvl w:ilvl="3" w:tplc="04090001" w:tentative="1">
+      <w:start w:val="1"/>
+      <w:numFmt w:val="bullet"/>
+      <w:lvlText w:val=""/>
+      <w:lvlJc w:val="left"/>
+      <w:pPr>
+        <w:ind w:left="3600" w:hanging="360"/>
+      </w:pPr>
+      <w:rPr>
+        <w:rFonts w:ascii="Symbol" w:hAnsi="Symbol" w:hint="default"/>
+      </w:rPr>
+    </w:lvl>
+    <w:lvl w:ilvl="4" w:tplc="04090003" w:tentative="1">
+      <w:start w:val="1"/>
+      <w:numFmt w:val="bullet"/>
+      <w:lvlText w:val="o"/>
+      <w:lvlJc w:val="left"/>
+      <w:pPr>
+        <w:ind w:left="4320" w:hanging="360"/>
+      </w:pPr>
+      <w:rPr>
+        <w:rFonts w:ascii="Courier New" w:hAnsi="Courier New" w:cs="Courier New" w:hint="default"/>
+      </w:rPr>
+    </w:lvl>
+    <w:lvl w:ilvl="5" w:tplc="04090005" w:tentative="1">
+      <w:start w:val="1"/>
+      <w:numFmt w:val="bullet"/>
+      <w:lvlText w:val=""/>
+      <w:lvlJc w:val="left"/>
+      <w:pPr>
+        <w:ind w:left="5040" w:hanging="360"/>
+      </w:pPr>
+      <w:rPr>
+        <w:rFonts w:ascii="Wingdings" w:hAnsi="Wingdings" w:hint="default"/>
+      </w:rPr>
+    </w:lvl>
+    <w:lvl w:ilvl="6" w:tplc="04090001" w:tentative="1">
+      <w:start w:val="1"/>
+      <w:numFmt w:val="bullet"/>
+      <w:lvlText w:val=""/>
+      <w:lvlJc w:val="left"/>
+      <w:pPr>
+        <w:ind w:left="5760" w:hanging="360"/>
+      </w:pPr>
+      <w:rPr>
+        <w:rFonts w:ascii="Symbol" w:hAnsi="Symbol" w:hint="default"/>
+      </w:rPr>
+    </w:lvl>
+    <w:lvl w:ilvl="7" w:tplc="04090003" w:tentative="1">
+      <w:start w:val="1"/>
+      <w:numFmt w:val="bullet"/>
+      <w:lvlText w:val="o"/>
+      <w:lvlJc w:val="left"/>
+      <w:pPr>
+        <w:ind w:left="6480" w:hanging="360"/>
+      </w:pPr>
+      <w:rPr>
+        <w:rFonts w:ascii="Courier New" w:hAnsi="Courier New" w:cs="Courier New" w:hint="default"/>
+      </w:rPr>
+    </w:lvl>
+    <w:lvl w:ilvl="8" w:tplc="04090005" w:tentative="1">
+      <w:start w:val="1"/>
+      <w:numFmt w:val="bullet"/>
+      <w:lvlText w:val=""/>
+      <w:lvlJc w:val="left"/>
+      <w:pPr>
+        <w:ind w:left="7200" w:hanging="360"/>
+      </w:pPr>
+      <w:rPr>
+        <w:rFonts w:ascii="Wingdings" w:hAnsi="Wingdings" w:hint="default"/>
+      </w:rPr>
+    </w:lvl>
+  </w:abstractNum>
+  <w:abstractNum w:abstractNumId="9" w15:restartNumberingAfterBreak="0">
     <w:nsid w:val="2DEC7A5F"/>
     <w:multiLevelType w:val="hybridMultilevel"/>
     <w:tmpl w:val="32601336"/>
@@ -17045,7 +17175,7 @@
       </w:rPr>
     </w:lvl>
   </w:abstractNum>
-  <w:abstractNum w:abstractNumId="8" w15:restartNumberingAfterBreak="0">
+  <w:abstractNum w:abstractNumId="10" w15:restartNumberingAfterBreak="0">
     <w:nsid w:val="2DF72354"/>
     <w:multiLevelType w:val="hybridMultilevel"/>
     <w:tmpl w:val="2C2C0ABE"/>
@@ -17158,7 +17288,7 @@
       </w:rPr>
     </w:lvl>
   </w:abstractNum>
-  <w:abstractNum w:abstractNumId="9" w15:restartNumberingAfterBreak="0">
+  <w:abstractNum w:abstractNumId="11" w15:restartNumberingAfterBreak="0">
     <w:nsid w:val="2FDD6934"/>
     <w:multiLevelType w:val="hybridMultilevel"/>
     <w:tmpl w:val="61F0C428"/>
@@ -17271,7 +17401,7 @@
       </w:rPr>
     </w:lvl>
   </w:abstractNum>
-  <w:abstractNum w:abstractNumId="10" w15:restartNumberingAfterBreak="0">
+  <w:abstractNum w:abstractNumId="12" w15:restartNumberingAfterBreak="0">
     <w:nsid w:val="34055CA3"/>
     <w:multiLevelType w:val="hybridMultilevel"/>
     <w:tmpl w:val="017C3116"/>
@@ -17385,7 +17515,7 @@
       </w:rPr>
     </w:lvl>
   </w:abstractNum>
-  <w:abstractNum w:abstractNumId="11" w15:restartNumberingAfterBreak="0">
+  <w:abstractNum w:abstractNumId="13" w15:restartNumberingAfterBreak="0">
     <w:nsid w:val="35680CFC"/>
     <w:multiLevelType w:val="hybridMultilevel"/>
     <w:tmpl w:val="107A9D70"/>
@@ -17498,7 +17628,7 @@
       </w:rPr>
     </w:lvl>
   </w:abstractNum>
-  <w:abstractNum w:abstractNumId="12" w15:restartNumberingAfterBreak="0">
+  <w:abstractNum w:abstractNumId="14" w15:restartNumberingAfterBreak="0">
     <w:nsid w:val="38BD6A5B"/>
     <w:multiLevelType w:val="hybridMultilevel"/>
     <w:tmpl w:val="ECC2899C"/>
@@ -17611,7 +17741,7 @@
       </w:rPr>
     </w:lvl>
   </w:abstractNum>
-  <w:abstractNum w:abstractNumId="13" w15:restartNumberingAfterBreak="0">
+  <w:abstractNum w:abstractNumId="15" w15:restartNumberingAfterBreak="0">
     <w:nsid w:val="38DE5AB6"/>
     <w:multiLevelType w:val="hybridMultilevel"/>
     <w:tmpl w:val="E03AD548"/>
@@ -17725,7 +17855,7 @@
       </w:rPr>
     </w:lvl>
   </w:abstractNum>
-  <w:abstractNum w:abstractNumId="14" w15:restartNumberingAfterBreak="0">
+  <w:abstractNum w:abstractNumId="16" w15:restartNumberingAfterBreak="0">
     <w:nsid w:val="3D482806"/>
     <w:multiLevelType w:val="hybridMultilevel"/>
     <w:tmpl w:val="B29CA2C2"/>
@@ -17837,7 +17967,7 @@
       </w:rPr>
     </w:lvl>
   </w:abstractNum>
-  <w:abstractNum w:abstractNumId="15" w15:restartNumberingAfterBreak="0">
+  <w:abstractNum w:abstractNumId="17" w15:restartNumberingAfterBreak="0">
     <w:nsid w:val="3E161256"/>
     <w:multiLevelType w:val="hybridMultilevel"/>
     <w:tmpl w:val="538CB080"/>
@@ -17950,7 +18080,7 @@
       </w:rPr>
     </w:lvl>
   </w:abstractNum>
-  <w:abstractNum w:abstractNumId="16" w15:restartNumberingAfterBreak="0">
+  <w:abstractNum w:abstractNumId="18" w15:restartNumberingAfterBreak="0">
     <w:nsid w:val="41687A14"/>
     <w:multiLevelType w:val="hybridMultilevel"/>
     <w:tmpl w:val="5DA05AD2"/>
@@ -18063,7 +18193,7 @@
       </w:rPr>
     </w:lvl>
   </w:abstractNum>
-  <w:abstractNum w:abstractNumId="17" w15:restartNumberingAfterBreak="0">
+  <w:abstractNum w:abstractNumId="19" w15:restartNumberingAfterBreak="0">
     <w:nsid w:val="41814385"/>
     <w:multiLevelType w:val="hybridMultilevel"/>
     <w:tmpl w:val="17E039CA"/>
@@ -18176,7 +18306,7 @@
       </w:rPr>
     </w:lvl>
   </w:abstractNum>
-  <w:abstractNum w:abstractNumId="18" w15:restartNumberingAfterBreak="0">
+  <w:abstractNum w:abstractNumId="20" w15:restartNumberingAfterBreak="0">
     <w:nsid w:val="42F86B1C"/>
     <w:multiLevelType w:val="hybridMultilevel"/>
     <w:tmpl w:val="ACAAA028"/>
@@ -18289,7 +18419,7 @@
       </w:rPr>
     </w:lvl>
   </w:abstractNum>
-  <w:abstractNum w:abstractNumId="19" w15:restartNumberingAfterBreak="0">
+  <w:abstractNum w:abstractNumId="21" w15:restartNumberingAfterBreak="0">
     <w:nsid w:val="49D95040"/>
     <w:multiLevelType w:val="hybridMultilevel"/>
     <w:tmpl w:val="D4429696"/>
@@ -18402,7 +18532,7 @@
       </w:rPr>
     </w:lvl>
   </w:abstractNum>
-  <w:abstractNum w:abstractNumId="20" w15:restartNumberingAfterBreak="0">
+  <w:abstractNum w:abstractNumId="22" w15:restartNumberingAfterBreak="0">
     <w:nsid w:val="4C657878"/>
     <w:multiLevelType w:val="hybridMultilevel"/>
     <w:tmpl w:val="FCAA8D96"/>
@@ -18515,7 +18645,7 @@
       </w:rPr>
     </w:lvl>
   </w:abstractNum>
-  <w:abstractNum w:abstractNumId="21" w15:restartNumberingAfterBreak="0">
+  <w:abstractNum w:abstractNumId="23" w15:restartNumberingAfterBreak="0">
     <w:nsid w:val="4E5C6DF1"/>
     <w:multiLevelType w:val="hybridMultilevel"/>
     <w:tmpl w:val="055E5BCA"/>
@@ -18628,7 +18758,7 @@
       </w:rPr>
     </w:lvl>
   </w:abstractNum>
-  <w:abstractNum w:abstractNumId="22" w15:restartNumberingAfterBreak="0">
+  <w:abstractNum w:abstractNumId="24" w15:restartNumberingAfterBreak="0">
     <w:nsid w:val="4F2D3A26"/>
     <w:multiLevelType w:val="hybridMultilevel"/>
     <w:tmpl w:val="4A9A6ACA"/>
@@ -18741,7 +18871,7 @@
       </w:rPr>
     </w:lvl>
   </w:abstractNum>
-  <w:abstractNum w:abstractNumId="23" w15:restartNumberingAfterBreak="0">
+  <w:abstractNum w:abstractNumId="25" w15:restartNumberingAfterBreak="0">
     <w:nsid w:val="500172C0"/>
     <w:multiLevelType w:val="hybridMultilevel"/>
     <w:tmpl w:val="0F0211A8"/>
@@ -18854,7 +18984,7 @@
       </w:rPr>
     </w:lvl>
   </w:abstractNum>
-  <w:abstractNum w:abstractNumId="24" w15:restartNumberingAfterBreak="0">
+  <w:abstractNum w:abstractNumId="26" w15:restartNumberingAfterBreak="0">
     <w:nsid w:val="52EF5AE7"/>
     <w:multiLevelType w:val="hybridMultilevel"/>
     <w:tmpl w:val="221017BA"/>
@@ -18967,7 +19097,7 @@
       </w:rPr>
     </w:lvl>
   </w:abstractNum>
-  <w:abstractNum w:abstractNumId="25" w15:restartNumberingAfterBreak="0">
+  <w:abstractNum w:abstractNumId="27" w15:restartNumberingAfterBreak="0">
     <w:nsid w:val="5F615190"/>
     <w:multiLevelType w:val="hybridMultilevel"/>
     <w:tmpl w:val="70003E2E"/>
@@ -19080,7 +19210,7 @@
       </w:rPr>
     </w:lvl>
   </w:abstractNum>
-  <w:abstractNum w:abstractNumId="26" w15:restartNumberingAfterBreak="0">
+  <w:abstractNum w:abstractNumId="28" w15:restartNumberingAfterBreak="0">
     <w:nsid w:val="632B3F74"/>
     <w:multiLevelType w:val="hybridMultilevel"/>
     <w:tmpl w:val="750A7792"/>
@@ -19194,7 +19324,7 @@
       </w:rPr>
     </w:lvl>
   </w:abstractNum>
-  <w:abstractNum w:abstractNumId="27" w15:restartNumberingAfterBreak="0">
+  <w:abstractNum w:abstractNumId="29" w15:restartNumberingAfterBreak="0">
     <w:nsid w:val="64740015"/>
     <w:multiLevelType w:val="hybridMultilevel"/>
     <w:tmpl w:val="52A032FA"/>
@@ -19307,7 +19437,7 @@
       </w:rPr>
     </w:lvl>
   </w:abstractNum>
-  <w:abstractNum w:abstractNumId="28" w15:restartNumberingAfterBreak="0">
+  <w:abstractNum w:abstractNumId="30" w15:restartNumberingAfterBreak="0">
     <w:nsid w:val="668E263E"/>
     <w:multiLevelType w:val="hybridMultilevel"/>
     <w:tmpl w:val="B1907F5E"/>
@@ -19420,7 +19550,7 @@
       </w:rPr>
     </w:lvl>
   </w:abstractNum>
-  <w:abstractNum w:abstractNumId="29" w15:restartNumberingAfterBreak="0">
+  <w:abstractNum w:abstractNumId="31" w15:restartNumberingAfterBreak="0">
     <w:nsid w:val="6ADB14DF"/>
     <w:multiLevelType w:val="hybridMultilevel"/>
     <w:tmpl w:val="E440E932"/>
@@ -19533,7 +19663,7 @@
       </w:rPr>
     </w:lvl>
   </w:abstractNum>
-  <w:abstractNum w:abstractNumId="30" w15:restartNumberingAfterBreak="0">
+  <w:abstractNum w:abstractNumId="32" w15:restartNumberingAfterBreak="0">
     <w:nsid w:val="718265CA"/>
     <w:multiLevelType w:val="hybridMultilevel"/>
     <w:tmpl w:val="98F43340"/>
@@ -19646,7 +19776,7 @@
       </w:rPr>
     </w:lvl>
   </w:abstractNum>
-  <w:abstractNum w:abstractNumId="31" w15:restartNumberingAfterBreak="0">
+  <w:abstractNum w:abstractNumId="33" w15:restartNumberingAfterBreak="0">
     <w:nsid w:val="7790326F"/>
     <w:multiLevelType w:val="hybridMultilevel"/>
     <w:tmpl w:val="215ABAA4"/>
@@ -19760,28 +19890,28 @@
     </w:lvl>
   </w:abstractNum>
   <w:num w:numId="1" w16cid:durableId="411778641">
-    <w:abstractNumId w:val="27"/>
+    <w:abstractNumId w:val="29"/>
   </w:num>
   <w:num w:numId="2" w16cid:durableId="947809985">
-    <w:abstractNumId w:val="8"/>
+    <w:abstractNumId w:val="10"/>
   </w:num>
   <w:num w:numId="3" w16cid:durableId="164824842">
-    <w:abstractNumId w:val="18"/>
+    <w:abstractNumId w:val="20"/>
   </w:num>
   <w:num w:numId="4" w16cid:durableId="1572277202">
-    <w:abstractNumId w:val="9"/>
+    <w:abstractNumId w:val="11"/>
   </w:num>
   <w:num w:numId="5" w16cid:durableId="477380662">
-    <w:abstractNumId w:val="5"/>
+    <w:abstractNumId w:val="6"/>
   </w:num>
   <w:num w:numId="6" w16cid:durableId="35274006">
-    <w:abstractNumId w:val="6"/>
+    <w:abstractNumId w:val="7"/>
   </w:num>
   <w:num w:numId="7" w16cid:durableId="99616492">
-    <w:abstractNumId w:val="15"/>
+    <w:abstractNumId w:val="17"/>
   </w:num>
   <w:num w:numId="8" w16cid:durableId="388654761">
-    <w:abstractNumId w:val="11"/>
+    <w:abstractNumId w:val="13"/>
   </w:num>
   <w:num w:numId="9" w16cid:durableId="1530532768">
     <w:abstractNumId w:val="1"/>
@@ -19790,70 +19920,76 @@
     <w:abstractNumId w:val="0"/>
   </w:num>
   <w:num w:numId="11" w16cid:durableId="1941404648">
+    <w:abstractNumId w:val="18"/>
+  </w:num>
+  <w:num w:numId="12" w16cid:durableId="893734812">
+    <w:abstractNumId w:val="31"/>
+  </w:num>
+  <w:num w:numId="13" w16cid:durableId="1428188695">
+    <w:abstractNumId w:val="21"/>
+  </w:num>
+  <w:num w:numId="14" w16cid:durableId="1961567365">
+    <w:abstractNumId w:val="14"/>
+  </w:num>
+  <w:num w:numId="15" w16cid:durableId="1512261041">
+    <w:abstractNumId w:val="25"/>
+  </w:num>
+  <w:num w:numId="16" w16cid:durableId="129134688">
+    <w:abstractNumId w:val="26"/>
+  </w:num>
+  <w:num w:numId="17" w16cid:durableId="41100445">
+    <w:abstractNumId w:val="24"/>
+  </w:num>
+  <w:num w:numId="18" w16cid:durableId="1953434165">
+    <w:abstractNumId w:val="23"/>
+  </w:num>
+  <w:num w:numId="19" w16cid:durableId="1496064861">
+    <w:abstractNumId w:val="30"/>
+  </w:num>
+  <w:num w:numId="20" w16cid:durableId="1504051671">
+    <w:abstractNumId w:val="19"/>
+  </w:num>
+  <w:num w:numId="21" w16cid:durableId="727262107">
     <w:abstractNumId w:val="16"/>
   </w:num>
-  <w:num w:numId="12" w16cid:durableId="893734812">
-    <w:abstractNumId w:val="29"/>
+  <w:num w:numId="22" w16cid:durableId="1736511794">
+    <w:abstractNumId w:val="32"/>
   </w:num>
-  <w:num w:numId="13" w16cid:durableId="1428188695">
-    <w:abstractNumId w:val="19"/>
+  <w:num w:numId="23" w16cid:durableId="599874453">
+    <w:abstractNumId w:val="22"/>
   </w:num>
-  <w:num w:numId="14" w16cid:durableId="1961567365">
+  <w:num w:numId="24" w16cid:durableId="391931600">
+    <w:abstractNumId w:val="5"/>
+  </w:num>
+  <w:num w:numId="25" w16cid:durableId="670065367">
+    <w:abstractNumId w:val="4"/>
+  </w:num>
+  <w:num w:numId="26" w16cid:durableId="190729930">
+    <w:abstractNumId w:val="3"/>
+  </w:num>
+  <w:num w:numId="27" w16cid:durableId="755711361">
+    <w:abstractNumId w:val="9"/>
+  </w:num>
+  <w:num w:numId="28" w16cid:durableId="1373115058">
+    <w:abstractNumId w:val="33"/>
+  </w:num>
+  <w:num w:numId="29" w16cid:durableId="298612315">
+    <w:abstractNumId w:val="27"/>
+  </w:num>
+  <w:num w:numId="30" w16cid:durableId="491335600">
     <w:abstractNumId w:val="12"/>
   </w:num>
-  <w:num w:numId="15" w16cid:durableId="1512261041">
-    <w:abstractNumId w:val="23"/>
+  <w:num w:numId="31" w16cid:durableId="1772820555">
+    <w:abstractNumId w:val="15"/>
   </w:num>
-  <w:num w:numId="16" w16cid:durableId="129134688">
-    <w:abstractNumId w:val="24"/>
-  </w:num>
-  <w:num w:numId="17" w16cid:durableId="41100445">
-    <w:abstractNumId w:val="22"/>
-  </w:num>
-  <w:num w:numId="18" w16cid:durableId="1953434165">
-    <w:abstractNumId w:val="21"/>
-  </w:num>
-  <w:num w:numId="19" w16cid:durableId="1496064861">
+  <w:num w:numId="32" w16cid:durableId="1246573783">
     <w:abstractNumId w:val="28"/>
   </w:num>
-  <w:num w:numId="20" w16cid:durableId="1504051671">
-    <w:abstractNumId w:val="17"/>
-  </w:num>
-  <w:num w:numId="21" w16cid:durableId="727262107">
-    <w:abstractNumId w:val="14"/>
-  </w:num>
-  <w:num w:numId="22" w16cid:durableId="1736511794">
-    <w:abstractNumId w:val="30"/>
-  </w:num>
-  <w:num w:numId="23" w16cid:durableId="599874453">
-    <w:abstractNumId w:val="20"/>
-  </w:num>
-  <w:num w:numId="24" w16cid:durableId="391931600">
-    <w:abstractNumId w:val="4"/>
-  </w:num>
-  <w:num w:numId="25" w16cid:durableId="670065367">
-    <w:abstractNumId w:val="3"/>
-  </w:num>
-  <w:num w:numId="26" w16cid:durableId="190729930">
+  <w:num w:numId="33" w16cid:durableId="133260718">
     <w:abstractNumId w:val="2"/>
   </w:num>
-  <w:num w:numId="27" w16cid:durableId="755711361">
-    <w:abstractNumId w:val="7"/>
-  </w:num>
-  <w:num w:numId="28" w16cid:durableId="1373115058">
-    <w:abstractNumId w:val="31"/>
-  </w:num>
-  <w:num w:numId="29" w16cid:durableId="298612315">
-    <w:abstractNumId w:val="25"/>
-  </w:num>
-  <w:num w:numId="30" w16cid:durableId="491335600">
-    <w:abstractNumId w:val="10"/>
-  </w:num>
-  <w:num w:numId="31" w16cid:durableId="1772820555">
-    <w:abstractNumId w:val="13"/>
-  </w:num>
-  <w:num w:numId="32" w16cid:durableId="1246573783">
-    <w:abstractNumId w:val="26"/>
+  <w:num w:numId="34" w16cid:durableId="647973917">
+    <w:abstractNumId w:val="8"/>
   </w:num>
   <w:numIdMacAtCleanup w:val="11"/>
 </w:numbering>

--- a/Quotations/KesarGuest/Quotation Without Budget.docx
+++ b/Quotations/KesarGuest/Quotation Without Budget.docx
@@ -633,14 +633,7 @@
                 <w:sz w:val="28"/>
                 <w:szCs w:val="28"/>
               </w:rPr>
-              <w:t>P</w:t>
-            </w:r>
-            <w:r>
-              <w:rPr>
-                <w:rFonts w:ascii="Calibri Light" w:eastAsia="Microsoft Sans Serif" w:hAnsi="Microsoft Sans Serif" w:cs="Microsoft Sans Serif"/>
-                <w:color w:val="FFFFFF"/>
-              </w:rPr>
-              <w:t>RICE</w:t>
+              <w:t>STATUS</w:t>
             </w:r>
           </w:p>
         </w:tc>
@@ -1446,6 +1439,157 @@
           </w:tcPr>
           <w:p>
             <w:pPr>
+              <w:rPr>
+                <w:rStyle w:val="IntenseEmphasis"/>
+                <w:rFonts w:eastAsia="Calibri Light"/>
+                <w:b w:val="0"/>
+                <w:bCs w:val="0"/>
+                <w:i w:val="0"/>
+                <w:iCs w:val="0"/>
+                <w:color w:val="000000" w:themeColor="text1"/>
+                <w:sz w:val="28"/>
+                <w:szCs w:val="28"/>
+                <w14:shadow w14:blurRad="38100" w14:dist="19050" w14:dir="2700000" w14:sx="100000" w14:sy="100000" w14:kx="0" w14:ky="0" w14:algn="tl">
+                  <w14:schemeClr w14:val="dk1">
+                    <w14:alpha w14:val="60000"/>
+                  </w14:schemeClr>
+                </w14:shadow>
+                <w14:textOutline w14:w="0" w14:cap="flat" w14:cmpd="sng" w14:algn="ctr">
+                  <w14:noFill/>
+                  <w14:prstDash w14:val="solid"/>
+                  <w14:round/>
+                </w14:textOutline>
+              </w:rPr>
+            </w:pPr>
+          </w:p>
+          <w:p>
+            <w:pPr>
+              <w:rPr>
+                <w:rStyle w:val="IntenseEmphasis"/>
+                <w:rFonts w:eastAsia="Calibri Light"/>
+                <w:color w:val="000000" w:themeColor="text1"/>
+                <w:sz w:val="28"/>
+                <w:szCs w:val="28"/>
+                <w14:shadow w14:blurRad="38100" w14:dist="19050" w14:dir="2700000" w14:sx="100000" w14:sy="100000" w14:kx="0" w14:ky="0" w14:algn="tl">
+                  <w14:schemeClr w14:val="dk1">
+                    <w14:alpha w14:val="60000"/>
+                  </w14:schemeClr>
+                </w14:shadow>
+                <w14:textOutline w14:w="0" w14:cap="flat" w14:cmpd="sng" w14:algn="ctr">
+                  <w14:noFill/>
+                  <w14:prstDash w14:val="solid"/>
+                  <w14:round/>
+                </w14:textOutline>
+              </w:rPr>
+            </w:pPr>
+          </w:p>
+          <w:p>
+            <w:pPr>
+              <w:rPr>
+                <w:rStyle w:val="IntenseEmphasis"/>
+                <w:rFonts w:eastAsia="Calibri Light"/>
+                <w:color w:val="000000" w:themeColor="text1"/>
+                <w:sz w:val="28"/>
+                <w:szCs w:val="28"/>
+                <w14:shadow w14:blurRad="38100" w14:dist="19050" w14:dir="2700000" w14:sx="100000" w14:sy="100000" w14:kx="0" w14:ky="0" w14:algn="tl">
+                  <w14:schemeClr w14:val="dk1">
+                    <w14:alpha w14:val="60000"/>
+                  </w14:schemeClr>
+                </w14:shadow>
+                <w14:textOutline w14:w="0" w14:cap="flat" w14:cmpd="sng" w14:algn="ctr">
+                  <w14:noFill/>
+                  <w14:prstDash w14:val="solid"/>
+                  <w14:round/>
+                </w14:textOutline>
+              </w:rPr>
+            </w:pPr>
+          </w:p>
+          <w:p>
+            <w:pPr>
+              <w:rPr>
+                <w:rStyle w:val="IntenseEmphasis"/>
+                <w:rFonts w:eastAsia="Calibri Light"/>
+                <w:color w:val="000000" w:themeColor="text1"/>
+                <w:sz w:val="28"/>
+                <w:szCs w:val="28"/>
+                <w14:shadow w14:blurRad="38100" w14:dist="19050" w14:dir="2700000" w14:sx="100000" w14:sy="100000" w14:kx="0" w14:ky="0" w14:algn="tl">
+                  <w14:schemeClr w14:val="dk1">
+                    <w14:alpha w14:val="60000"/>
+                  </w14:schemeClr>
+                </w14:shadow>
+                <w14:textOutline w14:w="0" w14:cap="flat" w14:cmpd="sng" w14:algn="ctr">
+                  <w14:noFill/>
+                  <w14:prstDash w14:val="solid"/>
+                  <w14:round/>
+                </w14:textOutline>
+              </w:rPr>
+            </w:pPr>
+          </w:p>
+          <w:p>
+            <w:pPr>
+              <w:rPr>
+                <w:rStyle w:val="IntenseEmphasis"/>
+                <w:rFonts w:eastAsia="Calibri Light"/>
+                <w:color w:val="000000" w:themeColor="text1"/>
+                <w:sz w:val="28"/>
+                <w:szCs w:val="28"/>
+                <w14:shadow w14:blurRad="38100" w14:dist="19050" w14:dir="2700000" w14:sx="100000" w14:sy="100000" w14:kx="0" w14:ky="0" w14:algn="tl">
+                  <w14:schemeClr w14:val="dk1">
+                    <w14:alpha w14:val="60000"/>
+                  </w14:schemeClr>
+                </w14:shadow>
+                <w14:textOutline w14:w="0" w14:cap="flat" w14:cmpd="sng" w14:algn="ctr">
+                  <w14:noFill/>
+                  <w14:prstDash w14:val="solid"/>
+                  <w14:round/>
+                </w14:textOutline>
+              </w:rPr>
+            </w:pPr>
+          </w:p>
+          <w:p>
+            <w:pPr>
+              <w:rPr>
+                <w:rStyle w:val="IntenseEmphasis"/>
+                <w:rFonts w:eastAsia="Calibri Light"/>
+                <w:color w:val="000000" w:themeColor="text1"/>
+                <w:sz w:val="28"/>
+                <w:szCs w:val="28"/>
+                <w14:shadow w14:blurRad="38100" w14:dist="19050" w14:dir="2700000" w14:sx="100000" w14:sy="100000" w14:kx="0" w14:ky="0" w14:algn="tl">
+                  <w14:schemeClr w14:val="dk1">
+                    <w14:alpha w14:val="60000"/>
+                  </w14:schemeClr>
+                </w14:shadow>
+                <w14:textOutline w14:w="0" w14:cap="flat" w14:cmpd="sng" w14:algn="ctr">
+                  <w14:noFill/>
+                  <w14:prstDash w14:val="solid"/>
+                  <w14:round/>
+                </w14:textOutline>
+              </w:rPr>
+            </w:pPr>
+          </w:p>
+          <w:p>
+            <w:pPr>
+              <w:rPr>
+                <w:rStyle w:val="IntenseEmphasis"/>
+                <w:rFonts w:eastAsia="Calibri Light"/>
+                <w:color w:val="000000" w:themeColor="text1"/>
+                <w:sz w:val="28"/>
+                <w:szCs w:val="28"/>
+                <w14:shadow w14:blurRad="38100" w14:dist="19050" w14:dir="2700000" w14:sx="100000" w14:sy="100000" w14:kx="0" w14:ky="0" w14:algn="tl">
+                  <w14:schemeClr w14:val="dk1">
+                    <w14:alpha w14:val="60000"/>
+                  </w14:schemeClr>
+                </w14:shadow>
+                <w14:textOutline w14:w="0" w14:cap="flat" w14:cmpd="sng" w14:algn="ctr">
+                  <w14:noFill/>
+                  <w14:prstDash w14:val="solid"/>
+                  <w14:round/>
+                </w14:textOutline>
+              </w:rPr>
+            </w:pPr>
+          </w:p>
+          <w:p>
+            <w:pPr>
               <w:jc w:val="center"/>
               <w:rPr>
                 <w:rStyle w:val="IntenseEmphasis"/>
@@ -1469,256 +1613,29 @@
                 </w14:textOutline>
               </w:rPr>
             </w:pPr>
-          </w:p>
-          <w:p>
-            <w:pPr>
-              <w:jc w:val="center"/>
-              <w:rPr>
-                <w:rStyle w:val="IntenseEmphasis"/>
-                <w:rFonts w:eastAsia="Calibri Light"/>
-                <w:b w:val="0"/>
-                <w:bCs w:val="0"/>
-                <w:i w:val="0"/>
-                <w:iCs w:val="0"/>
-                <w:color w:val="000000" w:themeColor="text1"/>
-                <w:sz w:val="28"/>
-                <w:szCs w:val="28"/>
-                <w14:shadow w14:blurRad="38100" w14:dist="19050" w14:dir="2700000" w14:sx="100000" w14:sy="100000" w14:kx="0" w14:ky="0" w14:algn="tl">
-                  <w14:schemeClr w14:val="dk1">
-                    <w14:alpha w14:val="60000"/>
-                  </w14:schemeClr>
-                </w14:shadow>
-                <w14:textOutline w14:w="0" w14:cap="flat" w14:cmpd="sng" w14:algn="ctr">
-                  <w14:noFill/>
-                  <w14:prstDash w14:val="solid"/>
-                  <w14:round/>
-                </w14:textOutline>
-              </w:rPr>
-            </w:pPr>
-          </w:p>
-          <w:p>
-            <w:pPr>
-              <w:jc w:val="center"/>
-              <w:rPr>
-                <w:rStyle w:val="IntenseEmphasis"/>
-                <w:rFonts w:eastAsia="Calibri Light"/>
-                <w:b w:val="0"/>
-                <w:bCs w:val="0"/>
-                <w:i w:val="0"/>
-                <w:iCs w:val="0"/>
-                <w:color w:val="000000" w:themeColor="text1"/>
-                <w:sz w:val="28"/>
-                <w:szCs w:val="28"/>
-                <w14:shadow w14:blurRad="38100" w14:dist="19050" w14:dir="2700000" w14:sx="100000" w14:sy="100000" w14:kx="0" w14:ky="0" w14:algn="tl">
-                  <w14:schemeClr w14:val="dk1">
-                    <w14:alpha w14:val="60000"/>
-                  </w14:schemeClr>
-                </w14:shadow>
-                <w14:textOutline w14:w="0" w14:cap="flat" w14:cmpd="sng" w14:algn="ctr">
-                  <w14:noFill/>
-                  <w14:prstDash w14:val="solid"/>
-                  <w14:round/>
-                </w14:textOutline>
-              </w:rPr>
-            </w:pPr>
-          </w:p>
-          <w:p>
-            <w:pPr>
-              <w:jc w:val="center"/>
-              <w:rPr>
-                <w:rStyle w:val="IntenseEmphasis"/>
-                <w:rFonts w:eastAsia="Calibri Light"/>
-                <w:b w:val="0"/>
-                <w:bCs w:val="0"/>
-                <w:i w:val="0"/>
-                <w:iCs w:val="0"/>
-                <w:color w:val="000000" w:themeColor="text1"/>
-                <w:sz w:val="28"/>
-                <w:szCs w:val="28"/>
-                <w14:shadow w14:blurRad="38100" w14:dist="19050" w14:dir="2700000" w14:sx="100000" w14:sy="100000" w14:kx="0" w14:ky="0" w14:algn="tl">
-                  <w14:schemeClr w14:val="dk1">
-                    <w14:alpha w14:val="60000"/>
-                  </w14:schemeClr>
-                </w14:shadow>
-                <w14:textOutline w14:w="0" w14:cap="flat" w14:cmpd="sng" w14:algn="ctr">
-                  <w14:noFill/>
-                  <w14:prstDash w14:val="solid"/>
-                  <w14:round/>
-                </w14:textOutline>
-              </w:rPr>
-            </w:pPr>
-          </w:p>
-          <w:p>
-            <w:pPr>
-              <w:jc w:val="center"/>
-              <w:rPr>
-                <w:rStyle w:val="IntenseEmphasis"/>
-                <w:rFonts w:eastAsia="Calibri Light"/>
-                <w:b w:val="0"/>
-                <w:bCs w:val="0"/>
-                <w:i w:val="0"/>
-                <w:iCs w:val="0"/>
-                <w:color w:val="000000" w:themeColor="text1"/>
-                <w:sz w:val="28"/>
-                <w:szCs w:val="28"/>
-                <w14:shadow w14:blurRad="38100" w14:dist="19050" w14:dir="2700000" w14:sx="100000" w14:sy="100000" w14:kx="0" w14:ky="0" w14:algn="tl">
-                  <w14:schemeClr w14:val="dk1">
-                    <w14:alpha w14:val="60000"/>
-                  </w14:schemeClr>
-                </w14:shadow>
-                <w14:textOutline w14:w="0" w14:cap="flat" w14:cmpd="sng" w14:algn="ctr">
-                  <w14:noFill/>
-                  <w14:prstDash w14:val="solid"/>
-                  <w14:round/>
-                </w14:textOutline>
-              </w:rPr>
-            </w:pPr>
-          </w:p>
-          <w:p>
-            <w:pPr>
-              <w:rPr>
-                <w:rStyle w:val="IntenseEmphasis"/>
-                <w:rFonts w:eastAsia="Calibri Light"/>
-                <w:b w:val="0"/>
-                <w:bCs w:val="0"/>
-                <w:i w:val="0"/>
-                <w:iCs w:val="0"/>
-                <w:color w:val="000000" w:themeColor="text1"/>
-                <w:sz w:val="28"/>
-                <w:szCs w:val="28"/>
-                <w14:shadow w14:blurRad="38100" w14:dist="19050" w14:dir="2700000" w14:sx="100000" w14:sy="100000" w14:kx="0" w14:ky="0" w14:algn="tl">
-                  <w14:schemeClr w14:val="dk1">
-                    <w14:alpha w14:val="60000"/>
-                  </w14:schemeClr>
-                </w14:shadow>
-                <w14:textOutline w14:w="0" w14:cap="flat" w14:cmpd="sng" w14:algn="ctr">
-                  <w14:noFill/>
-                  <w14:prstDash w14:val="solid"/>
-                  <w14:round/>
-                </w14:textOutline>
-              </w:rPr>
-            </w:pPr>
-          </w:p>
-          <w:p>
-            <w:pPr>
-              <w:jc w:val="center"/>
-              <w:rPr>
-                <w:rStyle w:val="IntenseEmphasis"/>
-                <w:rFonts w:eastAsia="Calibri Light"/>
-                <w:b w:val="0"/>
-                <w:bCs w:val="0"/>
-                <w:i w:val="0"/>
-                <w:iCs w:val="0"/>
-                <w:color w:val="000000" w:themeColor="text1"/>
-                <w:sz w:val="28"/>
-                <w:szCs w:val="28"/>
-                <w14:shadow w14:blurRad="38100" w14:dist="19050" w14:dir="2700000" w14:sx="100000" w14:sy="100000" w14:kx="0" w14:ky="0" w14:algn="tl">
-                  <w14:schemeClr w14:val="dk1">
-                    <w14:alpha w14:val="60000"/>
-                  </w14:schemeClr>
-                </w14:shadow>
-                <w14:textOutline w14:w="0" w14:cap="flat" w14:cmpd="sng" w14:algn="ctr">
-                  <w14:noFill/>
-                  <w14:prstDash w14:val="solid"/>
-                  <w14:round/>
-                </w14:textOutline>
-              </w:rPr>
-            </w:pPr>
-            <w:r>
-              <w:rPr>
-                <w:rStyle w:val="IntenseEmphasis"/>
-                <w:rFonts w:eastAsia="Calibri Light"/>
-                <w:b w:val="0"/>
-                <w:bCs w:val="0"/>
-                <w:i w:val="0"/>
-                <w:iCs w:val="0"/>
-                <w:color w:val="000000" w:themeColor="text1"/>
-                <w:sz w:val="28"/>
-                <w:szCs w:val="28"/>
-                <w14:shadow w14:blurRad="38100" w14:dist="19050" w14:dir="2700000" w14:sx="100000" w14:sy="100000" w14:kx="0" w14:ky="0" w14:algn="tl">
-                  <w14:schemeClr w14:val="dk1">
-                    <w14:alpha w14:val="60000"/>
-                  </w14:schemeClr>
-                </w14:shadow>
-                <w14:textOutline w14:w="0" w14:cap="flat" w14:cmpd="sng" w14:algn="ctr">
-                  <w14:noFill/>
-                  <w14:prstDash w14:val="solid"/>
-                  <w14:round/>
-                </w14:textOutline>
-              </w:rPr>
-              <w:t>1</w:t>
-            </w:r>
-            <w:r>
-              <w:rPr>
-                <w:rStyle w:val="IntenseEmphasis"/>
-                <w:rFonts w:eastAsia="Calibri Light"/>
-                <w:b w:val="0"/>
-                <w:bCs w:val="0"/>
-                <w:i w:val="0"/>
-                <w:iCs w:val="0"/>
-                <w:color w:val="000000" w:themeColor="text1"/>
-                <w:sz w:val="28"/>
-                <w:szCs w:val="28"/>
-                <w14:shadow w14:blurRad="38100" w14:dist="19050" w14:dir="2700000" w14:sx="100000" w14:sy="100000" w14:kx="0" w14:ky="0" w14:algn="tl">
-                  <w14:schemeClr w14:val="dk1">
-                    <w14:alpha w14:val="60000"/>
-                  </w14:schemeClr>
-                </w14:shadow>
-                <w14:textOutline w14:w="0" w14:cap="flat" w14:cmpd="sng" w14:algn="ctr">
-                  <w14:noFill/>
-                  <w14:prstDash w14:val="solid"/>
-                  <w14:round/>
-                </w14:textOutline>
-              </w:rPr>
-              <w:t>,</w:t>
-            </w:r>
-            <w:r>
-              <w:rPr>
-                <w:rStyle w:val="IntenseEmphasis"/>
-                <w:rFonts w:eastAsia="Calibri Light"/>
-                <w:b w:val="0"/>
-                <w:bCs w:val="0"/>
-                <w:i w:val="0"/>
-                <w:iCs w:val="0"/>
-                <w:color w:val="000000" w:themeColor="text1"/>
-                <w:sz w:val="28"/>
-                <w:szCs w:val="28"/>
-                <w14:shadow w14:blurRad="38100" w14:dist="19050" w14:dir="2700000" w14:sx="100000" w14:sy="100000" w14:kx="0" w14:ky="0" w14:algn="tl">
-                  <w14:schemeClr w14:val="dk1">
-                    <w14:alpha w14:val="60000"/>
-                  </w14:schemeClr>
-                </w14:shadow>
-                <w14:textOutline w14:w="0" w14:cap="flat" w14:cmpd="sng" w14:algn="ctr">
-                  <w14:noFill/>
-                  <w14:prstDash w14:val="solid"/>
-                  <w14:round/>
-                </w14:textOutline>
-              </w:rPr>
-              <w:t>25</w:t>
-            </w:r>
-            <w:r>
-              <w:rPr>
-                <w:rStyle w:val="IntenseEmphasis"/>
-                <w:rFonts w:eastAsia="Calibri Light"/>
-                <w:b w:val="0"/>
-                <w:bCs w:val="0"/>
-                <w:i w:val="0"/>
-                <w:iCs w:val="0"/>
-                <w:color w:val="000000" w:themeColor="text1"/>
-                <w:sz w:val="28"/>
-                <w:szCs w:val="28"/>
-                <w14:shadow w14:blurRad="38100" w14:dist="19050" w14:dir="2700000" w14:sx="100000" w14:sy="100000" w14:kx="0" w14:ky="0" w14:algn="tl">
-                  <w14:schemeClr w14:val="dk1">
-                    <w14:alpha w14:val="60000"/>
-                  </w14:schemeClr>
-                </w14:shadow>
-                <w14:textOutline w14:w="0" w14:cap="flat" w14:cmpd="sng" w14:algn="ctr">
-                  <w14:noFill/>
-                  <w14:prstDash w14:val="solid"/>
-                  <w14:round/>
-                </w14:textOutline>
-              </w:rPr>
-              <w:t>,000 /-</w:t>
+            <w:r>
+              <w:rPr>
+                <w:rStyle w:val="IntenseEmphasis"/>
+                <w:rFonts w:eastAsia="Calibri Light"/>
+                <w:b w:val="0"/>
+                <w:bCs w:val="0"/>
+                <w:i w:val="0"/>
+                <w:iCs w:val="0"/>
+                <w:color w:val="000000" w:themeColor="text1"/>
+                <w:sz w:val="28"/>
+                <w:szCs w:val="28"/>
+                <w14:shadow w14:blurRad="38100" w14:dist="19050" w14:dir="2700000" w14:sx="100000" w14:sy="100000" w14:kx="0" w14:ky="0" w14:algn="tl">
+                  <w14:schemeClr w14:val="dk1">
+                    <w14:alpha w14:val="60000"/>
+                  </w14:schemeClr>
+                </w14:shadow>
+                <w14:textOutline w14:w="0" w14:cap="flat" w14:cmpd="sng" w14:algn="ctr">
+                  <w14:noFill/>
+                  <w14:prstDash w14:val="solid"/>
+                  <w14:round/>
+                </w14:textOutline>
+              </w:rPr>
+              <w:t>Done</w:t>
             </w:r>
           </w:p>
         </w:tc>
@@ -2102,10 +2019,6 @@
               <w:rPr>
                 <w:rStyle w:val="IntenseEmphasis"/>
                 <w:rFonts w:eastAsia="Calibri Light"/>
-                <w:b w:val="0"/>
-                <w:bCs w:val="0"/>
-                <w:i w:val="0"/>
-                <w:iCs w:val="0"/>
                 <w:color w:val="000000" w:themeColor="text1"/>
                 <w:sz w:val="28"/>
                 <w:szCs w:val="28"/>
@@ -2128,72 +2041,70 @@
               <w:rPr>
                 <w:rStyle w:val="IntenseEmphasis"/>
                 <w:rFonts w:eastAsia="Calibri Light"/>
-                <w:b w:val="0"/>
-                <w:bCs w:val="0"/>
-                <w:i w:val="0"/>
-                <w:iCs w:val="0"/>
-                <w:color w:val="000000" w:themeColor="text1"/>
-                <w:sz w:val="28"/>
-                <w:szCs w:val="28"/>
-                <w14:shadow w14:blurRad="38100" w14:dist="19050" w14:dir="2700000" w14:sx="100000" w14:sy="100000" w14:kx="0" w14:ky="0" w14:algn="tl">
-                  <w14:schemeClr w14:val="dk1">
-                    <w14:alpha w14:val="60000"/>
-                  </w14:schemeClr>
-                </w14:shadow>
-                <w14:textOutline w14:w="0" w14:cap="flat" w14:cmpd="sng" w14:algn="ctr">
-                  <w14:noFill/>
-                  <w14:prstDash w14:val="solid"/>
-                  <w14:round/>
-                </w14:textOutline>
-              </w:rPr>
-            </w:pPr>
-            <w:r>
-              <w:rPr>
-                <w:rStyle w:val="IntenseEmphasis"/>
-                <w:rFonts w:eastAsia="Calibri Light"/>
-                <w:b w:val="0"/>
-                <w:bCs w:val="0"/>
-                <w:i w:val="0"/>
-                <w:iCs w:val="0"/>
-                <w:color w:val="000000" w:themeColor="text1"/>
-                <w:sz w:val="28"/>
-                <w:szCs w:val="28"/>
-                <w14:shadow w14:blurRad="38100" w14:dist="19050" w14:dir="2700000" w14:sx="100000" w14:sy="100000" w14:kx="0" w14:ky="0" w14:algn="tl">
-                  <w14:schemeClr w14:val="dk1">
-                    <w14:alpha w14:val="60000"/>
-                  </w14:schemeClr>
-                </w14:shadow>
-                <w14:textOutline w14:w="0" w14:cap="flat" w14:cmpd="sng" w14:algn="ctr">
-                  <w14:noFill/>
-                  <w14:prstDash w14:val="solid"/>
-                  <w14:round/>
-                </w14:textOutline>
-              </w:rPr>
-              <w:t>50</w:t>
-            </w:r>
-            <w:r>
-              <w:rPr>
-                <w:rStyle w:val="IntenseEmphasis"/>
-                <w:rFonts w:eastAsia="Calibri Light"/>
-                <w:b w:val="0"/>
-                <w:bCs w:val="0"/>
-                <w:i w:val="0"/>
-                <w:iCs w:val="0"/>
-                <w:color w:val="000000" w:themeColor="text1"/>
-                <w:sz w:val="28"/>
-                <w:szCs w:val="28"/>
-                <w14:shadow w14:blurRad="38100" w14:dist="19050" w14:dir="2700000" w14:sx="100000" w14:sy="100000" w14:kx="0" w14:ky="0" w14:algn="tl">
-                  <w14:schemeClr w14:val="dk1">
-                    <w14:alpha w14:val="60000"/>
-                  </w14:schemeClr>
-                </w14:shadow>
-                <w14:textOutline w14:w="0" w14:cap="flat" w14:cmpd="sng" w14:algn="ctr">
-                  <w14:noFill/>
-                  <w14:prstDash w14:val="solid"/>
-                  <w14:round/>
-                </w14:textOutline>
-              </w:rPr>
-              <w:t>,000 /-</w:t>
+                <w:color w:val="000000" w:themeColor="text1"/>
+                <w:sz w:val="28"/>
+                <w:szCs w:val="28"/>
+                <w14:shadow w14:blurRad="38100" w14:dist="19050" w14:dir="2700000" w14:sx="100000" w14:sy="100000" w14:kx="0" w14:ky="0" w14:algn="tl">
+                  <w14:schemeClr w14:val="dk1">
+                    <w14:alpha w14:val="60000"/>
+                  </w14:schemeClr>
+                </w14:shadow>
+                <w14:textOutline w14:w="0" w14:cap="flat" w14:cmpd="sng" w14:algn="ctr">
+                  <w14:noFill/>
+                  <w14:prstDash w14:val="solid"/>
+                  <w14:round/>
+                </w14:textOutline>
+              </w:rPr>
+            </w:pPr>
+          </w:p>
+          <w:p>
+            <w:pPr>
+              <w:jc w:val="center"/>
+              <w:rPr>
+                <w:rStyle w:val="IntenseEmphasis"/>
+                <w:rFonts w:eastAsia="Calibri Light"/>
+                <w:b w:val="0"/>
+                <w:bCs w:val="0"/>
+                <w:i w:val="0"/>
+                <w:iCs w:val="0"/>
+                <w:color w:val="000000" w:themeColor="text1"/>
+                <w:sz w:val="28"/>
+                <w:szCs w:val="28"/>
+                <w14:shadow w14:blurRad="38100" w14:dist="19050" w14:dir="2700000" w14:sx="100000" w14:sy="100000" w14:kx="0" w14:ky="0" w14:algn="tl">
+                  <w14:schemeClr w14:val="dk1">
+                    <w14:alpha w14:val="60000"/>
+                  </w14:schemeClr>
+                </w14:shadow>
+                <w14:textOutline w14:w="0" w14:cap="flat" w14:cmpd="sng" w14:algn="ctr">
+                  <w14:noFill/>
+                  <w14:prstDash w14:val="solid"/>
+                  <w14:round/>
+                </w14:textOutline>
+              </w:rPr>
+            </w:pPr>
+            <w:r>
+              <w:rPr>
+                <w:rStyle w:val="IntenseEmphasis"/>
+                <w:rFonts w:eastAsia="Calibri Light"/>
+                <w:b w:val="0"/>
+                <w:bCs w:val="0"/>
+                <w:i w:val="0"/>
+                <w:iCs w:val="0"/>
+                <w:color w:val="000000" w:themeColor="text1"/>
+                <w:sz w:val="28"/>
+                <w:szCs w:val="28"/>
+                <w14:shadow w14:blurRad="38100" w14:dist="19050" w14:dir="2700000" w14:sx="100000" w14:sy="100000" w14:kx="0" w14:ky="0" w14:algn="tl">
+                  <w14:schemeClr w14:val="dk1">
+                    <w14:alpha w14:val="60000"/>
+                  </w14:schemeClr>
+                </w14:shadow>
+                <w14:textOutline w14:w="0" w14:cap="flat" w14:cmpd="sng" w14:algn="ctr">
+                  <w14:noFill/>
+                  <w14:prstDash w14:val="solid"/>
+                  <w14:round/>
+                </w14:textOutline>
+              </w:rPr>
+              <w:t>Done</w:t>
             </w:r>
           </w:p>
         </w:tc>
@@ -2284,6 +2195,30 @@
               </w:rPr>
               <w:t xml:space="preserve">Professional Anchor </w:t>
             </w:r>
+            <w:r>
+              <w:rPr>
+                <w:rStyle w:val="IntenseEmphasis"/>
+                <w:rFonts w:eastAsia="Calibri Light"/>
+                <w:b w:val="0"/>
+                <w:bCs w:val="0"/>
+                <w:i w:val="0"/>
+                <w:iCs w:val="0"/>
+                <w:color w:val="000000" w:themeColor="text1"/>
+                <w:sz w:val="28"/>
+                <w:szCs w:val="28"/>
+                <w14:shadow w14:blurRad="38100" w14:dist="19050" w14:dir="2700000" w14:sx="100000" w14:sy="100000" w14:kx="0" w14:ky="0" w14:algn="tl">
+                  <w14:schemeClr w14:val="dk1">
+                    <w14:alpha w14:val="60000"/>
+                  </w14:schemeClr>
+                </w14:shadow>
+                <w14:textOutline w14:w="0" w14:cap="flat" w14:cmpd="sng" w14:algn="ctr">
+                  <w14:noFill/>
+                  <w14:prstDash w14:val="solid"/>
+                  <w14:round/>
+                </w14:textOutline>
+              </w:rPr>
+              <w:t>– Ish Nanda</w:t>
+            </w:r>
           </w:p>
         </w:tc>
         <w:tc>
@@ -2363,7 +2298,7 @@
                   <w14:round/>
                 </w14:textOutline>
               </w:rPr>
-              <w:t>On Final Call</w:t>
+              <w:t>Done</w:t>
             </w:r>
           </w:p>
         </w:tc>
@@ -2631,31 +2566,7 @@
                   <w14:round/>
                 </w14:textOutline>
               </w:rPr>
-              <w:t>60</w:t>
-            </w:r>
-            <w:r>
-              <w:rPr>
-                <w:rStyle w:val="IntenseEmphasis"/>
-                <w:rFonts w:eastAsia="Calibri Light"/>
-                <w:b w:val="0"/>
-                <w:bCs w:val="0"/>
-                <w:i w:val="0"/>
-                <w:iCs w:val="0"/>
-                <w:color w:val="000000" w:themeColor="text1"/>
-                <w:sz w:val="28"/>
-                <w:szCs w:val="28"/>
-                <w14:shadow w14:blurRad="38100" w14:dist="19050" w14:dir="2700000" w14:sx="100000" w14:sy="100000" w14:kx="0" w14:ky="0" w14:algn="tl">
-                  <w14:schemeClr w14:val="dk1">
-                    <w14:alpha w14:val="60000"/>
-                  </w14:schemeClr>
-                </w14:shadow>
-                <w14:textOutline w14:w="0" w14:cap="flat" w14:cmpd="sng" w14:algn="ctr">
-                  <w14:noFill/>
-                  <w14:prstDash w14:val="solid"/>
-                  <w14:round/>
-                </w14:textOutline>
-              </w:rPr>
-              <w:t>,000 /-</w:t>
+              <w:t>Done</w:t>
             </w:r>
           </w:p>
         </w:tc>
@@ -2849,31 +2760,7 @@
                   <w14:round/>
                 </w14:textOutline>
               </w:rPr>
-              <w:t>1,0</w:t>
-            </w:r>
-            <w:r>
-              <w:rPr>
-                <w:rStyle w:val="IntenseEmphasis"/>
-                <w:rFonts w:eastAsia="Calibri Light"/>
-                <w:b w:val="0"/>
-                <w:bCs w:val="0"/>
-                <w:i w:val="0"/>
-                <w:iCs w:val="0"/>
-                <w:color w:val="000000" w:themeColor="text1"/>
-                <w:sz w:val="28"/>
-                <w:szCs w:val="28"/>
-                <w14:shadow w14:blurRad="38100" w14:dist="19050" w14:dir="2700000" w14:sx="100000" w14:sy="100000" w14:kx="0" w14:ky="0" w14:algn="tl">
-                  <w14:schemeClr w14:val="dk1">
-                    <w14:alpha w14:val="60000"/>
-                  </w14:schemeClr>
-                </w14:shadow>
-                <w14:textOutline w14:w="0" w14:cap="flat" w14:cmpd="sng" w14:algn="ctr">
-                  <w14:noFill/>
-                  <w14:prstDash w14:val="solid"/>
-                  <w14:round/>
-                </w14:textOutline>
-              </w:rPr>
-              <w:t>0,000 /-</w:t>
+              <w:t>Done</w:t>
             </w:r>
           </w:p>
         </w:tc>
@@ -2964,6 +2851,30 @@
               </w:rPr>
               <w:t xml:space="preserve">Genset </w:t>
             </w:r>
+            <w:r>
+              <w:rPr>
+                <w:rStyle w:val="IntenseEmphasis"/>
+                <w:rFonts w:eastAsia="Calibri Light"/>
+                <w:b w:val="0"/>
+                <w:bCs w:val="0"/>
+                <w:i w:val="0"/>
+                <w:iCs w:val="0"/>
+                <w:color w:val="000000" w:themeColor="text1"/>
+                <w:sz w:val="28"/>
+                <w:szCs w:val="28"/>
+                <w14:shadow w14:blurRad="38100" w14:dist="19050" w14:dir="2700000" w14:sx="100000" w14:sy="100000" w14:kx="0" w14:ky="0" w14:algn="tl">
+                  <w14:schemeClr w14:val="dk1">
+                    <w14:alpha w14:val="60000"/>
+                  </w14:schemeClr>
+                </w14:shadow>
+                <w14:textOutline w14:w="0" w14:cap="flat" w14:cmpd="sng" w14:algn="ctr">
+                  <w14:noFill/>
+                  <w14:prstDash w14:val="solid"/>
+                  <w14:round/>
+                </w14:textOutline>
+              </w:rPr>
+              <w:t>By Soulmate</w:t>
+            </w:r>
           </w:p>
         </w:tc>
         <w:tc>
@@ -3043,55 +2954,7 @@
                   <w14:round/>
                 </w14:textOutline>
               </w:rPr>
-              <w:t>1</w:t>
-            </w:r>
-            <w:r>
-              <w:rPr>
-                <w:rStyle w:val="IntenseEmphasis"/>
-                <w:rFonts w:eastAsia="Calibri Light"/>
-                <w:b w:val="0"/>
-                <w:bCs w:val="0"/>
-                <w:i w:val="0"/>
-                <w:iCs w:val="0"/>
-                <w:color w:val="000000" w:themeColor="text1"/>
-                <w:sz w:val="28"/>
-                <w:szCs w:val="28"/>
-                <w14:shadow w14:blurRad="38100" w14:dist="19050" w14:dir="2700000" w14:sx="100000" w14:sy="100000" w14:kx="0" w14:ky="0" w14:algn="tl">
-                  <w14:schemeClr w14:val="dk1">
-                    <w14:alpha w14:val="60000"/>
-                  </w14:schemeClr>
-                </w14:shadow>
-                <w14:textOutline w14:w="0" w14:cap="flat" w14:cmpd="sng" w14:algn="ctr">
-                  <w14:noFill/>
-                  <w14:prstDash w14:val="solid"/>
-                  <w14:round/>
-                </w14:textOutline>
-              </w:rPr>
-              <w:t>5</w:t>
-            </w:r>
-            <w:r>
-              <w:rPr>
-                <w:rStyle w:val="IntenseEmphasis"/>
-                <w:rFonts w:eastAsia="Calibri Light"/>
-                <w:b w:val="0"/>
-                <w:bCs w:val="0"/>
-                <w:i w:val="0"/>
-                <w:iCs w:val="0"/>
-                <w:color w:val="000000" w:themeColor="text1"/>
-                <w:sz w:val="28"/>
-                <w:szCs w:val="28"/>
-                <w14:shadow w14:blurRad="38100" w14:dist="19050" w14:dir="2700000" w14:sx="100000" w14:sy="100000" w14:kx="0" w14:ky="0" w14:algn="tl">
-                  <w14:schemeClr w14:val="dk1">
-                    <w14:alpha w14:val="60000"/>
-                  </w14:schemeClr>
-                </w14:shadow>
-                <w14:textOutline w14:w="0" w14:cap="flat" w14:cmpd="sng" w14:algn="ctr">
-                  <w14:noFill/>
-                  <w14:prstDash w14:val="solid"/>
-                  <w14:round/>
-                </w14:textOutline>
-              </w:rPr>
-              <w:t>,000 /-</w:t>
+              <w:t>Done</w:t>
             </w:r>
           </w:p>
         </w:tc>
@@ -3364,6 +3227,60 @@
               <w:pStyle w:val="ListParagraph"/>
               <w:numPr>
                 <w:ilvl w:val="0"/>
+                <w:numId w:val="27"/>
+              </w:numPr>
+              <w:rPr>
+                <w:rStyle w:val="IntenseEmphasis"/>
+                <w:rFonts w:eastAsia="Calibri Light"/>
+                <w:b w:val="0"/>
+                <w:bCs w:val="0"/>
+                <w:i w:val="0"/>
+                <w:iCs w:val="0"/>
+                <w:color w:val="000000" w:themeColor="text1"/>
+                <w:sz w:val="28"/>
+                <w:szCs w:val="28"/>
+                <w14:shadow w14:blurRad="38100" w14:dist="19050" w14:dir="2700000" w14:sx="100000" w14:sy="100000" w14:kx="0" w14:ky="0" w14:algn="tl">
+                  <w14:schemeClr w14:val="dk1">
+                    <w14:alpha w14:val="60000"/>
+                  </w14:schemeClr>
+                </w14:shadow>
+                <w14:textOutline w14:w="0" w14:cap="flat" w14:cmpd="sng" w14:algn="ctr">
+                  <w14:noFill/>
+                  <w14:prstDash w14:val="solid"/>
+                  <w14:round/>
+                </w14:textOutline>
+              </w:rPr>
+            </w:pPr>
+            <w:r>
+              <w:rPr>
+                <w:rStyle w:val="IntenseEmphasis"/>
+                <w:rFonts w:eastAsia="Calibri Light"/>
+                <w:b w:val="0"/>
+                <w:bCs w:val="0"/>
+                <w:i w:val="0"/>
+                <w:iCs w:val="0"/>
+                <w:color w:val="000000" w:themeColor="text1"/>
+                <w:sz w:val="28"/>
+                <w:szCs w:val="28"/>
+                <w14:shadow w14:blurRad="38100" w14:dist="19050" w14:dir="2700000" w14:sx="100000" w14:sy="100000" w14:kx="0" w14:ky="0" w14:algn="tl">
+                  <w14:schemeClr w14:val="dk1">
+                    <w14:alpha w14:val="60000"/>
+                  </w14:schemeClr>
+                </w14:shadow>
+                <w14:textOutline w14:w="0" w14:cap="flat" w14:cmpd="sng" w14:algn="ctr">
+                  <w14:noFill/>
+                  <w14:prstDash w14:val="solid"/>
+                  <w14:round/>
+                </w14:textOutline>
+              </w:rPr>
+              <w:t>Spotlight</w:t>
+            </w:r>
+          </w:p>
+          <w:p>
+            <w:pPr>
+              <w:pStyle w:val="ListParagraph"/>
+              <w:numPr>
+                <w:ilvl w:val="0"/>
                 <w:numId w:val="5"/>
               </w:numPr>
               <w:rPr>
@@ -4157,79 +4074,29 @@
                 </w14:textOutline>
               </w:rPr>
             </w:pPr>
-          </w:p>
-          <w:p>
-            <w:pPr>
-              <w:jc w:val="center"/>
-              <w:rPr>
-                <w:rStyle w:val="IntenseEmphasis"/>
-                <w:rFonts w:eastAsia="Calibri Light"/>
-                <w:b w:val="0"/>
-                <w:bCs w:val="0"/>
-                <w:i w:val="0"/>
-                <w:iCs w:val="0"/>
-                <w:color w:val="000000" w:themeColor="text1"/>
-                <w:sz w:val="28"/>
-                <w:szCs w:val="28"/>
-                <w14:shadow w14:blurRad="38100" w14:dist="19050" w14:dir="2700000" w14:sx="100000" w14:sy="100000" w14:kx="0" w14:ky="0" w14:algn="tl">
-                  <w14:schemeClr w14:val="dk1">
-                    <w14:alpha w14:val="60000"/>
-                  </w14:schemeClr>
-                </w14:shadow>
-                <w14:textOutline w14:w="0" w14:cap="flat" w14:cmpd="sng" w14:algn="ctr">
-                  <w14:noFill/>
-                  <w14:prstDash w14:val="solid"/>
-                  <w14:round/>
-                </w14:textOutline>
-              </w:rPr>
-            </w:pPr>
-            <w:r>
-              <w:rPr>
-                <w:rStyle w:val="IntenseEmphasis"/>
-                <w:rFonts w:eastAsia="Calibri Light"/>
-                <w:b w:val="0"/>
-                <w:bCs w:val="0"/>
-                <w:i w:val="0"/>
-                <w:iCs w:val="0"/>
-                <w:color w:val="000000" w:themeColor="text1"/>
-                <w:sz w:val="28"/>
-                <w:szCs w:val="28"/>
-                <w14:shadow w14:blurRad="38100" w14:dist="19050" w14:dir="2700000" w14:sx="100000" w14:sy="100000" w14:kx="0" w14:ky="0" w14:algn="tl">
-                  <w14:schemeClr w14:val="dk1">
-                    <w14:alpha w14:val="60000"/>
-                  </w14:schemeClr>
-                </w14:shadow>
-                <w14:textOutline w14:w="0" w14:cap="flat" w14:cmpd="sng" w14:algn="ctr">
-                  <w14:noFill/>
-                  <w14:prstDash w14:val="solid"/>
-                  <w14:round/>
-                </w14:textOutline>
-              </w:rPr>
-              <w:t>1,00</w:t>
-            </w:r>
-            <w:r>
-              <w:rPr>
-                <w:rStyle w:val="IntenseEmphasis"/>
-                <w:rFonts w:eastAsia="Calibri Light"/>
-                <w:b w:val="0"/>
-                <w:bCs w:val="0"/>
-                <w:i w:val="0"/>
-                <w:iCs w:val="0"/>
-                <w:color w:val="000000" w:themeColor="text1"/>
-                <w:sz w:val="28"/>
-                <w:szCs w:val="28"/>
-                <w14:shadow w14:blurRad="38100" w14:dist="19050" w14:dir="2700000" w14:sx="100000" w14:sy="100000" w14:kx="0" w14:ky="0" w14:algn="tl">
-                  <w14:schemeClr w14:val="dk1">
-                    <w14:alpha w14:val="60000"/>
-                  </w14:schemeClr>
-                </w14:shadow>
-                <w14:textOutline w14:w="0" w14:cap="flat" w14:cmpd="sng" w14:algn="ctr">
-                  <w14:noFill/>
-                  <w14:prstDash w14:val="solid"/>
-                  <w14:round/>
-                </w14:textOutline>
-              </w:rPr>
-              <w:t>,000 /-</w:t>
+            <w:r>
+              <w:rPr>
+                <w:rStyle w:val="IntenseEmphasis"/>
+                <w:rFonts w:eastAsia="Calibri Light"/>
+                <w:b w:val="0"/>
+                <w:bCs w:val="0"/>
+                <w:i w:val="0"/>
+                <w:iCs w:val="0"/>
+                <w:color w:val="000000" w:themeColor="text1"/>
+                <w:sz w:val="28"/>
+                <w:szCs w:val="28"/>
+                <w14:shadow w14:blurRad="38100" w14:dist="19050" w14:dir="2700000" w14:sx="100000" w14:sy="100000" w14:kx="0" w14:ky="0" w14:algn="tl">
+                  <w14:schemeClr w14:val="dk1">
+                    <w14:alpha w14:val="60000"/>
+                  </w14:schemeClr>
+                </w14:shadow>
+                <w14:textOutline w14:w="0" w14:cap="flat" w14:cmpd="sng" w14:algn="ctr">
+                  <w14:noFill/>
+                  <w14:prstDash w14:val="solid"/>
+                  <w14:round/>
+                </w14:textOutline>
+              </w:rPr>
+              <w:t>Done</w:t>
             </w:r>
           </w:p>
         </w:tc>
@@ -5482,31 +5349,7 @@
                   <w14:round/>
                 </w14:textOutline>
               </w:rPr>
-              <w:t>40</w:t>
-            </w:r>
-            <w:r>
-              <w:rPr>
-                <w:rStyle w:val="IntenseEmphasis"/>
-                <w:rFonts w:eastAsia="Calibri Light"/>
-                <w:b w:val="0"/>
-                <w:bCs w:val="0"/>
-                <w:i w:val="0"/>
-                <w:iCs w:val="0"/>
-                <w:color w:val="000000" w:themeColor="text1"/>
-                <w:sz w:val="28"/>
-                <w:szCs w:val="28"/>
-                <w14:shadow w14:blurRad="38100" w14:dist="19050" w14:dir="2700000" w14:sx="100000" w14:sy="100000" w14:kx="0" w14:ky="0" w14:algn="tl">
-                  <w14:schemeClr w14:val="dk1">
-                    <w14:alpha w14:val="60000"/>
-                  </w14:schemeClr>
-                </w14:shadow>
-                <w14:textOutline w14:w="0" w14:cap="flat" w14:cmpd="sng" w14:algn="ctr">
-                  <w14:noFill/>
-                  <w14:prstDash w14:val="solid"/>
-                  <w14:round/>
-                </w14:textOutline>
-              </w:rPr>
-              <w:t>,000 /-</w:t>
+              <w:t>Done</w:t>
             </w:r>
           </w:p>
         </w:tc>
@@ -6031,31 +5874,7 @@
                   <w14:round/>
                 </w14:textOutline>
               </w:rPr>
-              <w:t>15</w:t>
-            </w:r>
-            <w:r>
-              <w:rPr>
-                <w:rStyle w:val="IntenseEmphasis"/>
-                <w:rFonts w:eastAsia="Calibri Light"/>
-                <w:b w:val="0"/>
-                <w:bCs w:val="0"/>
-                <w:i w:val="0"/>
-                <w:iCs w:val="0"/>
-                <w:color w:val="000000" w:themeColor="text1"/>
-                <w:sz w:val="28"/>
-                <w:szCs w:val="28"/>
-                <w14:shadow w14:blurRad="38100" w14:dist="19050" w14:dir="2700000" w14:sx="100000" w14:sy="100000" w14:kx="0" w14:ky="0" w14:algn="tl">
-                  <w14:schemeClr w14:val="dk1">
-                    <w14:alpha w14:val="60000"/>
-                  </w14:schemeClr>
-                </w14:shadow>
-                <w14:textOutline w14:w="0" w14:cap="flat" w14:cmpd="sng" w14:algn="ctr">
-                  <w14:noFill/>
-                  <w14:prstDash w14:val="solid"/>
-                  <w14:round/>
-                </w14:textOutline>
-              </w:rPr>
-              <w:t>,000 /-</w:t>
+              <w:t>Done</w:t>
             </w:r>
           </w:p>
         </w:tc>
@@ -6144,7 +5963,31 @@
                   <w14:round/>
                 </w14:textOutline>
               </w:rPr>
-              <w:t xml:space="preserve">Professional Anchor </w:t>
+              <w:t xml:space="preserve">Genset </w:t>
+            </w:r>
+            <w:r>
+              <w:rPr>
+                <w:rStyle w:val="IntenseEmphasis"/>
+                <w:rFonts w:eastAsia="Calibri Light"/>
+                <w:b w:val="0"/>
+                <w:bCs w:val="0"/>
+                <w:i w:val="0"/>
+                <w:iCs w:val="0"/>
+                <w:color w:val="000000" w:themeColor="text1"/>
+                <w:sz w:val="28"/>
+                <w:szCs w:val="28"/>
+                <w14:shadow w14:blurRad="38100" w14:dist="19050" w14:dir="2700000" w14:sx="100000" w14:sy="100000" w14:kx="0" w14:ky="0" w14:algn="tl">
+                  <w14:schemeClr w14:val="dk1">
+                    <w14:alpha w14:val="60000"/>
+                  </w14:schemeClr>
+                </w14:shadow>
+                <w14:textOutline w14:w="0" w14:cap="flat" w14:cmpd="sng" w14:algn="ctr">
+                  <w14:noFill/>
+                  <w14:prstDash w14:val="solid"/>
+                  <w14:round/>
+                </w14:textOutline>
+              </w:rPr>
+              <w:t>By Hotel Divine</w:t>
             </w:r>
           </w:p>
         </w:tc>
@@ -6225,201 +6068,7 @@
                   <w14:round/>
                 </w14:textOutline>
               </w:rPr>
-              <w:t>On Final Call</w:t>
-            </w:r>
-          </w:p>
-        </w:tc>
-      </w:tr>
-      <w:tr>
-        <w:trPr>
-          <w:trHeight w:val="908"/>
-        </w:trPr>
-        <w:tc>
-          <w:tcPr>
-            <w:tcW w:w="6745" w:type="dxa"/>
-          </w:tcPr>
-          <w:p>
-            <w:pPr>
-              <w:rPr>
-                <w:rStyle w:val="IntenseEmphasis"/>
-                <w:rFonts w:eastAsia="Calibri Light"/>
-                <w:b w:val="0"/>
-                <w:bCs w:val="0"/>
-                <w:i w:val="0"/>
-                <w:iCs w:val="0"/>
-                <w:color w:val="000000" w:themeColor="text1"/>
-                <w:sz w:val="28"/>
-                <w:szCs w:val="28"/>
-                <w14:shadow w14:blurRad="38100" w14:dist="19050" w14:dir="2700000" w14:sx="100000" w14:sy="100000" w14:kx="0" w14:ky="0" w14:algn="tl">
-                  <w14:schemeClr w14:val="dk1">
-                    <w14:alpha w14:val="60000"/>
-                  </w14:schemeClr>
-                </w14:shadow>
-                <w14:textOutline w14:w="0" w14:cap="flat" w14:cmpd="sng" w14:algn="ctr">
-                  <w14:noFill/>
-                  <w14:prstDash w14:val="solid"/>
-                  <w14:round/>
-                </w14:textOutline>
-              </w:rPr>
-            </w:pPr>
-          </w:p>
-          <w:p>
-            <w:pPr>
-              <w:pStyle w:val="ListParagraph"/>
-              <w:numPr>
-                <w:ilvl w:val="0"/>
-                <w:numId w:val="21"/>
-              </w:numPr>
-              <w:rPr>
-                <w:rStyle w:val="IntenseEmphasis"/>
-                <w:rFonts w:eastAsia="Calibri Light"/>
-                <w:b w:val="0"/>
-                <w:bCs w:val="0"/>
-                <w:i w:val="0"/>
-                <w:iCs w:val="0"/>
-                <w:color w:val="000000" w:themeColor="text1"/>
-                <w:sz w:val="28"/>
-                <w:szCs w:val="28"/>
-                <w14:shadow w14:blurRad="38100" w14:dist="19050" w14:dir="2700000" w14:sx="100000" w14:sy="100000" w14:kx="0" w14:ky="0" w14:algn="tl">
-                  <w14:schemeClr w14:val="dk1">
-                    <w14:alpha w14:val="60000"/>
-                  </w14:schemeClr>
-                </w14:shadow>
-                <w14:textOutline w14:w="0" w14:cap="flat" w14:cmpd="sng" w14:algn="ctr">
-                  <w14:noFill/>
-                  <w14:prstDash w14:val="solid"/>
-                  <w14:round/>
-                </w14:textOutline>
-              </w:rPr>
-            </w:pPr>
-            <w:r>
-              <w:rPr>
-                <w:rStyle w:val="IntenseEmphasis"/>
-                <w:rFonts w:eastAsia="Calibri Light"/>
-                <w:b w:val="0"/>
-                <w:bCs w:val="0"/>
-                <w:i w:val="0"/>
-                <w:iCs w:val="0"/>
-                <w:color w:val="000000" w:themeColor="text1"/>
-                <w:sz w:val="28"/>
-                <w:szCs w:val="28"/>
-                <w14:shadow w14:blurRad="38100" w14:dist="19050" w14:dir="2700000" w14:sx="100000" w14:sy="100000" w14:kx="0" w14:ky="0" w14:algn="tl">
-                  <w14:schemeClr w14:val="dk1">
-                    <w14:alpha w14:val="60000"/>
-                  </w14:schemeClr>
-                </w14:shadow>
-                <w14:textOutline w14:w="0" w14:cap="flat" w14:cmpd="sng" w14:algn="ctr">
-                  <w14:noFill/>
-                  <w14:prstDash w14:val="solid"/>
-                  <w14:round/>
-                </w14:textOutline>
-              </w:rPr>
-              <w:t xml:space="preserve">Genset </w:t>
-            </w:r>
-            <w:r>
-              <w:rPr>
-                <w:rStyle w:val="IntenseEmphasis"/>
-                <w:rFonts w:eastAsia="Calibri Light"/>
-                <w:b w:val="0"/>
-                <w:bCs w:val="0"/>
-                <w:i w:val="0"/>
-                <w:iCs w:val="0"/>
-                <w:color w:val="000000" w:themeColor="text1"/>
-                <w:sz w:val="28"/>
-                <w:szCs w:val="28"/>
-                <w14:shadow w14:blurRad="38100" w14:dist="19050" w14:dir="2700000" w14:sx="100000" w14:sy="100000" w14:kx="0" w14:ky="0" w14:algn="tl">
-                  <w14:schemeClr w14:val="dk1">
-                    <w14:alpha w14:val="60000"/>
-                  </w14:schemeClr>
-                </w14:shadow>
-                <w14:textOutline w14:w="0" w14:cap="flat" w14:cmpd="sng" w14:algn="ctr">
-                  <w14:noFill/>
-                  <w14:prstDash w14:val="solid"/>
-                  <w14:round/>
-                </w14:textOutline>
-              </w:rPr>
-              <w:t>By Hotel Divine</w:t>
-            </w:r>
-          </w:p>
-        </w:tc>
-        <w:tc>
-          <w:tcPr>
-            <w:tcW w:w="2613" w:type="dxa"/>
-          </w:tcPr>
-          <w:p>
-            <w:pPr>
-              <w:jc w:val="center"/>
-              <w:rPr>
-                <w:rStyle w:val="IntenseEmphasis"/>
-                <w:rFonts w:eastAsia="Calibri Light"/>
-                <w:b w:val="0"/>
-                <w:bCs w:val="0"/>
-                <w:i w:val="0"/>
-                <w:iCs w:val="0"/>
-                <w:color w:val="000000" w:themeColor="text1"/>
-                <w:sz w:val="28"/>
-                <w:szCs w:val="28"/>
-                <w14:shadow w14:blurRad="38100" w14:dist="19050" w14:dir="2700000" w14:sx="100000" w14:sy="100000" w14:kx="0" w14:ky="0" w14:algn="tl">
-                  <w14:schemeClr w14:val="dk1">
-                    <w14:alpha w14:val="60000"/>
-                  </w14:schemeClr>
-                </w14:shadow>
-                <w14:textOutline w14:w="0" w14:cap="flat" w14:cmpd="sng" w14:algn="ctr">
-                  <w14:noFill/>
-                  <w14:prstDash w14:val="solid"/>
-                  <w14:round/>
-                </w14:textOutline>
-              </w:rPr>
-            </w:pPr>
-          </w:p>
-          <w:p>
-            <w:pPr>
-              <w:jc w:val="center"/>
-              <w:rPr>
-                <w:rStyle w:val="IntenseEmphasis"/>
-                <w:rFonts w:eastAsia="Calibri Light"/>
-                <w:b w:val="0"/>
-                <w:bCs w:val="0"/>
-                <w:i w:val="0"/>
-                <w:iCs w:val="0"/>
-                <w:color w:val="000000" w:themeColor="text1"/>
-                <w:sz w:val="28"/>
-                <w:szCs w:val="28"/>
-                <w14:shadow w14:blurRad="38100" w14:dist="19050" w14:dir="2700000" w14:sx="100000" w14:sy="100000" w14:kx="0" w14:ky="0" w14:algn="tl">
-                  <w14:schemeClr w14:val="dk1">
-                    <w14:alpha w14:val="60000"/>
-                  </w14:schemeClr>
-                </w14:shadow>
-                <w14:textOutline w14:w="0" w14:cap="flat" w14:cmpd="sng" w14:algn="ctr">
-                  <w14:noFill/>
-                  <w14:prstDash w14:val="solid"/>
-                  <w14:round/>
-                </w14:textOutline>
-              </w:rPr>
-            </w:pPr>
-            <w:r>
-              <w:rPr>
-                <w:rStyle w:val="IntenseEmphasis"/>
-                <w:rFonts w:eastAsia="Calibri Light"/>
-                <w:b w:val="0"/>
-                <w:bCs w:val="0"/>
-                <w:i w:val="0"/>
-                <w:iCs w:val="0"/>
-                <w:color w:val="000000" w:themeColor="text1"/>
-                <w:sz w:val="28"/>
-                <w:szCs w:val="28"/>
-                <w14:shadow w14:blurRad="38100" w14:dist="19050" w14:dir="2700000" w14:sx="100000" w14:sy="100000" w14:kx="0" w14:ky="0" w14:algn="tl">
-                  <w14:schemeClr w14:val="dk1">
-                    <w14:alpha w14:val="60000"/>
-                  </w14:schemeClr>
-                </w14:shadow>
-                <w14:textOutline w14:w="0" w14:cap="flat" w14:cmpd="sng" w14:algn="ctr">
-                  <w14:noFill/>
-                  <w14:prstDash w14:val="solid"/>
-                  <w14:round/>
-                </w14:textOutline>
-              </w:rPr>
-              <w:t>N/A</w:t>
+              <w:t>Done</w:t>
             </w:r>
           </w:p>
         </w:tc>
@@ -6956,7 +6605,7 @@
                   <w14:round/>
                 </w14:textOutline>
               </w:rPr>
-              <w:t>(TT &amp; Base)</w:t>
+              <w:t>(TT &amp; Base) With Monitors</w:t>
             </w:r>
           </w:p>
           <w:p>
@@ -7171,6 +6820,7 @@
         <w:tc>
           <w:tcPr>
             <w:tcW w:w="2613" w:type="dxa"/>
+            <w:vMerge w:val="restart"/>
           </w:tcPr>
           <w:p>
             <w:pPr>
@@ -7226,31 +6876,6 @@
           </w:p>
           <w:p>
             <w:pPr>
-              <w:rPr>
-                <w:rStyle w:val="IntenseEmphasis"/>
-                <w:rFonts w:eastAsia="Calibri Light"/>
-                <w:b w:val="0"/>
-                <w:bCs w:val="0"/>
-                <w:i w:val="0"/>
-                <w:iCs w:val="0"/>
-                <w:color w:val="000000" w:themeColor="text1"/>
-                <w:sz w:val="28"/>
-                <w:szCs w:val="28"/>
-                <w14:shadow w14:blurRad="38100" w14:dist="19050" w14:dir="2700000" w14:sx="100000" w14:sy="100000" w14:kx="0" w14:ky="0" w14:algn="tl">
-                  <w14:schemeClr w14:val="dk1">
-                    <w14:alpha w14:val="60000"/>
-                  </w14:schemeClr>
-                </w14:shadow>
-                <w14:textOutline w14:w="0" w14:cap="flat" w14:cmpd="sng" w14:algn="ctr">
-                  <w14:noFill/>
-                  <w14:prstDash w14:val="solid"/>
-                  <w14:round/>
-                </w14:textOutline>
-              </w:rPr>
-            </w:pPr>
-          </w:p>
-          <w:p>
-            <w:pPr>
               <w:jc w:val="center"/>
               <w:rPr>
                 <w:rStyle w:val="IntenseEmphasis"/>
@@ -7274,53 +6899,133 @@
                 </w14:textOutline>
               </w:rPr>
             </w:pPr>
-            <w:r>
-              <w:rPr>
-                <w:rStyle w:val="IntenseEmphasis"/>
-                <w:rFonts w:eastAsia="Calibri Light"/>
-                <w:b w:val="0"/>
-                <w:bCs w:val="0"/>
-                <w:i w:val="0"/>
-                <w:iCs w:val="0"/>
-                <w:color w:val="000000" w:themeColor="text1"/>
-                <w:sz w:val="28"/>
-                <w:szCs w:val="28"/>
-                <w14:shadow w14:blurRad="38100" w14:dist="19050" w14:dir="2700000" w14:sx="100000" w14:sy="100000" w14:kx="0" w14:ky="0" w14:algn="tl">
-                  <w14:schemeClr w14:val="dk1">
-                    <w14:alpha w14:val="60000"/>
-                  </w14:schemeClr>
-                </w14:shadow>
-                <w14:textOutline w14:w="0" w14:cap="flat" w14:cmpd="sng" w14:algn="ctr">
-                  <w14:noFill/>
-                  <w14:prstDash w14:val="solid"/>
-                  <w14:round/>
-                </w14:textOutline>
-              </w:rPr>
-              <w:t>25</w:t>
-            </w:r>
-            <w:r>
-              <w:rPr>
-                <w:rStyle w:val="IntenseEmphasis"/>
-                <w:rFonts w:eastAsia="Calibri Light"/>
-                <w:b w:val="0"/>
-                <w:bCs w:val="0"/>
-                <w:i w:val="0"/>
-                <w:iCs w:val="0"/>
-                <w:color w:val="000000" w:themeColor="text1"/>
-                <w:sz w:val="28"/>
-                <w:szCs w:val="28"/>
-                <w14:shadow w14:blurRad="38100" w14:dist="19050" w14:dir="2700000" w14:sx="100000" w14:sy="100000" w14:kx="0" w14:ky="0" w14:algn="tl">
-                  <w14:schemeClr w14:val="dk1">
-                    <w14:alpha w14:val="60000"/>
-                  </w14:schemeClr>
-                </w14:shadow>
-                <w14:textOutline w14:w="0" w14:cap="flat" w14:cmpd="sng" w14:algn="ctr">
-                  <w14:noFill/>
-                  <w14:prstDash w14:val="solid"/>
-                  <w14:round/>
-                </w14:textOutline>
-              </w:rPr>
-              <w:t>,000 /-</w:t>
+          </w:p>
+          <w:p>
+            <w:pPr>
+              <w:jc w:val="center"/>
+              <w:rPr>
+                <w:rStyle w:val="IntenseEmphasis"/>
+                <w:rFonts w:eastAsia="Calibri Light"/>
+                <w:b w:val="0"/>
+                <w:bCs w:val="0"/>
+                <w:i w:val="0"/>
+                <w:iCs w:val="0"/>
+                <w:color w:val="000000" w:themeColor="text1"/>
+                <w:sz w:val="28"/>
+                <w:szCs w:val="28"/>
+                <w14:shadow w14:blurRad="38100" w14:dist="19050" w14:dir="2700000" w14:sx="100000" w14:sy="100000" w14:kx="0" w14:ky="0" w14:algn="tl">
+                  <w14:schemeClr w14:val="dk1">
+                    <w14:alpha w14:val="60000"/>
+                  </w14:schemeClr>
+                </w14:shadow>
+                <w14:textOutline w14:w="0" w14:cap="flat" w14:cmpd="sng" w14:algn="ctr">
+                  <w14:noFill/>
+                  <w14:prstDash w14:val="solid"/>
+                  <w14:round/>
+                </w14:textOutline>
+              </w:rPr>
+            </w:pPr>
+          </w:p>
+          <w:p>
+            <w:pPr>
+              <w:jc w:val="center"/>
+              <w:rPr>
+                <w:rStyle w:val="IntenseEmphasis"/>
+                <w:rFonts w:eastAsia="Calibri Light"/>
+                <w:b w:val="0"/>
+                <w:bCs w:val="0"/>
+                <w:i w:val="0"/>
+                <w:iCs w:val="0"/>
+                <w:color w:val="000000" w:themeColor="text1"/>
+                <w:sz w:val="28"/>
+                <w:szCs w:val="28"/>
+                <w14:shadow w14:blurRad="38100" w14:dist="19050" w14:dir="2700000" w14:sx="100000" w14:sy="100000" w14:kx="0" w14:ky="0" w14:algn="tl">
+                  <w14:schemeClr w14:val="dk1">
+                    <w14:alpha w14:val="60000"/>
+                  </w14:schemeClr>
+                </w14:shadow>
+                <w14:textOutline w14:w="0" w14:cap="flat" w14:cmpd="sng" w14:algn="ctr">
+                  <w14:noFill/>
+                  <w14:prstDash w14:val="solid"/>
+                  <w14:round/>
+                </w14:textOutline>
+              </w:rPr>
+            </w:pPr>
+          </w:p>
+          <w:p>
+            <w:pPr>
+              <w:jc w:val="center"/>
+              <w:rPr>
+                <w:rStyle w:val="IntenseEmphasis"/>
+                <w:rFonts w:eastAsia="Calibri Light"/>
+                <w:b w:val="0"/>
+                <w:bCs w:val="0"/>
+                <w:i w:val="0"/>
+                <w:iCs w:val="0"/>
+                <w:color w:val="000000" w:themeColor="text1"/>
+                <w:sz w:val="28"/>
+                <w:szCs w:val="28"/>
+                <w14:shadow w14:blurRad="38100" w14:dist="19050" w14:dir="2700000" w14:sx="100000" w14:sy="100000" w14:kx="0" w14:ky="0" w14:algn="tl">
+                  <w14:schemeClr w14:val="dk1">
+                    <w14:alpha w14:val="60000"/>
+                  </w14:schemeClr>
+                </w14:shadow>
+                <w14:textOutline w14:w="0" w14:cap="flat" w14:cmpd="sng" w14:algn="ctr">
+                  <w14:noFill/>
+                  <w14:prstDash w14:val="solid"/>
+                  <w14:round/>
+                </w14:textOutline>
+              </w:rPr>
+            </w:pPr>
+          </w:p>
+          <w:p>
+            <w:pPr>
+              <w:jc w:val="center"/>
+              <w:rPr>
+                <w:rStyle w:val="IntenseEmphasis"/>
+                <w:rFonts w:eastAsia="Calibri Light"/>
+                <w:b w:val="0"/>
+                <w:bCs w:val="0"/>
+                <w:i w:val="0"/>
+                <w:iCs w:val="0"/>
+                <w:color w:val="000000" w:themeColor="text1"/>
+                <w:sz w:val="28"/>
+                <w:szCs w:val="28"/>
+                <w14:shadow w14:blurRad="38100" w14:dist="19050" w14:dir="2700000" w14:sx="100000" w14:sy="100000" w14:kx="0" w14:ky="0" w14:algn="tl">
+                  <w14:schemeClr w14:val="dk1">
+                    <w14:alpha w14:val="60000"/>
+                  </w14:schemeClr>
+                </w14:shadow>
+                <w14:textOutline w14:w="0" w14:cap="flat" w14:cmpd="sng" w14:algn="ctr">
+                  <w14:noFill/>
+                  <w14:prstDash w14:val="solid"/>
+                  <w14:round/>
+                </w14:textOutline>
+              </w:rPr>
+            </w:pPr>
+            <w:r>
+              <w:rPr>
+                <w:rStyle w:val="IntenseEmphasis"/>
+                <w:rFonts w:eastAsia="Calibri Light"/>
+                <w:b w:val="0"/>
+                <w:bCs w:val="0"/>
+                <w:i w:val="0"/>
+                <w:iCs w:val="0"/>
+                <w:color w:val="000000" w:themeColor="text1"/>
+                <w:sz w:val="28"/>
+                <w:szCs w:val="28"/>
+                <w14:shadow w14:blurRad="38100" w14:dist="19050" w14:dir="2700000" w14:sx="100000" w14:sy="100000" w14:kx="0" w14:ky="0" w14:algn="tl">
+                  <w14:schemeClr w14:val="dk1">
+                    <w14:alpha w14:val="60000"/>
+                  </w14:schemeClr>
+                </w14:shadow>
+                <w14:textOutline w14:w="0" w14:cap="flat" w14:cmpd="sng" w14:algn="ctr">
+                  <w14:noFill/>
+                  <w14:prstDash w14:val="solid"/>
+                  <w14:round/>
+                </w14:textOutline>
+              </w:rPr>
+              <w:t>Done</w:t>
             </w:r>
           </w:p>
         </w:tc>
@@ -7409,13 +7114,14 @@
                   <w14:round/>
                 </w14:textOutline>
               </w:rPr>
-              <w:t xml:space="preserve">Professional Anchor </w:t>
+              <w:t>Professional Anchor -VJ Randhawa</w:t>
             </w:r>
           </w:p>
         </w:tc>
         <w:tc>
           <w:tcPr>
             <w:tcW w:w="2613" w:type="dxa"/>
+            <w:vMerge/>
           </w:tcPr>
           <w:p>
             <w:pPr>
@@ -7442,56 +7148,6 @@
                 </w14:textOutline>
               </w:rPr>
             </w:pPr>
-          </w:p>
-          <w:p>
-            <w:pPr>
-              <w:jc w:val="center"/>
-              <w:rPr>
-                <w:rStyle w:val="IntenseEmphasis"/>
-                <w:rFonts w:eastAsia="Calibri Light"/>
-                <w:b w:val="0"/>
-                <w:bCs w:val="0"/>
-                <w:i w:val="0"/>
-                <w:iCs w:val="0"/>
-                <w:color w:val="000000" w:themeColor="text1"/>
-                <w:sz w:val="28"/>
-                <w:szCs w:val="28"/>
-                <w14:shadow w14:blurRad="38100" w14:dist="19050" w14:dir="2700000" w14:sx="100000" w14:sy="100000" w14:kx="0" w14:ky="0" w14:algn="tl">
-                  <w14:schemeClr w14:val="dk1">
-                    <w14:alpha w14:val="60000"/>
-                  </w14:schemeClr>
-                </w14:shadow>
-                <w14:textOutline w14:w="0" w14:cap="flat" w14:cmpd="sng" w14:algn="ctr">
-                  <w14:noFill/>
-                  <w14:prstDash w14:val="solid"/>
-                  <w14:round/>
-                </w14:textOutline>
-              </w:rPr>
-            </w:pPr>
-            <w:r>
-              <w:rPr>
-                <w:rStyle w:val="IntenseEmphasis"/>
-                <w:rFonts w:eastAsia="Calibri Light"/>
-                <w:b w:val="0"/>
-                <w:bCs w:val="0"/>
-                <w:i w:val="0"/>
-                <w:iCs w:val="0"/>
-                <w:color w:val="000000" w:themeColor="text1"/>
-                <w:sz w:val="28"/>
-                <w:szCs w:val="28"/>
-                <w14:shadow w14:blurRad="38100" w14:dist="19050" w14:dir="2700000" w14:sx="100000" w14:sy="100000" w14:kx="0" w14:ky="0" w14:algn="tl">
-                  <w14:schemeClr w14:val="dk1">
-                    <w14:alpha w14:val="60000"/>
-                  </w14:schemeClr>
-                </w14:shadow>
-                <w14:textOutline w14:w="0" w14:cap="flat" w14:cmpd="sng" w14:algn="ctr">
-                  <w14:noFill/>
-                  <w14:prstDash w14:val="solid"/>
-                  <w14:round/>
-                </w14:textOutline>
-              </w:rPr>
-              <w:t>On Final Call</w:t>
-            </w:r>
           </w:p>
         </w:tc>
       </w:tr>
@@ -7605,85 +7261,14 @@
                   <w14:round/>
                 </w14:textOutline>
               </w:rPr>
-              <w:t xml:space="preserve"> </w:t>
-            </w:r>
-            <w:r>
-              <w:rPr>
-                <w:rStyle w:val="IntenseEmphasis"/>
-                <w:rFonts w:eastAsia="Calibri Light"/>
-                <w:b w:val="0"/>
-                <w:bCs w:val="0"/>
-                <w:i w:val="0"/>
-                <w:iCs w:val="0"/>
-                <w:color w:val="000000" w:themeColor="text1"/>
-                <w:sz w:val="28"/>
-                <w:szCs w:val="28"/>
-                <w14:shadow w14:blurRad="38100" w14:dist="19050" w14:dir="2700000" w14:sx="100000" w14:sy="100000" w14:kx="0" w14:ky="0" w14:algn="tl">
-                  <w14:schemeClr w14:val="dk1">
-                    <w14:alpha w14:val="60000"/>
-                  </w14:schemeClr>
-                </w14:shadow>
-                <w14:textOutline w14:w="0" w14:cap="flat" w14:cmpd="sng" w14:algn="ctr">
-                  <w14:noFill/>
-                  <w14:prstDash w14:val="solid"/>
-                  <w14:round/>
-                </w14:textOutline>
-              </w:rPr>
-              <w:t>Team (2</w:t>
-            </w:r>
-            <w:r>
-              <w:rPr>
-                <w:rStyle w:val="IntenseEmphasis"/>
-                <w:rFonts w:eastAsia="Calibri Light"/>
-                <w:b w:val="0"/>
-                <w:bCs w:val="0"/>
-                <w:i w:val="0"/>
-                <w:iCs w:val="0"/>
-                <w:color w:val="000000" w:themeColor="text1"/>
-                <w:sz w:val="28"/>
-                <w:szCs w:val="28"/>
-                <w14:shadow w14:blurRad="38100" w14:dist="19050" w14:dir="2700000" w14:sx="100000" w14:sy="100000" w14:kx="0" w14:ky="0" w14:algn="tl">
-                  <w14:schemeClr w14:val="dk1">
-                    <w14:alpha w14:val="60000"/>
-                  </w14:schemeClr>
-                </w14:shadow>
-                <w14:textOutline w14:w="0" w14:cap="flat" w14:cmpd="sng" w14:algn="ctr">
-                  <w14:noFill/>
-                  <w14:prstDash w14:val="solid"/>
-                  <w14:round/>
-                </w14:textOutline>
-              </w:rPr>
-              <w:t>)</w:t>
-            </w:r>
-            <w:r>
-              <w:rPr>
-                <w:rStyle w:val="IntenseEmphasis"/>
-                <w:rFonts w:eastAsia="Calibri Light"/>
-                <w:b w:val="0"/>
-                <w:bCs w:val="0"/>
-                <w:i w:val="0"/>
-                <w:iCs w:val="0"/>
-                <w:color w:val="000000" w:themeColor="text1"/>
-                <w:sz w:val="28"/>
-                <w:szCs w:val="28"/>
-                <w14:shadow w14:blurRad="38100" w14:dist="19050" w14:dir="2700000" w14:sx="100000" w14:sy="100000" w14:kx="0" w14:ky="0" w14:algn="tl">
-                  <w14:schemeClr w14:val="dk1">
-                    <w14:alpha w14:val="60000"/>
-                  </w14:schemeClr>
-                </w14:shadow>
-                <w14:textOutline w14:w="0" w14:cap="flat" w14:cmpd="sng" w14:algn="ctr">
-                  <w14:noFill/>
-                  <w14:prstDash w14:val="solid"/>
-                  <w14:round/>
-                </w14:textOutline>
-              </w:rPr>
-              <w:t xml:space="preserve"> [Local]</w:t>
+              <w:t xml:space="preserve"> Team (2) [Local]</w:t>
             </w:r>
           </w:p>
         </w:tc>
         <w:tc>
           <w:tcPr>
             <w:tcW w:w="2613" w:type="dxa"/>
+            <w:vMerge/>
           </w:tcPr>
           <w:p>
             <w:pPr>
@@ -7710,80 +7295,6 @@
                 </w14:textOutline>
               </w:rPr>
             </w:pPr>
-          </w:p>
-          <w:p>
-            <w:pPr>
-              <w:jc w:val="center"/>
-              <w:rPr>
-                <w:rStyle w:val="IntenseEmphasis"/>
-                <w:rFonts w:eastAsia="Calibri Light"/>
-                <w:b w:val="0"/>
-                <w:bCs w:val="0"/>
-                <w:i w:val="0"/>
-                <w:iCs w:val="0"/>
-                <w:color w:val="000000" w:themeColor="text1"/>
-                <w:sz w:val="28"/>
-                <w:szCs w:val="28"/>
-                <w14:shadow w14:blurRad="38100" w14:dist="19050" w14:dir="2700000" w14:sx="100000" w14:sy="100000" w14:kx="0" w14:ky="0" w14:algn="tl">
-                  <w14:schemeClr w14:val="dk1">
-                    <w14:alpha w14:val="60000"/>
-                  </w14:schemeClr>
-                </w14:shadow>
-                <w14:textOutline w14:w="0" w14:cap="flat" w14:cmpd="sng" w14:algn="ctr">
-                  <w14:noFill/>
-                  <w14:prstDash w14:val="solid"/>
-                  <w14:round/>
-                </w14:textOutline>
-              </w:rPr>
-            </w:pPr>
-            <w:r>
-              <w:rPr>
-                <w:rStyle w:val="IntenseEmphasis"/>
-                <w:rFonts w:eastAsia="Calibri Light"/>
-                <w:b w:val="0"/>
-                <w:bCs w:val="0"/>
-                <w:i w:val="0"/>
-                <w:iCs w:val="0"/>
-                <w:color w:val="000000" w:themeColor="text1"/>
-                <w:sz w:val="28"/>
-                <w:szCs w:val="28"/>
-                <w14:shadow w14:blurRad="38100" w14:dist="19050" w14:dir="2700000" w14:sx="100000" w14:sy="100000" w14:kx="0" w14:ky="0" w14:algn="tl">
-                  <w14:schemeClr w14:val="dk1">
-                    <w14:alpha w14:val="60000"/>
-                  </w14:schemeClr>
-                </w14:shadow>
-                <w14:textOutline w14:w="0" w14:cap="flat" w14:cmpd="sng" w14:algn="ctr">
-                  <w14:noFill/>
-                  <w14:prstDash w14:val="solid"/>
-                  <w14:round/>
-                </w14:textOutline>
-              </w:rPr>
-              <w:t>2</w:t>
-            </w:r>
-            <w:r>
-              <w:rPr>
-                <w:rStyle w:val="IntenseEmphasis"/>
-                <w:rFonts w:eastAsia="Calibri Light"/>
-                <w:b w:val="0"/>
-                <w:bCs w:val="0"/>
-                <w:i w:val="0"/>
-                <w:iCs w:val="0"/>
-                <w:color w:val="000000" w:themeColor="text1"/>
-                <w:sz w:val="28"/>
-                <w:szCs w:val="28"/>
-                <w14:shadow w14:blurRad="38100" w14:dist="19050" w14:dir="2700000" w14:sx="100000" w14:sy="100000" w14:kx="0" w14:ky="0" w14:algn="tl">
-                  <w14:schemeClr w14:val="dk1">
-                    <w14:alpha w14:val="60000"/>
-                  </w14:schemeClr>
-                </w14:shadow>
-                <w14:textOutline w14:w="0" w14:cap="flat" w14:cmpd="sng" w14:algn="ctr">
-                  <w14:noFill/>
-                  <w14:prstDash w14:val="solid"/>
-                  <w14:round/>
-                </w14:textOutline>
-              </w:rPr>
-              <w:t>,000 /-</w:t>
-            </w:r>
           </w:p>
         </w:tc>
       </w:tr>
@@ -7895,13 +7406,14 @@
                   <w14:round/>
                 </w14:textOutline>
               </w:rPr>
-              <w:t>by guest</w:t>
+              <w:t>by soulmate</w:t>
             </w:r>
           </w:p>
         </w:tc>
         <w:tc>
           <w:tcPr>
             <w:tcW w:w="2613" w:type="dxa"/>
+            <w:vMerge/>
           </w:tcPr>
           <w:p>
             <w:pPr>
@@ -7928,307 +7440,6 @@
                 </w14:textOutline>
               </w:rPr>
             </w:pPr>
-          </w:p>
-          <w:p>
-            <w:pPr>
-              <w:jc w:val="center"/>
-              <w:rPr>
-                <w:rStyle w:val="IntenseEmphasis"/>
-                <w:rFonts w:eastAsia="Calibri Light"/>
-                <w:b w:val="0"/>
-                <w:bCs w:val="0"/>
-                <w:i w:val="0"/>
-                <w:iCs w:val="0"/>
-                <w:color w:val="000000" w:themeColor="text1"/>
-                <w:sz w:val="28"/>
-                <w:szCs w:val="28"/>
-                <w14:shadow w14:blurRad="38100" w14:dist="19050" w14:dir="2700000" w14:sx="100000" w14:sy="100000" w14:kx="0" w14:ky="0" w14:algn="tl">
-                  <w14:schemeClr w14:val="dk1">
-                    <w14:alpha w14:val="60000"/>
-                  </w14:schemeClr>
-                </w14:shadow>
-                <w14:textOutline w14:w="0" w14:cap="flat" w14:cmpd="sng" w14:algn="ctr">
-                  <w14:noFill/>
-                  <w14:prstDash w14:val="solid"/>
-                  <w14:round/>
-                </w14:textOutline>
-              </w:rPr>
-            </w:pPr>
-            <w:r>
-              <w:rPr>
-                <w:rStyle w:val="IntenseEmphasis"/>
-                <w:rFonts w:eastAsia="Calibri Light"/>
-                <w:b w:val="0"/>
-                <w:bCs w:val="0"/>
-                <w:i w:val="0"/>
-                <w:iCs w:val="0"/>
-                <w:color w:val="000000" w:themeColor="text1"/>
-                <w:sz w:val="28"/>
-                <w:szCs w:val="28"/>
-                <w14:shadow w14:blurRad="38100" w14:dist="19050" w14:dir="2700000" w14:sx="100000" w14:sy="100000" w14:kx="0" w14:ky="0" w14:algn="tl">
-                  <w14:schemeClr w14:val="dk1">
-                    <w14:alpha w14:val="60000"/>
-                  </w14:schemeClr>
-                </w14:shadow>
-                <w14:textOutline w14:w="0" w14:cap="flat" w14:cmpd="sng" w14:algn="ctr">
-                  <w14:noFill/>
-                  <w14:prstDash w14:val="solid"/>
-                  <w14:round/>
-                </w14:textOutline>
-              </w:rPr>
-              <w:t>N/A</w:t>
-            </w:r>
-          </w:p>
-        </w:tc>
-      </w:tr>
-      <w:tr>
-        <w:trPr>
-          <w:trHeight w:val="908"/>
-        </w:trPr>
-        <w:tc>
-          <w:tcPr>
-            <w:tcW w:w="6745" w:type="dxa"/>
-          </w:tcPr>
-          <w:p>
-            <w:pPr>
-              <w:rPr>
-                <w:rStyle w:val="IntenseEmphasis"/>
-                <w:rFonts w:eastAsia="Calibri Light"/>
-                <w:b w:val="0"/>
-                <w:bCs w:val="0"/>
-                <w:i w:val="0"/>
-                <w:iCs w:val="0"/>
-                <w:color w:val="000000" w:themeColor="text1"/>
-                <w:sz w:val="28"/>
-                <w:szCs w:val="28"/>
-                <w14:shadow w14:blurRad="38100" w14:dist="19050" w14:dir="2700000" w14:sx="100000" w14:sy="100000" w14:kx="0" w14:ky="0" w14:algn="tl">
-                  <w14:schemeClr w14:val="dk1">
-                    <w14:alpha w14:val="60000"/>
-                  </w14:schemeClr>
-                </w14:shadow>
-                <w14:textOutline w14:w="0" w14:cap="flat" w14:cmpd="sng" w14:algn="ctr">
-                  <w14:noFill/>
-                  <w14:prstDash w14:val="solid"/>
-                  <w14:round/>
-                </w14:textOutline>
-              </w:rPr>
-            </w:pPr>
-          </w:p>
-          <w:p>
-            <w:pPr>
-              <w:pStyle w:val="ListParagraph"/>
-              <w:numPr>
-                <w:ilvl w:val="0"/>
-                <w:numId w:val="5"/>
-              </w:numPr>
-              <w:rPr>
-                <w:rStyle w:val="IntenseEmphasis"/>
-                <w:rFonts w:eastAsia="Calibri Light"/>
-                <w:i w:val="0"/>
-                <w:iCs w:val="0"/>
-                <w:color w:val="ED7D31" w:themeColor="accent2"/>
-                <w:sz w:val="28"/>
-                <w:szCs w:val="28"/>
-              </w:rPr>
-            </w:pPr>
-            <w:r>
-              <w:rPr>
-                <w:rStyle w:val="IntenseEmphasis"/>
-                <w:rFonts w:eastAsia="Calibri Light"/>
-                <w:i w:val="0"/>
-                <w:iCs w:val="0"/>
-                <w:color w:val="ED7D31" w:themeColor="accent2"/>
-                <w:sz w:val="28"/>
-                <w:szCs w:val="28"/>
-              </w:rPr>
-              <w:t>Special Effects</w:t>
-            </w:r>
-          </w:p>
-          <w:p>
-            <w:pPr>
-              <w:pStyle w:val="ListParagraph"/>
-              <w:numPr>
-                <w:ilvl w:val="0"/>
-                <w:numId w:val="34"/>
-              </w:numPr>
-              <w:rPr>
-                <w:rStyle w:val="IntenseEmphasis"/>
-                <w:rFonts w:eastAsia="Calibri Light"/>
-                <w:b w:val="0"/>
-                <w:bCs w:val="0"/>
-                <w:i w:val="0"/>
-                <w:iCs w:val="0"/>
-                <w:color w:val="000000" w:themeColor="text1"/>
-                <w:sz w:val="28"/>
-                <w:szCs w:val="28"/>
-                <w14:shadow w14:blurRad="38100" w14:dist="19050" w14:dir="2700000" w14:sx="100000" w14:sy="100000" w14:kx="0" w14:ky="0" w14:algn="tl">
-                  <w14:schemeClr w14:val="dk1">
-                    <w14:alpha w14:val="60000"/>
-                  </w14:schemeClr>
-                </w14:shadow>
-                <w14:textOutline w14:w="0" w14:cap="flat" w14:cmpd="sng" w14:algn="ctr">
-                  <w14:noFill/>
-                  <w14:prstDash w14:val="solid"/>
-                  <w14:round/>
-                </w14:textOutline>
-              </w:rPr>
-            </w:pPr>
-            <w:r>
-              <w:rPr>
-                <w:rStyle w:val="IntenseEmphasis"/>
-                <w:rFonts w:eastAsia="Calibri Light"/>
-                <w:b w:val="0"/>
-                <w:bCs w:val="0"/>
-                <w:i w:val="0"/>
-                <w:iCs w:val="0"/>
-                <w:color w:val="000000" w:themeColor="text1"/>
-                <w:sz w:val="28"/>
-                <w:szCs w:val="28"/>
-                <w14:shadow w14:blurRad="38100" w14:dist="19050" w14:dir="2700000" w14:sx="100000" w14:sy="100000" w14:kx="0" w14:ky="0" w14:algn="tl">
-                  <w14:schemeClr w14:val="dk1">
-                    <w14:alpha w14:val="60000"/>
-                  </w14:schemeClr>
-                </w14:shadow>
-                <w14:textOutline w14:w="0" w14:cap="flat" w14:cmpd="sng" w14:algn="ctr">
-                  <w14:noFill/>
-                  <w14:prstDash w14:val="solid"/>
-                  <w14:round/>
-                </w14:textOutline>
-              </w:rPr>
-              <w:t xml:space="preserve">Flower Shower </w:t>
-            </w:r>
-          </w:p>
-          <w:p>
-            <w:pPr>
-              <w:rPr>
-                <w:rStyle w:val="IntenseEmphasis"/>
-                <w:rFonts w:eastAsia="Calibri Light"/>
-                <w:b w:val="0"/>
-                <w:bCs w:val="0"/>
-                <w:i w:val="0"/>
-                <w:iCs w:val="0"/>
-                <w:color w:val="000000" w:themeColor="text1"/>
-                <w:sz w:val="28"/>
-                <w:szCs w:val="28"/>
-                <w14:shadow w14:blurRad="38100" w14:dist="19050" w14:dir="2700000" w14:sx="100000" w14:sy="100000" w14:kx="0" w14:ky="0" w14:algn="tl">
-                  <w14:schemeClr w14:val="dk1">
-                    <w14:alpha w14:val="60000"/>
-                  </w14:schemeClr>
-                </w14:shadow>
-                <w14:textOutline w14:w="0" w14:cap="flat" w14:cmpd="sng" w14:algn="ctr">
-                  <w14:noFill/>
-                  <w14:prstDash w14:val="solid"/>
-                  <w14:round/>
-                </w14:textOutline>
-              </w:rPr>
-            </w:pPr>
-          </w:p>
-        </w:tc>
-        <w:tc>
-          <w:tcPr>
-            <w:tcW w:w="2613" w:type="dxa"/>
-          </w:tcPr>
-          <w:p>
-            <w:pPr>
-              <w:jc w:val="center"/>
-              <w:rPr>
-                <w:rStyle w:val="IntenseEmphasis"/>
-                <w:rFonts w:eastAsia="Calibri Light"/>
-                <w:b w:val="0"/>
-                <w:bCs w:val="0"/>
-                <w:i w:val="0"/>
-                <w:iCs w:val="0"/>
-                <w:color w:val="000000" w:themeColor="text1"/>
-                <w:sz w:val="28"/>
-                <w:szCs w:val="28"/>
-                <w14:shadow w14:blurRad="38100" w14:dist="19050" w14:dir="2700000" w14:sx="100000" w14:sy="100000" w14:kx="0" w14:ky="0" w14:algn="tl">
-                  <w14:schemeClr w14:val="dk1">
-                    <w14:alpha w14:val="60000"/>
-                  </w14:schemeClr>
-                </w14:shadow>
-                <w14:textOutline w14:w="0" w14:cap="flat" w14:cmpd="sng" w14:algn="ctr">
-                  <w14:noFill/>
-                  <w14:prstDash w14:val="solid"/>
-                  <w14:round/>
-                </w14:textOutline>
-              </w:rPr>
-            </w:pPr>
-          </w:p>
-          <w:p>
-            <w:pPr>
-              <w:jc w:val="center"/>
-              <w:rPr>
-                <w:rStyle w:val="IntenseEmphasis"/>
-                <w:rFonts w:eastAsia="Calibri Light"/>
-                <w:b w:val="0"/>
-                <w:bCs w:val="0"/>
-                <w:i w:val="0"/>
-                <w:iCs w:val="0"/>
-                <w:color w:val="000000" w:themeColor="text1"/>
-                <w:sz w:val="28"/>
-                <w:szCs w:val="28"/>
-                <w14:shadow w14:blurRad="38100" w14:dist="19050" w14:dir="2700000" w14:sx="100000" w14:sy="100000" w14:kx="0" w14:ky="0" w14:algn="tl">
-                  <w14:schemeClr w14:val="dk1">
-                    <w14:alpha w14:val="60000"/>
-                  </w14:schemeClr>
-                </w14:shadow>
-                <w14:textOutline w14:w="0" w14:cap="flat" w14:cmpd="sng" w14:algn="ctr">
-                  <w14:noFill/>
-                  <w14:prstDash w14:val="solid"/>
-                  <w14:round/>
-                </w14:textOutline>
-              </w:rPr>
-            </w:pPr>
-          </w:p>
-          <w:p>
-            <w:pPr>
-              <w:jc w:val="center"/>
-              <w:rPr>
-                <w:rStyle w:val="IntenseEmphasis"/>
-                <w:rFonts w:eastAsia="Calibri Light"/>
-                <w:b w:val="0"/>
-                <w:bCs w:val="0"/>
-                <w:i w:val="0"/>
-                <w:iCs w:val="0"/>
-                <w:color w:val="000000" w:themeColor="text1"/>
-                <w:sz w:val="28"/>
-                <w:szCs w:val="28"/>
-                <w14:shadow w14:blurRad="38100" w14:dist="19050" w14:dir="2700000" w14:sx="100000" w14:sy="100000" w14:kx="0" w14:ky="0" w14:algn="tl">
-                  <w14:schemeClr w14:val="dk1">
-                    <w14:alpha w14:val="60000"/>
-                  </w14:schemeClr>
-                </w14:shadow>
-                <w14:textOutline w14:w="0" w14:cap="flat" w14:cmpd="sng" w14:algn="ctr">
-                  <w14:noFill/>
-                  <w14:prstDash w14:val="solid"/>
-                  <w14:round/>
-                </w14:textOutline>
-              </w:rPr>
-            </w:pPr>
-            <w:r>
-              <w:rPr>
-                <w:rStyle w:val="IntenseEmphasis"/>
-                <w:rFonts w:eastAsia="Calibri Light"/>
-                <w:b w:val="0"/>
-                <w:bCs w:val="0"/>
-                <w:i w:val="0"/>
-                <w:iCs w:val="0"/>
-                <w:color w:val="000000" w:themeColor="text1"/>
-                <w:sz w:val="28"/>
-                <w:szCs w:val="28"/>
-                <w14:shadow w14:blurRad="38100" w14:dist="19050" w14:dir="2700000" w14:sx="100000" w14:sy="100000" w14:kx="0" w14:ky="0" w14:algn="tl">
-                  <w14:schemeClr w14:val="dk1">
-                    <w14:alpha w14:val="60000"/>
-                  </w14:schemeClr>
-                </w14:shadow>
-                <w14:textOutline w14:w="0" w14:cap="flat" w14:cmpd="sng" w14:algn="ctr">
-                  <w14:noFill/>
-                  <w14:prstDash w14:val="solid"/>
-                  <w14:round/>
-                </w14:textOutline>
-              </w:rPr>
-              <w:t>8,000 /-</w:t>
-            </w:r>
           </w:p>
         </w:tc>
       </w:tr>
@@ -9106,105 +8317,31 @@
                   <w14:round/>
                 </w14:textOutline>
               </w:rPr>
-              <w:t>Tasha</w:t>
-            </w:r>
-            <w:r>
-              <w:rPr>
-                <w:rStyle w:val="IntenseEmphasis"/>
-                <w:rFonts w:eastAsia="Calibri Light"/>
-                <w:b w:val="0"/>
-                <w:bCs w:val="0"/>
-                <w:i w:val="0"/>
-                <w:iCs w:val="0"/>
-                <w:color w:val="000000" w:themeColor="text1"/>
-                <w:sz w:val="28"/>
-                <w:szCs w:val="28"/>
-                <w14:shadow w14:blurRad="38100" w14:dist="19050" w14:dir="2700000" w14:sx="100000" w14:sy="100000" w14:kx="0" w14:ky="0" w14:algn="tl">
-                  <w14:schemeClr w14:val="dk1">
-                    <w14:alpha w14:val="60000"/>
-                  </w14:schemeClr>
-                </w14:shadow>
-                <w14:textOutline w14:w="0" w14:cap="flat" w14:cmpd="sng" w14:algn="ctr">
-                  <w14:noFill/>
-                  <w14:prstDash w14:val="solid"/>
-                  <w14:round/>
-                </w14:textOutline>
-              </w:rPr>
-              <w:t xml:space="preserve"> </w:t>
-            </w:r>
-            <w:proofErr w:type="gramStart"/>
-            <w:r>
-              <w:rPr>
-                <w:rStyle w:val="IntenseEmphasis"/>
-                <w:rFonts w:eastAsia="Calibri Light"/>
-                <w:b w:val="0"/>
-                <w:bCs w:val="0"/>
-                <w:i w:val="0"/>
-                <w:iCs w:val="0"/>
-                <w:color w:val="000000" w:themeColor="text1"/>
-                <w:sz w:val="28"/>
-                <w:szCs w:val="28"/>
-                <w14:shadow w14:blurRad="38100" w14:dist="19050" w14:dir="2700000" w14:sx="100000" w14:sy="100000" w14:kx="0" w14:ky="0" w14:algn="tl">
-                  <w14:schemeClr w14:val="dk1">
-                    <w14:alpha w14:val="60000"/>
-                  </w14:schemeClr>
-                </w14:shadow>
-                <w14:textOutline w14:w="0" w14:cap="flat" w14:cmpd="sng" w14:algn="ctr">
-                  <w14:noFill/>
-                  <w14:prstDash w14:val="solid"/>
-                  <w14:round/>
-                </w14:textOutline>
-              </w:rPr>
-              <w:t>Team</w:t>
-            </w:r>
-            <w:r>
-              <w:rPr>
-                <w:rStyle w:val="IntenseEmphasis"/>
-                <w:rFonts w:eastAsia="Calibri Light"/>
-                <w:b w:val="0"/>
-                <w:bCs w:val="0"/>
-                <w:i w:val="0"/>
-                <w:iCs w:val="0"/>
-                <w:color w:val="000000" w:themeColor="text1"/>
-                <w:sz w:val="28"/>
-                <w:szCs w:val="28"/>
-                <w14:shadow w14:blurRad="38100" w14:dist="19050" w14:dir="2700000" w14:sx="100000" w14:sy="100000" w14:kx="0" w14:ky="0" w14:algn="tl">
-                  <w14:schemeClr w14:val="dk1">
-                    <w14:alpha w14:val="60000"/>
-                  </w14:schemeClr>
-                </w14:shadow>
-                <w14:textOutline w14:w="0" w14:cap="flat" w14:cmpd="sng" w14:algn="ctr">
-                  <w14:noFill/>
-                  <w14:prstDash w14:val="solid"/>
-                  <w14:round/>
-                </w14:textOutline>
-              </w:rPr>
-              <w:t>(</w:t>
-            </w:r>
-            <w:proofErr w:type="gramEnd"/>
-            <w:r>
-              <w:rPr>
-                <w:rStyle w:val="IntenseEmphasis"/>
-                <w:rFonts w:eastAsia="Calibri Light"/>
-                <w:b w:val="0"/>
-                <w:bCs w:val="0"/>
-                <w:i w:val="0"/>
-                <w:iCs w:val="0"/>
-                <w:color w:val="000000" w:themeColor="text1"/>
-                <w:sz w:val="28"/>
-                <w:szCs w:val="28"/>
-                <w14:shadow w14:blurRad="38100" w14:dist="19050" w14:dir="2700000" w14:sx="100000" w14:sy="100000" w14:kx="0" w14:ky="0" w14:algn="tl">
-                  <w14:schemeClr w14:val="dk1">
-                    <w14:alpha w14:val="60000"/>
-                  </w14:schemeClr>
-                </w14:shadow>
-                <w14:textOutline w14:w="0" w14:cap="flat" w14:cmpd="sng" w14:algn="ctr">
-                  <w14:noFill/>
-                  <w14:prstDash w14:val="solid"/>
-                  <w14:round/>
-                </w14:textOutline>
-              </w:rPr>
-              <w:t>4)</w:t>
+              <w:t xml:space="preserve">Barat </w:t>
+            </w:r>
+            <w:r>
+              <w:rPr>
+                <w:rStyle w:val="IntenseEmphasis"/>
+                <w:rFonts w:eastAsia="Calibri Light"/>
+                <w:b w:val="0"/>
+                <w:bCs w:val="0"/>
+                <w:i w:val="0"/>
+                <w:iCs w:val="0"/>
+                <w:color w:val="000000" w:themeColor="text1"/>
+                <w:sz w:val="28"/>
+                <w:szCs w:val="28"/>
+                <w14:shadow w14:blurRad="38100" w14:dist="19050" w14:dir="2700000" w14:sx="100000" w14:sy="100000" w14:kx="0" w14:ky="0" w14:algn="tl">
+                  <w14:schemeClr w14:val="dk1">
+                    <w14:alpha w14:val="60000"/>
+                  </w14:schemeClr>
+                </w14:shadow>
+                <w14:textOutline w14:w="0" w14:cap="flat" w14:cmpd="sng" w14:algn="ctr">
+                  <w14:noFill/>
+                  <w14:prstDash w14:val="solid"/>
+                  <w14:round/>
+                </w14:textOutline>
+              </w:rPr>
+              <w:t>Band (11 Piece)</w:t>
             </w:r>
           </w:p>
         </w:tc>
@@ -9263,54 +8400,6 @@
                 </w14:textOutline>
               </w:rPr>
             </w:pPr>
-            <w:r>
-              <w:rPr>
-                <w:rStyle w:val="IntenseEmphasis"/>
-                <w:rFonts w:eastAsia="Calibri Light"/>
-                <w:b w:val="0"/>
-                <w:bCs w:val="0"/>
-                <w:i w:val="0"/>
-                <w:iCs w:val="0"/>
-                <w:color w:val="000000" w:themeColor="text1"/>
-                <w:sz w:val="28"/>
-                <w:szCs w:val="28"/>
-                <w14:shadow w14:blurRad="38100" w14:dist="19050" w14:dir="2700000" w14:sx="100000" w14:sy="100000" w14:kx="0" w14:ky="0" w14:algn="tl">
-                  <w14:schemeClr w14:val="dk1">
-                    <w14:alpha w14:val="60000"/>
-                  </w14:schemeClr>
-                </w14:shadow>
-                <w14:textOutline w14:w="0" w14:cap="flat" w14:cmpd="sng" w14:algn="ctr">
-                  <w14:noFill/>
-                  <w14:prstDash w14:val="solid"/>
-                  <w14:round/>
-                </w14:textOutline>
-              </w:rPr>
-              <w:t>2</w:t>
-            </w:r>
-            <w:r>
-              <w:rPr>
-                <w:rStyle w:val="IntenseEmphasis"/>
-                <w:rFonts w:eastAsia="Calibri Light"/>
-                <w:b w:val="0"/>
-                <w:bCs w:val="0"/>
-                <w:i w:val="0"/>
-                <w:iCs w:val="0"/>
-                <w:color w:val="000000" w:themeColor="text1"/>
-                <w:sz w:val="28"/>
-                <w:szCs w:val="28"/>
-                <w14:shadow w14:blurRad="38100" w14:dist="19050" w14:dir="2700000" w14:sx="100000" w14:sy="100000" w14:kx="0" w14:ky="0" w14:algn="tl">
-                  <w14:schemeClr w14:val="dk1">
-                    <w14:alpha w14:val="60000"/>
-                  </w14:schemeClr>
-                </w14:shadow>
-                <w14:textOutline w14:w="0" w14:cap="flat" w14:cmpd="sng" w14:algn="ctr">
-                  <w14:noFill/>
-                  <w14:prstDash w14:val="solid"/>
-                  <w14:round/>
-                </w14:textOutline>
-              </w:rPr>
-              <w:t>,000 /-</w:t>
-            </w:r>
           </w:p>
           <w:p>
             <w:pPr>
@@ -9363,129 +8452,29 @@
                 </w14:textOutline>
               </w:rPr>
             </w:pPr>
-          </w:p>
-          <w:p>
-            <w:pPr>
-              <w:jc w:val="center"/>
-              <w:rPr>
-                <w:rStyle w:val="IntenseEmphasis"/>
-                <w:rFonts w:eastAsia="Calibri Light"/>
-                <w:b w:val="0"/>
-                <w:bCs w:val="0"/>
-                <w:i w:val="0"/>
-                <w:iCs w:val="0"/>
-                <w:color w:val="000000" w:themeColor="text1"/>
-                <w:sz w:val="28"/>
-                <w:szCs w:val="28"/>
-                <w14:shadow w14:blurRad="38100" w14:dist="19050" w14:dir="2700000" w14:sx="100000" w14:sy="100000" w14:kx="0" w14:ky="0" w14:algn="tl">
-                  <w14:schemeClr w14:val="dk1">
-                    <w14:alpha w14:val="60000"/>
-                  </w14:schemeClr>
-                </w14:shadow>
-                <w14:textOutline w14:w="0" w14:cap="flat" w14:cmpd="sng" w14:algn="ctr">
-                  <w14:noFill/>
-                  <w14:prstDash w14:val="solid"/>
-                  <w14:round/>
-                </w14:textOutline>
-              </w:rPr>
-            </w:pPr>
-          </w:p>
-          <w:p>
-            <w:pPr>
-              <w:jc w:val="center"/>
-              <w:rPr>
-                <w:rStyle w:val="IntenseEmphasis"/>
-                <w:rFonts w:eastAsia="Calibri Light"/>
-                <w:b w:val="0"/>
-                <w:bCs w:val="0"/>
-                <w:i w:val="0"/>
-                <w:iCs w:val="0"/>
-                <w:color w:val="000000" w:themeColor="text1"/>
-                <w:sz w:val="28"/>
-                <w:szCs w:val="28"/>
-                <w14:shadow w14:blurRad="38100" w14:dist="19050" w14:dir="2700000" w14:sx="100000" w14:sy="100000" w14:kx="0" w14:ky="0" w14:algn="tl">
-                  <w14:schemeClr w14:val="dk1">
-                    <w14:alpha w14:val="60000"/>
-                  </w14:schemeClr>
-                </w14:shadow>
-                <w14:textOutline w14:w="0" w14:cap="flat" w14:cmpd="sng" w14:algn="ctr">
-                  <w14:noFill/>
-                  <w14:prstDash w14:val="solid"/>
-                  <w14:round/>
-                </w14:textOutline>
-              </w:rPr>
-            </w:pPr>
-            <w:r>
-              <w:rPr>
-                <w:rStyle w:val="IntenseEmphasis"/>
-                <w:rFonts w:eastAsia="Calibri Light"/>
-                <w:b w:val="0"/>
-                <w:bCs w:val="0"/>
-                <w:i w:val="0"/>
-                <w:iCs w:val="0"/>
-                <w:color w:val="000000" w:themeColor="text1"/>
-                <w:sz w:val="28"/>
-                <w:szCs w:val="28"/>
-                <w14:shadow w14:blurRad="38100" w14:dist="19050" w14:dir="2700000" w14:sx="100000" w14:sy="100000" w14:kx="0" w14:ky="0" w14:algn="tl">
-                  <w14:schemeClr w14:val="dk1">
-                    <w14:alpha w14:val="60000"/>
-                  </w14:schemeClr>
-                </w14:shadow>
-                <w14:textOutline w14:w="0" w14:cap="flat" w14:cmpd="sng" w14:algn="ctr">
-                  <w14:noFill/>
-                  <w14:prstDash w14:val="solid"/>
-                  <w14:round/>
-                </w14:textOutline>
-              </w:rPr>
-              <w:t>1</w:t>
-            </w:r>
-            <w:r>
-              <w:rPr>
-                <w:rStyle w:val="IntenseEmphasis"/>
-                <w:rFonts w:eastAsia="Calibri Light"/>
-                <w:b w:val="0"/>
-                <w:bCs w:val="0"/>
-                <w:i w:val="0"/>
-                <w:iCs w:val="0"/>
-                <w:color w:val="000000" w:themeColor="text1"/>
-                <w:sz w:val="28"/>
-                <w:szCs w:val="28"/>
-                <w14:shadow w14:blurRad="38100" w14:dist="19050" w14:dir="2700000" w14:sx="100000" w14:sy="100000" w14:kx="0" w14:ky="0" w14:algn="tl">
-                  <w14:schemeClr w14:val="dk1">
-                    <w14:alpha w14:val="60000"/>
-                  </w14:schemeClr>
-                </w14:shadow>
-                <w14:textOutline w14:w="0" w14:cap="flat" w14:cmpd="sng" w14:algn="ctr">
-                  <w14:noFill/>
-                  <w14:prstDash w14:val="solid"/>
-                  <w14:round/>
-                </w14:textOutline>
-              </w:rPr>
-              <w:t>0</w:t>
-            </w:r>
-            <w:r>
-              <w:rPr>
-                <w:rStyle w:val="IntenseEmphasis"/>
-                <w:rFonts w:eastAsia="Calibri Light"/>
-                <w:b w:val="0"/>
-                <w:bCs w:val="0"/>
-                <w:i w:val="0"/>
-                <w:iCs w:val="0"/>
-                <w:color w:val="000000" w:themeColor="text1"/>
-                <w:sz w:val="28"/>
-                <w:szCs w:val="28"/>
-                <w14:shadow w14:blurRad="38100" w14:dist="19050" w14:dir="2700000" w14:sx="100000" w14:sy="100000" w14:kx="0" w14:ky="0" w14:algn="tl">
-                  <w14:schemeClr w14:val="dk1">
-                    <w14:alpha w14:val="60000"/>
-                  </w14:schemeClr>
-                </w14:shadow>
-                <w14:textOutline w14:w="0" w14:cap="flat" w14:cmpd="sng" w14:algn="ctr">
-                  <w14:noFill/>
-                  <w14:prstDash w14:val="solid"/>
-                  <w14:round/>
-                </w14:textOutline>
-              </w:rPr>
-              <w:t>,000 /-</w:t>
+            <w:r>
+              <w:rPr>
+                <w:rStyle w:val="IntenseEmphasis"/>
+                <w:rFonts w:eastAsia="Calibri Light"/>
+                <w:b w:val="0"/>
+                <w:bCs w:val="0"/>
+                <w:i w:val="0"/>
+                <w:iCs w:val="0"/>
+                <w:color w:val="000000" w:themeColor="text1"/>
+                <w:sz w:val="28"/>
+                <w:szCs w:val="28"/>
+                <w14:shadow w14:blurRad="38100" w14:dist="19050" w14:dir="2700000" w14:sx="100000" w14:sy="100000" w14:kx="0" w14:ky="0" w14:algn="tl">
+                  <w14:schemeClr w14:val="dk1">
+                    <w14:alpha w14:val="60000"/>
+                  </w14:schemeClr>
+                </w14:shadow>
+                <w14:textOutline w14:w="0" w14:cap="flat" w14:cmpd="sng" w14:algn="ctr">
+                  <w14:noFill/>
+                  <w14:prstDash w14:val="solid"/>
+                  <w14:round/>
+                </w14:textOutline>
+              </w:rPr>
+              <w:t>Done</w:t>
             </w:r>
           </w:p>
         </w:tc>
@@ -10130,6 +9119,31 @@
           </w:p>
           <w:p>
             <w:pPr>
+              <w:rPr>
+                <w:rStyle w:val="IntenseEmphasis"/>
+                <w:rFonts w:eastAsia="Calibri Light"/>
+                <w:b w:val="0"/>
+                <w:bCs w:val="0"/>
+                <w:i w:val="0"/>
+                <w:iCs w:val="0"/>
+                <w:color w:val="000000" w:themeColor="text1"/>
+                <w:sz w:val="28"/>
+                <w:szCs w:val="28"/>
+                <w14:shadow w14:blurRad="38100" w14:dist="19050" w14:dir="2700000" w14:sx="100000" w14:sy="100000" w14:kx="0" w14:ky="0" w14:algn="tl">
+                  <w14:schemeClr w14:val="dk1">
+                    <w14:alpha w14:val="60000"/>
+                  </w14:schemeClr>
+                </w14:shadow>
+                <w14:textOutline w14:w="0" w14:cap="flat" w14:cmpd="sng" w14:algn="ctr">
+                  <w14:noFill/>
+                  <w14:prstDash w14:val="solid"/>
+                  <w14:round/>
+                </w14:textOutline>
+              </w:rPr>
+            </w:pPr>
+          </w:p>
+          <w:p>
+            <w:pPr>
               <w:pStyle w:val="ListParagraph"/>
               <w:numPr>
                 <w:ilvl w:val="0"/>
@@ -10157,55 +9171,29 @@
                 </w14:textOutline>
               </w:rPr>
             </w:pPr>
-            <w:proofErr w:type="spellStart"/>
-            <w:r>
-              <w:rPr>
-                <w:rStyle w:val="IntenseEmphasis"/>
-                <w:rFonts w:eastAsia="Calibri Light"/>
-                <w:b w:val="0"/>
-                <w:bCs w:val="0"/>
-                <w:i w:val="0"/>
-                <w:iCs w:val="0"/>
-                <w:color w:val="000000" w:themeColor="text1"/>
-                <w:sz w:val="28"/>
-                <w:szCs w:val="28"/>
-                <w14:shadow w14:blurRad="38100" w14:dist="19050" w14:dir="2700000" w14:sx="100000" w14:sy="100000" w14:kx="0" w14:ky="0" w14:algn="tl">
-                  <w14:schemeClr w14:val="dk1">
-                    <w14:alpha w14:val="60000"/>
-                  </w14:schemeClr>
-                </w14:shadow>
-                <w14:textOutline w14:w="0" w14:cap="flat" w14:cmpd="sng" w14:algn="ctr">
-                  <w14:noFill/>
-                  <w14:prstDash w14:val="solid"/>
-                  <w14:round/>
-                </w14:textOutline>
-              </w:rPr>
-              <w:t>Chattar</w:t>
-            </w:r>
-            <w:proofErr w:type="spellEnd"/>
-            <w:r>
-              <w:rPr>
-                <w:rStyle w:val="IntenseEmphasis"/>
-                <w:rFonts w:eastAsia="Calibri Light"/>
-                <w:b w:val="0"/>
-                <w:bCs w:val="0"/>
-                <w:i w:val="0"/>
-                <w:iCs w:val="0"/>
-                <w:color w:val="000000" w:themeColor="text1"/>
-                <w:sz w:val="28"/>
-                <w:szCs w:val="28"/>
-                <w14:shadow w14:blurRad="38100" w14:dist="19050" w14:dir="2700000" w14:sx="100000" w14:sy="100000" w14:kx="0" w14:ky="0" w14:algn="tl">
-                  <w14:schemeClr w14:val="dk1">
-                    <w14:alpha w14:val="60000"/>
-                  </w14:schemeClr>
-                </w14:shadow>
-                <w14:textOutline w14:w="0" w14:cap="flat" w14:cmpd="sng" w14:algn="ctr">
-                  <w14:noFill/>
-                  <w14:prstDash w14:val="solid"/>
-                  <w14:round/>
-                </w14:textOutline>
-              </w:rPr>
-              <w:t xml:space="preserve"> &amp; Band Team</w:t>
+            <w:r>
+              <w:rPr>
+                <w:rStyle w:val="IntenseEmphasis"/>
+                <w:rFonts w:eastAsia="Calibri Light"/>
+                <w:b w:val="0"/>
+                <w:bCs w:val="0"/>
+                <w:i w:val="0"/>
+                <w:iCs w:val="0"/>
+                <w:color w:val="000000" w:themeColor="text1"/>
+                <w:sz w:val="28"/>
+                <w:szCs w:val="28"/>
+                <w14:shadow w14:blurRad="38100" w14:dist="19050" w14:dir="2700000" w14:sx="100000" w14:sy="100000" w14:kx="0" w14:ky="0" w14:algn="tl">
+                  <w14:schemeClr w14:val="dk1">
+                    <w14:alpha w14:val="60000"/>
+                  </w14:schemeClr>
+                </w14:shadow>
+                <w14:textOutline w14:w="0" w14:cap="flat" w14:cmpd="sng" w14:algn="ctr">
+                  <w14:noFill/>
+                  <w14:prstDash w14:val="solid"/>
+                  <w14:round/>
+                </w14:textOutline>
+              </w:rPr>
+              <w:t>Barat Band 11 Piece</w:t>
             </w:r>
           </w:p>
           <w:p>
@@ -10309,7 +9297,7 @@
                   <w14:round/>
                 </w14:textOutline>
               </w:rPr>
-              <w:t>4</w:t>
+              <w:t>2</w:t>
             </w:r>
             <w:r>
               <w:rPr>
@@ -10358,6 +9346,82 @@
                 </w14:textOutline>
               </w:rPr>
               <w:t>)</w:t>
+            </w:r>
+          </w:p>
+          <w:p>
+            <w:pPr>
+              <w:jc w:val="center"/>
+              <w:rPr>
+                <w:rStyle w:val="IntenseEmphasis"/>
+                <w:rFonts w:eastAsia="Calibri Light"/>
+                <w:b w:val="0"/>
+                <w:bCs w:val="0"/>
+                <w:i w:val="0"/>
+                <w:iCs w:val="0"/>
+                <w:color w:val="000000" w:themeColor="text1"/>
+                <w:sz w:val="28"/>
+                <w:szCs w:val="28"/>
+                <w14:shadow w14:blurRad="38100" w14:dist="19050" w14:dir="2700000" w14:sx="100000" w14:sy="100000" w14:kx="0" w14:ky="0" w14:algn="tl">
+                  <w14:schemeClr w14:val="dk1">
+                    <w14:alpha w14:val="60000"/>
+                  </w14:schemeClr>
+                </w14:shadow>
+                <w14:textOutline w14:w="0" w14:cap="flat" w14:cmpd="sng" w14:algn="ctr">
+                  <w14:noFill/>
+                  <w14:prstDash w14:val="solid"/>
+                  <w14:round/>
+                </w14:textOutline>
+              </w:rPr>
+            </w:pPr>
+            <w:proofErr w:type="gramStart"/>
+            <w:r>
+              <w:rPr>
+                <w:rStyle w:val="IntenseEmphasis"/>
+                <w:rFonts w:eastAsia="Calibri Light"/>
+                <w:b w:val="0"/>
+                <w:bCs w:val="0"/>
+                <w:i w:val="0"/>
+                <w:iCs w:val="0"/>
+                <w:color w:val="000000" w:themeColor="text1"/>
+                <w:sz w:val="28"/>
+                <w:szCs w:val="28"/>
+                <w14:shadow w14:blurRad="38100" w14:dist="19050" w14:dir="2700000" w14:sx="100000" w14:sy="100000" w14:kx="0" w14:ky="0" w14:algn="tl">
+                  <w14:schemeClr w14:val="dk1">
+                    <w14:alpha w14:val="60000"/>
+                  </w14:schemeClr>
+                </w14:shadow>
+                <w14:textOutline w14:w="0" w14:cap="flat" w14:cmpd="sng" w14:algn="ctr">
+                  <w14:noFill/>
+                  <w14:prstDash w14:val="solid"/>
+                  <w14:round/>
+                </w14:textOutline>
+              </w:rPr>
+              <w:t>( Sweet</w:t>
+            </w:r>
+            <w:proofErr w:type="gramEnd"/>
+            <w:r>
+              <w:rPr>
+                <w:rStyle w:val="IntenseEmphasis"/>
+                <w:rFonts w:eastAsia="Calibri Light"/>
+                <w:b w:val="0"/>
+                <w:bCs w:val="0"/>
+                <w:i w:val="0"/>
+                <w:iCs w:val="0"/>
+                <w:color w:val="000000" w:themeColor="text1"/>
+                <w:sz w:val="28"/>
+                <w:szCs w:val="28"/>
+                <w14:shadow w14:blurRad="38100" w14:dist="19050" w14:dir="2700000" w14:sx="100000" w14:sy="100000" w14:kx="0" w14:ky="0" w14:algn="tl">
+                  <w14:schemeClr w14:val="dk1">
+                    <w14:alpha w14:val="60000"/>
+                  </w14:schemeClr>
+                </w14:shadow>
+                <w14:textOutline w14:w="0" w14:cap="flat" w14:cmpd="sng" w14:algn="ctr">
+                  <w14:noFill/>
+                  <w14:prstDash w14:val="solid"/>
+                  <w14:round/>
+                </w14:textOutline>
+              </w:rPr>
+              <w:t xml:space="preserve"> -16 &amp; 120 Shots)</w:t>
             </w:r>
           </w:p>
         </w:tc>
@@ -10390,55 +9454,6 @@
                 </w14:textOutline>
               </w:rPr>
             </w:pPr>
-            <w:r>
-              <w:rPr>
-                <w:rStyle w:val="IntenseEmphasis"/>
-                <w:rFonts w:eastAsia="Calibri Light"/>
-                <w:b w:val="0"/>
-                <w:bCs w:val="0"/>
-                <w:i w:val="0"/>
-                <w:iCs w:val="0"/>
-                <w:color w:val="000000" w:themeColor="text1"/>
-                <w:sz w:val="28"/>
-                <w:szCs w:val="28"/>
-                <w14:shadow w14:blurRad="38100" w14:dist="19050" w14:dir="2700000" w14:sx="100000" w14:sy="100000" w14:kx="0" w14:ky="0" w14:algn="tl">
-                  <w14:schemeClr w14:val="dk1">
-                    <w14:alpha w14:val="60000"/>
-                  </w14:schemeClr>
-                </w14:shadow>
-                <w14:textOutline w14:w="0" w14:cap="flat" w14:cmpd="sng" w14:algn="ctr">
-                  <w14:noFill/>
-                  <w14:prstDash w14:val="solid"/>
-                  <w14:round/>
-                </w14:textOutline>
-              </w:rPr>
-              <w:t>12,000 /-</w:t>
-            </w:r>
-          </w:p>
-          <w:p>
-            <w:pPr>
-              <w:rPr>
-                <w:rStyle w:val="IntenseEmphasis"/>
-                <w:rFonts w:eastAsia="Calibri Light"/>
-                <w:b w:val="0"/>
-                <w:bCs w:val="0"/>
-                <w:i w:val="0"/>
-                <w:iCs w:val="0"/>
-                <w:color w:val="000000" w:themeColor="text1"/>
-                <w:sz w:val="28"/>
-                <w:szCs w:val="28"/>
-                <w14:shadow w14:blurRad="38100" w14:dist="19050" w14:dir="2700000" w14:sx="100000" w14:sy="100000" w14:kx="0" w14:ky="0" w14:algn="tl">
-                  <w14:schemeClr w14:val="dk1">
-                    <w14:alpha w14:val="60000"/>
-                  </w14:schemeClr>
-                </w14:shadow>
-                <w14:textOutline w14:w="0" w14:cap="flat" w14:cmpd="sng" w14:algn="ctr">
-                  <w14:noFill/>
-                  <w14:prstDash w14:val="solid"/>
-                  <w14:round/>
-                </w14:textOutline>
-              </w:rPr>
-            </w:pPr>
           </w:p>
           <w:p>
             <w:pPr>
@@ -10491,79 +9506,6 @@
                 </w14:textOutline>
               </w:rPr>
             </w:pPr>
-            <w:r>
-              <w:rPr>
-                <w:rStyle w:val="IntenseEmphasis"/>
-                <w:rFonts w:eastAsia="Calibri Light"/>
-                <w:b w:val="0"/>
-                <w:bCs w:val="0"/>
-                <w:i w:val="0"/>
-                <w:iCs w:val="0"/>
-                <w:color w:val="000000" w:themeColor="text1"/>
-                <w:sz w:val="28"/>
-                <w:szCs w:val="28"/>
-                <w14:shadow w14:blurRad="38100" w14:dist="19050" w14:dir="2700000" w14:sx="100000" w14:sy="100000" w14:kx="0" w14:ky="0" w14:algn="tl">
-                  <w14:schemeClr w14:val="dk1">
-                    <w14:alpha w14:val="60000"/>
-                  </w14:schemeClr>
-                </w14:shadow>
-                <w14:textOutline w14:w="0" w14:cap="flat" w14:cmpd="sng" w14:algn="ctr">
-                  <w14:noFill/>
-                  <w14:prstDash w14:val="solid"/>
-                  <w14:round/>
-                </w14:textOutline>
-              </w:rPr>
-              <w:t>2</w:t>
-            </w:r>
-            <w:r>
-              <w:rPr>
-                <w:rStyle w:val="IntenseEmphasis"/>
-                <w:rFonts w:eastAsia="Calibri Light"/>
-                <w:b w:val="0"/>
-                <w:bCs w:val="0"/>
-                <w:i w:val="0"/>
-                <w:iCs w:val="0"/>
-                <w:color w:val="000000" w:themeColor="text1"/>
-                <w:sz w:val="28"/>
-                <w:szCs w:val="28"/>
-                <w14:shadow w14:blurRad="38100" w14:dist="19050" w14:dir="2700000" w14:sx="100000" w14:sy="100000" w14:kx="0" w14:ky="0" w14:algn="tl">
-                  <w14:schemeClr w14:val="dk1">
-                    <w14:alpha w14:val="60000"/>
-                  </w14:schemeClr>
-                </w14:shadow>
-                <w14:textOutline w14:w="0" w14:cap="flat" w14:cmpd="sng" w14:algn="ctr">
-                  <w14:noFill/>
-                  <w14:prstDash w14:val="solid"/>
-                  <w14:round/>
-                </w14:textOutline>
-              </w:rPr>
-              <w:t>5,000 /-</w:t>
-            </w:r>
-          </w:p>
-          <w:p>
-            <w:pPr>
-              <w:rPr>
-                <w:rStyle w:val="IntenseEmphasis"/>
-                <w:rFonts w:eastAsia="Calibri Light"/>
-                <w:b w:val="0"/>
-                <w:bCs w:val="0"/>
-                <w:i w:val="0"/>
-                <w:iCs w:val="0"/>
-                <w:color w:val="000000" w:themeColor="text1"/>
-                <w:sz w:val="28"/>
-                <w:szCs w:val="28"/>
-                <w14:shadow w14:blurRad="38100" w14:dist="19050" w14:dir="2700000" w14:sx="100000" w14:sy="100000" w14:kx="0" w14:ky="0" w14:algn="tl">
-                  <w14:schemeClr w14:val="dk1">
-                    <w14:alpha w14:val="60000"/>
-                  </w14:schemeClr>
-                </w14:shadow>
-                <w14:textOutline w14:w="0" w14:cap="flat" w14:cmpd="sng" w14:algn="ctr">
-                  <w14:noFill/>
-                  <w14:prstDash w14:val="solid"/>
-                  <w14:round/>
-                </w14:textOutline>
-              </w:rPr>
-            </w:pPr>
           </w:p>
           <w:p>
             <w:pPr>
@@ -10612,7 +9554,7 @@
                   <w14:round/>
                 </w14:textOutline>
               </w:rPr>
-              <w:t>10,000 /-</w:t>
+              <w:t>Done</w:t>
             </w:r>
           </w:p>
         </w:tc>
@@ -12020,31 +10962,6 @@
           </w:p>
           <w:p>
             <w:pPr>
-              <w:rPr>
-                <w:rStyle w:val="IntenseEmphasis"/>
-                <w:rFonts w:eastAsia="Calibri Light"/>
-                <w:b w:val="0"/>
-                <w:bCs w:val="0"/>
-                <w:i w:val="0"/>
-                <w:iCs w:val="0"/>
-                <w:color w:val="000000" w:themeColor="text1"/>
-                <w:sz w:val="28"/>
-                <w:szCs w:val="28"/>
-                <w14:shadow w14:blurRad="38100" w14:dist="19050" w14:dir="2700000" w14:sx="100000" w14:sy="100000" w14:kx="0" w14:ky="0" w14:algn="tl">
-                  <w14:schemeClr w14:val="dk1">
-                    <w14:alpha w14:val="60000"/>
-                  </w14:schemeClr>
-                </w14:shadow>
-                <w14:textOutline w14:w="0" w14:cap="flat" w14:cmpd="sng" w14:algn="ctr">
-                  <w14:noFill/>
-                  <w14:prstDash w14:val="solid"/>
-                  <w14:round/>
-                </w14:textOutline>
-              </w:rPr>
-            </w:pPr>
-          </w:p>
-          <w:p>
-            <w:pPr>
               <w:jc w:val="center"/>
               <w:rPr>
                 <w:rStyle w:val="IntenseEmphasis"/>
@@ -12090,7 +11007,7 @@
                   <w14:round/>
                 </w14:textOutline>
               </w:rPr>
-              <w:t>1,25,000 /-</w:t>
+              <w:t>Done</w:t>
             </w:r>
           </w:p>
         </w:tc>
@@ -12471,53 +11388,55 @@
                 </w14:textOutline>
               </w:rPr>
             </w:pPr>
-            <w:r>
-              <w:rPr>
-                <w:rStyle w:val="IntenseEmphasis"/>
-                <w:rFonts w:eastAsia="Calibri Light"/>
-                <w:b w:val="0"/>
-                <w:bCs w:val="0"/>
-                <w:i w:val="0"/>
-                <w:iCs w:val="0"/>
-                <w:color w:val="000000" w:themeColor="text1"/>
-                <w:sz w:val="28"/>
-                <w:szCs w:val="28"/>
-                <w14:shadow w14:blurRad="38100" w14:dist="19050" w14:dir="2700000" w14:sx="100000" w14:sy="100000" w14:kx="0" w14:ky="0" w14:algn="tl">
-                  <w14:schemeClr w14:val="dk1">
-                    <w14:alpha w14:val="60000"/>
-                  </w14:schemeClr>
-                </w14:shadow>
-                <w14:textOutline w14:w="0" w14:cap="flat" w14:cmpd="sng" w14:algn="ctr">
-                  <w14:noFill/>
-                  <w14:prstDash w14:val="solid"/>
-                  <w14:round/>
-                </w14:textOutline>
-              </w:rPr>
-              <w:t>25</w:t>
-            </w:r>
-            <w:r>
-              <w:rPr>
-                <w:rStyle w:val="IntenseEmphasis"/>
-                <w:rFonts w:eastAsia="Calibri Light"/>
-                <w:b w:val="0"/>
-                <w:bCs w:val="0"/>
-                <w:i w:val="0"/>
-                <w:iCs w:val="0"/>
-                <w:color w:val="000000" w:themeColor="text1"/>
-                <w:sz w:val="28"/>
-                <w:szCs w:val="28"/>
-                <w14:shadow w14:blurRad="38100" w14:dist="19050" w14:dir="2700000" w14:sx="100000" w14:sy="100000" w14:kx="0" w14:ky="0" w14:algn="tl">
-                  <w14:schemeClr w14:val="dk1">
-                    <w14:alpha w14:val="60000"/>
-                  </w14:schemeClr>
-                </w14:shadow>
-                <w14:textOutline w14:w="0" w14:cap="flat" w14:cmpd="sng" w14:algn="ctr">
-                  <w14:noFill/>
-                  <w14:prstDash w14:val="solid"/>
-                  <w14:round/>
-                </w14:textOutline>
-              </w:rPr>
-              <w:t>,000 /-</w:t>
+          </w:p>
+          <w:p>
+            <w:pPr>
+              <w:jc w:val="center"/>
+              <w:rPr>
+                <w:rStyle w:val="IntenseEmphasis"/>
+                <w:rFonts w:eastAsia="Calibri Light"/>
+                <w:b w:val="0"/>
+                <w:bCs w:val="0"/>
+                <w:i w:val="0"/>
+                <w:iCs w:val="0"/>
+                <w:color w:val="000000" w:themeColor="text1"/>
+                <w:sz w:val="28"/>
+                <w:szCs w:val="28"/>
+                <w14:shadow w14:blurRad="38100" w14:dist="19050" w14:dir="2700000" w14:sx="100000" w14:sy="100000" w14:kx="0" w14:ky="0" w14:algn="tl">
+                  <w14:schemeClr w14:val="dk1">
+                    <w14:alpha w14:val="60000"/>
+                  </w14:schemeClr>
+                </w14:shadow>
+                <w14:textOutline w14:w="0" w14:cap="flat" w14:cmpd="sng" w14:algn="ctr">
+                  <w14:noFill/>
+                  <w14:prstDash w14:val="solid"/>
+                  <w14:round/>
+                </w14:textOutline>
+              </w:rPr>
+            </w:pPr>
+            <w:r>
+              <w:rPr>
+                <w:rStyle w:val="IntenseEmphasis"/>
+                <w:rFonts w:eastAsia="Calibri Light"/>
+                <w:b w:val="0"/>
+                <w:bCs w:val="0"/>
+                <w:i w:val="0"/>
+                <w:iCs w:val="0"/>
+                <w:color w:val="000000" w:themeColor="text1"/>
+                <w:sz w:val="28"/>
+                <w:szCs w:val="28"/>
+                <w14:shadow w14:blurRad="38100" w14:dist="19050" w14:dir="2700000" w14:sx="100000" w14:sy="100000" w14:kx="0" w14:ky="0" w14:algn="tl">
+                  <w14:schemeClr w14:val="dk1">
+                    <w14:alpha w14:val="60000"/>
+                  </w14:schemeClr>
+                </w14:shadow>
+                <w14:textOutline w14:w="0" w14:cap="flat" w14:cmpd="sng" w14:algn="ctr">
+                  <w14:noFill/>
+                  <w14:prstDash w14:val="solid"/>
+                  <w14:round/>
+                </w14:textOutline>
+              </w:rPr>
+              <w:t>Done</w:t>
             </w:r>
           </w:p>
         </w:tc>
@@ -12737,7 +11656,7 @@
                   <w14:round/>
                 </w14:textOutline>
               </w:rPr>
-              <w:t>25,000 /-</w:t>
+              <w:t>Done</w:t>
             </w:r>
           </w:p>
         </w:tc>
@@ -12957,7 +11876,7 @@
                   <w14:round/>
                 </w14:textOutline>
               </w:rPr>
-              <w:t>60,000 /-</w:t>
+              <w:t>Done</w:t>
             </w:r>
           </w:p>
         </w:tc>
@@ -13177,31 +12096,7 @@
                   <w14:round/>
                 </w14:textOutline>
               </w:rPr>
-              <w:t>1,0</w:t>
-            </w:r>
-            <w:r>
-              <w:rPr>
-                <w:rStyle w:val="IntenseEmphasis"/>
-                <w:rFonts w:eastAsia="Calibri Light"/>
-                <w:b w:val="0"/>
-                <w:bCs w:val="0"/>
-                <w:i w:val="0"/>
-                <w:iCs w:val="0"/>
-                <w:color w:val="000000" w:themeColor="text1"/>
-                <w:sz w:val="28"/>
-                <w:szCs w:val="28"/>
-                <w14:shadow w14:blurRad="38100" w14:dist="19050" w14:dir="2700000" w14:sx="100000" w14:sy="100000" w14:kx="0" w14:ky="0" w14:algn="tl">
-                  <w14:schemeClr w14:val="dk1">
-                    <w14:alpha w14:val="60000"/>
-                  </w14:schemeClr>
-                </w14:shadow>
-                <w14:textOutline w14:w="0" w14:cap="flat" w14:cmpd="sng" w14:algn="ctr">
-                  <w14:noFill/>
-                  <w14:prstDash w14:val="solid"/>
-                  <w14:round/>
-                </w14:textOutline>
-              </w:rPr>
-              <w:t>0,000 /-</w:t>
+              <w:t>Done</w:t>
             </w:r>
           </w:p>
         </w:tc>
@@ -13292,6 +12187,30 @@
               </w:rPr>
               <w:t xml:space="preserve">Genset </w:t>
             </w:r>
+            <w:r>
+              <w:rPr>
+                <w:rStyle w:val="IntenseEmphasis"/>
+                <w:rFonts w:eastAsia="Calibri Light"/>
+                <w:b w:val="0"/>
+                <w:bCs w:val="0"/>
+                <w:i w:val="0"/>
+                <w:iCs w:val="0"/>
+                <w:color w:val="000000" w:themeColor="text1"/>
+                <w:sz w:val="28"/>
+                <w:szCs w:val="28"/>
+                <w14:shadow w14:blurRad="38100" w14:dist="19050" w14:dir="2700000" w14:sx="100000" w14:sy="100000" w14:kx="0" w14:ky="0" w14:algn="tl">
+                  <w14:schemeClr w14:val="dk1">
+                    <w14:alpha w14:val="60000"/>
+                  </w14:schemeClr>
+                </w14:shadow>
+                <w14:textOutline w14:w="0" w14:cap="flat" w14:cmpd="sng" w14:algn="ctr">
+                  <w14:noFill/>
+                  <w14:prstDash w14:val="solid"/>
+                  <w14:round/>
+                </w14:textOutline>
+              </w:rPr>
+              <w:t>by Soulmate</w:t>
+            </w:r>
           </w:p>
         </w:tc>
         <w:tc>
@@ -13371,7 +12290,519 @@
                   <w14:round/>
                 </w14:textOutline>
               </w:rPr>
-              <w:t>15,000 /-</w:t>
+              <w:t>Done</w:t>
+            </w:r>
+          </w:p>
+        </w:tc>
+      </w:tr>
+      <w:tr>
+        <w:trPr>
+          <w:trHeight w:val="908"/>
+        </w:trPr>
+        <w:tc>
+          <w:tcPr>
+            <w:tcW w:w="6745" w:type="dxa"/>
+          </w:tcPr>
+          <w:p>
+            <w:pPr>
+              <w:rPr>
+                <w:rStyle w:val="IntenseEmphasis"/>
+                <w:rFonts w:eastAsia="Calibri Light"/>
+                <w:b w:val="0"/>
+                <w:bCs w:val="0"/>
+                <w:i w:val="0"/>
+                <w:iCs w:val="0"/>
+                <w:color w:val="000000" w:themeColor="text1"/>
+                <w:sz w:val="28"/>
+                <w:szCs w:val="28"/>
+                <w14:shadow w14:blurRad="38100" w14:dist="19050" w14:dir="2700000" w14:sx="100000" w14:sy="100000" w14:kx="0" w14:ky="0" w14:algn="tl">
+                  <w14:schemeClr w14:val="dk1">
+                    <w14:alpha w14:val="60000"/>
+                  </w14:schemeClr>
+                </w14:shadow>
+                <w14:textOutline w14:w="0" w14:cap="flat" w14:cmpd="sng" w14:algn="ctr">
+                  <w14:noFill/>
+                  <w14:prstDash w14:val="solid"/>
+                  <w14:round/>
+                </w14:textOutline>
+              </w:rPr>
+            </w:pPr>
+          </w:p>
+          <w:p>
+            <w:pPr>
+              <w:pStyle w:val="ListParagraph"/>
+              <w:numPr>
+                <w:ilvl w:val="0"/>
+                <w:numId w:val="21"/>
+              </w:numPr>
+              <w:rPr>
+                <w:rStyle w:val="IntenseEmphasis"/>
+                <w:rFonts w:eastAsia="Calibri Light"/>
+                <w:b w:val="0"/>
+                <w:bCs w:val="0"/>
+                <w:i w:val="0"/>
+                <w:iCs w:val="0"/>
+                <w:color w:val="000000" w:themeColor="text1"/>
+                <w:sz w:val="28"/>
+                <w:szCs w:val="28"/>
+                <w14:shadow w14:blurRad="38100" w14:dist="19050" w14:dir="2700000" w14:sx="100000" w14:sy="100000" w14:kx="0" w14:ky="0" w14:algn="tl">
+                  <w14:schemeClr w14:val="dk1">
+                    <w14:alpha w14:val="60000"/>
+                  </w14:schemeClr>
+                </w14:shadow>
+                <w14:textOutline w14:w="0" w14:cap="flat" w14:cmpd="sng" w14:algn="ctr">
+                  <w14:noFill/>
+                  <w14:prstDash w14:val="solid"/>
+                  <w14:round/>
+                </w14:textOutline>
+              </w:rPr>
+            </w:pPr>
+            <w:r>
+              <w:rPr>
+                <w:rStyle w:val="IntenseEmphasis"/>
+                <w:rFonts w:eastAsia="Calibri Light"/>
+                <w:b w:val="0"/>
+                <w:bCs w:val="0"/>
+                <w:i w:val="0"/>
+                <w:iCs w:val="0"/>
+                <w:color w:val="000000" w:themeColor="text1"/>
+                <w:sz w:val="28"/>
+                <w:szCs w:val="28"/>
+                <w14:shadow w14:blurRad="38100" w14:dist="19050" w14:dir="2700000" w14:sx="100000" w14:sy="100000" w14:kx="0" w14:ky="0" w14:algn="tl">
+                  <w14:schemeClr w14:val="dk1">
+                    <w14:alpha w14:val="60000"/>
+                  </w14:schemeClr>
+                </w14:shadow>
+                <w14:textOutline w14:w="0" w14:cap="flat" w14:cmpd="sng" w14:algn="ctr">
+                  <w14:noFill/>
+                  <w14:prstDash w14:val="solid"/>
+                  <w14:round/>
+                </w14:textOutline>
+              </w:rPr>
+              <w:t>V</w:t>
+            </w:r>
+            <w:r>
+              <w:rPr>
+                <w:rStyle w:val="IntenseEmphasis"/>
+                <w:rFonts w:eastAsia="Calibri Light"/>
+                <w:b w:val="0"/>
+                <w:bCs w:val="0"/>
+                <w:i w:val="0"/>
+                <w:iCs w:val="0"/>
+                <w:color w:val="000000" w:themeColor="text1"/>
+                <w:sz w:val="28"/>
+                <w:szCs w:val="28"/>
+                <w14:shadow w14:blurRad="38100" w14:dist="19050" w14:dir="2700000" w14:sx="100000" w14:sy="100000" w14:kx="0" w14:ky="0" w14:algn="tl">
+                  <w14:schemeClr w14:val="dk1">
+                    <w14:alpha w14:val="60000"/>
+                  </w14:schemeClr>
+                </w14:shadow>
+                <w14:textOutline w14:w="0" w14:cap="flat" w14:cmpd="sng" w14:algn="ctr">
+                  <w14:noFill/>
+                  <w14:prstDash w14:val="solid"/>
+                  <w14:round/>
+                </w14:textOutline>
+              </w:rPr>
+              <w:t>idai Band</w:t>
+            </w:r>
+            <w:r>
+              <w:rPr>
+                <w:rStyle w:val="IntenseEmphasis"/>
+                <w:rFonts w:eastAsia="Calibri Light"/>
+                <w:b w:val="0"/>
+                <w:bCs w:val="0"/>
+                <w:i w:val="0"/>
+                <w:iCs w:val="0"/>
+                <w:color w:val="000000" w:themeColor="text1"/>
+                <w:sz w:val="28"/>
+                <w:szCs w:val="28"/>
+                <w14:shadow w14:blurRad="38100" w14:dist="19050" w14:dir="2700000" w14:sx="100000" w14:sy="100000" w14:kx="0" w14:ky="0" w14:algn="tl">
+                  <w14:schemeClr w14:val="dk1">
+                    <w14:alpha w14:val="60000"/>
+                  </w14:schemeClr>
+                </w14:shadow>
+                <w14:textOutline w14:w="0" w14:cap="flat" w14:cmpd="sng" w14:algn="ctr">
+                  <w14:noFill/>
+                  <w14:prstDash w14:val="solid"/>
+                  <w14:round/>
+                </w14:textOutline>
+              </w:rPr>
+              <w:t xml:space="preserve"> </w:t>
+            </w:r>
+            <w:r>
+              <w:rPr>
+                <w:rStyle w:val="IntenseEmphasis"/>
+                <w:rFonts w:eastAsia="Calibri Light"/>
+                <w:b w:val="0"/>
+                <w:bCs w:val="0"/>
+                <w:i w:val="0"/>
+                <w:iCs w:val="0"/>
+                <w:color w:val="000000" w:themeColor="text1"/>
+                <w:sz w:val="28"/>
+                <w:szCs w:val="28"/>
+                <w14:shadow w14:blurRad="38100" w14:dist="19050" w14:dir="2700000" w14:sx="100000" w14:sy="100000" w14:kx="0" w14:ky="0" w14:algn="tl">
+                  <w14:schemeClr w14:val="dk1">
+                    <w14:alpha w14:val="60000"/>
+                  </w14:schemeClr>
+                </w14:shadow>
+                <w14:textOutline w14:w="0" w14:cap="flat" w14:cmpd="sng" w14:algn="ctr">
+                  <w14:noFill/>
+                  <w14:prstDash w14:val="solid"/>
+                  <w14:round/>
+                </w14:textOutline>
+              </w:rPr>
+              <w:t xml:space="preserve">(5 </w:t>
+            </w:r>
+            <w:proofErr w:type="gramStart"/>
+            <w:r>
+              <w:rPr>
+                <w:rStyle w:val="IntenseEmphasis"/>
+                <w:rFonts w:eastAsia="Calibri Light"/>
+                <w:b w:val="0"/>
+                <w:bCs w:val="0"/>
+                <w:i w:val="0"/>
+                <w:iCs w:val="0"/>
+                <w:color w:val="000000" w:themeColor="text1"/>
+                <w:sz w:val="28"/>
+                <w:szCs w:val="28"/>
+                <w14:shadow w14:blurRad="38100" w14:dist="19050" w14:dir="2700000" w14:sx="100000" w14:sy="100000" w14:kx="0" w14:ky="0" w14:algn="tl">
+                  <w14:schemeClr w14:val="dk1">
+                    <w14:alpha w14:val="60000"/>
+                  </w14:schemeClr>
+                </w14:shadow>
+                <w14:textOutline w14:w="0" w14:cap="flat" w14:cmpd="sng" w14:algn="ctr">
+                  <w14:noFill/>
+                  <w14:prstDash w14:val="solid"/>
+                  <w14:round/>
+                </w14:textOutline>
+              </w:rPr>
+              <w:t>Piece)</w:t>
+            </w:r>
+            <w:r>
+              <w:rPr>
+                <w:rStyle w:val="IntenseEmphasis"/>
+                <w:rFonts w:eastAsia="Calibri Light"/>
+                <w:b w:val="0"/>
+                <w:bCs w:val="0"/>
+                <w:i w:val="0"/>
+                <w:iCs w:val="0"/>
+                <w:color w:val="000000" w:themeColor="text1"/>
+                <w:sz w:val="28"/>
+                <w:szCs w:val="28"/>
+                <w14:shadow w14:blurRad="38100" w14:dist="19050" w14:dir="2700000" w14:sx="100000" w14:sy="100000" w14:kx="0" w14:ky="0" w14:algn="tl">
+                  <w14:schemeClr w14:val="dk1">
+                    <w14:alpha w14:val="60000"/>
+                  </w14:schemeClr>
+                </w14:shadow>
+                <w14:textOutline w14:w="0" w14:cap="flat" w14:cmpd="sng" w14:algn="ctr">
+                  <w14:noFill/>
+                  <w14:prstDash w14:val="solid"/>
+                  <w14:round/>
+                </w14:textOutline>
+              </w:rPr>
+              <w:t>[</w:t>
+            </w:r>
+            <w:proofErr w:type="gramEnd"/>
+            <w:r>
+              <w:rPr>
+                <w:rStyle w:val="IntenseEmphasis"/>
+                <w:rFonts w:eastAsia="Calibri Light"/>
+                <w:b w:val="0"/>
+                <w:bCs w:val="0"/>
+                <w:i w:val="0"/>
+                <w:iCs w:val="0"/>
+                <w:color w:val="000000" w:themeColor="text1"/>
+                <w:sz w:val="28"/>
+                <w:szCs w:val="28"/>
+                <w14:shadow w14:blurRad="38100" w14:dist="19050" w14:dir="2700000" w14:sx="100000" w14:sy="100000" w14:kx="0" w14:ky="0" w14:algn="tl">
+                  <w14:schemeClr w14:val="dk1">
+                    <w14:alpha w14:val="60000"/>
+                  </w14:schemeClr>
+                </w14:shadow>
+                <w14:textOutline w14:w="0" w14:cap="flat" w14:cmpd="sng" w14:algn="ctr">
+                  <w14:noFill/>
+                  <w14:prstDash w14:val="solid"/>
+                  <w14:round/>
+                </w14:textOutline>
+              </w:rPr>
+              <w:t>For Amani &amp; House)</w:t>
+            </w:r>
+          </w:p>
+        </w:tc>
+        <w:tc>
+          <w:tcPr>
+            <w:tcW w:w="2613" w:type="dxa"/>
+          </w:tcPr>
+          <w:p>
+            <w:pPr>
+              <w:jc w:val="center"/>
+              <w:rPr>
+                <w:rStyle w:val="IntenseEmphasis"/>
+                <w:rFonts w:eastAsia="Calibri Light"/>
+                <w:b w:val="0"/>
+                <w:bCs w:val="0"/>
+                <w:i w:val="0"/>
+                <w:iCs w:val="0"/>
+                <w:color w:val="000000" w:themeColor="text1"/>
+                <w:sz w:val="28"/>
+                <w:szCs w:val="28"/>
+                <w14:shadow w14:blurRad="38100" w14:dist="19050" w14:dir="2700000" w14:sx="100000" w14:sy="100000" w14:kx="0" w14:ky="0" w14:algn="tl">
+                  <w14:schemeClr w14:val="dk1">
+                    <w14:alpha w14:val="60000"/>
+                  </w14:schemeClr>
+                </w14:shadow>
+                <w14:textOutline w14:w="0" w14:cap="flat" w14:cmpd="sng" w14:algn="ctr">
+                  <w14:noFill/>
+                  <w14:prstDash w14:val="solid"/>
+                  <w14:round/>
+                </w14:textOutline>
+              </w:rPr>
+            </w:pPr>
+          </w:p>
+          <w:p>
+            <w:pPr>
+              <w:jc w:val="center"/>
+              <w:rPr>
+                <w:rStyle w:val="IntenseEmphasis"/>
+                <w:rFonts w:eastAsia="Calibri Light"/>
+                <w:b w:val="0"/>
+                <w:bCs w:val="0"/>
+                <w:i w:val="0"/>
+                <w:iCs w:val="0"/>
+                <w:color w:val="000000" w:themeColor="text1"/>
+                <w:sz w:val="28"/>
+                <w:szCs w:val="28"/>
+                <w14:shadow w14:blurRad="38100" w14:dist="19050" w14:dir="2700000" w14:sx="100000" w14:sy="100000" w14:kx="0" w14:ky="0" w14:algn="tl">
+                  <w14:schemeClr w14:val="dk1">
+                    <w14:alpha w14:val="60000"/>
+                  </w14:schemeClr>
+                </w14:shadow>
+                <w14:textOutline w14:w="0" w14:cap="flat" w14:cmpd="sng" w14:algn="ctr">
+                  <w14:noFill/>
+                  <w14:prstDash w14:val="solid"/>
+                  <w14:round/>
+                </w14:textOutline>
+              </w:rPr>
+            </w:pPr>
+            <w:r>
+              <w:rPr>
+                <w:rStyle w:val="IntenseEmphasis"/>
+                <w:rFonts w:eastAsia="Calibri Light"/>
+                <w:b w:val="0"/>
+                <w:bCs w:val="0"/>
+                <w:i w:val="0"/>
+                <w:iCs w:val="0"/>
+                <w:color w:val="000000" w:themeColor="text1"/>
+                <w:sz w:val="28"/>
+                <w:szCs w:val="28"/>
+                <w14:shadow w14:blurRad="38100" w14:dist="19050" w14:dir="2700000" w14:sx="100000" w14:sy="100000" w14:kx="0" w14:ky="0" w14:algn="tl">
+                  <w14:schemeClr w14:val="dk1">
+                    <w14:alpha w14:val="60000"/>
+                  </w14:schemeClr>
+                </w14:shadow>
+                <w14:textOutline w14:w="0" w14:cap="flat" w14:cmpd="sng" w14:algn="ctr">
+                  <w14:noFill/>
+                  <w14:prstDash w14:val="solid"/>
+                  <w14:round/>
+                </w14:textOutline>
+              </w:rPr>
+              <w:t>Done</w:t>
+            </w:r>
+          </w:p>
+        </w:tc>
+      </w:tr>
+      <w:tr>
+        <w:trPr>
+          <w:trHeight w:val="908"/>
+        </w:trPr>
+        <w:tc>
+          <w:tcPr>
+            <w:tcW w:w="6745" w:type="dxa"/>
+          </w:tcPr>
+          <w:p>
+            <w:pPr>
+              <w:rPr>
+                <w:rStyle w:val="IntenseEmphasis"/>
+                <w:rFonts w:eastAsia="Calibri Light"/>
+                <w:b w:val="0"/>
+                <w:bCs w:val="0"/>
+                <w:i w:val="0"/>
+                <w:iCs w:val="0"/>
+                <w:color w:val="000000" w:themeColor="text1"/>
+                <w:sz w:val="28"/>
+                <w:szCs w:val="28"/>
+                <w14:shadow w14:blurRad="38100" w14:dist="19050" w14:dir="2700000" w14:sx="100000" w14:sy="100000" w14:kx="0" w14:ky="0" w14:algn="tl">
+                  <w14:schemeClr w14:val="dk1">
+                    <w14:alpha w14:val="60000"/>
+                  </w14:schemeClr>
+                </w14:shadow>
+                <w14:textOutline w14:w="0" w14:cap="flat" w14:cmpd="sng" w14:algn="ctr">
+                  <w14:noFill/>
+                  <w14:prstDash w14:val="solid"/>
+                  <w14:round/>
+                </w14:textOutline>
+              </w:rPr>
+            </w:pPr>
+          </w:p>
+          <w:p>
+            <w:pPr>
+              <w:pStyle w:val="ListParagraph"/>
+              <w:numPr>
+                <w:ilvl w:val="0"/>
+                <w:numId w:val="21"/>
+              </w:numPr>
+              <w:rPr>
+                <w:rStyle w:val="IntenseEmphasis"/>
+                <w:rFonts w:eastAsia="Calibri Light"/>
+                <w:b w:val="0"/>
+                <w:bCs w:val="0"/>
+                <w:i w:val="0"/>
+                <w:iCs w:val="0"/>
+                <w:color w:val="000000" w:themeColor="text1"/>
+                <w:sz w:val="28"/>
+                <w:szCs w:val="28"/>
+                <w14:shadow w14:blurRad="38100" w14:dist="19050" w14:dir="2700000" w14:sx="100000" w14:sy="100000" w14:kx="0" w14:ky="0" w14:algn="tl">
+                  <w14:schemeClr w14:val="dk1">
+                    <w14:alpha w14:val="60000"/>
+                  </w14:schemeClr>
+                </w14:shadow>
+                <w14:textOutline w14:w="0" w14:cap="flat" w14:cmpd="sng" w14:algn="ctr">
+                  <w14:noFill/>
+                  <w14:prstDash w14:val="solid"/>
+                  <w14:round/>
+                </w14:textOutline>
+              </w:rPr>
+            </w:pPr>
+            <w:r>
+              <w:rPr>
+                <w:rStyle w:val="IntenseEmphasis"/>
+                <w:rFonts w:eastAsia="Calibri Light"/>
+                <w:b w:val="0"/>
+                <w:bCs w:val="0"/>
+                <w:i w:val="0"/>
+                <w:iCs w:val="0"/>
+                <w:color w:val="000000" w:themeColor="text1"/>
+                <w:sz w:val="28"/>
+                <w:szCs w:val="28"/>
+                <w14:shadow w14:blurRad="38100" w14:dist="19050" w14:dir="2700000" w14:sx="100000" w14:sy="100000" w14:kx="0" w14:ky="0" w14:algn="tl">
+                  <w14:schemeClr w14:val="dk1">
+                    <w14:alpha w14:val="60000"/>
+                  </w14:schemeClr>
+                </w14:shadow>
+                <w14:textOutline w14:w="0" w14:cap="flat" w14:cmpd="sng" w14:algn="ctr">
+                  <w14:noFill/>
+                  <w14:prstDash w14:val="solid"/>
+                  <w14:round/>
+                </w14:textOutline>
+              </w:rPr>
+              <w:t xml:space="preserve">Musical </w:t>
+            </w:r>
+            <w:proofErr w:type="spellStart"/>
+            <w:r>
+              <w:rPr>
+                <w:rStyle w:val="IntenseEmphasis"/>
+                <w:rFonts w:eastAsia="Calibri Light"/>
+                <w:b w:val="0"/>
+                <w:bCs w:val="0"/>
+                <w:i w:val="0"/>
+                <w:iCs w:val="0"/>
+                <w:color w:val="000000" w:themeColor="text1"/>
+                <w:sz w:val="28"/>
+                <w:szCs w:val="28"/>
+                <w14:shadow w14:blurRad="38100" w14:dist="19050" w14:dir="2700000" w14:sx="100000" w14:sy="100000" w14:kx="0" w14:ky="0" w14:algn="tl">
+                  <w14:schemeClr w14:val="dk1">
+                    <w14:alpha w14:val="60000"/>
+                  </w14:schemeClr>
+                </w14:shadow>
+                <w14:textOutline w14:w="0" w14:cap="flat" w14:cmpd="sng" w14:algn="ctr">
+                  <w14:noFill/>
+                  <w14:prstDash w14:val="solid"/>
+                  <w14:round/>
+                </w14:textOutline>
+              </w:rPr>
+              <w:t>Pheras</w:t>
+            </w:r>
+            <w:proofErr w:type="spellEnd"/>
+          </w:p>
+        </w:tc>
+        <w:tc>
+          <w:tcPr>
+            <w:tcW w:w="2613" w:type="dxa"/>
+          </w:tcPr>
+          <w:p>
+            <w:pPr>
+              <w:jc w:val="center"/>
+              <w:rPr>
+                <w:rStyle w:val="IntenseEmphasis"/>
+                <w:rFonts w:eastAsia="Calibri Light"/>
+                <w:b w:val="0"/>
+                <w:bCs w:val="0"/>
+                <w:i w:val="0"/>
+                <w:iCs w:val="0"/>
+                <w:color w:val="000000" w:themeColor="text1"/>
+                <w:sz w:val="28"/>
+                <w:szCs w:val="28"/>
+                <w14:shadow w14:blurRad="38100" w14:dist="19050" w14:dir="2700000" w14:sx="100000" w14:sy="100000" w14:kx="0" w14:ky="0" w14:algn="tl">
+                  <w14:schemeClr w14:val="dk1">
+                    <w14:alpha w14:val="60000"/>
+                  </w14:schemeClr>
+                </w14:shadow>
+                <w14:textOutline w14:w="0" w14:cap="flat" w14:cmpd="sng" w14:algn="ctr">
+                  <w14:noFill/>
+                  <w14:prstDash w14:val="solid"/>
+                  <w14:round/>
+                </w14:textOutline>
+              </w:rPr>
+            </w:pPr>
+          </w:p>
+          <w:p>
+            <w:pPr>
+              <w:jc w:val="center"/>
+              <w:rPr>
+                <w:rStyle w:val="IntenseEmphasis"/>
+                <w:rFonts w:eastAsia="Calibri Light"/>
+                <w:b w:val="0"/>
+                <w:bCs w:val="0"/>
+                <w:i w:val="0"/>
+                <w:iCs w:val="0"/>
+                <w:color w:val="000000" w:themeColor="text1"/>
+                <w:sz w:val="28"/>
+                <w:szCs w:val="28"/>
+                <w14:shadow w14:blurRad="38100" w14:dist="19050" w14:dir="2700000" w14:sx="100000" w14:sy="100000" w14:kx="0" w14:ky="0" w14:algn="tl">
+                  <w14:schemeClr w14:val="dk1">
+                    <w14:alpha w14:val="60000"/>
+                  </w14:schemeClr>
+                </w14:shadow>
+                <w14:textOutline w14:w="0" w14:cap="flat" w14:cmpd="sng" w14:algn="ctr">
+                  <w14:noFill/>
+                  <w14:prstDash w14:val="solid"/>
+                  <w14:round/>
+                </w14:textOutline>
+              </w:rPr>
+            </w:pPr>
+            <w:r>
+              <w:rPr>
+                <w:rStyle w:val="IntenseEmphasis"/>
+                <w:rFonts w:eastAsia="Calibri Light"/>
+                <w:b w:val="0"/>
+                <w:bCs w:val="0"/>
+                <w:i w:val="0"/>
+                <w:iCs w:val="0"/>
+                <w:color w:val="000000" w:themeColor="text1"/>
+                <w:sz w:val="28"/>
+                <w:szCs w:val="28"/>
+                <w14:shadow w14:blurRad="38100" w14:dist="19050" w14:dir="2700000" w14:sx="100000" w14:sy="100000" w14:kx="0" w14:ky="0" w14:algn="tl">
+                  <w14:schemeClr w14:val="dk1">
+                    <w14:alpha w14:val="60000"/>
+                  </w14:schemeClr>
+                </w14:shadow>
+                <w14:textOutline w14:w="0" w14:cap="flat" w14:cmpd="sng" w14:algn="ctr">
+                  <w14:noFill/>
+                  <w14:prstDash w14:val="solid"/>
+                  <w14:round/>
+                </w14:textOutline>
+              </w:rPr>
+              <w:t>Done</w:t>
             </w:r>
           </w:p>
         </w:tc>
@@ -13598,6 +13029,114 @@
           </w:p>
           <w:p>
             <w:pPr>
+              <w:pStyle w:val="ListParagraph"/>
+              <w:numPr>
+                <w:ilvl w:val="0"/>
+                <w:numId w:val="27"/>
+              </w:numPr>
+              <w:rPr>
+                <w:rStyle w:val="IntenseEmphasis"/>
+                <w:rFonts w:eastAsia="Calibri Light"/>
+                <w:b w:val="0"/>
+                <w:bCs w:val="0"/>
+                <w:i w:val="0"/>
+                <w:iCs w:val="0"/>
+                <w:color w:val="000000" w:themeColor="text1"/>
+                <w:sz w:val="28"/>
+                <w:szCs w:val="28"/>
+                <w14:shadow w14:blurRad="38100" w14:dist="19050" w14:dir="2700000" w14:sx="100000" w14:sy="100000" w14:kx="0" w14:ky="0" w14:algn="tl">
+                  <w14:schemeClr w14:val="dk1">
+                    <w14:alpha w14:val="60000"/>
+                  </w14:schemeClr>
+                </w14:shadow>
+                <w14:textOutline w14:w="0" w14:cap="flat" w14:cmpd="sng" w14:algn="ctr">
+                  <w14:noFill/>
+                  <w14:prstDash w14:val="solid"/>
+                  <w14:round/>
+                </w14:textOutline>
+              </w:rPr>
+            </w:pPr>
+            <w:r>
+              <w:rPr>
+                <w:rStyle w:val="IntenseEmphasis"/>
+                <w:rFonts w:eastAsia="Calibri Light"/>
+                <w:b w:val="0"/>
+                <w:bCs w:val="0"/>
+                <w:i w:val="0"/>
+                <w:iCs w:val="0"/>
+                <w:color w:val="000000" w:themeColor="text1"/>
+                <w:sz w:val="28"/>
+                <w:szCs w:val="28"/>
+                <w14:shadow w14:blurRad="38100" w14:dist="19050" w14:dir="2700000" w14:sx="100000" w14:sy="100000" w14:kx="0" w14:ky="0" w14:algn="tl">
+                  <w14:schemeClr w14:val="dk1">
+                    <w14:alpha w14:val="60000"/>
+                  </w14:schemeClr>
+                </w14:shadow>
+                <w14:textOutline w14:w="0" w14:cap="flat" w14:cmpd="sng" w14:algn="ctr">
+                  <w14:noFill/>
+                  <w14:prstDash w14:val="solid"/>
+                  <w14:round/>
+                </w14:textOutline>
+              </w:rPr>
+              <w:t>Confetti Shower</w:t>
+            </w:r>
+          </w:p>
+          <w:p>
+            <w:pPr>
+              <w:pStyle w:val="ListParagraph"/>
+              <w:numPr>
+                <w:ilvl w:val="0"/>
+                <w:numId w:val="27"/>
+              </w:numPr>
+              <w:rPr>
+                <w:rStyle w:val="IntenseEmphasis"/>
+                <w:rFonts w:eastAsia="Calibri Light"/>
+                <w:b w:val="0"/>
+                <w:bCs w:val="0"/>
+                <w:i w:val="0"/>
+                <w:iCs w:val="0"/>
+                <w:color w:val="000000" w:themeColor="text1"/>
+                <w:sz w:val="28"/>
+                <w:szCs w:val="28"/>
+                <w14:shadow w14:blurRad="38100" w14:dist="19050" w14:dir="2700000" w14:sx="100000" w14:sy="100000" w14:kx="0" w14:ky="0" w14:algn="tl">
+                  <w14:schemeClr w14:val="dk1">
+                    <w14:alpha w14:val="60000"/>
+                  </w14:schemeClr>
+                </w14:shadow>
+                <w14:textOutline w14:w="0" w14:cap="flat" w14:cmpd="sng" w14:algn="ctr">
+                  <w14:noFill/>
+                  <w14:prstDash w14:val="solid"/>
+                  <w14:round/>
+                </w14:textOutline>
+              </w:rPr>
+            </w:pPr>
+            <w:r>
+              <w:rPr>
+                <w:rStyle w:val="IntenseEmphasis"/>
+                <w:rFonts w:eastAsia="Calibri Light"/>
+                <w:b w:val="0"/>
+                <w:bCs w:val="0"/>
+                <w:i w:val="0"/>
+                <w:iCs w:val="0"/>
+                <w:color w:val="000000" w:themeColor="text1"/>
+                <w:sz w:val="28"/>
+                <w:szCs w:val="28"/>
+                <w14:shadow w14:blurRad="38100" w14:dist="19050" w14:dir="2700000" w14:sx="100000" w14:sy="100000" w14:kx="0" w14:ky="0" w14:algn="tl">
+                  <w14:schemeClr w14:val="dk1">
+                    <w14:alpha w14:val="60000"/>
+                  </w14:schemeClr>
+                </w14:shadow>
+                <w14:textOutline w14:w="0" w14:cap="flat" w14:cmpd="sng" w14:algn="ctr">
+                  <w14:noFill/>
+                  <w14:prstDash w14:val="solid"/>
+                  <w14:round/>
+                </w14:textOutline>
+              </w:rPr>
+              <w:t>Ganesh Arti Dias</w:t>
+            </w:r>
+          </w:p>
+          <w:p>
+            <w:pPr>
               <w:rPr>
                 <w:rStyle w:val="IntenseEmphasis"/>
                 <w:rFonts w:eastAsia="Calibri Light"/>
@@ -13698,31 +13237,7 @@
                   <w14:round/>
                 </w14:textOutline>
               </w:rPr>
-              <w:t>40</w:t>
-            </w:r>
-            <w:r>
-              <w:rPr>
-                <w:rStyle w:val="IntenseEmphasis"/>
-                <w:rFonts w:eastAsia="Calibri Light"/>
-                <w:b w:val="0"/>
-                <w:bCs w:val="0"/>
-                <w:i w:val="0"/>
-                <w:iCs w:val="0"/>
-                <w:color w:val="000000" w:themeColor="text1"/>
-                <w:sz w:val="28"/>
-                <w:szCs w:val="28"/>
-                <w14:shadow w14:blurRad="38100" w14:dist="19050" w14:dir="2700000" w14:sx="100000" w14:sy="100000" w14:kx="0" w14:ky="0" w14:algn="tl">
-                  <w14:schemeClr w14:val="dk1">
-                    <w14:alpha w14:val="60000"/>
-                  </w14:schemeClr>
-                </w14:shadow>
-                <w14:textOutline w14:w="0" w14:cap="flat" w14:cmpd="sng" w14:algn="ctr">
-                  <w14:noFill/>
-                  <w14:prstDash w14:val="solid"/>
-                  <w14:round/>
-                </w14:textOutline>
-              </w:rPr>
-              <w:t>,000 /-</w:t>
+              <w:t>Done</w:t>
             </w:r>
           </w:p>
         </w:tc>
@@ -13906,7 +13421,6 @@
                   <w14:round/>
                 </w14:textOutline>
               </w:rPr>
-              <w:lastRenderedPageBreak/>
               <w:t xml:space="preserve">Date </w:t>
             </w:r>
             <w:r>
@@ -14381,31 +13895,7 @@
                   <w14:round/>
                 </w14:textOutline>
               </w:rPr>
-              <w:t>2</w:t>
-            </w:r>
-            <w:r>
-              <w:rPr>
-                <w:rStyle w:val="IntenseEmphasis"/>
-                <w:rFonts w:eastAsia="Calibri Light"/>
-                <w:b w:val="0"/>
-                <w:bCs w:val="0"/>
-                <w:i w:val="0"/>
-                <w:iCs w:val="0"/>
-                <w:color w:val="000000" w:themeColor="text1"/>
-                <w:sz w:val="28"/>
-                <w:szCs w:val="28"/>
-                <w14:shadow w14:blurRad="38100" w14:dist="19050" w14:dir="2700000" w14:sx="100000" w14:sy="100000" w14:kx="0" w14:ky="0" w14:algn="tl">
-                  <w14:schemeClr w14:val="dk1">
-                    <w14:alpha w14:val="60000"/>
-                  </w14:schemeClr>
-                </w14:shadow>
-                <w14:textOutline w14:w="0" w14:cap="flat" w14:cmpd="sng" w14:algn="ctr">
-                  <w14:noFill/>
-                  <w14:prstDash w14:val="solid"/>
-                  <w14:round/>
-                </w14:textOutline>
-              </w:rPr>
-              <w:t xml:space="preserve">0 Led </w:t>
+              <w:t xml:space="preserve">10 Led </w:t>
             </w:r>
             <w:proofErr w:type="spellStart"/>
             <w:r>
@@ -14457,6 +13947,60 @@
               </w:rPr>
               <w:t xml:space="preserve"> Boys</w:t>
             </w:r>
+          </w:p>
+          <w:p>
+            <w:pPr>
+              <w:pStyle w:val="ListParagraph"/>
+              <w:numPr>
+                <w:ilvl w:val="0"/>
+                <w:numId w:val="28"/>
+              </w:numPr>
+              <w:rPr>
+                <w:rStyle w:val="IntenseEmphasis"/>
+                <w:rFonts w:eastAsia="Calibri Light"/>
+                <w:b w:val="0"/>
+                <w:bCs w:val="0"/>
+                <w:i w:val="0"/>
+                <w:iCs w:val="0"/>
+                <w:color w:val="000000" w:themeColor="text1"/>
+                <w:sz w:val="28"/>
+                <w:szCs w:val="28"/>
+                <w14:shadow w14:blurRad="38100" w14:dist="19050" w14:dir="2700000" w14:sx="100000" w14:sy="100000" w14:kx="0" w14:ky="0" w14:algn="tl">
+                  <w14:schemeClr w14:val="dk1">
+                    <w14:alpha w14:val="60000"/>
+                  </w14:schemeClr>
+                </w14:shadow>
+                <w14:textOutline w14:w="0" w14:cap="flat" w14:cmpd="sng" w14:algn="ctr">
+                  <w14:noFill/>
+                  <w14:prstDash w14:val="solid"/>
+                  <w14:round/>
+                </w14:textOutline>
+              </w:rPr>
+            </w:pPr>
+            <w:r>
+              <w:rPr>
+                <w:rStyle w:val="IntenseEmphasis"/>
+                <w:rFonts w:eastAsia="Calibri Light"/>
+                <w:b w:val="0"/>
+                <w:bCs w:val="0"/>
+                <w:i w:val="0"/>
+                <w:iCs w:val="0"/>
+                <w:color w:val="000000" w:themeColor="text1"/>
+                <w:sz w:val="28"/>
+                <w:szCs w:val="28"/>
+                <w14:shadow w14:blurRad="38100" w14:dist="19050" w14:dir="2700000" w14:sx="100000" w14:sy="100000" w14:kx="0" w14:ky="0" w14:algn="tl">
+                  <w14:schemeClr w14:val="dk1">
+                    <w14:alpha w14:val="60000"/>
+                  </w14:schemeClr>
+                </w14:shadow>
+                <w14:textOutline w14:w="0" w14:cap="flat" w14:cmpd="sng" w14:algn="ctr">
+                  <w14:noFill/>
+                  <w14:prstDash w14:val="solid"/>
+                  <w14:round/>
+                </w14:textOutline>
+              </w:rPr>
+              <w:t>Hoarding Print (Garg</w:t>
+            </w:r>
             <w:r>
               <w:rPr>
                 <w:rStyle w:val="IntenseEmphasis"/>
@@ -14480,6 +14024,80 @@
                 </w14:textOutline>
               </w:rPr>
               <w:t xml:space="preserve"> </w:t>
+            </w:r>
+            <w:proofErr w:type="spellStart"/>
+            <w:r>
+              <w:rPr>
+                <w:rStyle w:val="IntenseEmphasis"/>
+                <w:rFonts w:eastAsia="Calibri Light"/>
+                <w:b w:val="0"/>
+                <w:bCs w:val="0"/>
+                <w:i w:val="0"/>
+                <w:iCs w:val="0"/>
+                <w:color w:val="000000" w:themeColor="text1"/>
+                <w:sz w:val="28"/>
+                <w:szCs w:val="28"/>
+                <w14:shadow w14:blurRad="38100" w14:dist="19050" w14:dir="2700000" w14:sx="100000" w14:sy="100000" w14:kx="0" w14:ky="0" w14:algn="tl">
+                  <w14:schemeClr w14:val="dk1">
+                    <w14:alpha w14:val="60000"/>
+                  </w14:schemeClr>
+                </w14:shadow>
+                <w14:textOutline w14:w="0" w14:cap="flat" w14:cmpd="sng" w14:algn="ctr">
+                  <w14:noFill/>
+                  <w14:prstDash w14:val="solid"/>
+                  <w14:round/>
+                </w14:textOutline>
+              </w:rPr>
+              <w:t>s</w:t>
+            </w:r>
+            <w:r>
+              <w:rPr>
+                <w:rStyle w:val="IntenseEmphasis"/>
+                <w:rFonts w:eastAsia="Calibri Light"/>
+                <w:b w:val="0"/>
+                <w:bCs w:val="0"/>
+                <w:i w:val="0"/>
+                <w:iCs w:val="0"/>
+                <w:color w:val="000000" w:themeColor="text1"/>
+                <w:sz w:val="28"/>
+                <w:szCs w:val="28"/>
+                <w14:shadow w14:blurRad="38100" w14:dist="19050" w14:dir="2700000" w14:sx="100000" w14:sy="100000" w14:kx="0" w14:ky="0" w14:algn="tl">
+                  <w14:schemeClr w14:val="dk1">
+                    <w14:alpha w14:val="60000"/>
+                  </w14:schemeClr>
+                </w14:shadow>
+                <w14:textOutline w14:w="0" w14:cap="flat" w14:cmpd="sng" w14:algn="ctr">
+                  <w14:noFill/>
+                  <w14:prstDash w14:val="solid"/>
+                  <w14:round/>
+                </w14:textOutline>
+              </w:rPr>
+              <w:t>Family</w:t>
+            </w:r>
+            <w:proofErr w:type="spellEnd"/>
+            <w:r>
+              <w:rPr>
+                <w:rStyle w:val="IntenseEmphasis"/>
+                <w:rFonts w:eastAsia="Calibri Light"/>
+                <w:b w:val="0"/>
+                <w:bCs w:val="0"/>
+                <w:i w:val="0"/>
+                <w:iCs w:val="0"/>
+                <w:color w:val="000000" w:themeColor="text1"/>
+                <w:sz w:val="28"/>
+                <w:szCs w:val="28"/>
+                <w14:shadow w14:blurRad="38100" w14:dist="19050" w14:dir="2700000" w14:sx="100000" w14:sy="100000" w14:kx="0" w14:ky="0" w14:algn="tl">
+                  <w14:schemeClr w14:val="dk1">
+                    <w14:alpha w14:val="60000"/>
+                  </w14:schemeClr>
+                </w14:shadow>
+                <w14:textOutline w14:w="0" w14:cap="flat" w14:cmpd="sng" w14:algn="ctr">
+                  <w14:noFill/>
+                  <w14:prstDash w14:val="solid"/>
+                  <w14:round/>
+                </w14:textOutline>
+              </w:rPr>
+              <w:t>)</w:t>
             </w:r>
           </w:p>
           <w:p>
@@ -14535,34 +14153,10 @@
         <w:tc>
           <w:tcPr>
             <w:tcW w:w="2613" w:type="dxa"/>
+            <w:vMerge w:val="restart"/>
           </w:tcPr>
           <w:p>
             <w:pPr>
-              <w:rPr>
-                <w:rStyle w:val="IntenseEmphasis"/>
-                <w:rFonts w:eastAsia="Calibri Light"/>
-                <w:b w:val="0"/>
-                <w:bCs w:val="0"/>
-                <w:i w:val="0"/>
-                <w:iCs w:val="0"/>
-                <w:color w:val="000000" w:themeColor="text1"/>
-                <w:sz w:val="28"/>
-                <w:szCs w:val="28"/>
-                <w14:shadow w14:blurRad="38100" w14:dist="19050" w14:dir="2700000" w14:sx="100000" w14:sy="100000" w14:kx="0" w14:ky="0" w14:algn="tl">
-                  <w14:schemeClr w14:val="dk1">
-                    <w14:alpha w14:val="60000"/>
-                  </w14:schemeClr>
-                </w14:shadow>
-                <w14:textOutline w14:w="0" w14:cap="flat" w14:cmpd="sng" w14:algn="ctr">
-                  <w14:noFill/>
-                  <w14:prstDash w14:val="solid"/>
-                  <w14:round/>
-                </w14:textOutline>
-              </w:rPr>
-            </w:pPr>
-          </w:p>
-          <w:p>
-            <w:pPr>
               <w:jc w:val="center"/>
               <w:rPr>
                 <w:rStyle w:val="IntenseEmphasis"/>
@@ -14586,53 +14180,185 @@
                 </w14:textOutline>
               </w:rPr>
             </w:pPr>
-            <w:r>
-              <w:rPr>
-                <w:rStyle w:val="IntenseEmphasis"/>
-                <w:rFonts w:eastAsia="Calibri Light"/>
-                <w:b w:val="0"/>
-                <w:bCs w:val="0"/>
-                <w:i w:val="0"/>
-                <w:iCs w:val="0"/>
-                <w:color w:val="000000" w:themeColor="text1"/>
-                <w:sz w:val="28"/>
-                <w:szCs w:val="28"/>
-                <w14:shadow w14:blurRad="38100" w14:dist="19050" w14:dir="2700000" w14:sx="100000" w14:sy="100000" w14:kx="0" w14:ky="0" w14:algn="tl">
-                  <w14:schemeClr w14:val="dk1">
-                    <w14:alpha w14:val="60000"/>
-                  </w14:schemeClr>
-                </w14:shadow>
-                <w14:textOutline w14:w="0" w14:cap="flat" w14:cmpd="sng" w14:algn="ctr">
-                  <w14:noFill/>
-                  <w14:prstDash w14:val="solid"/>
-                  <w14:round/>
-                </w14:textOutline>
-              </w:rPr>
-              <w:t>40</w:t>
-            </w:r>
-            <w:r>
-              <w:rPr>
-                <w:rStyle w:val="IntenseEmphasis"/>
-                <w:rFonts w:eastAsia="Calibri Light"/>
-                <w:b w:val="0"/>
-                <w:bCs w:val="0"/>
-                <w:i w:val="0"/>
-                <w:iCs w:val="0"/>
-                <w:color w:val="000000" w:themeColor="text1"/>
-                <w:sz w:val="28"/>
-                <w:szCs w:val="28"/>
-                <w14:shadow w14:blurRad="38100" w14:dist="19050" w14:dir="2700000" w14:sx="100000" w14:sy="100000" w14:kx="0" w14:ky="0" w14:algn="tl">
-                  <w14:schemeClr w14:val="dk1">
-                    <w14:alpha w14:val="60000"/>
-                  </w14:schemeClr>
-                </w14:shadow>
-                <w14:textOutline w14:w="0" w14:cap="flat" w14:cmpd="sng" w14:algn="ctr">
-                  <w14:noFill/>
-                  <w14:prstDash w14:val="solid"/>
-                  <w14:round/>
-                </w14:textOutline>
-              </w:rPr>
-              <w:t>,000 /-</w:t>
+          </w:p>
+          <w:p>
+            <w:pPr>
+              <w:jc w:val="center"/>
+              <w:rPr>
+                <w:rStyle w:val="IntenseEmphasis"/>
+                <w:rFonts w:eastAsia="Calibri Light"/>
+                <w:b w:val="0"/>
+                <w:bCs w:val="0"/>
+                <w:i w:val="0"/>
+                <w:iCs w:val="0"/>
+                <w:color w:val="000000" w:themeColor="text1"/>
+                <w:sz w:val="28"/>
+                <w:szCs w:val="28"/>
+                <w14:shadow w14:blurRad="38100" w14:dist="19050" w14:dir="2700000" w14:sx="100000" w14:sy="100000" w14:kx="0" w14:ky="0" w14:algn="tl">
+                  <w14:schemeClr w14:val="dk1">
+                    <w14:alpha w14:val="60000"/>
+                  </w14:schemeClr>
+                </w14:shadow>
+                <w14:textOutline w14:w="0" w14:cap="flat" w14:cmpd="sng" w14:algn="ctr">
+                  <w14:noFill/>
+                  <w14:prstDash w14:val="solid"/>
+                  <w14:round/>
+                </w14:textOutline>
+              </w:rPr>
+            </w:pPr>
+          </w:p>
+          <w:p>
+            <w:pPr>
+              <w:jc w:val="center"/>
+              <w:rPr>
+                <w:rStyle w:val="IntenseEmphasis"/>
+                <w:rFonts w:eastAsia="Calibri Light"/>
+                <w:b w:val="0"/>
+                <w:bCs w:val="0"/>
+                <w:i w:val="0"/>
+                <w:iCs w:val="0"/>
+                <w:color w:val="000000" w:themeColor="text1"/>
+                <w:sz w:val="28"/>
+                <w:szCs w:val="28"/>
+                <w14:shadow w14:blurRad="38100" w14:dist="19050" w14:dir="2700000" w14:sx="100000" w14:sy="100000" w14:kx="0" w14:ky="0" w14:algn="tl">
+                  <w14:schemeClr w14:val="dk1">
+                    <w14:alpha w14:val="60000"/>
+                  </w14:schemeClr>
+                </w14:shadow>
+                <w14:textOutline w14:w="0" w14:cap="flat" w14:cmpd="sng" w14:algn="ctr">
+                  <w14:noFill/>
+                  <w14:prstDash w14:val="solid"/>
+                  <w14:round/>
+                </w14:textOutline>
+              </w:rPr>
+            </w:pPr>
+          </w:p>
+          <w:p>
+            <w:pPr>
+              <w:jc w:val="center"/>
+              <w:rPr>
+                <w:rStyle w:val="IntenseEmphasis"/>
+                <w:rFonts w:eastAsia="Calibri Light"/>
+                <w:b w:val="0"/>
+                <w:bCs w:val="0"/>
+                <w:i w:val="0"/>
+                <w:iCs w:val="0"/>
+                <w:color w:val="000000" w:themeColor="text1"/>
+                <w:sz w:val="28"/>
+                <w:szCs w:val="28"/>
+                <w14:shadow w14:blurRad="38100" w14:dist="19050" w14:dir="2700000" w14:sx="100000" w14:sy="100000" w14:kx="0" w14:ky="0" w14:algn="tl">
+                  <w14:schemeClr w14:val="dk1">
+                    <w14:alpha w14:val="60000"/>
+                  </w14:schemeClr>
+                </w14:shadow>
+                <w14:textOutline w14:w="0" w14:cap="flat" w14:cmpd="sng" w14:algn="ctr">
+                  <w14:noFill/>
+                  <w14:prstDash w14:val="solid"/>
+                  <w14:round/>
+                </w14:textOutline>
+              </w:rPr>
+            </w:pPr>
+          </w:p>
+          <w:p>
+            <w:pPr>
+              <w:jc w:val="center"/>
+              <w:rPr>
+                <w:rStyle w:val="IntenseEmphasis"/>
+                <w:rFonts w:eastAsia="Calibri Light"/>
+                <w:b w:val="0"/>
+                <w:bCs w:val="0"/>
+                <w:i w:val="0"/>
+                <w:iCs w:val="0"/>
+                <w:color w:val="000000" w:themeColor="text1"/>
+                <w:sz w:val="28"/>
+                <w:szCs w:val="28"/>
+                <w14:shadow w14:blurRad="38100" w14:dist="19050" w14:dir="2700000" w14:sx="100000" w14:sy="100000" w14:kx="0" w14:ky="0" w14:algn="tl">
+                  <w14:schemeClr w14:val="dk1">
+                    <w14:alpha w14:val="60000"/>
+                  </w14:schemeClr>
+                </w14:shadow>
+                <w14:textOutline w14:w="0" w14:cap="flat" w14:cmpd="sng" w14:algn="ctr">
+                  <w14:noFill/>
+                  <w14:prstDash w14:val="solid"/>
+                  <w14:round/>
+                </w14:textOutline>
+              </w:rPr>
+            </w:pPr>
+          </w:p>
+          <w:p>
+            <w:pPr>
+              <w:jc w:val="center"/>
+              <w:rPr>
+                <w:rStyle w:val="IntenseEmphasis"/>
+                <w:rFonts w:eastAsia="Calibri Light"/>
+                <w:b w:val="0"/>
+                <w:bCs w:val="0"/>
+                <w:i w:val="0"/>
+                <w:iCs w:val="0"/>
+                <w:color w:val="000000" w:themeColor="text1"/>
+                <w:sz w:val="28"/>
+                <w:szCs w:val="28"/>
+                <w14:shadow w14:blurRad="38100" w14:dist="19050" w14:dir="2700000" w14:sx="100000" w14:sy="100000" w14:kx="0" w14:ky="0" w14:algn="tl">
+                  <w14:schemeClr w14:val="dk1">
+                    <w14:alpha w14:val="60000"/>
+                  </w14:schemeClr>
+                </w14:shadow>
+                <w14:textOutline w14:w="0" w14:cap="flat" w14:cmpd="sng" w14:algn="ctr">
+                  <w14:noFill/>
+                  <w14:prstDash w14:val="solid"/>
+                  <w14:round/>
+                </w14:textOutline>
+              </w:rPr>
+            </w:pPr>
+          </w:p>
+          <w:p>
+            <w:pPr>
+              <w:jc w:val="center"/>
+              <w:rPr>
+                <w:rStyle w:val="IntenseEmphasis"/>
+                <w:rFonts w:eastAsia="Calibri Light"/>
+                <w:b w:val="0"/>
+                <w:bCs w:val="0"/>
+                <w:i w:val="0"/>
+                <w:iCs w:val="0"/>
+                <w:color w:val="000000" w:themeColor="text1"/>
+                <w:sz w:val="28"/>
+                <w:szCs w:val="28"/>
+                <w14:shadow w14:blurRad="38100" w14:dist="19050" w14:dir="2700000" w14:sx="100000" w14:sy="100000" w14:kx="0" w14:ky="0" w14:algn="tl">
+                  <w14:schemeClr w14:val="dk1">
+                    <w14:alpha w14:val="60000"/>
+                  </w14:schemeClr>
+                </w14:shadow>
+                <w14:textOutline w14:w="0" w14:cap="flat" w14:cmpd="sng" w14:algn="ctr">
+                  <w14:noFill/>
+                  <w14:prstDash w14:val="solid"/>
+                  <w14:round/>
+                </w14:textOutline>
+              </w:rPr>
+            </w:pPr>
+            <w:r>
+              <w:rPr>
+                <w:rStyle w:val="IntenseEmphasis"/>
+                <w:rFonts w:eastAsia="Calibri Light"/>
+                <w:b w:val="0"/>
+                <w:bCs w:val="0"/>
+                <w:i w:val="0"/>
+                <w:iCs w:val="0"/>
+                <w:color w:val="000000" w:themeColor="text1"/>
+                <w:sz w:val="28"/>
+                <w:szCs w:val="28"/>
+                <w14:shadow w14:blurRad="38100" w14:dist="19050" w14:dir="2700000" w14:sx="100000" w14:sy="100000" w14:kx="0" w14:ky="0" w14:algn="tl">
+                  <w14:schemeClr w14:val="dk1">
+                    <w14:alpha w14:val="60000"/>
+                  </w14:schemeClr>
+                </w14:shadow>
+                <w14:textOutline w14:w="0" w14:cap="flat" w14:cmpd="sng" w14:algn="ctr">
+                  <w14:noFill/>
+                  <w14:prstDash w14:val="solid"/>
+                  <w14:round/>
+                </w14:textOutline>
+              </w:rPr>
+              <w:t>Done</w:t>
             </w:r>
           </w:p>
         </w:tc>
@@ -14728,6 +14454,7 @@
         <w:tc>
           <w:tcPr>
             <w:tcW w:w="2613" w:type="dxa"/>
+            <w:vMerge/>
           </w:tcPr>
           <w:p>
             <w:pPr>
@@ -14754,56 +14481,6 @@
                 </w14:textOutline>
               </w:rPr>
             </w:pPr>
-          </w:p>
-          <w:p>
-            <w:pPr>
-              <w:jc w:val="center"/>
-              <w:rPr>
-                <w:rStyle w:val="IntenseEmphasis"/>
-                <w:rFonts w:eastAsia="Calibri Light"/>
-                <w:b w:val="0"/>
-                <w:bCs w:val="0"/>
-                <w:i w:val="0"/>
-                <w:iCs w:val="0"/>
-                <w:color w:val="000000" w:themeColor="text1"/>
-                <w:sz w:val="28"/>
-                <w:szCs w:val="28"/>
-                <w14:shadow w14:blurRad="38100" w14:dist="19050" w14:dir="2700000" w14:sx="100000" w14:sy="100000" w14:kx="0" w14:ky="0" w14:algn="tl">
-                  <w14:schemeClr w14:val="dk1">
-                    <w14:alpha w14:val="60000"/>
-                  </w14:schemeClr>
-                </w14:shadow>
-                <w14:textOutline w14:w="0" w14:cap="flat" w14:cmpd="sng" w14:algn="ctr">
-                  <w14:noFill/>
-                  <w14:prstDash w14:val="solid"/>
-                  <w14:round/>
-                </w14:textOutline>
-              </w:rPr>
-            </w:pPr>
-            <w:r>
-              <w:rPr>
-                <w:rStyle w:val="IntenseEmphasis"/>
-                <w:rFonts w:eastAsia="Calibri Light"/>
-                <w:b w:val="0"/>
-                <w:bCs w:val="0"/>
-                <w:i w:val="0"/>
-                <w:iCs w:val="0"/>
-                <w:color w:val="000000" w:themeColor="text1"/>
-                <w:sz w:val="28"/>
-                <w:szCs w:val="28"/>
-                <w14:shadow w14:blurRad="38100" w14:dist="19050" w14:dir="2700000" w14:sx="100000" w14:sy="100000" w14:kx="0" w14:ky="0" w14:algn="tl">
-                  <w14:schemeClr w14:val="dk1">
-                    <w14:alpha w14:val="60000"/>
-                  </w14:schemeClr>
-                </w14:shadow>
-                <w14:textOutline w14:w="0" w14:cap="flat" w14:cmpd="sng" w14:algn="ctr">
-                  <w14:noFill/>
-                  <w14:prstDash w14:val="solid"/>
-                  <w14:round/>
-                </w14:textOutline>
-              </w:rPr>
-              <w:t>75,000 /-</w:t>
-            </w:r>
           </w:p>
         </w:tc>
       </w:tr>
@@ -14898,6 +14575,7 @@
         <w:tc>
           <w:tcPr>
             <w:tcW w:w="2613" w:type="dxa"/>
+            <w:vMerge/>
           </w:tcPr>
           <w:p>
             <w:pPr>
@@ -14924,80 +14602,6 @@
                 </w14:textOutline>
               </w:rPr>
             </w:pPr>
-          </w:p>
-          <w:p>
-            <w:pPr>
-              <w:jc w:val="center"/>
-              <w:rPr>
-                <w:rStyle w:val="IntenseEmphasis"/>
-                <w:rFonts w:eastAsia="Calibri Light"/>
-                <w:b w:val="0"/>
-                <w:bCs w:val="0"/>
-                <w:i w:val="0"/>
-                <w:iCs w:val="0"/>
-                <w:color w:val="000000" w:themeColor="text1"/>
-                <w:sz w:val="28"/>
-                <w:szCs w:val="28"/>
-                <w14:shadow w14:blurRad="38100" w14:dist="19050" w14:dir="2700000" w14:sx="100000" w14:sy="100000" w14:kx="0" w14:ky="0" w14:algn="tl">
-                  <w14:schemeClr w14:val="dk1">
-                    <w14:alpha w14:val="60000"/>
-                  </w14:schemeClr>
-                </w14:shadow>
-                <w14:textOutline w14:w="0" w14:cap="flat" w14:cmpd="sng" w14:algn="ctr">
-                  <w14:noFill/>
-                  <w14:prstDash w14:val="solid"/>
-                  <w14:round/>
-                </w14:textOutline>
-              </w:rPr>
-            </w:pPr>
-            <w:r>
-              <w:rPr>
-                <w:rStyle w:val="IntenseEmphasis"/>
-                <w:rFonts w:eastAsia="Calibri Light"/>
-                <w:b w:val="0"/>
-                <w:bCs w:val="0"/>
-                <w:i w:val="0"/>
-                <w:iCs w:val="0"/>
-                <w:color w:val="000000" w:themeColor="text1"/>
-                <w:sz w:val="28"/>
-                <w:szCs w:val="28"/>
-                <w14:shadow w14:blurRad="38100" w14:dist="19050" w14:dir="2700000" w14:sx="100000" w14:sy="100000" w14:kx="0" w14:ky="0" w14:algn="tl">
-                  <w14:schemeClr w14:val="dk1">
-                    <w14:alpha w14:val="60000"/>
-                  </w14:schemeClr>
-                </w14:shadow>
-                <w14:textOutline w14:w="0" w14:cap="flat" w14:cmpd="sng" w14:algn="ctr">
-                  <w14:noFill/>
-                  <w14:prstDash w14:val="solid"/>
-                  <w14:round/>
-                </w14:textOutline>
-              </w:rPr>
-              <w:t>2</w:t>
-            </w:r>
-            <w:r>
-              <w:rPr>
-                <w:rStyle w:val="IntenseEmphasis"/>
-                <w:rFonts w:eastAsia="Calibri Light"/>
-                <w:b w:val="0"/>
-                <w:bCs w:val="0"/>
-                <w:i w:val="0"/>
-                <w:iCs w:val="0"/>
-                <w:color w:val="000000" w:themeColor="text1"/>
-                <w:sz w:val="28"/>
-                <w:szCs w:val="28"/>
-                <w14:shadow w14:blurRad="38100" w14:dist="19050" w14:dir="2700000" w14:sx="100000" w14:sy="100000" w14:kx="0" w14:ky="0" w14:algn="tl">
-                  <w14:schemeClr w14:val="dk1">
-                    <w14:alpha w14:val="60000"/>
-                  </w14:schemeClr>
-                </w14:shadow>
-                <w14:textOutline w14:w="0" w14:cap="flat" w14:cmpd="sng" w14:algn="ctr">
-                  <w14:noFill/>
-                  <w14:prstDash w14:val="solid"/>
-                  <w14:round/>
-                </w14:textOutline>
-              </w:rPr>
-              <w:t>5,000 /-</w:t>
-            </w:r>
           </w:p>
         </w:tc>
       </w:tr>
@@ -15161,37 +14765,14 @@
                   <w14:round/>
                 </w14:textOutline>
               </w:rPr>
-              <w:t>8</w:t>
-            </w:r>
-            <w:r>
-              <w:rPr>
-                <w:rStyle w:val="IntenseEmphasis"/>
-                <w:rFonts w:eastAsia="Calibri Light"/>
-                <w:b w:val="0"/>
-                <w:bCs w:val="0"/>
-                <w:i w:val="0"/>
-                <w:iCs w:val="0"/>
-                <w:color w:val="000000" w:themeColor="text1"/>
-                <w:sz w:val="28"/>
-                <w:szCs w:val="28"/>
-                <w14:shadow w14:blurRad="38100" w14:dist="19050" w14:dir="2700000" w14:sx="100000" w14:sy="100000" w14:kx="0" w14:ky="0" w14:algn="tl">
-                  <w14:schemeClr w14:val="dk1">
-                    <w14:alpha w14:val="60000"/>
-                  </w14:schemeClr>
-                </w14:shadow>
-                <w14:textOutline w14:w="0" w14:cap="flat" w14:cmpd="sng" w14:algn="ctr">
-                  <w14:noFill/>
-                  <w14:prstDash w14:val="solid"/>
-                  <w14:round/>
-                </w14:textOutline>
-              </w:rPr>
-              <w:t xml:space="preserve">] </w:t>
+              <w:t xml:space="preserve">8] </w:t>
             </w:r>
           </w:p>
         </w:tc>
         <w:tc>
           <w:tcPr>
             <w:tcW w:w="2613" w:type="dxa"/>
+            <w:vMerge/>
           </w:tcPr>
           <w:p>
             <w:pPr>
@@ -15218,104 +14799,6 @@
                 </w14:textOutline>
               </w:rPr>
             </w:pPr>
-          </w:p>
-          <w:p>
-            <w:pPr>
-              <w:jc w:val="center"/>
-              <w:rPr>
-                <w:rStyle w:val="IntenseEmphasis"/>
-                <w:rFonts w:eastAsia="Calibri Light"/>
-                <w:b w:val="0"/>
-                <w:bCs w:val="0"/>
-                <w:i w:val="0"/>
-                <w:iCs w:val="0"/>
-                <w:color w:val="000000" w:themeColor="text1"/>
-                <w:sz w:val="28"/>
-                <w:szCs w:val="28"/>
-                <w14:shadow w14:blurRad="38100" w14:dist="19050" w14:dir="2700000" w14:sx="100000" w14:sy="100000" w14:kx="0" w14:ky="0" w14:algn="tl">
-                  <w14:schemeClr w14:val="dk1">
-                    <w14:alpha w14:val="60000"/>
-                  </w14:schemeClr>
-                </w14:shadow>
-                <w14:textOutline w14:w="0" w14:cap="flat" w14:cmpd="sng" w14:algn="ctr">
-                  <w14:noFill/>
-                  <w14:prstDash w14:val="solid"/>
-                  <w14:round/>
-                </w14:textOutline>
-              </w:rPr>
-            </w:pPr>
-            <w:r>
-              <w:rPr>
-                <w:rStyle w:val="IntenseEmphasis"/>
-                <w:rFonts w:eastAsia="Calibri Light"/>
-                <w:b w:val="0"/>
-                <w:bCs w:val="0"/>
-                <w:i w:val="0"/>
-                <w:iCs w:val="0"/>
-                <w:color w:val="000000" w:themeColor="text1"/>
-                <w:sz w:val="28"/>
-                <w:szCs w:val="28"/>
-                <w14:shadow w14:blurRad="38100" w14:dist="19050" w14:dir="2700000" w14:sx="100000" w14:sy="100000" w14:kx="0" w14:ky="0" w14:algn="tl">
-                  <w14:schemeClr w14:val="dk1">
-                    <w14:alpha w14:val="60000"/>
-                  </w14:schemeClr>
-                </w14:shadow>
-                <w14:textOutline w14:w="0" w14:cap="flat" w14:cmpd="sng" w14:algn="ctr">
-                  <w14:noFill/>
-                  <w14:prstDash w14:val="solid"/>
-                  <w14:round/>
-                </w14:textOutline>
-              </w:rPr>
-              <w:t>1</w:t>
-            </w:r>
-            <w:r>
-              <w:rPr>
-                <w:rStyle w:val="IntenseEmphasis"/>
-                <w:rFonts w:eastAsia="Calibri Light"/>
-                <w:b w:val="0"/>
-                <w:bCs w:val="0"/>
-                <w:i w:val="0"/>
-                <w:iCs w:val="0"/>
-                <w:color w:val="000000" w:themeColor="text1"/>
-                <w:sz w:val="28"/>
-                <w:szCs w:val="28"/>
-                <w14:shadow w14:blurRad="38100" w14:dist="19050" w14:dir="2700000" w14:sx="100000" w14:sy="100000" w14:kx="0" w14:ky="0" w14:algn="tl">
-                  <w14:schemeClr w14:val="dk1">
-                    <w14:alpha w14:val="60000"/>
-                  </w14:schemeClr>
-                </w14:shadow>
-                <w14:textOutline w14:w="0" w14:cap="flat" w14:cmpd="sng" w14:algn="ctr">
-                  <w14:noFill/>
-                  <w14:prstDash w14:val="solid"/>
-                  <w14:round/>
-                </w14:textOutline>
-              </w:rPr>
-              <w:t>6</w:t>
-            </w:r>
-            <w:r>
-              <w:rPr>
-                <w:rStyle w:val="IntenseEmphasis"/>
-                <w:rFonts w:eastAsia="Calibri Light"/>
-                <w:b w:val="0"/>
-                <w:bCs w:val="0"/>
-                <w:i w:val="0"/>
-                <w:iCs w:val="0"/>
-                <w:color w:val="000000" w:themeColor="text1"/>
-                <w:sz w:val="28"/>
-                <w:szCs w:val="28"/>
-                <w14:shadow w14:blurRad="38100" w14:dist="19050" w14:dir="2700000" w14:sx="100000" w14:sy="100000" w14:kx="0" w14:ky="0" w14:algn="tl">
-                  <w14:schemeClr w14:val="dk1">
-                    <w14:alpha w14:val="60000"/>
-                  </w14:schemeClr>
-                </w14:shadow>
-                <w14:textOutline w14:w="0" w14:cap="flat" w14:cmpd="sng" w14:algn="ctr">
-                  <w14:noFill/>
-                  <w14:prstDash w14:val="solid"/>
-                  <w14:round/>
-                </w14:textOutline>
-              </w:rPr>
-              <w:t>,000 /-</w:t>
-            </w:r>
           </w:p>
         </w:tc>
       </w:tr>
@@ -15686,7 +15169,232 @@
                   <w14:round/>
                 </w14:textOutline>
               </w:rPr>
-              <w:t xml:space="preserve">Fireworks (6 Boxes)  </w:t>
+              <w:t>Fireworks (</w:t>
+            </w:r>
+            <w:r>
+              <w:rPr>
+                <w:rStyle w:val="IntenseEmphasis"/>
+                <w:rFonts w:eastAsia="Calibri Light"/>
+                <w:b w:val="0"/>
+                <w:bCs w:val="0"/>
+                <w:i w:val="0"/>
+                <w:iCs w:val="0"/>
+                <w:color w:val="000000" w:themeColor="text1"/>
+                <w:sz w:val="28"/>
+                <w:szCs w:val="28"/>
+                <w14:shadow w14:blurRad="38100" w14:dist="19050" w14:dir="2700000" w14:sx="100000" w14:sy="100000" w14:kx="0" w14:ky="0" w14:algn="tl">
+                  <w14:schemeClr w14:val="dk1">
+                    <w14:alpha w14:val="60000"/>
+                  </w14:schemeClr>
+                </w14:shadow>
+                <w14:textOutline w14:w="0" w14:cap="flat" w14:cmpd="sng" w14:algn="ctr">
+                  <w14:noFill/>
+                  <w14:prstDash w14:val="solid"/>
+                  <w14:round/>
+                </w14:textOutline>
+              </w:rPr>
+              <w:t>3</w:t>
+            </w:r>
+            <w:r>
+              <w:rPr>
+                <w:rStyle w:val="IntenseEmphasis"/>
+                <w:rFonts w:eastAsia="Calibri Light"/>
+                <w:b w:val="0"/>
+                <w:bCs w:val="0"/>
+                <w:i w:val="0"/>
+                <w:iCs w:val="0"/>
+                <w:color w:val="000000" w:themeColor="text1"/>
+                <w:sz w:val="28"/>
+                <w:szCs w:val="28"/>
+                <w14:shadow w14:blurRad="38100" w14:dist="19050" w14:dir="2700000" w14:sx="100000" w14:sy="100000" w14:kx="0" w14:ky="0" w14:algn="tl">
+                  <w14:schemeClr w14:val="dk1">
+                    <w14:alpha w14:val="60000"/>
+                  </w14:schemeClr>
+                </w14:shadow>
+                <w14:textOutline w14:w="0" w14:cap="flat" w14:cmpd="sng" w14:algn="ctr">
+                  <w14:noFill/>
+                  <w14:prstDash w14:val="solid"/>
+                  <w14:round/>
+                </w14:textOutline>
+              </w:rPr>
+              <w:t xml:space="preserve"> Boxes)</w:t>
+            </w:r>
+          </w:p>
+          <w:p>
+            <w:pPr>
+              <w:pStyle w:val="ListParagraph"/>
+              <w:ind w:left="1440"/>
+              <w:rPr>
+                <w:rStyle w:val="IntenseEmphasis"/>
+                <w:rFonts w:eastAsia="Calibri Light"/>
+                <w:b w:val="0"/>
+                <w:bCs w:val="0"/>
+                <w:i w:val="0"/>
+                <w:iCs w:val="0"/>
+                <w:color w:val="000000" w:themeColor="text1"/>
+                <w:sz w:val="28"/>
+                <w:szCs w:val="28"/>
+                <w14:shadow w14:blurRad="38100" w14:dist="19050" w14:dir="2700000" w14:sx="100000" w14:sy="100000" w14:kx="0" w14:ky="0" w14:algn="tl">
+                  <w14:schemeClr w14:val="dk1">
+                    <w14:alpha w14:val="60000"/>
+                  </w14:schemeClr>
+                </w14:shadow>
+                <w14:textOutline w14:w="0" w14:cap="flat" w14:cmpd="sng" w14:algn="ctr">
+                  <w14:noFill/>
+                  <w14:prstDash w14:val="solid"/>
+                  <w14:round/>
+                </w14:textOutline>
+              </w:rPr>
+            </w:pPr>
+            <w:r>
+              <w:rPr>
+                <w:rStyle w:val="IntenseEmphasis"/>
+                <w:rFonts w:eastAsia="Calibri Light"/>
+                <w:b w:val="0"/>
+                <w:bCs w:val="0"/>
+                <w:i w:val="0"/>
+                <w:iCs w:val="0"/>
+                <w:color w:val="000000" w:themeColor="text1"/>
+                <w:sz w:val="28"/>
+                <w:szCs w:val="28"/>
+                <w14:shadow w14:blurRad="38100" w14:dist="19050" w14:dir="2700000" w14:sx="100000" w14:sy="100000" w14:kx="0" w14:ky="0" w14:algn="tl">
+                  <w14:schemeClr w14:val="dk1">
+                    <w14:alpha w14:val="60000"/>
+                  </w14:schemeClr>
+                </w14:shadow>
+                <w14:textOutline w14:w="0" w14:cap="flat" w14:cmpd="sng" w14:algn="ctr">
+                  <w14:noFill/>
+                  <w14:prstDash w14:val="solid"/>
+                  <w14:round/>
+                </w14:textOutline>
+              </w:rPr>
+              <w:t>(</w:t>
+            </w:r>
+            <w:r>
+              <w:rPr>
+                <w:rStyle w:val="IntenseEmphasis"/>
+                <w:rFonts w:eastAsia="Calibri Light"/>
+                <w:b w:val="0"/>
+                <w:bCs w:val="0"/>
+                <w:i w:val="0"/>
+                <w:iCs w:val="0"/>
+                <w:color w:val="000000" w:themeColor="text1"/>
+                <w:sz w:val="28"/>
+                <w:szCs w:val="28"/>
+                <w14:shadow w14:blurRad="38100" w14:dist="19050" w14:dir="2700000" w14:sx="100000" w14:sy="100000" w14:kx="0" w14:ky="0" w14:algn="tl">
+                  <w14:schemeClr w14:val="dk1">
+                    <w14:alpha w14:val="60000"/>
+                  </w14:schemeClr>
+                </w14:shadow>
+                <w14:textOutline w14:w="0" w14:cap="flat" w14:cmpd="sng" w14:algn="ctr">
+                  <w14:noFill/>
+                  <w14:prstDash w14:val="solid"/>
+                  <w14:round/>
+                </w14:textOutline>
+              </w:rPr>
+              <w:t>2- Sweet 16</w:t>
+            </w:r>
+          </w:p>
+          <w:p>
+            <w:pPr>
+              <w:pStyle w:val="ListParagraph"/>
+              <w:numPr>
+                <w:ilvl w:val="0"/>
+                <w:numId w:val="35"/>
+              </w:numPr>
+              <w:rPr>
+                <w:rStyle w:val="IntenseEmphasis"/>
+                <w:rFonts w:eastAsia="Calibri Light"/>
+                <w:b w:val="0"/>
+                <w:bCs w:val="0"/>
+                <w:i w:val="0"/>
+                <w:iCs w:val="0"/>
+                <w:color w:val="000000" w:themeColor="text1"/>
+                <w:sz w:val="28"/>
+                <w:szCs w:val="28"/>
+                <w14:shadow w14:blurRad="38100" w14:dist="19050" w14:dir="2700000" w14:sx="100000" w14:sy="100000" w14:kx="0" w14:ky="0" w14:algn="tl">
+                  <w14:schemeClr w14:val="dk1">
+                    <w14:alpha w14:val="60000"/>
+                  </w14:schemeClr>
+                </w14:shadow>
+                <w14:textOutline w14:w="0" w14:cap="flat" w14:cmpd="sng" w14:algn="ctr">
+                  <w14:noFill/>
+                  <w14:prstDash w14:val="solid"/>
+                  <w14:round/>
+                </w14:textOutline>
+              </w:rPr>
+            </w:pPr>
+            <w:r>
+              <w:rPr>
+                <w:rStyle w:val="IntenseEmphasis"/>
+                <w:rFonts w:eastAsia="Calibri Light"/>
+                <w:b w:val="0"/>
+                <w:bCs w:val="0"/>
+                <w:i w:val="0"/>
+                <w:iCs w:val="0"/>
+                <w:color w:val="000000" w:themeColor="text1"/>
+                <w:sz w:val="28"/>
+                <w:szCs w:val="28"/>
+                <w14:shadow w14:blurRad="38100" w14:dist="19050" w14:dir="2700000" w14:sx="100000" w14:sy="100000" w14:kx="0" w14:ky="0" w14:algn="tl">
+                  <w14:schemeClr w14:val="dk1">
+                    <w14:alpha w14:val="60000"/>
+                  </w14:schemeClr>
+                </w14:shadow>
+                <w14:textOutline w14:w="0" w14:cap="flat" w14:cmpd="sng" w14:algn="ctr">
+                  <w14:noFill/>
+                  <w14:prstDash w14:val="solid"/>
+                  <w14:round/>
+                </w14:textOutline>
+              </w:rPr>
+              <w:t>120 Shots</w:t>
+            </w:r>
+            <w:r>
+              <w:rPr>
+                <w:rStyle w:val="IntenseEmphasis"/>
+                <w:rFonts w:eastAsia="Calibri Light"/>
+                <w:b w:val="0"/>
+                <w:bCs w:val="0"/>
+                <w:i w:val="0"/>
+                <w:iCs w:val="0"/>
+                <w:color w:val="000000" w:themeColor="text1"/>
+                <w:sz w:val="28"/>
+                <w:szCs w:val="28"/>
+                <w14:shadow w14:blurRad="38100" w14:dist="19050" w14:dir="2700000" w14:sx="100000" w14:sy="100000" w14:kx="0" w14:ky="0" w14:algn="tl">
+                  <w14:schemeClr w14:val="dk1">
+                    <w14:alpha w14:val="60000"/>
+                  </w14:schemeClr>
+                </w14:shadow>
+                <w14:textOutline w14:w="0" w14:cap="flat" w14:cmpd="sng" w14:algn="ctr">
+                  <w14:noFill/>
+                  <w14:prstDash w14:val="solid"/>
+                  <w14:round/>
+                </w14:textOutline>
+              </w:rPr>
+              <w:t>)</w:t>
+            </w:r>
+            <w:r>
+              <w:rPr>
+                <w:rStyle w:val="IntenseEmphasis"/>
+                <w:rFonts w:eastAsia="Calibri Light"/>
+                <w:b w:val="0"/>
+                <w:bCs w:val="0"/>
+                <w:i w:val="0"/>
+                <w:iCs w:val="0"/>
+                <w:color w:val="000000" w:themeColor="text1"/>
+                <w:sz w:val="28"/>
+                <w:szCs w:val="28"/>
+                <w14:shadow w14:blurRad="38100" w14:dist="19050" w14:dir="2700000" w14:sx="100000" w14:sy="100000" w14:kx="0" w14:ky="0" w14:algn="tl">
+                  <w14:schemeClr w14:val="dk1">
+                    <w14:alpha w14:val="60000"/>
+                  </w14:schemeClr>
+                </w14:shadow>
+                <w14:textOutline w14:w="0" w14:cap="flat" w14:cmpd="sng" w14:algn="ctr">
+                  <w14:noFill/>
+                  <w14:prstDash w14:val="solid"/>
+                  <w14:round/>
+                </w14:textOutline>
+              </w:rPr>
+              <w:t xml:space="preserve"> </w:t>
             </w:r>
           </w:p>
           <w:p>
@@ -15718,6 +15426,7 @@
         <w:tc>
           <w:tcPr>
             <w:tcW w:w="2613" w:type="dxa"/>
+            <w:vMerge/>
           </w:tcPr>
           <w:p>
             <w:pPr>
@@ -15744,112 +15453,180 @@
                 </w14:textOutline>
               </w:rPr>
             </w:pPr>
-          </w:p>
-          <w:p>
-            <w:pPr>
-              <w:jc w:val="center"/>
-              <w:rPr>
-                <w:rStyle w:val="IntenseEmphasis"/>
-                <w:rFonts w:eastAsia="Calibri Light"/>
-                <w:b w:val="0"/>
-                <w:bCs w:val="0"/>
-                <w:i w:val="0"/>
-                <w:iCs w:val="0"/>
-                <w:color w:val="000000" w:themeColor="text1"/>
-                <w:sz w:val="28"/>
-                <w:szCs w:val="28"/>
-                <w14:shadow w14:blurRad="38100" w14:dist="19050" w14:dir="2700000" w14:sx="100000" w14:sy="100000" w14:kx="0" w14:ky="0" w14:algn="tl">
-                  <w14:schemeClr w14:val="dk1">
-                    <w14:alpha w14:val="60000"/>
-                  </w14:schemeClr>
-                </w14:shadow>
-                <w14:textOutline w14:w="0" w14:cap="flat" w14:cmpd="sng" w14:algn="ctr">
-                  <w14:noFill/>
-                  <w14:prstDash w14:val="solid"/>
-                  <w14:round/>
-                </w14:textOutline>
-              </w:rPr>
-            </w:pPr>
-          </w:p>
-          <w:p>
-            <w:pPr>
-              <w:rPr>
-                <w:rStyle w:val="IntenseEmphasis"/>
-                <w:rFonts w:eastAsia="Calibri Light"/>
-                <w:b w:val="0"/>
-                <w:bCs w:val="0"/>
-                <w:i w:val="0"/>
-                <w:iCs w:val="0"/>
-                <w:color w:val="000000" w:themeColor="text1"/>
-                <w:sz w:val="28"/>
-                <w:szCs w:val="28"/>
-                <w14:shadow w14:blurRad="38100" w14:dist="19050" w14:dir="2700000" w14:sx="100000" w14:sy="100000" w14:kx="0" w14:ky="0" w14:algn="tl">
-                  <w14:schemeClr w14:val="dk1">
-                    <w14:alpha w14:val="60000"/>
-                  </w14:schemeClr>
-                </w14:shadow>
-                <w14:textOutline w14:w="0" w14:cap="flat" w14:cmpd="sng" w14:algn="ctr">
-                  <w14:noFill/>
-                  <w14:prstDash w14:val="solid"/>
-                  <w14:round/>
-                </w14:textOutline>
-              </w:rPr>
-            </w:pPr>
-          </w:p>
-          <w:p>
-            <w:pPr>
-              <w:jc w:val="center"/>
-              <w:rPr>
-                <w:rStyle w:val="IntenseEmphasis"/>
-                <w:rFonts w:eastAsia="Calibri Light"/>
-                <w:b w:val="0"/>
-                <w:bCs w:val="0"/>
-                <w:i w:val="0"/>
-                <w:iCs w:val="0"/>
-                <w:color w:val="000000" w:themeColor="text1"/>
-                <w:sz w:val="28"/>
-                <w:szCs w:val="28"/>
-                <w14:shadow w14:blurRad="38100" w14:dist="19050" w14:dir="2700000" w14:sx="100000" w14:sy="100000" w14:kx="0" w14:ky="0" w14:algn="tl">
-                  <w14:schemeClr w14:val="dk1">
-                    <w14:alpha w14:val="60000"/>
-                  </w14:schemeClr>
-                </w14:shadow>
-                <w14:textOutline w14:w="0" w14:cap="flat" w14:cmpd="sng" w14:algn="ctr">
-                  <w14:noFill/>
-                  <w14:prstDash w14:val="solid"/>
-                  <w14:round/>
-                </w14:textOutline>
-              </w:rPr>
-            </w:pPr>
-            <w:r>
-              <w:rPr>
-                <w:rStyle w:val="IntenseEmphasis"/>
-                <w:rFonts w:eastAsia="Calibri Light"/>
-                <w:b w:val="0"/>
-                <w:bCs w:val="0"/>
-                <w:i w:val="0"/>
-                <w:iCs w:val="0"/>
-                <w:color w:val="000000" w:themeColor="text1"/>
-                <w:sz w:val="28"/>
-                <w:szCs w:val="28"/>
-                <w14:shadow w14:blurRad="38100" w14:dist="19050" w14:dir="2700000" w14:sx="100000" w14:sy="100000" w14:kx="0" w14:ky="0" w14:algn="tl">
-                  <w14:schemeClr w14:val="dk1">
-                    <w14:alpha w14:val="60000"/>
-                  </w14:schemeClr>
-                </w14:shadow>
-                <w14:textOutline w14:w="0" w14:cap="flat" w14:cmpd="sng" w14:algn="ctr">
-                  <w14:noFill/>
-                  <w14:prstDash w14:val="solid"/>
-                  <w14:round/>
-                </w14:textOutline>
-              </w:rPr>
-              <w:t>60,000 /-</w:t>
-            </w:r>
           </w:p>
         </w:tc>
       </w:tr>
     </w:tbl>
     <w:p/>
+    <w:p>
+      <w:pPr>
+        <w:rPr>
+          <w:rFonts w:ascii="Abadi" w:hAnsi="Abadi"/>
+        </w:rPr>
+      </w:pPr>
+    </w:p>
+    <w:tbl>
+      <w:tblPr>
+        <w:tblStyle w:val="TableGrid"/>
+        <w:tblW w:w="0" w:type="auto"/>
+        <w:tblLook w:val="04A0" w:firstRow="1" w:lastRow="0" w:firstColumn="1" w:lastColumn="0" w:noHBand="0" w:noVBand="1"/>
+      </w:tblPr>
+      <w:tblGrid>
+        <w:gridCol w:w="4675"/>
+        <w:gridCol w:w="4675"/>
+      </w:tblGrid>
+      <w:tr>
+        <w:tc>
+          <w:tcPr>
+            <w:tcW w:w="4675" w:type="dxa"/>
+          </w:tcPr>
+          <w:p>
+            <w:pPr>
+              <w:rPr>
+                <w:rFonts w:ascii="Aptos" w:hAnsi="Aptos"/>
+                <w:sz w:val="28"/>
+                <w:szCs w:val="28"/>
+              </w:rPr>
+            </w:pPr>
+            <w:r>
+              <w:rPr>
+                <w:rFonts w:ascii="Aptos" w:hAnsi="Aptos"/>
+                <w:sz w:val="28"/>
+                <w:szCs w:val="28"/>
+              </w:rPr>
+              <w:lastRenderedPageBreak/>
+              <w:t>Total</w:t>
+            </w:r>
+          </w:p>
+        </w:tc>
+        <w:tc>
+          <w:tcPr>
+            <w:tcW w:w="4675" w:type="dxa"/>
+          </w:tcPr>
+          <w:p>
+            <w:pPr>
+              <w:rPr>
+                <w:rFonts w:ascii="Aptos" w:hAnsi="Aptos"/>
+                <w:sz w:val="28"/>
+                <w:szCs w:val="28"/>
+              </w:rPr>
+            </w:pPr>
+            <w:r>
+              <w:rPr>
+                <w:rFonts w:ascii="Aptos" w:hAnsi="Aptos"/>
+                <w:sz w:val="28"/>
+                <w:szCs w:val="28"/>
+              </w:rPr>
+              <w:t>10,50,000 /-</w:t>
+            </w:r>
+          </w:p>
+        </w:tc>
+      </w:tr>
+      <w:tr>
+        <w:tc>
+          <w:tcPr>
+            <w:tcW w:w="4675" w:type="dxa"/>
+          </w:tcPr>
+          <w:p>
+            <w:pPr>
+              <w:rPr>
+                <w:rFonts w:ascii="Aptos" w:hAnsi="Aptos"/>
+                <w:sz w:val="28"/>
+                <w:szCs w:val="28"/>
+              </w:rPr>
+            </w:pPr>
+            <w:r>
+              <w:rPr>
+                <w:rFonts w:ascii="Aptos" w:hAnsi="Aptos"/>
+                <w:sz w:val="28"/>
+                <w:szCs w:val="28"/>
+              </w:rPr>
+              <w:t>Advance</w:t>
+            </w:r>
+          </w:p>
+        </w:tc>
+        <w:tc>
+          <w:tcPr>
+            <w:tcW w:w="4675" w:type="dxa"/>
+          </w:tcPr>
+          <w:p>
+            <w:pPr>
+              <w:rPr>
+                <w:rFonts w:ascii="Aptos" w:hAnsi="Aptos"/>
+                <w:sz w:val="28"/>
+                <w:szCs w:val="28"/>
+              </w:rPr>
+            </w:pPr>
+            <w:r>
+              <w:rPr>
+                <w:rFonts w:ascii="Aptos" w:hAnsi="Aptos"/>
+                <w:sz w:val="28"/>
+                <w:szCs w:val="28"/>
+              </w:rPr>
+              <w:t>11,000 /- (Received on 15 Jan)</w:t>
+            </w:r>
+          </w:p>
+        </w:tc>
+      </w:tr>
+    </w:tbl>
+    <w:p>
+      <w:pPr>
+        <w:rPr>
+          <w:rFonts w:ascii="Abadi" w:hAnsi="Abadi"/>
+        </w:rPr>
+      </w:pPr>
+    </w:p>
+    <w:p>
+      <w:pPr>
+        <w:pStyle w:val="Heading1"/>
+      </w:pPr>
+      <w:r>
+        <w:t xml:space="preserve">Payment Schedule: </w:t>
+      </w:r>
+    </w:p>
+    <w:p>
+      <w:pPr>
+        <w:spacing w:after="0" w:line="240" w:lineRule="auto"/>
+        <w:rPr>
+          <w:rFonts w:ascii="Aptos" w:hAnsi="Aptos"/>
+          <w:sz w:val="28"/>
+          <w:szCs w:val="28"/>
+        </w:rPr>
+      </w:pPr>
+      <w:r>
+        <w:rPr>
+          <w:rFonts w:ascii="Aptos" w:hAnsi="Aptos"/>
+          <w:sz w:val="28"/>
+          <w:szCs w:val="28"/>
+        </w:rPr>
+        <w:t xml:space="preserve">75 % Before Event </w:t>
+      </w:r>
+    </w:p>
+    <w:p>
+      <w:pPr>
+        <w:spacing w:after="0" w:line="240" w:lineRule="auto"/>
+        <w:rPr>
+          <w:rFonts w:ascii="Aptos" w:hAnsi="Aptos"/>
+          <w:sz w:val="28"/>
+          <w:szCs w:val="28"/>
+        </w:rPr>
+      </w:pPr>
+      <w:r>
+        <w:rPr>
+          <w:rFonts w:ascii="Aptos" w:hAnsi="Aptos"/>
+          <w:sz w:val="28"/>
+          <w:szCs w:val="28"/>
+        </w:rPr>
+        <w:t xml:space="preserve">Remaining After the Event </w:t>
+      </w:r>
+    </w:p>
+    <w:p>
+      <w:pPr>
+        <w:rPr>
+          <w:rFonts w:ascii="Abadi" w:hAnsi="Abadi"/>
+        </w:rPr>
+      </w:pPr>
+    </w:p>
     <w:sectPr>
       <w:headerReference w:type="default" r:id="rId8"/>
       <w:footerReference w:type="default" r:id="rId9"/>
@@ -17629,6 +17406,95 @@
     </w:lvl>
   </w:abstractNum>
   <w:abstractNum w:abstractNumId="14" w15:restartNumberingAfterBreak="0">
+    <w:nsid w:val="383F0D5D"/>
+    <w:multiLevelType w:val="hybridMultilevel"/>
+    <w:tmpl w:val="3C66A27C"/>
+    <w:lvl w:ilvl="0" w:tplc="F468E86C">
+      <w:start w:val="1"/>
+      <w:numFmt w:val="decimal"/>
+      <w:lvlText w:val="%1-"/>
+      <w:lvlJc w:val="left"/>
+      <w:pPr>
+        <w:ind w:left="1800" w:hanging="360"/>
+      </w:pPr>
+      <w:rPr>
+        <w:rFonts w:hint="default"/>
+      </w:rPr>
+    </w:lvl>
+    <w:lvl w:ilvl="1" w:tplc="04090019" w:tentative="1">
+      <w:start w:val="1"/>
+      <w:numFmt w:val="lowerLetter"/>
+      <w:lvlText w:val="%2."/>
+      <w:lvlJc w:val="left"/>
+      <w:pPr>
+        <w:ind w:left="2520" w:hanging="360"/>
+      </w:pPr>
+    </w:lvl>
+    <w:lvl w:ilvl="2" w:tplc="0409001B" w:tentative="1">
+      <w:start w:val="1"/>
+      <w:numFmt w:val="lowerRoman"/>
+      <w:lvlText w:val="%3."/>
+      <w:lvlJc w:val="right"/>
+      <w:pPr>
+        <w:ind w:left="3240" w:hanging="180"/>
+      </w:pPr>
+    </w:lvl>
+    <w:lvl w:ilvl="3" w:tplc="0409000F" w:tentative="1">
+      <w:start w:val="1"/>
+      <w:numFmt w:val="decimal"/>
+      <w:lvlText w:val="%4."/>
+      <w:lvlJc w:val="left"/>
+      <w:pPr>
+        <w:ind w:left="3960" w:hanging="360"/>
+      </w:pPr>
+    </w:lvl>
+    <w:lvl w:ilvl="4" w:tplc="04090019" w:tentative="1">
+      <w:start w:val="1"/>
+      <w:numFmt w:val="lowerLetter"/>
+      <w:lvlText w:val="%5."/>
+      <w:lvlJc w:val="left"/>
+      <w:pPr>
+        <w:ind w:left="4680" w:hanging="360"/>
+      </w:pPr>
+    </w:lvl>
+    <w:lvl w:ilvl="5" w:tplc="0409001B" w:tentative="1">
+      <w:start w:val="1"/>
+      <w:numFmt w:val="lowerRoman"/>
+      <w:lvlText w:val="%6."/>
+      <w:lvlJc w:val="right"/>
+      <w:pPr>
+        <w:ind w:left="5400" w:hanging="180"/>
+      </w:pPr>
+    </w:lvl>
+    <w:lvl w:ilvl="6" w:tplc="0409000F" w:tentative="1">
+      <w:start w:val="1"/>
+      <w:numFmt w:val="decimal"/>
+      <w:lvlText w:val="%7."/>
+      <w:lvlJc w:val="left"/>
+      <w:pPr>
+        <w:ind w:left="6120" w:hanging="360"/>
+      </w:pPr>
+    </w:lvl>
+    <w:lvl w:ilvl="7" w:tplc="04090019" w:tentative="1">
+      <w:start w:val="1"/>
+      <w:numFmt w:val="lowerLetter"/>
+      <w:lvlText w:val="%8."/>
+      <w:lvlJc w:val="left"/>
+      <w:pPr>
+        <w:ind w:left="6840" w:hanging="360"/>
+      </w:pPr>
+    </w:lvl>
+    <w:lvl w:ilvl="8" w:tplc="0409001B" w:tentative="1">
+      <w:start w:val="1"/>
+      <w:numFmt w:val="lowerRoman"/>
+      <w:lvlText w:val="%9."/>
+      <w:lvlJc w:val="right"/>
+      <w:pPr>
+        <w:ind w:left="7560" w:hanging="180"/>
+      </w:pPr>
+    </w:lvl>
+  </w:abstractNum>
+  <w:abstractNum w:abstractNumId="15" w15:restartNumberingAfterBreak="0">
     <w:nsid w:val="38BD6A5B"/>
     <w:multiLevelType w:val="hybridMultilevel"/>
     <w:tmpl w:val="ECC2899C"/>
@@ -17741,7 +17607,7 @@
       </w:rPr>
     </w:lvl>
   </w:abstractNum>
-  <w:abstractNum w:abstractNumId="15" w15:restartNumberingAfterBreak="0">
+  <w:abstractNum w:abstractNumId="16" w15:restartNumberingAfterBreak="0">
     <w:nsid w:val="38DE5AB6"/>
     <w:multiLevelType w:val="hybridMultilevel"/>
     <w:tmpl w:val="E03AD548"/>
@@ -17855,7 +17721,7 @@
       </w:rPr>
     </w:lvl>
   </w:abstractNum>
-  <w:abstractNum w:abstractNumId="16" w15:restartNumberingAfterBreak="0">
+  <w:abstractNum w:abstractNumId="17" w15:restartNumberingAfterBreak="0">
     <w:nsid w:val="3D482806"/>
     <w:multiLevelType w:val="hybridMultilevel"/>
     <w:tmpl w:val="B29CA2C2"/>
@@ -17967,7 +17833,7 @@
       </w:rPr>
     </w:lvl>
   </w:abstractNum>
-  <w:abstractNum w:abstractNumId="17" w15:restartNumberingAfterBreak="0">
+  <w:abstractNum w:abstractNumId="18" w15:restartNumberingAfterBreak="0">
     <w:nsid w:val="3E161256"/>
     <w:multiLevelType w:val="hybridMultilevel"/>
     <w:tmpl w:val="538CB080"/>
@@ -18080,7 +17946,7 @@
       </w:rPr>
     </w:lvl>
   </w:abstractNum>
-  <w:abstractNum w:abstractNumId="18" w15:restartNumberingAfterBreak="0">
+  <w:abstractNum w:abstractNumId="19" w15:restartNumberingAfterBreak="0">
     <w:nsid w:val="41687A14"/>
     <w:multiLevelType w:val="hybridMultilevel"/>
     <w:tmpl w:val="5DA05AD2"/>
@@ -18193,7 +18059,7 @@
       </w:rPr>
     </w:lvl>
   </w:abstractNum>
-  <w:abstractNum w:abstractNumId="19" w15:restartNumberingAfterBreak="0">
+  <w:abstractNum w:abstractNumId="20" w15:restartNumberingAfterBreak="0">
     <w:nsid w:val="41814385"/>
     <w:multiLevelType w:val="hybridMultilevel"/>
     <w:tmpl w:val="17E039CA"/>
@@ -18306,7 +18172,7 @@
       </w:rPr>
     </w:lvl>
   </w:abstractNum>
-  <w:abstractNum w:abstractNumId="20" w15:restartNumberingAfterBreak="0">
+  <w:abstractNum w:abstractNumId="21" w15:restartNumberingAfterBreak="0">
     <w:nsid w:val="42F86B1C"/>
     <w:multiLevelType w:val="hybridMultilevel"/>
     <w:tmpl w:val="ACAAA028"/>
@@ -18419,7 +18285,7 @@
       </w:rPr>
     </w:lvl>
   </w:abstractNum>
-  <w:abstractNum w:abstractNumId="21" w15:restartNumberingAfterBreak="0">
+  <w:abstractNum w:abstractNumId="22" w15:restartNumberingAfterBreak="0">
     <w:nsid w:val="49D95040"/>
     <w:multiLevelType w:val="hybridMultilevel"/>
     <w:tmpl w:val="D4429696"/>
@@ -18532,7 +18398,7 @@
       </w:rPr>
     </w:lvl>
   </w:abstractNum>
-  <w:abstractNum w:abstractNumId="22" w15:restartNumberingAfterBreak="0">
+  <w:abstractNum w:abstractNumId="23" w15:restartNumberingAfterBreak="0">
     <w:nsid w:val="4C657878"/>
     <w:multiLevelType w:val="hybridMultilevel"/>
     <w:tmpl w:val="FCAA8D96"/>
@@ -18645,7 +18511,7 @@
       </w:rPr>
     </w:lvl>
   </w:abstractNum>
-  <w:abstractNum w:abstractNumId="23" w15:restartNumberingAfterBreak="0">
+  <w:abstractNum w:abstractNumId="24" w15:restartNumberingAfterBreak="0">
     <w:nsid w:val="4E5C6DF1"/>
     <w:multiLevelType w:val="hybridMultilevel"/>
     <w:tmpl w:val="055E5BCA"/>
@@ -18758,7 +18624,7 @@
       </w:rPr>
     </w:lvl>
   </w:abstractNum>
-  <w:abstractNum w:abstractNumId="24" w15:restartNumberingAfterBreak="0">
+  <w:abstractNum w:abstractNumId="25" w15:restartNumberingAfterBreak="0">
     <w:nsid w:val="4F2D3A26"/>
     <w:multiLevelType w:val="hybridMultilevel"/>
     <w:tmpl w:val="4A9A6ACA"/>
@@ -18871,7 +18737,7 @@
       </w:rPr>
     </w:lvl>
   </w:abstractNum>
-  <w:abstractNum w:abstractNumId="25" w15:restartNumberingAfterBreak="0">
+  <w:abstractNum w:abstractNumId="26" w15:restartNumberingAfterBreak="0">
     <w:nsid w:val="500172C0"/>
     <w:multiLevelType w:val="hybridMultilevel"/>
     <w:tmpl w:val="0F0211A8"/>
@@ -18984,7 +18850,7 @@
       </w:rPr>
     </w:lvl>
   </w:abstractNum>
-  <w:abstractNum w:abstractNumId="26" w15:restartNumberingAfterBreak="0">
+  <w:abstractNum w:abstractNumId="27" w15:restartNumberingAfterBreak="0">
     <w:nsid w:val="52EF5AE7"/>
     <w:multiLevelType w:val="hybridMultilevel"/>
     <w:tmpl w:val="221017BA"/>
@@ -19097,7 +18963,7 @@
       </w:rPr>
     </w:lvl>
   </w:abstractNum>
-  <w:abstractNum w:abstractNumId="27" w15:restartNumberingAfterBreak="0">
+  <w:abstractNum w:abstractNumId="28" w15:restartNumberingAfterBreak="0">
     <w:nsid w:val="5F615190"/>
     <w:multiLevelType w:val="hybridMultilevel"/>
     <w:tmpl w:val="70003E2E"/>
@@ -19210,7 +19076,7 @@
       </w:rPr>
     </w:lvl>
   </w:abstractNum>
-  <w:abstractNum w:abstractNumId="28" w15:restartNumberingAfterBreak="0">
+  <w:abstractNum w:abstractNumId="29" w15:restartNumberingAfterBreak="0">
     <w:nsid w:val="632B3F74"/>
     <w:multiLevelType w:val="hybridMultilevel"/>
     <w:tmpl w:val="750A7792"/>
@@ -19324,7 +19190,7 @@
       </w:rPr>
     </w:lvl>
   </w:abstractNum>
-  <w:abstractNum w:abstractNumId="29" w15:restartNumberingAfterBreak="0">
+  <w:abstractNum w:abstractNumId="30" w15:restartNumberingAfterBreak="0">
     <w:nsid w:val="64740015"/>
     <w:multiLevelType w:val="hybridMultilevel"/>
     <w:tmpl w:val="52A032FA"/>
@@ -19437,7 +19303,7 @@
       </w:rPr>
     </w:lvl>
   </w:abstractNum>
-  <w:abstractNum w:abstractNumId="30" w15:restartNumberingAfterBreak="0">
+  <w:abstractNum w:abstractNumId="31" w15:restartNumberingAfterBreak="0">
     <w:nsid w:val="668E263E"/>
     <w:multiLevelType w:val="hybridMultilevel"/>
     <w:tmpl w:val="B1907F5E"/>
@@ -19550,7 +19416,7 @@
       </w:rPr>
     </w:lvl>
   </w:abstractNum>
-  <w:abstractNum w:abstractNumId="31" w15:restartNumberingAfterBreak="0">
+  <w:abstractNum w:abstractNumId="32" w15:restartNumberingAfterBreak="0">
     <w:nsid w:val="6ADB14DF"/>
     <w:multiLevelType w:val="hybridMultilevel"/>
     <w:tmpl w:val="E440E932"/>
@@ -19663,7 +19529,7 @@
       </w:rPr>
     </w:lvl>
   </w:abstractNum>
-  <w:abstractNum w:abstractNumId="32" w15:restartNumberingAfterBreak="0">
+  <w:abstractNum w:abstractNumId="33" w15:restartNumberingAfterBreak="0">
     <w:nsid w:val="718265CA"/>
     <w:multiLevelType w:val="hybridMultilevel"/>
     <w:tmpl w:val="98F43340"/>
@@ -19776,7 +19642,7 @@
       </w:rPr>
     </w:lvl>
   </w:abstractNum>
-  <w:abstractNum w:abstractNumId="33" w15:restartNumberingAfterBreak="0">
+  <w:abstractNum w:abstractNumId="34" w15:restartNumberingAfterBreak="0">
     <w:nsid w:val="7790326F"/>
     <w:multiLevelType w:val="hybridMultilevel"/>
     <w:tmpl w:val="215ABAA4"/>
@@ -19890,13 +19756,13 @@
     </w:lvl>
   </w:abstractNum>
   <w:num w:numId="1" w16cid:durableId="411778641">
-    <w:abstractNumId w:val="29"/>
+    <w:abstractNumId w:val="30"/>
   </w:num>
   <w:num w:numId="2" w16cid:durableId="947809985">
     <w:abstractNumId w:val="10"/>
   </w:num>
   <w:num w:numId="3" w16cid:durableId="164824842">
-    <w:abstractNumId w:val="20"/>
+    <w:abstractNumId w:val="21"/>
   </w:num>
   <w:num w:numId="4" w16cid:durableId="1572277202">
     <w:abstractNumId w:val="11"/>
@@ -19908,7 +19774,7 @@
     <w:abstractNumId w:val="7"/>
   </w:num>
   <w:num w:numId="7" w16cid:durableId="99616492">
-    <w:abstractNumId w:val="17"/>
+    <w:abstractNumId w:val="18"/>
   </w:num>
   <w:num w:numId="8" w16cid:durableId="388654761">
     <w:abstractNumId w:val="13"/>
@@ -19920,43 +19786,43 @@
     <w:abstractNumId w:val="0"/>
   </w:num>
   <w:num w:numId="11" w16cid:durableId="1941404648">
-    <w:abstractNumId w:val="18"/>
+    <w:abstractNumId w:val="19"/>
   </w:num>
   <w:num w:numId="12" w16cid:durableId="893734812">
+    <w:abstractNumId w:val="32"/>
+  </w:num>
+  <w:num w:numId="13" w16cid:durableId="1428188695">
+    <w:abstractNumId w:val="22"/>
+  </w:num>
+  <w:num w:numId="14" w16cid:durableId="1961567365">
+    <w:abstractNumId w:val="15"/>
+  </w:num>
+  <w:num w:numId="15" w16cid:durableId="1512261041">
+    <w:abstractNumId w:val="26"/>
+  </w:num>
+  <w:num w:numId="16" w16cid:durableId="129134688">
+    <w:abstractNumId w:val="27"/>
+  </w:num>
+  <w:num w:numId="17" w16cid:durableId="41100445">
+    <w:abstractNumId w:val="25"/>
+  </w:num>
+  <w:num w:numId="18" w16cid:durableId="1953434165">
+    <w:abstractNumId w:val="24"/>
+  </w:num>
+  <w:num w:numId="19" w16cid:durableId="1496064861">
     <w:abstractNumId w:val="31"/>
   </w:num>
-  <w:num w:numId="13" w16cid:durableId="1428188695">
-    <w:abstractNumId w:val="21"/>
-  </w:num>
-  <w:num w:numId="14" w16cid:durableId="1961567365">
-    <w:abstractNumId w:val="14"/>
-  </w:num>
-  <w:num w:numId="15" w16cid:durableId="1512261041">
-    <w:abstractNumId w:val="25"/>
-  </w:num>
-  <w:num w:numId="16" w16cid:durableId="129134688">
-    <w:abstractNumId w:val="26"/>
-  </w:num>
-  <w:num w:numId="17" w16cid:durableId="41100445">
-    <w:abstractNumId w:val="24"/>
-  </w:num>
-  <w:num w:numId="18" w16cid:durableId="1953434165">
-    <w:abstractNumId w:val="23"/>
-  </w:num>
-  <w:num w:numId="19" w16cid:durableId="1496064861">
-    <w:abstractNumId w:val="30"/>
-  </w:num>
   <w:num w:numId="20" w16cid:durableId="1504051671">
-    <w:abstractNumId w:val="19"/>
+    <w:abstractNumId w:val="20"/>
   </w:num>
   <w:num w:numId="21" w16cid:durableId="727262107">
-    <w:abstractNumId w:val="16"/>
+    <w:abstractNumId w:val="17"/>
   </w:num>
   <w:num w:numId="22" w16cid:durableId="1736511794">
-    <w:abstractNumId w:val="32"/>
+    <w:abstractNumId w:val="33"/>
   </w:num>
   <w:num w:numId="23" w16cid:durableId="599874453">
-    <w:abstractNumId w:val="22"/>
+    <w:abstractNumId w:val="23"/>
   </w:num>
   <w:num w:numId="24" w16cid:durableId="391931600">
     <w:abstractNumId w:val="5"/>
@@ -19971,25 +19837,28 @@
     <w:abstractNumId w:val="9"/>
   </w:num>
   <w:num w:numId="28" w16cid:durableId="1373115058">
-    <w:abstractNumId w:val="33"/>
+    <w:abstractNumId w:val="34"/>
   </w:num>
   <w:num w:numId="29" w16cid:durableId="298612315">
-    <w:abstractNumId w:val="27"/>
+    <w:abstractNumId w:val="28"/>
   </w:num>
   <w:num w:numId="30" w16cid:durableId="491335600">
     <w:abstractNumId w:val="12"/>
   </w:num>
   <w:num w:numId="31" w16cid:durableId="1772820555">
-    <w:abstractNumId w:val="15"/>
+    <w:abstractNumId w:val="16"/>
   </w:num>
   <w:num w:numId="32" w16cid:durableId="1246573783">
-    <w:abstractNumId w:val="28"/>
+    <w:abstractNumId w:val="29"/>
   </w:num>
   <w:num w:numId="33" w16cid:durableId="133260718">
     <w:abstractNumId w:val="2"/>
   </w:num>
   <w:num w:numId="34" w16cid:durableId="647973917">
     <w:abstractNumId w:val="8"/>
+  </w:num>
+  <w:num w:numId="35" w16cid:durableId="138423665">
+    <w:abstractNumId w:val="14"/>
   </w:num>
   <w:numIdMacAtCleanup w:val="11"/>
 </w:numbering>

--- a/Quotations/KesarGuest/Quotation Without Budget.docx
+++ b/Quotations/KesarGuest/Quotation Without Budget.docx
@@ -5541,32 +5541,7 @@
                   <w14:round/>
                 </w14:textOutline>
               </w:rPr>
-              <w:t xml:space="preserve">Sharpy </w:t>
-            </w:r>
-            <w:proofErr w:type="gramStart"/>
-            <w:r>
-              <w:rPr>
-                <w:rStyle w:val="IntenseEmphasis"/>
-                <w:rFonts w:eastAsia="Calibri Light"/>
-                <w:b w:val="0"/>
-                <w:bCs w:val="0"/>
-                <w:i w:val="0"/>
-                <w:iCs w:val="0"/>
-                <w:color w:val="000000" w:themeColor="text1"/>
-                <w:sz w:val="28"/>
-                <w:szCs w:val="28"/>
-                <w14:shadow w14:blurRad="38100" w14:dist="19050" w14:dir="2700000" w14:sx="100000" w14:sy="100000" w14:kx="0" w14:ky="0" w14:algn="tl">
-                  <w14:schemeClr w14:val="dk1">
-                    <w14:alpha w14:val="60000"/>
-                  </w14:schemeClr>
-                </w14:shadow>
-                <w14:textOutline w14:w="0" w14:cap="flat" w14:cmpd="sng" w14:algn="ctr">
-                  <w14:noFill/>
-                  <w14:prstDash w14:val="solid"/>
-                  <w14:round/>
-                </w14:textOutline>
-              </w:rPr>
-              <w:t>Lights</w:t>
+              <w:t>Sharpy Lights</w:t>
             </w:r>
             <w:r>
               <w:rPr>
@@ -5592,7 +5567,6 @@
               </w:rPr>
               <w:t>(</w:t>
             </w:r>
-            <w:proofErr w:type="gramEnd"/>
             <w:r>
               <w:rPr>
                 <w:rStyle w:val="IntenseEmphasis"/>
@@ -9373,55 +9347,29 @@
                 </w14:textOutline>
               </w:rPr>
             </w:pPr>
-            <w:proofErr w:type="gramStart"/>
-            <w:r>
-              <w:rPr>
-                <w:rStyle w:val="IntenseEmphasis"/>
-                <w:rFonts w:eastAsia="Calibri Light"/>
-                <w:b w:val="0"/>
-                <w:bCs w:val="0"/>
-                <w:i w:val="0"/>
-                <w:iCs w:val="0"/>
-                <w:color w:val="000000" w:themeColor="text1"/>
-                <w:sz w:val="28"/>
-                <w:szCs w:val="28"/>
-                <w14:shadow w14:blurRad="38100" w14:dist="19050" w14:dir="2700000" w14:sx="100000" w14:sy="100000" w14:kx="0" w14:ky="0" w14:algn="tl">
-                  <w14:schemeClr w14:val="dk1">
-                    <w14:alpha w14:val="60000"/>
-                  </w14:schemeClr>
-                </w14:shadow>
-                <w14:textOutline w14:w="0" w14:cap="flat" w14:cmpd="sng" w14:algn="ctr">
-                  <w14:noFill/>
-                  <w14:prstDash w14:val="solid"/>
-                  <w14:round/>
-                </w14:textOutline>
-              </w:rPr>
-              <w:t>( Sweet</w:t>
-            </w:r>
-            <w:proofErr w:type="gramEnd"/>
-            <w:r>
-              <w:rPr>
-                <w:rStyle w:val="IntenseEmphasis"/>
-                <w:rFonts w:eastAsia="Calibri Light"/>
-                <w:b w:val="0"/>
-                <w:bCs w:val="0"/>
-                <w:i w:val="0"/>
-                <w:iCs w:val="0"/>
-                <w:color w:val="000000" w:themeColor="text1"/>
-                <w:sz w:val="28"/>
-                <w:szCs w:val="28"/>
-                <w14:shadow w14:blurRad="38100" w14:dist="19050" w14:dir="2700000" w14:sx="100000" w14:sy="100000" w14:kx="0" w14:ky="0" w14:algn="tl">
-                  <w14:schemeClr w14:val="dk1">
-                    <w14:alpha w14:val="60000"/>
-                  </w14:schemeClr>
-                </w14:shadow>
-                <w14:textOutline w14:w="0" w14:cap="flat" w14:cmpd="sng" w14:algn="ctr">
-                  <w14:noFill/>
-                  <w14:prstDash w14:val="solid"/>
-                  <w14:round/>
-                </w14:textOutline>
-              </w:rPr>
-              <w:t xml:space="preserve"> -16 &amp; 120 Shots)</w:t>
+            <w:r>
+              <w:rPr>
+                <w:rStyle w:val="IntenseEmphasis"/>
+                <w:rFonts w:eastAsia="Calibri Light"/>
+                <w:b w:val="0"/>
+                <w:bCs w:val="0"/>
+                <w:i w:val="0"/>
+                <w:iCs w:val="0"/>
+                <w:color w:val="000000" w:themeColor="text1"/>
+                <w:sz w:val="28"/>
+                <w:szCs w:val="28"/>
+                <w14:shadow w14:blurRad="38100" w14:dist="19050" w14:dir="2700000" w14:sx="100000" w14:sy="100000" w14:kx="0" w14:ky="0" w14:algn="tl">
+                  <w14:schemeClr w14:val="dk1">
+                    <w14:alpha w14:val="60000"/>
+                  </w14:schemeClr>
+                </w14:shadow>
+                <w14:textOutline w14:w="0" w14:cap="flat" w14:cmpd="sng" w14:algn="ctr">
+                  <w14:noFill/>
+                  <w14:prstDash w14:val="solid"/>
+                  <w14:round/>
+                </w14:textOutline>
+              </w:rPr>
+              <w:t>( Sweet -16 &amp; 120 Shots)</w:t>
             </w:r>
           </w:p>
         </w:tc>
@@ -11965,57 +11913,7 @@
                   <w14:round/>
                 </w14:textOutline>
               </w:rPr>
-              <w:t xml:space="preserve">Bride Groom </w:t>
-            </w:r>
-            <w:proofErr w:type="gramStart"/>
-            <w:r>
-              <w:rPr>
-                <w:rStyle w:val="IntenseEmphasis"/>
-                <w:rFonts w:eastAsia="Calibri Light"/>
-                <w:b w:val="0"/>
-                <w:bCs w:val="0"/>
-                <w:i w:val="0"/>
-                <w:iCs w:val="0"/>
-                <w:color w:val="000000" w:themeColor="text1"/>
-                <w:sz w:val="28"/>
-                <w:szCs w:val="28"/>
-                <w14:shadow w14:blurRad="38100" w14:dist="19050" w14:dir="2700000" w14:sx="100000" w14:sy="100000" w14:kx="0" w14:ky="0" w14:algn="tl">
-                  <w14:schemeClr w14:val="dk1">
-                    <w14:alpha w14:val="60000"/>
-                  </w14:schemeClr>
-                </w14:shadow>
-                <w14:textOutline w14:w="0" w14:cap="flat" w14:cmpd="sng" w14:algn="ctr">
-                  <w14:noFill/>
-                  <w14:prstDash w14:val="solid"/>
-                  <w14:round/>
-                </w14:textOutline>
-              </w:rPr>
-              <w:t>Artists(</w:t>
-            </w:r>
-            <w:proofErr w:type="gramEnd"/>
-            <w:r>
-              <w:rPr>
-                <w:rStyle w:val="IntenseEmphasis"/>
-                <w:rFonts w:eastAsia="Calibri Light"/>
-                <w:b w:val="0"/>
-                <w:bCs w:val="0"/>
-                <w:i w:val="0"/>
-                <w:iCs w:val="0"/>
-                <w:color w:val="000000" w:themeColor="text1"/>
-                <w:sz w:val="28"/>
-                <w:szCs w:val="28"/>
-                <w14:shadow w14:blurRad="38100" w14:dist="19050" w14:dir="2700000" w14:sx="100000" w14:sy="100000" w14:kx="0" w14:ky="0" w14:algn="tl">
-                  <w14:schemeClr w14:val="dk1">
-                    <w14:alpha w14:val="60000"/>
-                  </w14:schemeClr>
-                </w14:shadow>
-                <w14:textOutline w14:w="0" w14:cap="flat" w14:cmpd="sng" w14:algn="ctr">
-                  <w14:noFill/>
-                  <w14:prstDash w14:val="solid"/>
-                  <w14:round/>
-                </w14:textOutline>
-              </w:rPr>
-              <w:t>10)</w:t>
+              <w:t>Bride Groom Artists(10)</w:t>
             </w:r>
           </w:p>
         </w:tc>
@@ -12451,81 +12349,31 @@
                   <w14:round/>
                 </w14:textOutline>
               </w:rPr>
-              <w:t xml:space="preserve">(5 </w:t>
-            </w:r>
-            <w:proofErr w:type="gramStart"/>
-            <w:r>
-              <w:rPr>
-                <w:rStyle w:val="IntenseEmphasis"/>
-                <w:rFonts w:eastAsia="Calibri Light"/>
-                <w:b w:val="0"/>
-                <w:bCs w:val="0"/>
-                <w:i w:val="0"/>
-                <w:iCs w:val="0"/>
-                <w:color w:val="000000" w:themeColor="text1"/>
-                <w:sz w:val="28"/>
-                <w:szCs w:val="28"/>
-                <w14:shadow w14:blurRad="38100" w14:dist="19050" w14:dir="2700000" w14:sx="100000" w14:sy="100000" w14:kx="0" w14:ky="0" w14:algn="tl">
-                  <w14:schemeClr w14:val="dk1">
-                    <w14:alpha w14:val="60000"/>
-                  </w14:schemeClr>
-                </w14:shadow>
-                <w14:textOutline w14:w="0" w14:cap="flat" w14:cmpd="sng" w14:algn="ctr">
-                  <w14:noFill/>
-                  <w14:prstDash w14:val="solid"/>
-                  <w14:round/>
-                </w14:textOutline>
-              </w:rPr>
-              <w:t>Piece)</w:t>
-            </w:r>
-            <w:r>
-              <w:rPr>
-                <w:rStyle w:val="IntenseEmphasis"/>
-                <w:rFonts w:eastAsia="Calibri Light"/>
-                <w:b w:val="0"/>
-                <w:bCs w:val="0"/>
-                <w:i w:val="0"/>
-                <w:iCs w:val="0"/>
-                <w:color w:val="000000" w:themeColor="text1"/>
-                <w:sz w:val="28"/>
-                <w:szCs w:val="28"/>
-                <w14:shadow w14:blurRad="38100" w14:dist="19050" w14:dir="2700000" w14:sx="100000" w14:sy="100000" w14:kx="0" w14:ky="0" w14:algn="tl">
-                  <w14:schemeClr w14:val="dk1">
-                    <w14:alpha w14:val="60000"/>
-                  </w14:schemeClr>
-                </w14:shadow>
-                <w14:textOutline w14:w="0" w14:cap="flat" w14:cmpd="sng" w14:algn="ctr">
-                  <w14:noFill/>
-                  <w14:prstDash w14:val="solid"/>
-                  <w14:round/>
-                </w14:textOutline>
-              </w:rPr>
-              <w:t>[</w:t>
-            </w:r>
-            <w:proofErr w:type="gramEnd"/>
-            <w:r>
-              <w:rPr>
-                <w:rStyle w:val="IntenseEmphasis"/>
-                <w:rFonts w:eastAsia="Calibri Light"/>
-                <w:b w:val="0"/>
-                <w:bCs w:val="0"/>
-                <w:i w:val="0"/>
-                <w:iCs w:val="0"/>
-                <w:color w:val="000000" w:themeColor="text1"/>
-                <w:sz w:val="28"/>
-                <w:szCs w:val="28"/>
-                <w14:shadow w14:blurRad="38100" w14:dist="19050" w14:dir="2700000" w14:sx="100000" w14:sy="100000" w14:kx="0" w14:ky="0" w14:algn="tl">
-                  <w14:schemeClr w14:val="dk1">
-                    <w14:alpha w14:val="60000"/>
-                  </w14:schemeClr>
-                </w14:shadow>
-                <w14:textOutline w14:w="0" w14:cap="flat" w14:cmpd="sng" w14:algn="ctr">
-                  <w14:noFill/>
-                  <w14:prstDash w14:val="solid"/>
-                  <w14:round/>
-                </w14:textOutline>
-              </w:rPr>
-              <w:t>For Amani &amp; House)</w:t>
+              <w:t>(5 Piece)</w:t>
+            </w:r>
+            <w:r>
+              <w:rPr>
+                <w:rStyle w:val="IntenseEmphasis"/>
+                <w:rFonts w:eastAsia="Calibri Light"/>
+                <w:b w:val="0"/>
+                <w:bCs w:val="0"/>
+                <w:i w:val="0"/>
+                <w:iCs w:val="0"/>
+                <w:color w:val="000000" w:themeColor="text1"/>
+                <w:sz w:val="28"/>
+                <w:szCs w:val="28"/>
+                <w14:shadow w14:blurRad="38100" w14:dist="19050" w14:dir="2700000" w14:sx="100000" w14:sy="100000" w14:kx="0" w14:ky="0" w14:algn="tl">
+                  <w14:schemeClr w14:val="dk1">
+                    <w14:alpha w14:val="60000"/>
+                  </w14:schemeClr>
+                </w14:shadow>
+                <w14:textOutline w14:w="0" w14:cap="flat" w14:cmpd="sng" w14:algn="ctr">
+                  <w14:noFill/>
+                  <w14:prstDash w14:val="solid"/>
+                  <w14:round/>
+                </w14:textOutline>
+              </w:rPr>
+              <w:t>[For Amani &amp; House)</w:t>
             </w:r>
           </w:p>
         </w:tc>
@@ -12854,33 +12702,7 @@
                 <w:sz w:val="28"/>
                 <w:szCs w:val="28"/>
               </w:rPr>
-              <w:t xml:space="preserve"> </w:t>
-            </w:r>
-            <w:proofErr w:type="gramStart"/>
-            <w:r>
-              <w:rPr>
-                <w:rStyle w:val="IntenseEmphasis"/>
-                <w:rFonts w:eastAsia="Calibri Light"/>
-                <w:i w:val="0"/>
-                <w:iCs w:val="0"/>
-                <w:color w:val="ED7D31" w:themeColor="accent2"/>
-                <w:sz w:val="28"/>
-                <w:szCs w:val="28"/>
-              </w:rPr>
-              <w:t>For</w:t>
-            </w:r>
-            <w:proofErr w:type="gramEnd"/>
-            <w:r>
-              <w:rPr>
-                <w:rStyle w:val="IntenseEmphasis"/>
-                <w:rFonts w:eastAsia="Calibri Light"/>
-                <w:i w:val="0"/>
-                <w:iCs w:val="0"/>
-                <w:color w:val="ED7D31" w:themeColor="accent2"/>
-                <w:sz w:val="28"/>
-                <w:szCs w:val="28"/>
-              </w:rPr>
-              <w:t xml:space="preserve"> </w:t>
+              <w:t xml:space="preserve"> For </w:t>
             </w:r>
             <w:r>
               <w:rPr>
@@ -14715,57 +14537,55 @@
                   <w14:round/>
                 </w14:textOutline>
               </w:rPr>
-              <w:t xml:space="preserve"> </w:t>
-            </w:r>
-            <w:proofErr w:type="gramStart"/>
-            <w:r>
-              <w:rPr>
-                <w:rStyle w:val="IntenseEmphasis"/>
-                <w:rFonts w:eastAsia="Calibri Light"/>
-                <w:b w:val="0"/>
-                <w:bCs w:val="0"/>
-                <w:i w:val="0"/>
-                <w:iCs w:val="0"/>
-                <w:color w:val="000000" w:themeColor="text1"/>
-                <w:sz w:val="28"/>
-                <w:szCs w:val="28"/>
-                <w14:shadow w14:blurRad="38100" w14:dist="19050" w14:dir="2700000" w14:sx="100000" w14:sy="100000" w14:kx="0" w14:ky="0" w14:algn="tl">
-                  <w14:schemeClr w14:val="dk1">
-                    <w14:alpha w14:val="60000"/>
-                  </w14:schemeClr>
-                </w14:shadow>
-                <w14:textOutline w14:w="0" w14:cap="flat" w14:cmpd="sng" w14:algn="ctr">
-                  <w14:noFill/>
-                  <w14:prstDash w14:val="solid"/>
-                  <w14:round/>
-                </w14:textOutline>
-              </w:rPr>
-              <w:t>Team[</w:t>
-            </w:r>
-            <w:proofErr w:type="gramEnd"/>
-            <w:r>
-              <w:rPr>
-                <w:rStyle w:val="IntenseEmphasis"/>
-                <w:rFonts w:eastAsia="Calibri Light"/>
-                <w:b w:val="0"/>
-                <w:bCs w:val="0"/>
-                <w:i w:val="0"/>
-                <w:iCs w:val="0"/>
-                <w:color w:val="000000" w:themeColor="text1"/>
-                <w:sz w:val="28"/>
-                <w:szCs w:val="28"/>
-                <w14:shadow w14:blurRad="38100" w14:dist="19050" w14:dir="2700000" w14:sx="100000" w14:sy="100000" w14:kx="0" w14:ky="0" w14:algn="tl">
-                  <w14:schemeClr w14:val="dk1">
-                    <w14:alpha w14:val="60000"/>
-                  </w14:schemeClr>
-                </w14:shadow>
-                <w14:textOutline w14:w="0" w14:cap="flat" w14:cmpd="sng" w14:algn="ctr">
-                  <w14:noFill/>
-                  <w14:prstDash w14:val="solid"/>
-                  <w14:round/>
-                </w14:textOutline>
-              </w:rPr>
-              <w:t xml:space="preserve">8] </w:t>
+              <w:t xml:space="preserve"> Team[</w:t>
+            </w:r>
+            <w:r>
+              <w:rPr>
+                <w:rStyle w:val="IntenseEmphasis"/>
+                <w:rFonts w:eastAsia="Calibri Light"/>
+                <w:b w:val="0"/>
+                <w:bCs w:val="0"/>
+                <w:i w:val="0"/>
+                <w:iCs w:val="0"/>
+                <w:color w:val="000000" w:themeColor="text1"/>
+                <w:sz w:val="28"/>
+                <w:szCs w:val="28"/>
+                <w14:shadow w14:blurRad="38100" w14:dist="19050" w14:dir="2700000" w14:sx="100000" w14:sy="100000" w14:kx="0" w14:ky="0" w14:algn="tl">
+                  <w14:schemeClr w14:val="dk1">
+                    <w14:alpha w14:val="60000"/>
+                  </w14:schemeClr>
+                </w14:shadow>
+                <w14:textOutline w14:w="0" w14:cap="flat" w14:cmpd="sng" w14:algn="ctr">
+                  <w14:noFill/>
+                  <w14:prstDash w14:val="solid"/>
+                  <w14:round/>
+                </w14:textOutline>
+              </w:rPr>
+              <w:t>6</w:t>
+            </w:r>
+            <w:r>
+              <w:rPr>
+                <w:rStyle w:val="IntenseEmphasis"/>
+                <w:rFonts w:eastAsia="Calibri Light"/>
+                <w:b w:val="0"/>
+                <w:bCs w:val="0"/>
+                <w:i w:val="0"/>
+                <w:iCs w:val="0"/>
+                <w:color w:val="000000" w:themeColor="text1"/>
+                <w:sz w:val="28"/>
+                <w:szCs w:val="28"/>
+                <w14:shadow w14:blurRad="38100" w14:dist="19050" w14:dir="2700000" w14:sx="100000" w14:sy="100000" w14:kx="0" w14:ky="0" w14:algn="tl">
+                  <w14:schemeClr w14:val="dk1">
+                    <w14:alpha w14:val="60000"/>
+                  </w14:schemeClr>
+                </w14:shadow>
+                <w14:textOutline w14:w="0" w14:cap="flat" w14:cmpd="sng" w14:algn="ctr">
+                  <w14:noFill/>
+                  <w14:prstDash w14:val="solid"/>
+                  <w14:round/>
+                </w14:textOutline>
+              </w:rPr>
+              <w:t xml:space="preserve">] </w:t>
             </w:r>
           </w:p>
         </w:tc>
